--- a/CodeLit - must Haves.docx
+++ b/CodeLit - must Haves.docx
@@ -4,70 +4,210 @@
   <w:body>
     <w:p>
       <w:pPr>
+        <w:pStyle w:val="Heading1"/>
+        <w:keepNext w:val="0"/>
+        <w:keepLines w:val="0"/>
         <w:spacing w:after="240" w:before="240" w:lineRule="auto"/>
+        <w:rPr>
+          <w:b w:val="1"/>
+          <w:bCs w:val="1"/>
+          <w:sz w:val="50"/>
+          <w:szCs w:val="50"/>
+        </w:rPr>
+      </w:pPr>
+      <w:bookmarkStart w:colFirst="0" w:colLast="0" w:name="_bxp7dc5q8rz9" w:id="0"/>
+      <w:bookmarkEnd w:id="0"/>
+      <w:r>
+        <w:rPr>
+          <w:b w:val="1"/>
+          <w:bCs w:val="1"/>
+          <w:sz w:val="50"/>
+          <w:szCs w:val="50"/>
+          <w:rtl w:val="0"/>
+        </w:rPr>
+        <w:t xml:space="preserve">CodeLit</w:t>
+      </w:r>
+    </w:p>
+    <w:p>
+      <w:pPr>
+        <w:spacing w:after="240" w:before="240" w:lineRule="auto"/>
         <w:jc w:val="both"/>
         <w:rPr/>
       </w:pPr>
       <w:r>
         <w:rPr>
-          <w:b w:val="1"/>
-          <w:bCs w:val="1"/>
-          <w:rtl w:val="0"/>
-        </w:rPr>
-        <w:t xml:space="preserve">Title</w:t>
-      </w:r>
-      <w:r>
-        <w:rPr>
-          <w:rtl w:val="0"/>
-        </w:rPr>
-        <w:t xml:space="preserve"> CodeLit: A Standalone LAN-Based Windows Desktop Application for Secure Exam Lockdown and Automated Programming Assessment in Philippine Computing Education</w:t>
+          <w:rtl w:val="0"/>
+        </w:rPr>
+        <w:t xml:space="preserve">A Windows Desktop Application for Secure Exam Lockdown and Automated Programming Assessment in Philippine Computing Education </w:t>
       </w:r>
     </w:p>
     <w:p>
       <w:pPr>
         <w:spacing w:after="240" w:before="240" w:lineRule="auto"/>
-        <w:jc w:val="both"/>
+        <w:rPr>
+          <w:b w:val="1"/>
+          <w:bCs w:val="1"/>
+        </w:rPr>
+      </w:pPr>
+      <w:r>
+        <w:rPr>
+          <w:b w:val="1"/>
+          <w:bCs w:val="1"/>
+          <w:rtl w:val="0"/>
+        </w:rPr>
+        <w:t xml:space="preserve">Proponents:</w:t>
+      </w:r>
+    </w:p>
+    <w:p>
+      <w:pPr>
+        <w:spacing w:before="240" w:lineRule="auto"/>
+        <w:ind w:left="1080" w:hanging="360"/>
         <w:rPr/>
       </w:pPr>
       <w:r>
         <w:rPr>
-          <w:b w:val="1"/>
-          <w:bCs w:val="1"/>
-          <w:rtl w:val="0"/>
-        </w:rPr>
-        <w:t xml:space="preserve">Description</w:t>
-      </w:r>
-      <w:r>
-        <w:rPr>
-          <w:rtl w:val="0"/>
-        </w:rPr>
-        <w:t xml:space="preserve"> </w:t>
-        <w:br w:type="textWrapping"/>
-        <w:t xml:space="preserve">CodeLit is a standalone Windows desktop application that combines system-wide exam lockdown with automated programming assessment into one fully localized, LAN-based platform built for Philippine computing education. Teachers build and deploy exams, students join via a class code with no account needed, and everything runs entirely on the school's local network. No internet connection, no cloud subscription, and no third-party grading service is required. </w:t>
-        <w:br w:type="textWrapping"/>
-      </w:r>
-    </w:p>
-    <w:p>
-      <w:pPr>
+          <w:rtl w:val="0"/>
+        </w:rPr>
+        <w:t xml:space="preserve">●</w:t>
+      </w:r>
+      <w:r>
+        <w:rPr>
+          <w:sz w:val="14"/>
+          <w:szCs w:val="14"/>
+          <w:rtl w:val="0"/>
+        </w:rPr>
+        <w:t xml:space="preserve">        </w:t>
+      </w:r>
+      <w:r>
+        <w:rPr>
+          <w:rtl w:val="0"/>
+        </w:rPr>
+        <w:t xml:space="preserve">Aratia, Brian Joseph B.</w:t>
+      </w:r>
+      <w:r>
+        <w:rPr>
+          <w:rtl w:val="0"/>
+        </w:rPr>
+      </w:r>
+    </w:p>
+    <w:p>
+      <w:pPr>
+        <w:ind w:left="1080" w:hanging="360"/>
+        <w:rPr/>
+      </w:pPr>
+      <w:r>
+        <w:rPr>
+          <w:rtl w:val="0"/>
+        </w:rPr>
+        <w:t xml:space="preserve">●</w:t>
+      </w:r>
+      <w:r>
+        <w:rPr>
+          <w:sz w:val="14"/>
+          <w:szCs w:val="14"/>
+          <w:rtl w:val="0"/>
+        </w:rPr>
+        <w:t xml:space="preserve">        </w:t>
+      </w:r>
+      <w:r>
+        <w:rPr>
+          <w:rtl w:val="0"/>
+        </w:rPr>
+        <w:t xml:space="preserve">Avelino, Robert Emmanuel C.</w:t>
+      </w:r>
+      <w:r>
+        <w:rPr>
+          <w:rtl w:val="0"/>
+        </w:rPr>
+      </w:r>
+    </w:p>
+    <w:p>
+      <w:pPr>
+        <w:spacing w:after="240" w:lineRule="auto"/>
+        <w:ind w:left="1080" w:hanging="360"/>
+        <w:rPr/>
+      </w:pPr>
+      <w:r>
+        <w:rPr>
+          <w:rtl w:val="0"/>
+        </w:rPr>
+        <w:t xml:space="preserve">●</w:t>
+      </w:r>
+      <w:r>
+        <w:rPr>
+          <w:sz w:val="14"/>
+          <w:szCs w:val="14"/>
+          <w:rtl w:val="0"/>
+        </w:rPr>
+        <w:t xml:space="preserve">        </w:t>
+      </w:r>
+      <w:r>
+        <w:rPr>
+          <w:rtl w:val="0"/>
+        </w:rPr>
+        <w:t xml:space="preserve">Perez, Mel Stephen A.</w:t>
+      </w:r>
+      <w:r>
+        <w:rPr>
+          <w:rtl w:val="0"/>
+        </w:rPr>
+      </w:r>
+    </w:p>
+    <w:p>
+      <w:pPr>
+        <w:pStyle w:val="Heading1"/>
+        <w:keepNext w:val="0"/>
+        <w:keepLines w:val="0"/>
         <w:spacing w:after="240" w:before="240" w:lineRule="auto"/>
+        <w:rPr>
+          <w:b w:val="1"/>
+          <w:bCs w:val="1"/>
+          <w:sz w:val="46"/>
+          <w:szCs w:val="46"/>
+        </w:rPr>
+      </w:pPr>
+      <w:bookmarkStart w:colFirst="0" w:colLast="0" w:name="_hjivvfwakbpy" w:id="1"/>
+      <w:bookmarkEnd w:id="1"/>
+      <w:r>
+        <w:rPr>
+          <w:b w:val="1"/>
+          <w:bCs w:val="1"/>
+          <w:sz w:val="46"/>
+          <w:szCs w:val="46"/>
+          <w:rtl w:val="0"/>
+        </w:rPr>
+        <w:t xml:space="preserve">MUST-HAVES</w:t>
+      </w:r>
+    </w:p>
+    <w:p>
+      <w:pPr>
+        <w:spacing w:after="240" w:before="240" w:lineRule="auto"/>
+        <w:jc w:val="both"/>
+        <w:rPr>
+          <w:b w:val="1"/>
+          <w:bCs w:val="1"/>
+        </w:rPr>
+      </w:pPr>
+      <w:r>
+        <w:rPr>
+          <w:b w:val="1"/>
+          <w:bCs w:val="1"/>
+          <w:rtl w:val="0"/>
+        </w:rPr>
+        <w:t xml:space="preserve">1. System-Wide Exam Lockdown (Windows API Level)</w:t>
+      </w:r>
+    </w:p>
+    <w:p>
+      <w:pPr>
+        <w:spacing w:after="240" w:before="240" w:lineRule="auto"/>
         <w:jc w:val="both"/>
         <w:rPr/>
       </w:pPr>
       <w:r>
         <w:rPr>
-          <w:b w:val="1"/>
-          <w:bCs w:val="1"/>
-          <w:rtl w:val="0"/>
-        </w:rPr>
-        <w:t xml:space="preserve">Problem Statement</w:t>
-      </w:r>
-      <w:r>
-        <w:rPr>
-          <w:rtl w:val="0"/>
-        </w:rPr>
-        <w:t xml:space="preserve"> </w:t>
-        <w:br w:type="textWrapping"/>
-        <w:t xml:space="preserve">Philippine computing teachers currently have no single tool that can both restrict a student's desktop environment and automatically grade code. Existing exam security tools can lock the screen but have no ability to evaluate student submissions. Cloud-based coding assessment platforms can grade code but run entirely online with no desktop enforcement, leaving students free to switch applications, copy-paste answers, or use AI tools during an exam. Using both types of tools simultaneously is not feasible in a live exam setting.</w:t>
+          <w:rtl w:val="0"/>
+        </w:rPr>
+        <w:t xml:space="preserve">When referring to OS-level lockdown in this project, the term describes system-wide input interception using low-level Windows API hooks, not kernel-driver programming. Specifically, the application uses SetWindowsHookEx with the WH_KEYBOARD_LL flag to intercept all keyboard input at the Windows message pipeline before any other application or shell component can act on it. This is the same technical approach used by commercial exam security browsers. It is implemented in userspace (Ring 3) and requires no kernel driver.</w:t>
       </w:r>
     </w:p>
     <w:p>
@@ -80,68 +220,6 @@
         <w:rPr>
           <w:rtl w:val="0"/>
         </w:rPr>
-        <w:t xml:space="preserve">Beyond the security gap, cloud-based platforms require stable internet connectivity and recurring subscription fees that many provincial schools and state universities in the Philippines cannot reliably sustain. No existing tool consolidates system-wide lockdown, automated code execution, and traditional question types into one installed, offline-capable application.</w:t>
-      </w:r>
-    </w:p>
-    <w:p>
-      <w:pPr>
-        <w:spacing w:after="240" w:before="240" w:lineRule="auto"/>
-        <w:jc w:val="both"/>
-        <w:rPr>
-          <w:b w:val="1"/>
-          <w:bCs w:val="1"/>
-        </w:rPr>
-      </w:pPr>
-      <w:r>
-        <w:rPr>
-          <w:b w:val="1"/>
-          <w:bCs w:val="1"/>
-          <w:rtl w:val="0"/>
-        </w:rPr>
-        <w:t xml:space="preserve">MUST HAVES</w:t>
-      </w:r>
-    </w:p>
-    <w:p>
-      <w:pPr>
-        <w:spacing w:after="240" w:before="240" w:lineRule="auto"/>
-        <w:jc w:val="both"/>
-        <w:rPr>
-          <w:b w:val="1"/>
-          <w:bCs w:val="1"/>
-        </w:rPr>
-      </w:pPr>
-      <w:r>
-        <w:rPr>
-          <w:b w:val="1"/>
-          <w:bCs w:val="1"/>
-          <w:rtl w:val="0"/>
-        </w:rPr>
-        <w:t xml:space="preserve">1. System-Wide Exam Lockdown (Windows API Level)</w:t>
-      </w:r>
-    </w:p>
-    <w:p>
-      <w:pPr>
-        <w:spacing w:after="240" w:before="240" w:lineRule="auto"/>
-        <w:jc w:val="both"/>
-        <w:rPr/>
-      </w:pPr>
-      <w:r>
-        <w:rPr>
-          <w:rtl w:val="0"/>
-        </w:rPr>
-        <w:t xml:space="preserve">When referring to OS-level lockdown in this project, the term describes system-wide input interception using low-level Windows API hooks, not kernel-driver programming. Specifically, the application uses SetWindowsHookEx with the WH_KEYBOARD_LL flag to intercept all keyboard input at the Windows message pipeline before any other application or shell component can act on it. This is the same technical approach used by commercial exam security browsers. It is implemented in userspace (Ring 3) and requires no kernel driver.</w:t>
-      </w:r>
-    </w:p>
-    <w:p>
-      <w:pPr>
-        <w:spacing w:after="240" w:before="240" w:lineRule="auto"/>
-        <w:jc w:val="both"/>
-        <w:rPr/>
-      </w:pPr>
-      <w:r>
-        <w:rPr>
-          <w:rtl w:val="0"/>
-        </w:rPr>
         <w:t xml:space="preserve">What this lockdown covers:</w:t>
       </w:r>
     </w:p>
@@ -149,10 +227,11 @@
       <w:pPr>
         <w:numPr>
           <w:ilvl w:val="0"/>
-          <w:numId w:val="3"/>
+          <w:numId w:val="6"/>
         </w:numPr>
         <w:spacing w:after="0" w:afterAutospacing="0" w:before="240" w:lineRule="auto"/>
         <w:ind w:left="720" w:hanging="360"/>
+        <w:jc w:val="both"/>
       </w:pPr>
       <w:r>
         <w:rPr>
@@ -165,10 +244,11 @@
       <w:pPr>
         <w:numPr>
           <w:ilvl w:val="0"/>
-          <w:numId w:val="3"/>
+          <w:numId w:val="6"/>
         </w:numPr>
         <w:spacing w:after="0" w:afterAutospacing="0" w:before="0" w:beforeAutospacing="0" w:lineRule="auto"/>
         <w:ind w:left="720" w:hanging="360"/>
+        <w:jc w:val="both"/>
       </w:pPr>
       <w:r>
         <w:rPr>
@@ -181,10 +261,11 @@
       <w:pPr>
         <w:numPr>
           <w:ilvl w:val="1"/>
-          <w:numId w:val="3"/>
+          <w:numId w:val="6"/>
         </w:numPr>
         <w:spacing w:after="0" w:afterAutospacing="0" w:before="0" w:beforeAutospacing="0" w:lineRule="auto"/>
         <w:ind w:left="1440" w:hanging="360"/>
+        <w:jc w:val="both"/>
       </w:pPr>
       <w:r>
         <w:rPr>
@@ -197,10 +278,11 @@
       <w:pPr>
         <w:numPr>
           <w:ilvl w:val="1"/>
-          <w:numId w:val="3"/>
+          <w:numId w:val="6"/>
         </w:numPr>
         <w:spacing w:after="0" w:afterAutospacing="0" w:before="0" w:beforeAutospacing="0" w:lineRule="auto"/>
         <w:ind w:left="1440" w:hanging="360"/>
+        <w:jc w:val="both"/>
       </w:pPr>
       <w:r>
         <w:rPr>
@@ -213,10 +295,11 @@
       <w:pPr>
         <w:numPr>
           <w:ilvl w:val="1"/>
-          <w:numId w:val="3"/>
+          <w:numId w:val="6"/>
         </w:numPr>
         <w:spacing w:after="0" w:afterAutospacing="0" w:before="0" w:beforeAutospacing="0" w:lineRule="auto"/>
         <w:ind w:left="1440" w:hanging="360"/>
+        <w:jc w:val="both"/>
       </w:pPr>
       <w:r>
         <w:rPr>
@@ -229,10 +312,11 @@
       <w:pPr>
         <w:numPr>
           <w:ilvl w:val="1"/>
-          <w:numId w:val="3"/>
+          <w:numId w:val="6"/>
         </w:numPr>
         <w:spacing w:after="0" w:afterAutospacing="0" w:before="0" w:beforeAutospacing="0" w:lineRule="auto"/>
         <w:ind w:left="1440" w:hanging="360"/>
+        <w:jc w:val="both"/>
       </w:pPr>
       <w:r>
         <w:rPr>
@@ -245,10 +329,11 @@
       <w:pPr>
         <w:numPr>
           <w:ilvl w:val="1"/>
-          <w:numId w:val="3"/>
+          <w:numId w:val="6"/>
         </w:numPr>
         <w:spacing w:after="0" w:afterAutospacing="0" w:before="0" w:beforeAutospacing="0" w:lineRule="auto"/>
         <w:ind w:left="1440" w:hanging="360"/>
+        <w:jc w:val="both"/>
       </w:pPr>
       <w:r>
         <w:rPr>
@@ -261,16 +346,249 @@
       <w:pPr>
         <w:numPr>
           <w:ilvl w:val="0"/>
+          <w:numId w:val="6"/>
+        </w:numPr>
+        <w:spacing w:after="0" w:afterAutospacing="0" w:before="0" w:beforeAutospacing="0" w:lineRule="auto"/>
+        <w:ind w:left="720" w:hanging="360"/>
+        <w:jc w:val="both"/>
+      </w:pPr>
+      <w:r>
+        <w:rPr>
+          <w:rtl w:val="0"/>
+        </w:rPr>
+        <w:t xml:space="preserve">A fullscreen, always-on-top kiosk window captures focus so no background application can receive input</w:t>
+      </w:r>
+    </w:p>
+    <w:p>
+      <w:pPr>
+        <w:numPr>
+          <w:ilvl w:val="0"/>
+          <w:numId w:val="6"/>
+        </w:numPr>
+        <w:spacing w:after="0" w:afterAutospacing="0" w:before="0" w:beforeAutospacing="0" w:lineRule="auto"/>
+        <w:ind w:left="720" w:hanging="360"/>
+        <w:jc w:val="both"/>
+      </w:pPr>
+      <w:r>
+        <w:rPr>
+          <w:rtl w:val="0"/>
+        </w:rPr>
+        <w:t xml:space="preserve">Active process monitoring detects and flags any attempt to open disallowed applications</w:t>
+      </w:r>
+    </w:p>
+    <w:p>
+      <w:pPr>
+        <w:numPr>
+          <w:ilvl w:val="0"/>
+          <w:numId w:val="6"/>
+        </w:numPr>
+        <w:spacing w:after="0" w:afterAutospacing="0" w:before="0" w:beforeAutospacing="0" w:lineRule="auto"/>
+        <w:ind w:left="720" w:hanging="360"/>
+        <w:jc w:val="both"/>
+      </w:pPr>
+      <w:r>
+        <w:rPr>
+          <w:rtl w:val="0"/>
+        </w:rPr>
+        <w:t xml:space="preserve">Any bypass attempt is silently logged with a timestamp and flagged immediately on the teacher dashboard</w:t>
+      </w:r>
+    </w:p>
+    <w:p>
+      <w:pPr>
+        <w:numPr>
+          <w:ilvl w:val="0"/>
+          <w:numId w:val="6"/>
+        </w:numPr>
+        <w:spacing w:after="240" w:before="0" w:beforeAutospacing="0" w:lineRule="auto"/>
+        <w:ind w:left="720" w:hanging="360"/>
+        <w:jc w:val="both"/>
+      </w:pPr>
+      <w:r>
+        <w:rPr>
+          <w:rtl w:val="0"/>
+        </w:rPr>
+        <w:t xml:space="preserve">Lockdown is lifted only when the teacher explicitly ends the exam session</w:t>
+      </w:r>
+    </w:p>
+    <w:p>
+      <w:pPr>
+        <w:spacing w:after="240" w:before="240" w:lineRule="auto"/>
+        <w:jc w:val="both"/>
+        <w:rPr>
+          <w:b w:val="1"/>
+          <w:bCs w:val="1"/>
+        </w:rPr>
+      </w:pPr>
+      <w:r>
+        <w:rPr>
+          <w:b w:val="1"/>
+          <w:bCs w:val="1"/>
+          <w:rtl w:val="0"/>
+        </w:rPr>
+        <w:t xml:space="preserve">2. Live Teacher Monitoring Dashboard (Web-Based)</w:t>
+      </w:r>
+    </w:p>
+    <w:p>
+      <w:pPr>
+        <w:spacing w:after="240" w:before="240" w:lineRule="auto"/>
+        <w:jc w:val="both"/>
+        <w:rPr/>
+      </w:pPr>
+      <w:r>
+        <w:rPr>
+          <w:rtl w:val="0"/>
+        </w:rPr>
+        <w:t xml:space="preserve">The teacher dashboard runs in a web browser and is accessible through the cloud-based platform, providing real-time visibility into the entire exam session. It provides real-time visibility into the entire exam session.</w:t>
+      </w:r>
+    </w:p>
+    <w:p>
+      <w:pPr>
+        <w:numPr>
+          <w:ilvl w:val="0"/>
+          <w:numId w:val="5"/>
+        </w:numPr>
+        <w:spacing w:after="0" w:afterAutospacing="0" w:before="240" w:lineRule="auto"/>
+        <w:ind w:left="720" w:hanging="360"/>
+        <w:jc w:val="both"/>
+      </w:pPr>
+      <w:r>
+        <w:rPr>
+          <w:rtl w:val="0"/>
+        </w:rPr>
+        <w:t xml:space="preserve">Displays all connected students, their current question, and their progress status in real time</w:t>
+      </w:r>
+    </w:p>
+    <w:p>
+      <w:pPr>
+        <w:numPr>
+          <w:ilvl w:val="0"/>
+          <w:numId w:val="5"/>
+        </w:numPr>
+        <w:spacing w:after="0" w:afterAutospacing="0" w:before="0" w:beforeAutospacing="0" w:lineRule="auto"/>
+        <w:ind w:left="720" w:hanging="360"/>
+        <w:jc w:val="both"/>
+      </w:pPr>
+      <w:r>
+        <w:rPr>
+          <w:rtl w:val="0"/>
+        </w:rPr>
+        <w:t xml:space="preserve">Violation alerts appear instantly showing the student name, violation type, and exact timestamp</w:t>
+      </w:r>
+    </w:p>
+    <w:p>
+      <w:pPr>
+        <w:numPr>
+          <w:ilvl w:val="0"/>
+          <w:numId w:val="5"/>
+        </w:numPr>
+        <w:spacing w:after="0" w:afterAutospacing="0" w:before="0" w:beforeAutospacing="0" w:lineRule="auto"/>
+        <w:ind w:left="720" w:hanging="360"/>
+        <w:jc w:val="both"/>
+      </w:pPr>
+      <w:r>
+        <w:rPr>
+          <w:rtl w:val="0"/>
+        </w:rPr>
+        <w:t xml:space="preserve">Teacher can end the entire exam session or remove a specific student directly from the dashboard</w:t>
+      </w:r>
+    </w:p>
+    <w:p>
+      <w:pPr>
+        <w:numPr>
+          <w:ilvl w:val="0"/>
+          <w:numId w:val="5"/>
+        </w:numPr>
+        <w:spacing w:after="0" w:afterAutospacing="0" w:before="0" w:beforeAutospacing="0" w:lineRule="auto"/>
+        <w:ind w:left="720" w:hanging="360"/>
+        <w:jc w:val="both"/>
+      </w:pPr>
+      <w:r>
+        <w:rPr>
+          <w:rtl w:val="0"/>
+        </w:rPr>
+        <w:t xml:space="preserve">Student movement tracker logs every action taken during the exam, including question navigation, focus changes, and submission events</w:t>
+      </w:r>
+    </w:p>
+    <w:p>
+      <w:pPr>
+        <w:numPr>
+          <w:ilvl w:val="0"/>
+          <w:numId w:val="5"/>
+        </w:numPr>
+        <w:spacing w:after="240" w:before="0" w:beforeAutospacing="0" w:lineRule="auto"/>
+        <w:ind w:left="720" w:hanging="360"/>
+        <w:jc w:val="both"/>
+      </w:pPr>
+      <w:r>
+        <w:rPr>
+          <w:rtl w:val="0"/>
+        </w:rPr>
+        <w:t xml:space="preserve">Score analytics are displayed after the exam, including per-student breakdowns and question-level performance</w:t>
+      </w:r>
+    </w:p>
+    <w:p>
+      <w:pPr>
+        <w:spacing w:after="240" w:before="240" w:lineRule="auto"/>
+        <w:jc w:val="both"/>
+        <w:rPr>
+          <w:b w:val="1"/>
+          <w:bCs w:val="1"/>
+        </w:rPr>
+      </w:pPr>
+      <w:r>
+        <w:rPr>
+          <w:b w:val="1"/>
+          <w:bCs w:val="1"/>
+          <w:rtl w:val="0"/>
+        </w:rPr>
+        <w:t xml:space="preserve">3. Local Code Compiler and Automated Assessment Engine </w:t>
+      </w:r>
+    </w:p>
+    <w:p>
+      <w:pPr>
+        <w:spacing w:after="240" w:before="240" w:lineRule="auto"/>
+        <w:jc w:val="both"/>
+        <w:rPr/>
+      </w:pPr>
+      <w:r>
+        <w:rPr>
+          <w:rtl w:val="0"/>
+        </w:rPr>
+        <w:t xml:space="preserve">The platform runs its own code execution engine locally. No external grading API or internet connection is involved.</w:t>
+      </w:r>
+    </w:p>
+    <w:p>
+      <w:pPr>
+        <w:numPr>
+          <w:ilvl w:val="0"/>
           <w:numId w:val="3"/>
         </w:numPr>
+        <w:spacing w:after="0" w:afterAutospacing="0" w:before="240" w:lineRule="auto"/>
+        <w:ind w:left="720" w:hanging="360"/>
+        <w:jc w:val="both"/>
+      </w:pPr>
+      <w:r>
+        <w:rPr>
+          <w:rtl w:val="0"/>
+        </w:rPr>
+        <w:t xml:space="preserve">Supports C and Java using compiler and runtime tools pre-installed on the host machine (GCC for C, JDK for Java)</w:t>
+      </w:r>
+    </w:p>
+    <w:p>
+      <w:pPr>
+        <w:numPr>
+          <w:ilvl w:val="0"/>
+          <w:numId w:val="3"/>
+        </w:numPr>
         <w:spacing w:after="0" w:afterAutospacing="0" w:before="0" w:beforeAutospacing="0" w:lineRule="auto"/>
         <w:ind w:left="720" w:hanging="360"/>
-      </w:pPr>
-      <w:r>
-        <w:rPr>
-          <w:rtl w:val="0"/>
-        </w:rPr>
-        <w:t xml:space="preserve">A fullscreen, always-on-top kiosk window captures focus so no background application can receive input</w:t>
+        <w:jc w:val="both"/>
+      </w:pPr>
+      <w:r>
+        <w:rPr>
+          <w:rtl w:val="0"/>
+        </w:rPr>
+        <w:t xml:space="preserve">On submission, the engine compiles the student's code, runs it against hidden teacher-defined test cases, compares output, and returns a pass/fail result with partial credit scoring</w:t>
       </w:r>
     </w:p>
     <w:p>
@@ -281,12 +599,13 @@
         </w:numPr>
         <w:spacing w:after="0" w:afterAutospacing="0" w:before="0" w:beforeAutospacing="0" w:lineRule="auto"/>
         <w:ind w:left="720" w:hanging="360"/>
-      </w:pPr>
-      <w:r>
-        <w:rPr>
-          <w:rtl w:val="0"/>
-        </w:rPr>
-        <w:t xml:space="preserve">Active process monitoring detects and flags any attempt to open disallowed applications</w:t>
+        <w:jc w:val="both"/>
+      </w:pPr>
+      <w:r>
+        <w:rPr>
+          <w:rtl w:val="0"/>
+        </w:rPr>
+        <w:t xml:space="preserve">Each execution runs in process isolation with a configurable time limit and automatic temporary file cleanup</w:t>
       </w:r>
     </w:p>
     <w:p>
@@ -295,925 +614,1004 @@
           <w:ilvl w:val="0"/>
           <w:numId w:val="3"/>
         </w:numPr>
+        <w:spacing w:after="240" w:before="0" w:beforeAutospacing="0" w:lineRule="auto"/>
+        <w:ind w:left="720" w:hanging="360"/>
+        <w:jc w:val="both"/>
+      </w:pPr>
+      <w:r>
+        <w:rPr>
+          <w:rtl w:val="0"/>
+        </w:rPr>
+        <w:t xml:space="preserve">One student's submission cannot affect another's execution environment</w:t>
+      </w:r>
+    </w:p>
+    <w:p>
+      <w:pPr>
+        <w:spacing w:after="240" w:before="240" w:lineRule="auto"/>
+        <w:jc w:val="both"/>
+        <w:rPr>
+          <w:b w:val="1"/>
+          <w:bCs w:val="1"/>
+        </w:rPr>
+      </w:pPr>
+      <w:r>
+        <w:rPr>
+          <w:b w:val="1"/>
+          <w:bCs w:val="1"/>
+          <w:rtl w:val="0"/>
+        </w:rPr>
+        <w:t xml:space="preserve">4. Multi-Type Exam Builder</w:t>
+      </w:r>
+    </w:p>
+    <w:p>
+      <w:pPr>
+        <w:spacing w:after="240" w:before="240" w:lineRule="auto"/>
+        <w:jc w:val="both"/>
+        <w:rPr/>
+      </w:pPr>
+      <w:r>
+        <w:rPr>
+          <w:rtl w:val="0"/>
+        </w:rPr>
+        <w:t xml:space="preserve">Teachers build exams entirely through the web-based teacher portal. A single exam can combine any mix of the following question types:</w:t>
+      </w:r>
+    </w:p>
+    <w:p>
+      <w:pPr>
+        <w:numPr>
+          <w:ilvl w:val="0"/>
+          <w:numId w:val="8"/>
+        </w:numPr>
+        <w:spacing w:after="0" w:afterAutospacing="0" w:before="240" w:lineRule="auto"/>
+        <w:ind w:left="720" w:hanging="360"/>
+        <w:jc w:val="both"/>
+      </w:pPr>
+      <w:r>
+        <w:rPr>
+          <w:rtl w:val="0"/>
+        </w:rPr>
+        <w:t xml:space="preserve">Multiple Choice</w:t>
+      </w:r>
+    </w:p>
+    <w:p>
+      <w:pPr>
+        <w:numPr>
+          <w:ilvl w:val="0"/>
+          <w:numId w:val="8"/>
+        </w:numPr>
         <w:spacing w:after="0" w:afterAutospacing="0" w:before="0" w:beforeAutospacing="0" w:lineRule="auto"/>
         <w:ind w:left="720" w:hanging="360"/>
-      </w:pPr>
-      <w:r>
-        <w:rPr>
-          <w:rtl w:val="0"/>
-        </w:rPr>
-        <w:t xml:space="preserve">Any bypass attempt is silently logged with a timestamp and flagged immediately on the teacher dashboard</w:t>
-      </w:r>
-    </w:p>
-    <w:p>
-      <w:pPr>
-        <w:numPr>
-          <w:ilvl w:val="0"/>
-          <w:numId w:val="3"/>
+        <w:jc w:val="both"/>
+      </w:pPr>
+      <w:r>
+        <w:rPr>
+          <w:rtl w:val="0"/>
+        </w:rPr>
+        <w:t xml:space="preserve">True or False</w:t>
+      </w:r>
+    </w:p>
+    <w:p>
+      <w:pPr>
+        <w:numPr>
+          <w:ilvl w:val="0"/>
+          <w:numId w:val="8"/>
+        </w:numPr>
+        <w:spacing w:after="0" w:afterAutospacing="0" w:before="0" w:beforeAutospacing="0" w:lineRule="auto"/>
+        <w:ind w:left="720" w:hanging="360"/>
+        <w:jc w:val="both"/>
+      </w:pPr>
+      <w:r>
+        <w:rPr>
+          <w:rtl w:val="0"/>
+        </w:rPr>
+        <w:t xml:space="preserve">Short Answer</w:t>
+      </w:r>
+    </w:p>
+    <w:p>
+      <w:pPr>
+        <w:numPr>
+          <w:ilvl w:val="0"/>
+          <w:numId w:val="8"/>
+        </w:numPr>
+        <w:spacing w:after="0" w:afterAutospacing="0" w:before="0" w:beforeAutospacing="0" w:lineRule="auto"/>
+        <w:ind w:left="720" w:hanging="360"/>
+        <w:jc w:val="both"/>
+      </w:pPr>
+      <w:r>
+        <w:rPr>
+          <w:rtl w:val="0"/>
+        </w:rPr>
+        <w:t xml:space="preserve">Fill-in-the-Blank</w:t>
+      </w:r>
+    </w:p>
+    <w:p>
+      <w:pPr>
+        <w:numPr>
+          <w:ilvl w:val="0"/>
+          <w:numId w:val="8"/>
         </w:numPr>
         <w:spacing w:after="240" w:before="0" w:beforeAutospacing="0" w:lineRule="auto"/>
         <w:ind w:left="720" w:hanging="360"/>
-      </w:pPr>
-      <w:r>
-        <w:rPr>
-          <w:rtl w:val="0"/>
-        </w:rPr>
-        <w:t xml:space="preserve">Lockdown is lifted only when the teacher explicitly ends the exam session</w:t>
+        <w:jc w:val="both"/>
+      </w:pPr>
+      <w:r>
+        <w:rPr>
+          <w:rtl w:val="0"/>
+        </w:rPr>
+        <w:t xml:space="preserve">Live Coding</w:t>
       </w:r>
     </w:p>
     <w:p>
       <w:pPr>
         <w:spacing w:after="240" w:before="240" w:lineRule="auto"/>
         <w:jc w:val="both"/>
-        <w:rPr>
-          <w:b w:val="1"/>
-          <w:bCs w:val="1"/>
-        </w:rPr>
-      </w:pPr>
-      <w:r>
-        <w:rPr>
-          <w:b w:val="1"/>
-          <w:bCs w:val="1"/>
-          <w:rtl w:val="0"/>
-        </w:rPr>
-        <w:t xml:space="preserve">2. Live Teacher Monitoring Dashboard (Web-Based)</w:t>
+        <w:rPr/>
+      </w:pPr>
+      <w:r>
+        <w:rPr>
+          <w:rtl w:val="0"/>
+        </w:rPr>
+        <w:t xml:space="preserve">Additional exam builder features:</w:t>
+      </w:r>
+    </w:p>
+    <w:p>
+      <w:pPr>
+        <w:numPr>
+          <w:ilvl w:val="0"/>
+          <w:numId w:val="9"/>
+        </w:numPr>
+        <w:spacing w:after="0" w:afterAutospacing="0" w:before="240" w:lineRule="auto"/>
+        <w:ind w:left="720" w:hanging="360"/>
+        <w:jc w:val="both"/>
+      </w:pPr>
+      <w:r>
+        <w:rPr>
+          <w:rtl w:val="0"/>
+        </w:rPr>
+        <w:t xml:space="preserve">For coding questions, teachers define hidden test cases and expected outputs during setup. Students never see these.</w:t>
+      </w:r>
+    </w:p>
+    <w:p>
+      <w:pPr>
+        <w:numPr>
+          <w:ilvl w:val="0"/>
+          <w:numId w:val="9"/>
+        </w:numPr>
+        <w:spacing w:after="0" w:afterAutospacing="0" w:before="0" w:beforeAutospacing="0" w:lineRule="auto"/>
+        <w:ind w:left="720" w:hanging="360"/>
+        <w:jc w:val="both"/>
+      </w:pPr>
+      <w:r>
+        <w:rPr>
+          <w:rtl w:val="0"/>
+        </w:rPr>
+        <w:t xml:space="preserve">Question order can be randomized per student to reduce answer sharing</w:t>
+      </w:r>
+    </w:p>
+    <w:p>
+      <w:pPr>
+        <w:numPr>
+          <w:ilvl w:val="0"/>
+          <w:numId w:val="9"/>
+        </w:numPr>
+        <w:spacing w:after="240" w:before="0" w:beforeAutospacing="0" w:lineRule="auto"/>
+        <w:ind w:left="720" w:hanging="360"/>
+        <w:jc w:val="both"/>
+      </w:pPr>
+      <w:r>
+        <w:rPr>
+          <w:rtl w:val="0"/>
+        </w:rPr>
+        <w:t xml:space="preserve">The teacher portal is web-based and accessible through the cloud-based platform from any authorized device. </w:t>
       </w:r>
     </w:p>
     <w:p>
       <w:pPr>
         <w:spacing w:after="240" w:before="240" w:lineRule="auto"/>
         <w:jc w:val="both"/>
+        <w:rPr>
+          <w:b w:val="1"/>
+          <w:bCs w:val="1"/>
+        </w:rPr>
+      </w:pPr>
+      <w:r>
+        <w:rPr>
+          <w:b w:val="1"/>
+          <w:bCs w:val="1"/>
+          <w:rtl w:val="0"/>
+        </w:rPr>
+        <w:t xml:space="preserve">5. In-App Code Editor for Students</w:t>
+      </w:r>
+    </w:p>
+    <w:p>
+      <w:pPr>
+        <w:numPr>
+          <w:ilvl w:val="0"/>
+          <w:numId w:val="10"/>
+        </w:numPr>
+        <w:spacing w:after="0" w:afterAutospacing="0" w:before="240" w:lineRule="auto"/>
+        <w:ind w:left="720" w:hanging="360"/>
+        <w:jc w:val="both"/>
+      </w:pPr>
+      <w:r>
+        <w:rPr>
+          <w:rtl w:val="0"/>
+        </w:rPr>
+        <w:t xml:space="preserve">Students write and run code inside a built-in Monaco editor (the same engine powering Visual Studio Code) rendered within the locked application window</w:t>
+      </w:r>
+    </w:p>
+    <w:p>
+      <w:pPr>
+        <w:numPr>
+          <w:ilvl w:val="0"/>
+          <w:numId w:val="10"/>
+        </w:numPr>
+        <w:spacing w:after="0" w:afterAutospacing="0" w:before="0" w:beforeAutospacing="0" w:lineRule="auto"/>
+        <w:ind w:left="720" w:hanging="360"/>
+        <w:jc w:val="both"/>
+      </w:pPr>
+      <w:r>
+        <w:rPr>
+          <w:rtl w:val="0"/>
+        </w:rPr>
+        <w:t xml:space="preserve">Students can run their code against visible sample test cases before final submission</w:t>
+      </w:r>
+    </w:p>
+    <w:p>
+      <w:pPr>
+        <w:numPr>
+          <w:ilvl w:val="0"/>
+          <w:numId w:val="10"/>
+        </w:numPr>
+        <w:spacing w:after="240" w:before="0" w:beforeAutospacing="0" w:lineRule="auto"/>
+        <w:ind w:left="720" w:hanging="360"/>
+        <w:jc w:val="both"/>
+      </w:pPr>
+      <w:r>
+        <w:rPr>
+          <w:rtl w:val="0"/>
+        </w:rPr>
+        <w:t xml:space="preserve">The editor is fully self-contained with no file system access, no external tools, and no browser access</w:t>
+      </w:r>
+    </w:p>
+    <w:p>
+      <w:pPr>
+        <w:spacing w:after="240" w:before="240" w:lineRule="auto"/>
+        <w:jc w:val="both"/>
+        <w:rPr>
+          <w:b w:val="1"/>
+          <w:bCs w:val="1"/>
+        </w:rPr>
+      </w:pPr>
+      <w:r>
+        <w:rPr>
+          <w:b w:val="1"/>
+          <w:bCs w:val="1"/>
+          <w:rtl w:val="0"/>
+        </w:rPr>
+        <w:t xml:space="preserve">6. Join by Class Code</w:t>
+      </w:r>
+    </w:p>
+    <w:p>
+      <w:pPr>
+        <w:numPr>
+          <w:ilvl w:val="0"/>
+          <w:numId w:val="2"/>
+        </w:numPr>
+        <w:spacing w:after="0" w:afterAutospacing="0" w:before="240" w:lineRule="auto"/>
+        <w:ind w:left="720" w:hanging="360"/>
+        <w:jc w:val="both"/>
+      </w:pPr>
+      <w:r>
+        <w:rPr>
+          <w:rtl w:val="0"/>
+        </w:rPr>
+        <w:t xml:space="preserve">Students join an exam by entering a single-use class code generated by the teacher through the cloud-based exam management system. </w:t>
+      </w:r>
+    </w:p>
+    <w:p>
+      <w:pPr>
+        <w:numPr>
+          <w:ilvl w:val="0"/>
+          <w:numId w:val="2"/>
+        </w:numPr>
+        <w:spacing w:after="240" w:before="0" w:beforeAutospacing="0" w:lineRule="auto"/>
+        <w:ind w:left="720" w:hanging="360"/>
+        <w:jc w:val="both"/>
+      </w:pPr>
+      <w:r>
+        <w:rPr>
+          <w:rtl w:val="0"/>
+        </w:rPr>
+        <w:t xml:space="preserve">Once the exam ends, the session closes and the class code is invalidated automatically</w:t>
+      </w:r>
+    </w:p>
+    <w:p>
+      <w:pPr>
+        <w:spacing w:after="240" w:before="240" w:lineRule="auto"/>
+        <w:jc w:val="both"/>
+        <w:rPr>
+          <w:b w:val="1"/>
+          <w:bCs w:val="1"/>
+        </w:rPr>
+      </w:pPr>
+      <w:r>
+        <w:rPr>
+          <w:b w:val="1"/>
+          <w:bCs w:val="1"/>
+          <w:rtl w:val="0"/>
+        </w:rPr>
+        <w:t xml:space="preserve">7. Cloud-Based Data Storage and Centralized Management  </w:t>
+      </w:r>
+    </w:p>
+    <w:p>
+      <w:pPr>
+        <w:numPr>
+          <w:ilvl w:val="0"/>
+          <w:numId w:val="1"/>
+        </w:numPr>
+        <w:spacing w:after="0" w:afterAutospacing="0" w:before="240" w:lineRule="auto"/>
+        <w:ind w:left="720" w:hanging="360"/>
+        <w:jc w:val="both"/>
+      </w:pPr>
+      <w:r>
+        <w:rPr>
+          <w:rtl w:val="0"/>
+        </w:rPr>
+        <w:t xml:space="preserve">All exam data, including questions, student answers, scores, violation logs, and exam configurations, is stored in a secure cloud database </w:t>
+      </w:r>
+    </w:p>
+    <w:p>
+      <w:pPr>
+        <w:numPr>
+          <w:ilvl w:val="0"/>
+          <w:numId w:val="1"/>
+        </w:numPr>
+        <w:spacing w:after="0" w:afterAutospacing="0" w:before="0" w:beforeAutospacing="0" w:lineRule="auto"/>
+        <w:ind w:left="720" w:hanging="360"/>
+        <w:jc w:val="both"/>
+      </w:pPr>
+      <w:r>
+        <w:rPr>
+          <w:rtl w:val="0"/>
+        </w:rPr>
+        <w:t xml:space="preserve">Teachers can access and manage exams through their accounts from any authorized device with an internet connection </w:t>
+      </w:r>
+    </w:p>
+    <w:p>
+      <w:pPr>
+        <w:numPr>
+          <w:ilvl w:val="0"/>
+          <w:numId w:val="1"/>
+        </w:numPr>
+        <w:spacing w:after="0" w:afterAutospacing="0" w:before="0" w:beforeAutospacing="0" w:lineRule="auto"/>
+        <w:ind w:left="720" w:hanging="360"/>
+        <w:jc w:val="both"/>
+      </w:pPr>
+      <w:r>
+        <w:rPr>
+          <w:rtl w:val="0"/>
+        </w:rPr>
+        <w:t xml:space="preserve">Student responses, progress updates, and assessment results are synchronized automatically in real time </w:t>
+      </w:r>
+    </w:p>
+    <w:p>
+      <w:pPr>
+        <w:numPr>
+          <w:ilvl w:val="0"/>
+          <w:numId w:val="1"/>
+        </w:numPr>
+        <w:spacing w:after="0" w:afterAutospacing="0" w:before="0" w:beforeAutospacing="0" w:lineRule="auto"/>
+        <w:ind w:left="720" w:hanging="360"/>
+        <w:jc w:val="both"/>
+      </w:pPr>
+      <w:r>
+        <w:rPr>
+          <w:rtl w:val="0"/>
+        </w:rPr>
+        <w:t xml:space="preserve">Data remains available after the exam ends and can be reviewed, exported, or reused for future assessments </w:t>
+      </w:r>
+    </w:p>
+    <w:p>
+      <w:pPr>
+        <w:numPr>
+          <w:ilvl w:val="0"/>
+          <w:numId w:val="1"/>
+        </w:numPr>
+        <w:spacing w:after="240" w:before="0" w:beforeAutospacing="0" w:lineRule="auto"/>
+        <w:ind w:left="720" w:hanging="360"/>
+        <w:jc w:val="both"/>
+      </w:pPr>
+      <w:r>
+        <w:rPr>
+          <w:rtl w:val="0"/>
+        </w:rPr>
+        <w:t xml:space="preserve">The platform maintains centralized ownership and management of examination records while reducing dependence on local machine storage </w:t>
+      </w:r>
+    </w:p>
+    <w:p>
+      <w:pPr>
+        <w:spacing w:after="240" w:before="240" w:lineRule="auto"/>
+        <w:jc w:val="both"/>
+        <w:rPr>
+          <w:b w:val="1"/>
+          <w:bCs w:val="1"/>
+        </w:rPr>
+      </w:pPr>
+      <w:r>
+        <w:rPr>
+          <w:b w:val="1"/>
+          <w:bCs w:val="1"/>
+          <w:rtl w:val="0"/>
+        </w:rPr>
+        <w:t xml:space="preserve">8. Result and Incident Report Export</w:t>
+      </w:r>
+    </w:p>
+    <w:p>
+      <w:pPr>
+        <w:numPr>
+          <w:ilvl w:val="0"/>
+          <w:numId w:val="7"/>
+        </w:numPr>
+        <w:spacing w:after="0" w:afterAutospacing="0" w:before="240" w:lineRule="auto"/>
+        <w:ind w:left="720" w:hanging="360"/>
+        <w:jc w:val="both"/>
+      </w:pPr>
+      <w:r>
+        <w:rPr>
+          <w:rtl w:val="0"/>
+        </w:rPr>
+        <w:t xml:space="preserve">After the exam, the teacher can export a full results sheet as a CSV file and a formatted incident report as a PDF</w:t>
+      </w:r>
+    </w:p>
+    <w:p>
+      <w:pPr>
+        <w:numPr>
+          <w:ilvl w:val="0"/>
+          <w:numId w:val="7"/>
+        </w:numPr>
+        <w:spacing w:after="0" w:afterAutospacing="0" w:before="0" w:beforeAutospacing="0" w:lineRule="auto"/>
+        <w:ind w:left="720" w:hanging="360"/>
+        <w:jc w:val="both"/>
+      </w:pPr>
+      <w:r>
+        <w:rPr>
+          <w:rtl w:val="0"/>
+        </w:rPr>
+        <w:t xml:space="preserve">Results include per-student scores broken down by question</w:t>
+      </w:r>
+    </w:p>
+    <w:p>
+      <w:pPr>
+        <w:numPr>
+          <w:ilvl w:val="0"/>
+          <w:numId w:val="7"/>
+        </w:numPr>
+        <w:spacing w:after="0" w:afterAutospacing="0" w:before="0" w:beforeAutospacing="0" w:lineRule="auto"/>
+        <w:ind w:left="720" w:hanging="360"/>
+        <w:jc w:val="both"/>
+      </w:pPr>
+      <w:r>
+        <w:rPr>
+          <w:rtl w:val="0"/>
+        </w:rPr>
+        <w:t xml:space="preserve">The incident report lists all logged violations with timestamps</w:t>
+      </w:r>
+    </w:p>
+    <w:p>
+      <w:pPr>
+        <w:numPr>
+          <w:ilvl w:val="0"/>
+          <w:numId w:val="7"/>
+        </w:numPr>
+        <w:spacing w:after="240" w:before="0" w:beforeAutospacing="0" w:lineRule="auto"/>
+        <w:ind w:left="720" w:hanging="360"/>
+        <w:jc w:val="both"/>
+      </w:pPr>
+      <w:r>
+        <w:rPr>
+          <w:rtl w:val="0"/>
+        </w:rPr>
+        <w:t xml:space="preserve">Exports are generated immediately after the exam ends with no additional configuration</w:t>
+      </w:r>
+    </w:p>
+    <w:p>
+      <w:pPr>
+        <w:spacing w:after="240" w:before="240" w:lineRule="auto"/>
+        <w:jc w:val="both"/>
+        <w:rPr>
+          <w:b w:val="1"/>
+          <w:bCs w:val="1"/>
+        </w:rPr>
+      </w:pPr>
+      <w:r>
+        <w:rPr>
+          <w:b w:val="1"/>
+          <w:bCs w:val="1"/>
+          <w:rtl w:val="0"/>
+        </w:rPr>
+        <w:t xml:space="preserve">9. Cloud-Based Real-Time Synchronization </w:t>
+      </w:r>
+    </w:p>
+    <w:p>
+      <w:pPr>
+        <w:numPr>
+          <w:ilvl w:val="0"/>
+          <w:numId w:val="4"/>
+        </w:numPr>
+        <w:spacing w:after="0" w:afterAutospacing="0" w:before="240" w:lineRule="auto"/>
+        <w:ind w:left="720" w:hanging="360"/>
+        <w:jc w:val="both"/>
+      </w:pPr>
+      <w:r>
+        <w:rPr>
+          <w:rtl w:val="0"/>
+        </w:rPr>
+        <w:t xml:space="preserve">The platform uses cloud-hosted real-time communication services to synchronize exam activities across all connected devices </w:t>
+      </w:r>
+    </w:p>
+    <w:p>
+      <w:pPr>
+        <w:numPr>
+          <w:ilvl w:val="0"/>
+          <w:numId w:val="4"/>
+        </w:numPr>
+        <w:spacing w:after="0" w:afterAutospacing="0" w:before="0" w:beforeAutospacing="0" w:lineRule="auto"/>
+        <w:ind w:left="720" w:hanging="360"/>
+        <w:jc w:val="both"/>
+      </w:pPr>
+      <w:r>
+        <w:rPr>
+          <w:rtl w:val="0"/>
+        </w:rPr>
+        <w:t xml:space="preserve">Exam delivery, student progress updates, violation alerts, and submission results are synchronized in near real time </w:t>
+      </w:r>
+    </w:p>
+    <w:p>
+      <w:pPr>
+        <w:numPr>
+          <w:ilvl w:val="0"/>
+          <w:numId w:val="4"/>
+        </w:numPr>
+        <w:spacing w:after="0" w:afterAutospacing="0" w:before="0" w:beforeAutospacing="0" w:lineRule="auto"/>
+        <w:ind w:left="720" w:hanging="360"/>
+        <w:jc w:val="both"/>
+      </w:pPr>
+      <w:r>
+        <w:rPr>
+          <w:rtl w:val="0"/>
+        </w:rPr>
+        <w:t xml:space="preserve">Teachers receive live updates through the monitoring dashboard regardless of device location</w:t>
+      </w:r>
+    </w:p>
+    <w:p>
+      <w:pPr>
+        <w:numPr>
+          <w:ilvl w:val="0"/>
+          <w:numId w:val="4"/>
+        </w:numPr>
+        <w:spacing w:after="0" w:afterAutospacing="0" w:before="0" w:beforeAutospacing="0" w:lineRule="auto"/>
+        <w:ind w:left="720" w:hanging="360"/>
+        <w:jc w:val="both"/>
+      </w:pPr>
+      <w:r>
+        <w:rPr>
+          <w:rtl w:val="0"/>
+        </w:rPr>
+        <w:t xml:space="preserve">Local code compilation and assessment occur on the student machine, while synchronization and result reporting are handled through the cloud </w:t>
+      </w:r>
+    </w:p>
+    <w:p>
+      <w:pPr>
+        <w:numPr>
+          <w:ilvl w:val="0"/>
+          <w:numId w:val="4"/>
+        </w:numPr>
+        <w:spacing w:after="240" w:before="0" w:beforeAutospacing="0" w:lineRule="auto"/>
+        <w:ind w:left="720" w:hanging="360"/>
+        <w:jc w:val="both"/>
+      </w:pPr>
+      <w:r>
+        <w:rPr>
+          <w:rtl w:val="0"/>
+        </w:rPr>
+        <w:t xml:space="preserve">The system remains responsive by limiting network traffic to exam data and synchronization events rather than code execution tasks </w:t>
+      </w:r>
+    </w:p>
+    <w:p>
+      <w:pPr>
+        <w:spacing w:after="240" w:before="240" w:lineRule="auto"/>
+        <w:jc w:val="both"/>
+        <w:rPr>
+          <w:b w:val="1"/>
+          <w:bCs w:val="1"/>
+        </w:rPr>
+      </w:pPr>
+      <w:r>
+        <w:rPr>
+          <w:b w:val="1"/>
+          <w:bCs w:val="1"/>
+          <w:rtl w:val="0"/>
+        </w:rPr>
+        <w:t xml:space="preserve">10. Guided Installation and Deployment Package </w:t>
+      </w:r>
+    </w:p>
+    <w:p>
+      <w:pPr>
+        <w:numPr>
+          <w:ilvl w:val="0"/>
+          <w:numId w:val="11"/>
+        </w:numPr>
+        <w:spacing w:after="0" w:afterAutospacing="0" w:before="240" w:lineRule="auto"/>
+        <w:ind w:left="720" w:hanging="360"/>
+        <w:jc w:val="both"/>
+      </w:pPr>
+      <w:r>
+        <w:rPr>
+          <w:rtl w:val="0"/>
+        </w:rPr>
+        <w:t xml:space="preserve">The platform is distributed as an installer package with a guided setup wizard for both teachers and students</w:t>
+      </w:r>
+    </w:p>
+    <w:p>
+      <w:pPr>
+        <w:numPr>
+          <w:ilvl w:val="0"/>
+          <w:numId w:val="11"/>
+        </w:numPr>
+        <w:spacing w:after="0" w:afterAutospacing="0" w:before="0" w:beforeAutospacing="0" w:lineRule="auto"/>
+        <w:ind w:left="720" w:hanging="360"/>
+        <w:jc w:val="both"/>
+      </w:pPr>
+      <w:r>
+        <w:rPr>
+          <w:rtl w:val="0"/>
+        </w:rPr>
+        <w:t xml:space="preserve">The installer automatically configures required application components and dependencies</w:t>
+      </w:r>
+    </w:p>
+    <w:p>
+      <w:pPr>
+        <w:numPr>
+          <w:ilvl w:val="0"/>
+          <w:numId w:val="11"/>
+        </w:numPr>
+        <w:spacing w:after="0" w:afterAutospacing="0" w:before="0" w:beforeAutospacing="0" w:lineRule="auto"/>
+        <w:ind w:left="720" w:hanging="360"/>
+        <w:jc w:val="both"/>
+      </w:pPr>
+      <w:r>
+        <w:rPr>
+          <w:rtl w:val="0"/>
+        </w:rPr>
+        <w:t xml:space="preserve">Teachers can install the desktop application and access the web-based management portal after setup</w:t>
+      </w:r>
+    </w:p>
+    <w:p>
+      <w:pPr>
+        <w:numPr>
+          <w:ilvl w:val="0"/>
+          <w:numId w:val="11"/>
+        </w:numPr>
+        <w:spacing w:after="0" w:afterAutospacing="0" w:before="0" w:beforeAutospacing="0" w:lineRule="auto"/>
+        <w:ind w:left="720" w:hanging="360"/>
+        <w:jc w:val="both"/>
+      </w:pPr>
+      <w:r>
+        <w:rPr>
+          <w:rtl w:val="0"/>
+        </w:rPr>
+        <w:t xml:space="preserve">Students can install the application through a standard installation process without manual configuration</w:t>
+      </w:r>
+    </w:p>
+    <w:p>
+      <w:pPr>
+        <w:numPr>
+          <w:ilvl w:val="0"/>
+          <w:numId w:val="11"/>
+        </w:numPr>
+        <w:spacing w:after="0" w:afterAutospacing="0" w:before="0" w:beforeAutospacing="0" w:lineRule="auto"/>
+        <w:ind w:left="720" w:hanging="360"/>
+        <w:jc w:val="both"/>
+      </w:pPr>
+      <w:r>
+        <w:rPr>
+          <w:rtl w:val="0"/>
+        </w:rPr>
+        <w:t xml:space="preserve">The installation package verifies required software components for supported programming languages and provides setup instructions when dependencies are missing</w:t>
+      </w:r>
+    </w:p>
+    <w:p>
+      <w:pPr>
+        <w:numPr>
+          <w:ilvl w:val="0"/>
+          <w:numId w:val="11"/>
+        </w:numPr>
+        <w:spacing w:after="240" w:before="0" w:beforeAutospacing="0" w:lineRule="auto"/>
+        <w:ind w:left="720" w:hanging="360"/>
+        <w:jc w:val="both"/>
+      </w:pPr>
+      <w:r>
+        <w:rPr>
+          <w:rtl w:val="0"/>
+        </w:rPr>
+        <w:t xml:space="preserve">Application updates can be deployed through future installer releases without requiring manual reconfiguration</w:t>
+      </w:r>
+      <w:r>
+        <w:rPr>
+          <w:rtl w:val="0"/>
+        </w:rPr>
+      </w:r>
+    </w:p>
+    <w:p>
+      <w:pPr>
+        <w:pStyle w:val="Heading1"/>
+        <w:keepNext w:val="0"/>
+        <w:keepLines w:val="0"/>
+        <w:spacing w:after="240" w:before="240" w:lineRule="auto"/>
+        <w:rPr>
+          <w:b w:val="1"/>
+          <w:bCs w:val="1"/>
+          <w:sz w:val="46"/>
+          <w:szCs w:val="46"/>
+        </w:rPr>
+      </w:pPr>
+      <w:bookmarkStart w:colFirst="0" w:colLast="0" w:name="_n5btw09eqrxe" w:id="2"/>
+      <w:bookmarkEnd w:id="2"/>
+      <w:r>
+        <w:rPr>
+          <w:b w:val="1"/>
+          <w:bCs w:val="1"/>
+          <w:sz w:val="46"/>
+          <w:szCs w:val="46"/>
+          <w:rtl w:val="0"/>
+        </w:rPr>
+        <w:t xml:space="preserve">NICE-TO-HAVE</w:t>
+      </w:r>
+    </w:p>
+    <w:p>
+      <w:pPr>
+        <w:ind w:left="1080" w:hanging="360"/>
         <w:rPr/>
       </w:pPr>
       <w:r>
         <w:rPr>
           <w:rtl w:val="0"/>
         </w:rPr>
-        <w:t xml:space="preserve">The teacher dashboard runs in a browser on the host machine, accessible over the local network. It provides real-time visibility into the entire exam session.</w:t>
-      </w:r>
-    </w:p>
-    <w:p>
-      <w:pPr>
-        <w:numPr>
-          <w:ilvl w:val="0"/>
-          <w:numId w:val="8"/>
-        </w:numPr>
-        <w:spacing w:after="0" w:afterAutospacing="0" w:before="240" w:lineRule="auto"/>
-        <w:ind w:left="720" w:hanging="360"/>
-      </w:pPr>
-      <w:r>
-        <w:rPr>
-          <w:rtl w:val="0"/>
-        </w:rPr>
-        <w:t xml:space="preserve">Displays all connected students, their current question, and their progress status in real time</w:t>
-      </w:r>
-    </w:p>
-    <w:p>
-      <w:pPr>
-        <w:numPr>
-          <w:ilvl w:val="0"/>
-          <w:numId w:val="8"/>
-        </w:numPr>
-        <w:spacing w:after="0" w:afterAutospacing="0" w:before="0" w:beforeAutospacing="0" w:lineRule="auto"/>
-        <w:ind w:left="720" w:hanging="360"/>
-      </w:pPr>
-      <w:r>
-        <w:rPr>
-          <w:rtl w:val="0"/>
-        </w:rPr>
-        <w:t xml:space="preserve">Violation alerts appear instantly showing the student name, violation type, and exact timestamp</w:t>
-      </w:r>
-    </w:p>
-    <w:p>
-      <w:pPr>
-        <w:numPr>
-          <w:ilvl w:val="0"/>
-          <w:numId w:val="8"/>
-        </w:numPr>
-        <w:spacing w:after="0" w:afterAutospacing="0" w:before="0" w:beforeAutospacing="0" w:lineRule="auto"/>
-        <w:ind w:left="720" w:hanging="360"/>
-      </w:pPr>
-      <w:r>
-        <w:rPr>
-          <w:rtl w:val="0"/>
-        </w:rPr>
-        <w:t xml:space="preserve">Teacher can end the entire exam session or remove a specific student directly from the dashboard</w:t>
-      </w:r>
-    </w:p>
-    <w:p>
-      <w:pPr>
-        <w:numPr>
-          <w:ilvl w:val="0"/>
-          <w:numId w:val="8"/>
-        </w:numPr>
-        <w:spacing w:after="0" w:afterAutospacing="0" w:before="0" w:beforeAutospacing="0" w:lineRule="auto"/>
-        <w:ind w:left="720" w:hanging="360"/>
-      </w:pPr>
-      <w:r>
-        <w:rPr>
-          <w:rtl w:val="0"/>
-        </w:rPr>
-        <w:t xml:space="preserve">Student movement tracker logs every action taken during the exam, including question navigation, focus changes, and submission events</w:t>
-      </w:r>
-    </w:p>
-    <w:p>
-      <w:pPr>
-        <w:numPr>
-          <w:ilvl w:val="0"/>
-          <w:numId w:val="8"/>
-        </w:numPr>
-        <w:spacing w:after="240" w:before="0" w:beforeAutospacing="0" w:lineRule="auto"/>
-        <w:ind w:left="720" w:hanging="360"/>
-      </w:pPr>
-      <w:r>
-        <w:rPr>
-          <w:rtl w:val="0"/>
-        </w:rPr>
-        <w:t xml:space="preserve">Score analytics are displayed after the exam, including per-student breakdowns and question-level performance</w:t>
-      </w:r>
-    </w:p>
-    <w:p>
-      <w:pPr>
-        <w:spacing w:after="240" w:before="240" w:lineRule="auto"/>
-        <w:jc w:val="both"/>
-        <w:rPr>
-          <w:b w:val="1"/>
-          <w:bCs w:val="1"/>
-        </w:rPr>
-      </w:pPr>
-      <w:r>
-        <w:rPr>
-          <w:b w:val="1"/>
-          <w:bCs w:val="1"/>
-          <w:rtl w:val="0"/>
-        </w:rPr>
-        <w:t xml:space="preserve">3. Local Code Compiler</w:t>
-      </w:r>
-    </w:p>
-    <w:p>
-      <w:pPr>
-        <w:spacing w:after="240" w:before="240" w:lineRule="auto"/>
-        <w:jc w:val="both"/>
+        <w:t xml:space="preserve">●</w:t>
+      </w:r>
+      <w:r>
+        <w:rPr>
+          <w:sz w:val="14"/>
+          <w:szCs w:val="14"/>
+          <w:rtl w:val="0"/>
+        </w:rPr>
+        <w:t xml:space="preserve">     </w:t>
+      </w:r>
+      <w:r>
+        <w:rPr>
+          <w:rtl w:val="0"/>
+        </w:rPr>
+        <w:t xml:space="preserve"> Student Exam Review Mode: Allow students to review their submitted answers and the correct answers after the teacher releases results, without re-enabling lockdown</w:t>
+      </w:r>
+    </w:p>
+    <w:p>
+      <w:pPr>
+        <w:ind w:left="1080" w:hanging="360"/>
         <w:rPr/>
       </w:pPr>
       <w:r>
         <w:rPr>
           <w:rtl w:val="0"/>
         </w:rPr>
-        <w:t xml:space="preserve">The platform runs its own code execution engine locally. No external grading API or internet connection is involved.</w:t>
-      </w:r>
-    </w:p>
-    <w:p>
-      <w:pPr>
-        <w:numPr>
-          <w:ilvl w:val="0"/>
-          <w:numId w:val="6"/>
-        </w:numPr>
-        <w:spacing w:after="0" w:afterAutospacing="0" w:before="240" w:lineRule="auto"/>
-        <w:ind w:left="720" w:hanging="360"/>
-      </w:pPr>
-      <w:r>
-        <w:rPr>
-          <w:rtl w:val="0"/>
-        </w:rPr>
-        <w:t xml:space="preserve">Supports C and Java using compiler and runtime tools pre-installed on the host machine (GCC for C, JDK for Java)</w:t>
-      </w:r>
-    </w:p>
-    <w:p>
-      <w:pPr>
-        <w:numPr>
-          <w:ilvl w:val="0"/>
-          <w:numId w:val="6"/>
-        </w:numPr>
-        <w:spacing w:after="0" w:afterAutospacing="0" w:before="0" w:beforeAutospacing="0" w:lineRule="auto"/>
-        <w:ind w:left="720" w:hanging="360"/>
-      </w:pPr>
-      <w:r>
-        <w:rPr>
-          <w:rtl w:val="0"/>
-        </w:rPr>
-        <w:t xml:space="preserve">On submission, the engine compiles the student's code, runs it against hidden teacher-defined test cases, compares output, and returns a pass/fail result with partial credit scoring</w:t>
-      </w:r>
-    </w:p>
-    <w:p>
-      <w:pPr>
-        <w:numPr>
-          <w:ilvl w:val="0"/>
-          <w:numId w:val="6"/>
-        </w:numPr>
-        <w:spacing w:after="0" w:afterAutospacing="0" w:before="0" w:beforeAutospacing="0" w:lineRule="auto"/>
-        <w:ind w:left="720" w:hanging="360"/>
-      </w:pPr>
-      <w:r>
-        <w:rPr>
-          <w:rtl w:val="0"/>
-        </w:rPr>
-        <w:t xml:space="preserve">Each execution runs in process isolation with a configurable time limit and automatic temporary file cleanup</w:t>
-      </w:r>
-    </w:p>
-    <w:p>
-      <w:pPr>
-        <w:numPr>
-          <w:ilvl w:val="0"/>
-          <w:numId w:val="6"/>
-        </w:numPr>
-        <w:spacing w:after="240" w:before="0" w:beforeAutospacing="0" w:lineRule="auto"/>
-        <w:ind w:left="720" w:hanging="360"/>
-      </w:pPr>
-      <w:r>
-        <w:rPr>
-          <w:rtl w:val="0"/>
-        </w:rPr>
-        <w:t xml:space="preserve">One student's submission cannot affect another's execution environment</w:t>
-      </w:r>
-    </w:p>
-    <w:p>
-      <w:pPr>
-        <w:spacing w:after="240" w:before="240" w:lineRule="auto"/>
-        <w:jc w:val="both"/>
-        <w:rPr>
-          <w:b w:val="1"/>
-          <w:bCs w:val="1"/>
-        </w:rPr>
-      </w:pPr>
-      <w:r>
-        <w:rPr>
-          <w:b w:val="1"/>
-          <w:bCs w:val="1"/>
-          <w:rtl w:val="0"/>
-        </w:rPr>
-        <w:t xml:space="preserve">4. Multi-Type Exam Builder</w:t>
-      </w:r>
-    </w:p>
-    <w:p>
-      <w:pPr>
-        <w:spacing w:after="240" w:before="240" w:lineRule="auto"/>
-        <w:jc w:val="both"/>
+        <w:t xml:space="preserve">●</w:t>
+      </w:r>
+      <w:r>
+        <w:rPr>
+          <w:sz w:val="14"/>
+          <w:szCs w:val="14"/>
+          <w:rtl w:val="0"/>
+        </w:rPr>
+        <w:t xml:space="preserve">     </w:t>
+      </w:r>
+      <w:r>
+        <w:rPr>
+          <w:rtl w:val="0"/>
+        </w:rPr>
+        <w:t xml:space="preserve"> Exam Timer with Auto-Submit: Enforce a per-exam time limit with a visible countdown on the student side. Automatically submit whatever the student has answered when time runs out.</w:t>
+      </w:r>
+    </w:p>
+    <w:p>
+      <w:pPr>
+        <w:ind w:left="1080" w:hanging="360"/>
         <w:rPr/>
       </w:pPr>
       <w:r>
         <w:rPr>
           <w:rtl w:val="0"/>
         </w:rPr>
-        <w:t xml:space="preserve">Teachers build exams entirely through the web-based teacher portal. A single exam can combine any mix of the following question types:</w:t>
-      </w:r>
-    </w:p>
-    <w:p>
-      <w:pPr>
-        <w:numPr>
-          <w:ilvl w:val="0"/>
-          <w:numId w:val="4"/>
-        </w:numPr>
-        <w:spacing w:after="0" w:afterAutospacing="0" w:before="240" w:lineRule="auto"/>
-        <w:ind w:left="720" w:hanging="360"/>
-      </w:pPr>
-      <w:r>
-        <w:rPr>
-          <w:rtl w:val="0"/>
-        </w:rPr>
-        <w:t xml:space="preserve">Multiple Choice</w:t>
-      </w:r>
-    </w:p>
-    <w:p>
-      <w:pPr>
-        <w:numPr>
-          <w:ilvl w:val="0"/>
-          <w:numId w:val="4"/>
-        </w:numPr>
-        <w:spacing w:after="0" w:afterAutospacing="0" w:before="0" w:beforeAutospacing="0" w:lineRule="auto"/>
-        <w:ind w:left="720" w:hanging="360"/>
-      </w:pPr>
-      <w:r>
-        <w:rPr>
-          <w:rtl w:val="0"/>
-        </w:rPr>
-        <w:t xml:space="preserve">True or False</w:t>
-      </w:r>
-    </w:p>
-    <w:p>
-      <w:pPr>
-        <w:numPr>
-          <w:ilvl w:val="0"/>
-          <w:numId w:val="4"/>
-        </w:numPr>
-        <w:spacing w:after="0" w:afterAutospacing="0" w:before="0" w:beforeAutospacing="0" w:lineRule="auto"/>
-        <w:ind w:left="720" w:hanging="360"/>
-      </w:pPr>
-      <w:r>
-        <w:rPr>
-          <w:rtl w:val="0"/>
-        </w:rPr>
-        <w:t xml:space="preserve">Short Answer</w:t>
-      </w:r>
-    </w:p>
-    <w:p>
-      <w:pPr>
-        <w:numPr>
-          <w:ilvl w:val="0"/>
-          <w:numId w:val="4"/>
-        </w:numPr>
-        <w:spacing w:after="0" w:afterAutospacing="0" w:before="0" w:beforeAutospacing="0" w:lineRule="auto"/>
-        <w:ind w:left="720" w:hanging="360"/>
-      </w:pPr>
-      <w:r>
-        <w:rPr>
-          <w:rtl w:val="0"/>
-        </w:rPr>
-        <w:t xml:space="preserve">Fill-in-the-Blank</w:t>
-      </w:r>
-    </w:p>
-    <w:p>
-      <w:pPr>
-        <w:numPr>
-          <w:ilvl w:val="0"/>
-          <w:numId w:val="4"/>
-        </w:numPr>
-        <w:spacing w:after="240" w:before="0" w:beforeAutospacing="0" w:lineRule="auto"/>
-        <w:ind w:left="720" w:hanging="360"/>
-      </w:pPr>
-      <w:r>
-        <w:rPr>
-          <w:rtl w:val="0"/>
-        </w:rPr>
-        <w:t xml:space="preserve">Live Coding</w:t>
-      </w:r>
-    </w:p>
-    <w:p>
-      <w:pPr>
-        <w:spacing w:after="240" w:before="240" w:lineRule="auto"/>
-        <w:jc w:val="both"/>
+        <w:t xml:space="preserve">●</w:t>
+      </w:r>
+      <w:r>
+        <w:rPr>
+          <w:sz w:val="14"/>
+          <w:szCs w:val="14"/>
+          <w:rtl w:val="0"/>
+        </w:rPr>
+        <w:t xml:space="preserve">     </w:t>
+      </w:r>
+      <w:r>
+        <w:rPr>
+          <w:rtl w:val="0"/>
+        </w:rPr>
+        <w:t xml:space="preserve"> Dark Mode for Student Interface: Reduce eye strain during long coding exams with an optional dark theme for the Monaco editor and surrounding UI</w:t>
+      </w:r>
+    </w:p>
+    <w:p>
+      <w:pPr>
+        <w:rPr>
+          <w:b w:val="1"/>
+          <w:bCs w:val="1"/>
+        </w:rPr>
+      </w:pPr>
+      <w:r>
+        <w:rPr>
+          <w:rtl w:val="0"/>
+        </w:rPr>
+      </w:r>
+    </w:p>
+    <w:p>
+      <w:pPr>
+        <w:rPr>
+          <w:b w:val="1"/>
+          <w:bCs w:val="1"/>
+        </w:rPr>
+      </w:pPr>
+      <w:r>
+        <w:rPr>
+          <w:b w:val="1"/>
+          <w:bCs w:val="1"/>
+          <w:rtl w:val="0"/>
+        </w:rPr>
+        <w:t xml:space="preserve">PROJECT ADVISOR</w:t>
+      </w:r>
+    </w:p>
+    <w:p>
+      <w:pPr>
         <w:rPr/>
       </w:pPr>
       <w:r>
         <w:rPr>
           <w:rtl w:val="0"/>
         </w:rPr>
-        <w:t xml:space="preserve">Additional exam builder features:</w:t>
-      </w:r>
-    </w:p>
-    <w:p>
-      <w:pPr>
-        <w:numPr>
-          <w:ilvl w:val="0"/>
-          <w:numId w:val="10"/>
-        </w:numPr>
-        <w:spacing w:after="0" w:afterAutospacing="0" w:before="240" w:lineRule="auto"/>
-        <w:ind w:left="720" w:hanging="360"/>
-      </w:pPr>
-      <w:r>
-        <w:rPr>
-          <w:rtl w:val="0"/>
-        </w:rPr>
-        <w:t xml:space="preserve">For coding questions, teachers define hidden test cases and expected outputs during setup. Students never see these.</w:t>
-      </w:r>
-    </w:p>
-    <w:p>
-      <w:pPr>
-        <w:numPr>
-          <w:ilvl w:val="0"/>
-          <w:numId w:val="10"/>
-        </w:numPr>
-        <w:spacing w:after="0" w:afterAutospacing="0" w:before="0" w:beforeAutospacing="0" w:lineRule="auto"/>
-        <w:ind w:left="720" w:hanging="360"/>
-      </w:pPr>
-      <w:r>
-        <w:rPr>
-          <w:rtl w:val="0"/>
-        </w:rPr>
-        <w:t xml:space="preserve">Question order can be randomized per student to reduce answer sharing</w:t>
-      </w:r>
-    </w:p>
-    <w:p>
-      <w:pPr>
-        <w:numPr>
-          <w:ilvl w:val="0"/>
-          <w:numId w:val="10"/>
-        </w:numPr>
-        <w:spacing w:after="240" w:before="0" w:beforeAutospacing="0" w:lineRule="auto"/>
-        <w:ind w:left="720" w:hanging="360"/>
-      </w:pPr>
-      <w:r>
-        <w:rPr>
-          <w:rtl w:val="0"/>
-        </w:rPr>
-        <w:t xml:space="preserve">The teacher portal is web-based and accessible from the host machine's browser over the local network</w:t>
-      </w:r>
-    </w:p>
-    <w:p>
-      <w:pPr>
-        <w:spacing w:after="240" w:before="240" w:lineRule="auto"/>
-        <w:jc w:val="both"/>
-        <w:rPr>
-          <w:b w:val="1"/>
-          <w:bCs w:val="1"/>
-        </w:rPr>
-      </w:pPr>
-      <w:r>
-        <w:rPr>
-          <w:b w:val="1"/>
-          <w:bCs w:val="1"/>
-          <w:rtl w:val="0"/>
-        </w:rPr>
-        <w:t xml:space="preserve">5. In-App Code Editor for Students</w:t>
-      </w:r>
-    </w:p>
-    <w:p>
-      <w:pPr>
-        <w:numPr>
-          <w:ilvl w:val="0"/>
-          <w:numId w:val="9"/>
-        </w:numPr>
-        <w:spacing w:after="0" w:afterAutospacing="0" w:before="240" w:lineRule="auto"/>
-        <w:ind w:left="720" w:hanging="360"/>
-      </w:pPr>
-      <w:r>
-        <w:rPr>
-          <w:rtl w:val="0"/>
-        </w:rPr>
-        <w:t xml:space="preserve">Students write and run code inside a built-in Monaco editor (the same engine powering Visual Studio Code) rendered within the locked application window</w:t>
-      </w:r>
-    </w:p>
-    <w:p>
-      <w:pPr>
-        <w:numPr>
-          <w:ilvl w:val="0"/>
-          <w:numId w:val="9"/>
-        </w:numPr>
-        <w:spacing w:after="0" w:afterAutospacing="0" w:before="0" w:beforeAutospacing="0" w:lineRule="auto"/>
-        <w:ind w:left="720" w:hanging="360"/>
-      </w:pPr>
-      <w:r>
-        <w:rPr>
-          <w:rtl w:val="0"/>
-        </w:rPr>
-        <w:t xml:space="preserve">Students can run their code against visible sample test cases before final submission</w:t>
-      </w:r>
-    </w:p>
-    <w:p>
-      <w:pPr>
-        <w:numPr>
-          <w:ilvl w:val="0"/>
-          <w:numId w:val="9"/>
-        </w:numPr>
-        <w:spacing w:after="240" w:before="0" w:beforeAutospacing="0" w:lineRule="auto"/>
-        <w:ind w:left="720" w:hanging="360"/>
-      </w:pPr>
-      <w:r>
-        <w:rPr>
-          <w:rtl w:val="0"/>
-        </w:rPr>
-        <w:t xml:space="preserve">The editor is fully self-contained with no file system access, no external tools, and no browser access</w:t>
-      </w:r>
-    </w:p>
-    <w:p>
-      <w:pPr>
-        <w:spacing w:after="240" w:before="240" w:lineRule="auto"/>
-        <w:jc w:val="both"/>
-        <w:rPr>
-          <w:b w:val="1"/>
-          <w:bCs w:val="1"/>
-        </w:rPr>
-      </w:pPr>
-      <w:r>
-        <w:rPr>
-          <w:b w:val="1"/>
-          <w:bCs w:val="1"/>
-          <w:rtl w:val="0"/>
-        </w:rPr>
-        <w:t xml:space="preserve">6. Join by Class Code</w:t>
-      </w:r>
-    </w:p>
-    <w:p>
-      <w:pPr>
-        <w:numPr>
-          <w:ilvl w:val="0"/>
-          <w:numId w:val="2"/>
-        </w:numPr>
-        <w:spacing w:after="0" w:afterAutospacing="0" w:before="240" w:lineRule="auto"/>
-        <w:ind w:left="720" w:hanging="360"/>
-      </w:pPr>
-      <w:r>
-        <w:rPr>
-          <w:rtl w:val="0"/>
-        </w:rPr>
-        <w:t xml:space="preserve">Students join an exam by entering a single-use class code generated by the teacher</w:t>
-      </w:r>
-    </w:p>
-    <w:p>
-      <w:pPr>
-        <w:numPr>
-          <w:ilvl w:val="0"/>
-          <w:numId w:val="2"/>
-        </w:numPr>
-        <w:spacing w:after="240" w:before="0" w:beforeAutospacing="0" w:lineRule="auto"/>
-        <w:ind w:left="720" w:hanging="360"/>
-      </w:pPr>
-      <w:r>
-        <w:rPr>
-          <w:rtl w:val="0"/>
-        </w:rPr>
-        <w:t xml:space="preserve">Once the exam ends, the session closes and the class code is invalidated automatically</w:t>
-      </w:r>
-      <w:r>
-        <w:rPr>
-          <w:rtl w:val="0"/>
-        </w:rPr>
-      </w:r>
-    </w:p>
-    <w:p>
-      <w:pPr>
-        <w:spacing w:after="240" w:before="240" w:lineRule="auto"/>
-        <w:jc w:val="both"/>
-        <w:rPr>
-          <w:b w:val="1"/>
-          <w:bCs w:val="1"/>
-        </w:rPr>
-      </w:pPr>
-      <w:r>
-        <w:rPr>
-          <w:b w:val="1"/>
-          <w:bCs w:val="1"/>
-          <w:rtl w:val="0"/>
-        </w:rPr>
-        <w:t xml:space="preserve">7. Local SQLite Storage and Full Data Ownership</w:t>
-      </w:r>
-    </w:p>
-    <w:p>
-      <w:pPr>
-        <w:numPr>
-          <w:ilvl w:val="0"/>
-          <w:numId w:val="1"/>
-        </w:numPr>
-        <w:spacing w:after="0" w:afterAutospacing="0" w:before="240" w:lineRule="auto"/>
-        <w:ind w:left="720" w:hanging="360"/>
-      </w:pPr>
-      <w:r>
-        <w:rPr>
-          <w:rtl w:val="0"/>
-        </w:rPr>
-        <w:t xml:space="preserve">All exam data, including questions, student answers, scores, and violation logs, is stored in a local SQLite database on the teacher's host machine</w:t>
-      </w:r>
-    </w:p>
-    <w:p>
-      <w:pPr>
-        <w:numPr>
-          <w:ilvl w:val="0"/>
-          <w:numId w:val="1"/>
-        </w:numPr>
-        <w:spacing w:after="0" w:afterAutospacing="0" w:before="0" w:beforeAutospacing="0" w:lineRule="auto"/>
-        <w:ind w:left="720" w:hanging="360"/>
-      </w:pPr>
-      <w:r>
-        <w:rPr>
-          <w:rtl w:val="0"/>
-        </w:rPr>
-        <w:t xml:space="preserve">No data is transmitted to any external server. The school retains complete ownership of all data.</w:t>
-      </w:r>
-    </w:p>
-    <w:p>
-      <w:pPr>
-        <w:numPr>
-          <w:ilvl w:val="0"/>
-          <w:numId w:val="1"/>
-        </w:numPr>
-        <w:spacing w:after="240" w:before="0" w:beforeAutospacing="0" w:lineRule="auto"/>
-        <w:ind w:left="720" w:hanging="360"/>
-      </w:pPr>
-      <w:r>
-        <w:rPr>
-          <w:rtl w:val="0"/>
-        </w:rPr>
-        <w:t xml:space="preserve">Data persists after the session ends and can be reviewed or exported at any time</w:t>
-      </w:r>
-    </w:p>
-    <w:p>
-      <w:pPr>
-        <w:spacing w:after="240" w:before="240" w:lineRule="auto"/>
-        <w:jc w:val="both"/>
-        <w:rPr>
-          <w:b w:val="1"/>
-          <w:bCs w:val="1"/>
-        </w:rPr>
-      </w:pPr>
-      <w:r>
-        <w:rPr>
-          <w:b w:val="1"/>
-          <w:bCs w:val="1"/>
-          <w:rtl w:val="0"/>
-        </w:rPr>
-        <w:t xml:space="preserve">8. Result and Incident Report Export</w:t>
-      </w:r>
-    </w:p>
-    <w:p>
-      <w:pPr>
-        <w:numPr>
-          <w:ilvl w:val="0"/>
-          <w:numId w:val="5"/>
-        </w:numPr>
-        <w:spacing w:after="0" w:afterAutospacing="0" w:before="240" w:lineRule="auto"/>
-        <w:ind w:left="720" w:hanging="360"/>
-      </w:pPr>
-      <w:r>
-        <w:rPr>
-          <w:rtl w:val="0"/>
-        </w:rPr>
-        <w:t xml:space="preserve">After the exam, the teacher can export a full results sheet as a CSV file and a formatted incident report as a PDF</w:t>
-      </w:r>
-    </w:p>
-    <w:p>
-      <w:pPr>
-        <w:numPr>
-          <w:ilvl w:val="0"/>
-          <w:numId w:val="5"/>
-        </w:numPr>
-        <w:spacing w:after="0" w:afterAutospacing="0" w:before="0" w:beforeAutospacing="0" w:lineRule="auto"/>
-        <w:ind w:left="720" w:hanging="360"/>
-      </w:pPr>
-      <w:r>
-        <w:rPr>
-          <w:rtl w:val="0"/>
-        </w:rPr>
-        <w:t xml:space="preserve">Results include per-student scores broken down by question</w:t>
-      </w:r>
-    </w:p>
-    <w:p>
-      <w:pPr>
-        <w:numPr>
-          <w:ilvl w:val="0"/>
-          <w:numId w:val="5"/>
-        </w:numPr>
-        <w:spacing w:after="0" w:afterAutospacing="0" w:before="0" w:beforeAutospacing="0" w:lineRule="auto"/>
-        <w:ind w:left="720" w:hanging="360"/>
-      </w:pPr>
-      <w:r>
-        <w:rPr>
-          <w:rtl w:val="0"/>
-        </w:rPr>
-        <w:t xml:space="preserve">The incident report lists all logged violations with timestamps</w:t>
-      </w:r>
-    </w:p>
-    <w:p>
-      <w:pPr>
-        <w:numPr>
-          <w:ilvl w:val="0"/>
-          <w:numId w:val="5"/>
-        </w:numPr>
-        <w:spacing w:after="240" w:before="0" w:beforeAutospacing="0" w:lineRule="auto"/>
-        <w:ind w:left="720" w:hanging="360"/>
-      </w:pPr>
-      <w:r>
-        <w:rPr>
-          <w:rtl w:val="0"/>
-        </w:rPr>
-        <w:t xml:space="preserve">Exports are generated immediately after the exam ends with no additional configuration</w:t>
-      </w:r>
-    </w:p>
-    <w:p>
-      <w:pPr>
-        <w:spacing w:after="240" w:before="240" w:lineRule="auto"/>
-        <w:jc w:val="both"/>
-        <w:rPr>
-          <w:b w:val="1"/>
-          <w:bCs w:val="1"/>
-        </w:rPr>
-      </w:pPr>
-      <w:r>
-        <w:rPr>
-          <w:b w:val="1"/>
-          <w:bCs w:val="1"/>
-          <w:rtl w:val="0"/>
-        </w:rPr>
-        <w:t xml:space="preserve">9. LAN-Based Real-Time Synchronization</w:t>
-      </w:r>
-    </w:p>
-    <w:p>
-      <w:pPr>
-        <w:numPr>
-          <w:ilvl w:val="0"/>
-          <w:numId w:val="7"/>
-        </w:numPr>
-        <w:spacing w:after="0" w:afterAutospacing="0" w:before="240" w:lineRule="auto"/>
-        <w:ind w:left="720" w:hanging="360"/>
-      </w:pPr>
-      <w:r>
-        <w:rPr>
-          <w:rtl w:val="0"/>
-        </w:rPr>
-        <w:t xml:space="preserve">The entire platform communicates over the school's local network using WebSockets</w:t>
-      </w:r>
-    </w:p>
-    <w:p>
-      <w:pPr>
-        <w:numPr>
-          <w:ilvl w:val="0"/>
-          <w:numId w:val="7"/>
-        </w:numPr>
-        <w:spacing w:after="0" w:afterAutospacing="0" w:before="0" w:beforeAutospacing="0" w:lineRule="auto"/>
-        <w:ind w:left="720" w:hanging="360"/>
-      </w:pPr>
-      <w:r>
-        <w:rPr>
-          <w:rtl w:val="0"/>
-        </w:rPr>
-        <w:t xml:space="preserve">Exam delivery, student progress updates, violation alerts, and submission results all sync in near real time</w:t>
-      </w:r>
-    </w:p>
-    <w:p>
-      <w:pPr>
-        <w:numPr>
-          <w:ilvl w:val="0"/>
-          <w:numId w:val="7"/>
-        </w:numPr>
-        <w:spacing w:after="240" w:before="0" w:beforeAutospacing="0" w:lineRule="auto"/>
-        <w:ind w:left="720" w:hanging="360"/>
-      </w:pPr>
-      <w:r>
-        <w:rPr>
-          <w:rtl w:val="0"/>
-        </w:rPr>
-        <w:t xml:space="preserve">System performance is consistent regardless of the school's external internet connection quality</w:t>
-      </w:r>
-    </w:p>
-    <w:p>
-      <w:pPr>
-        <w:jc w:val="both"/>
+        <w:t xml:space="preserve">Engr. Violdan Bayocot</w:t>
+      </w:r>
+    </w:p>
+    <w:p>
+      <w:pPr>
         <w:rPr/>
       </w:pPr>
       <w:r>
-        <w:pict>
-          <v:rect style="width:0.0pt;height:1.5pt" o:hr="t" o:hrstd="t" o:hralign="center" fillcolor="#A0A0A0" stroked="f"/>
-        </w:pict>
-      </w:r>
-      <w:r>
-        <w:rPr>
-          <w:rtl w:val="0"/>
-        </w:rPr>
-      </w:r>
-    </w:p>
-    <w:p>
-      <w:pPr>
-        <w:spacing w:after="240" w:before="240" w:lineRule="auto"/>
-        <w:jc w:val="both"/>
-        <w:rPr>
-          <w:b w:val="1"/>
-          <w:bCs w:val="1"/>
-        </w:rPr>
-      </w:pPr>
-      <w:r>
-        <w:rPr>
-          <w:b w:val="1"/>
-          <w:bCs w:val="1"/>
-          <w:rtl w:val="0"/>
-        </w:rPr>
-        <w:t xml:space="preserve">NICE TO HAVES</w:t>
-      </w:r>
-    </w:p>
-    <w:p>
-      <w:pPr>
-        <w:numPr>
-          <w:ilvl w:val="0"/>
-          <w:numId w:val="11"/>
-        </w:numPr>
-        <w:spacing w:after="0" w:afterAutospacing="0" w:before="240" w:lineRule="auto"/>
-        <w:ind w:left="720" w:hanging="360"/>
-      </w:pPr>
-      <w:r>
-        <w:rPr>
-          <w:rtl w:val="0"/>
-        </w:rPr>
-        <w:t xml:space="preserve">Webcam Proctoring Feed: Display a low-resolution live feed of each student's webcam on the teacher dashboard during the exam as a passive visual deterrent</w:t>
-      </w:r>
-    </w:p>
-    <w:p>
-      <w:pPr>
-        <w:numPr>
-          <w:ilvl w:val="0"/>
-          <w:numId w:val="11"/>
-        </w:numPr>
-        <w:spacing w:after="0" w:afterAutospacing="0" w:before="0" w:beforeAutospacing="0" w:lineRule="auto"/>
-        <w:ind w:left="720" w:hanging="360"/>
-      </w:pPr>
-      <w:r>
-        <w:rPr>
-          <w:rtl w:val="0"/>
-        </w:rPr>
-        <w:t xml:space="preserve">Automated Item Analysis: After the exam, generate a difficulty index and discrimination index per question to help teachers evaluate the quality of their exam items</w:t>
-      </w:r>
-    </w:p>
-    <w:p>
-      <w:pPr>
-        <w:numPr>
-          <w:ilvl w:val="0"/>
-          <w:numId w:val="11"/>
-        </w:numPr>
-        <w:spacing w:after="0" w:afterAutospacing="0" w:before="0" w:beforeAutospacing="0" w:lineRule="auto"/>
-        <w:ind w:left="720" w:hanging="360"/>
-      </w:pPr>
-      <w:r>
-        <w:rPr>
-          <w:rtl w:val="0"/>
-        </w:rPr>
-        <w:t xml:space="preserve">Student Exam Review Mode: Allow students to review their submitted answers and the correct answers after the teacher releases results, without re-enabling lockdown</w:t>
-      </w:r>
-    </w:p>
-    <w:p>
-      <w:pPr>
-        <w:numPr>
-          <w:ilvl w:val="0"/>
-          <w:numId w:val="11"/>
-        </w:numPr>
-        <w:spacing w:after="0" w:afterAutospacing="0" w:before="0" w:beforeAutospacing="0" w:lineRule="auto"/>
-        <w:ind w:left="720" w:hanging="360"/>
-      </w:pPr>
-      <w:r>
-        <w:rPr>
-          <w:rtl w:val="0"/>
-        </w:rPr>
-        <w:t xml:space="preserve">Exam Timer with Auto-Submit: Enforce a per-exam time limit with a visible countdown on the student side. Automatically submit whatever the student has answered when time runs out.</w:t>
-      </w:r>
-    </w:p>
-    <w:p>
-      <w:pPr>
-        <w:numPr>
-          <w:ilvl w:val="0"/>
-          <w:numId w:val="11"/>
-        </w:numPr>
-        <w:spacing w:after="0" w:afterAutospacing="0" w:before="0" w:beforeAutospacing="0" w:lineRule="auto"/>
-        <w:ind w:left="720" w:hanging="360"/>
-      </w:pPr>
-      <w:r>
-        <w:rPr>
-          <w:rtl w:val="0"/>
-        </w:rPr>
-        <w:t xml:space="preserve">Question Bank and Reuse: Let teachers save individual questions to a personal bank and pull from it when building future exams instead of recreating everything from scratch</w:t>
-      </w:r>
-    </w:p>
-    <w:p>
-      <w:pPr>
-        <w:numPr>
-          <w:ilvl w:val="0"/>
-          <w:numId w:val="11"/>
-        </w:numPr>
-        <w:spacing w:after="0" w:afterAutospacing="0" w:before="0" w:beforeAutospacing="0" w:lineRule="auto"/>
-        <w:ind w:left="720" w:hanging="360"/>
-      </w:pPr>
-      <w:r>
-        <w:rPr>
-          <w:rtl w:val="0"/>
-        </w:rPr>
-        <w:t xml:space="preserve">Dark Mode for Student Interface: Reduce eye strain during long coding exams with an optional dark theme for the Monaco editor and surrounding UI</w:t>
-      </w:r>
-    </w:p>
-    <w:p>
-      <w:pPr>
-        <w:numPr>
-          <w:ilvl w:val="0"/>
-          <w:numId w:val="11"/>
-        </w:numPr>
-        <w:spacing w:after="0" w:afterAutospacing="0" w:before="0" w:beforeAutospacing="0" w:lineRule="auto"/>
-        <w:ind w:left="720" w:hanging="360"/>
-      </w:pPr>
-      <w:r>
-        <w:rPr>
-          <w:rtl w:val="0"/>
-        </w:rPr>
-        <w:t xml:space="preserve">Bulk Student Name Import: Allow the teacher to upload a CSV of student names before the exam so the dashboard shows real names instead of generic join identifiers</w:t>
-      </w:r>
-    </w:p>
-    <w:p>
-      <w:pPr>
-        <w:numPr>
-          <w:ilvl w:val="0"/>
-          <w:numId w:val="11"/>
-        </w:numPr>
-        <w:spacing w:after="240" w:before="0" w:beforeAutospacing="0" w:lineRule="auto"/>
-        <w:ind w:left="720" w:hanging="360"/>
-      </w:pPr>
-      <w:r>
-        <w:rPr>
-          <w:rtl w:val="0"/>
-        </w:rPr>
-        <w:t xml:space="preserve">Python Language Support: Extend the code execution engine to support Python 3 in addition to C and Java, using a locally installed interpreter</w:t>
-      </w:r>
-    </w:p>
-    <w:p>
-      <w:pPr>
-        <w:jc w:val="both"/>
-        <w:rPr>
-          <w:b w:val="1"/>
-          <w:bCs w:val="1"/>
-        </w:rPr>
-      </w:pPr>
-      <w:r>
-        <w:rPr>
-          <w:rtl w:val="0"/>
-        </w:rPr>
-      </w:r>
-    </w:p>
-    <w:p>
-      <w:pPr>
-        <w:jc w:val="both"/>
+        <w:rPr>
+          <w:rtl w:val="0"/>
+        </w:rPr>
+      </w:r>
+    </w:p>
+    <w:p>
+      <w:pPr>
+        <w:rPr>
+          <w:b w:val="1"/>
+          <w:bCs w:val="1"/>
+        </w:rPr>
+      </w:pPr>
+      <w:r>
+        <w:rPr>
+          <w:b w:val="1"/>
+          <w:bCs w:val="1"/>
+          <w:rtl w:val="0"/>
+        </w:rPr>
+        <w:t xml:space="preserve">PROJECT COORDINATOR</w:t>
+      </w:r>
+    </w:p>
+    <w:p>
+      <w:pPr>
         <w:rPr/>
+      </w:pPr>
+      <w:r>
+        <w:rPr>
+          <w:rtl w:val="0"/>
+        </w:rPr>
+        <w:t xml:space="preserve">Engr. Alyssa Joyce Tan</w:t>
+      </w:r>
+      <w:r>
+        <w:rPr>
+          <w:rtl w:val="0"/>
+        </w:rPr>
+      </w:r>
+    </w:p>
+    <w:p>
+      <w:pPr>
+        <w:rPr/>
+      </w:pPr>
+      <w:r>
+        <w:rPr>
+          <w:rtl w:val="0"/>
+        </w:rPr>
+      </w:r>
+    </w:p>
+    <w:p>
+      <w:pPr>
+        <w:rPr/>
+      </w:pPr>
+      <w:r>
+        <w:rPr>
+          <w:b w:val="1"/>
+          <w:bCs w:val="1"/>
+          <w:rtl w:val="0"/>
+        </w:rPr>
+        <w:t xml:space="preserve">CHAIRMAN OF THE PANEL</w:t>
+      </w:r>
+      <w:r>
+        <w:rPr>
+          <w:rtl w:val="0"/>
+        </w:rPr>
+      </w:r>
+    </w:p>
+    <w:p>
+      <w:pPr>
+        <w:rPr/>
+      </w:pPr>
+      <w:r>
+        <w:rPr>
+          <w:rtl w:val="0"/>
+        </w:rPr>
+      </w:r>
+    </w:p>
+    <w:p>
+      <w:pPr>
+        <w:rPr/>
+      </w:pPr>
+      <w:r>
+        <w:rPr>
+          <w:rtl w:val="0"/>
+        </w:rPr>
+      </w:r>
+    </w:p>
+    <w:p>
+      <w:pPr>
+        <w:rPr>
+          <w:b w:val="1"/>
+          <w:bCs w:val="1"/>
+        </w:rPr>
+      </w:pPr>
+      <w:r>
+        <w:rPr>
+          <w:b w:val="1"/>
+          <w:bCs w:val="1"/>
+          <w:rtl w:val="0"/>
+        </w:rPr>
+        <w:t xml:space="preserve">PANELIST</w:t>
+      </w:r>
+    </w:p>
+    <w:p>
+      <w:pPr>
+        <w:rPr>
+          <w:b w:val="1"/>
+          <w:bCs w:val="1"/>
+        </w:rPr>
+      </w:pPr>
+      <w:r>
+        <w:rPr>
+          <w:rtl w:val="0"/>
+        </w:rPr>
+      </w:r>
+    </w:p>
+    <w:p>
+      <w:pPr>
+        <w:rPr>
+          <w:b w:val="1"/>
+          <w:bCs w:val="1"/>
+        </w:rPr>
       </w:pPr>
       <w:r>
         <w:rPr>

--- a/CodeLit - must Haves.docx
+++ b/CodeLit - must Haves.docx
@@ -1,156 +1,124 @@
 
 <file path=word/document.xml><?xml version="1.0" encoding="utf-8"?>
-<w:document xmlns:mc="http://schemas.openxmlformats.org/markup-compatibility/2006" xmlns:o="urn:schemas-microsoft-com:office:office" xmlns:r="http://schemas.openxmlformats.org/officeDocument/2006/relationships" xmlns:m="http://schemas.openxmlformats.org/officeDocument/2006/math" xmlns:v="urn:schemas-microsoft-com:vml" xmlns:wp="http://schemas.openxmlformats.org/drawingml/2006/wordprocessingDrawing" xmlns:w10="urn:schemas-microsoft-com:office:word" xmlns:w="http://schemas.openxmlformats.org/wordprocessingml/2006/main" xmlns:wne="http://schemas.microsoft.com/office/word/2006/wordml" xmlns:sl="http://schemas.openxmlformats.org/schemaLibrary/2006/main" xmlns:a="http://schemas.openxmlformats.org/drawingml/2006/main" xmlns:pic="http://schemas.openxmlformats.org/drawingml/2006/picture" xmlns:c="http://schemas.openxmlformats.org/drawingml/2006/chart" xmlns:lc="http://schemas.openxmlformats.org/drawingml/2006/lockedCanvas" xmlns:dgm="http://schemas.openxmlformats.org/drawingml/2006/diagram" xmlns:wps="http://schemas.microsoft.com/office/word/2010/wordprocessingShape" xmlns:wpg="http://schemas.microsoft.com/office/word/2010/wordprocessingGroup" xmlns:w14="http://schemas.microsoft.com/office/word/2010/wordml" xmlns:w15="http://schemas.microsoft.com/office/word/2012/wordml" xmlns:w16="http://schemas.microsoft.com/office/word/2018/wordml" xmlns:w16cex="http://schemas.microsoft.com/office/word/2018/wordml/cex" xmlns:w16cid="http://schemas.microsoft.com/office/word/2016/wordml/cid" xmlns="http://schemas.microsoft.com/office/tasks/2019/documenttasks" xmlns:cr="http://schemas.microsoft.com/office/comments/2020/reactions">
+<w:document xmlns:wpc="http://schemas.microsoft.com/office/word/2010/wordprocessingCanvas" xmlns:cx="http://schemas.microsoft.com/office/drawing/2014/chartex" xmlns:cx1="http://schemas.microsoft.com/office/drawing/2015/9/8/chartex" xmlns:cx2="http://schemas.microsoft.com/office/drawing/2015/10/21/chartex" xmlns:cx3="http://schemas.microsoft.com/office/drawing/2016/5/9/chartex" xmlns:cx4="http://schemas.microsoft.com/office/drawing/2016/5/10/chartex" xmlns:cx5="http://schemas.microsoft.com/office/drawing/2016/5/11/chartex" xmlns:cx6="http://schemas.microsoft.com/office/drawing/2016/5/12/chartex" xmlns:cx7="http://schemas.microsoft.com/office/drawing/2016/5/13/chartex" xmlns:cx8="http://schemas.microsoft.com/office/drawing/2016/5/14/chartex" xmlns:mc="http://schemas.openxmlformats.org/markup-compatibility/2006" xmlns:aink="http://schemas.microsoft.com/office/drawing/2016/ink" xmlns:am3d="http://schemas.microsoft.com/office/drawing/2017/model3d" xmlns:o="urn:schemas-microsoft-com:office:office" xmlns:r="http://schemas.openxmlformats.org/officeDocument/2006/relationships" xmlns:m="http://schemas.openxmlformats.org/officeDocument/2006/math" xmlns:v="urn:schemas-microsoft-com:vml" xmlns:wp14="http://schemas.microsoft.com/office/word/2010/wordprocessingDrawing" xmlns:wp="http://schemas.openxmlformats.org/drawingml/2006/wordprocessingDrawing" xmlns:w10="urn:schemas-microsoft-com:office:word" xmlns:w="http://schemas.openxmlformats.org/wordprocessingml/2006/main" xmlns:w14="http://schemas.microsoft.com/office/word/2010/wordml" xmlns:w15="http://schemas.microsoft.com/office/word/2012/wordml" xmlns:w16cid="http://schemas.microsoft.com/office/word/2016/wordml/cid" xmlns:w16se="http://schemas.microsoft.com/office/word/2015/wordml/symex" xmlns:wpg="http://schemas.microsoft.com/office/word/2010/wordprocessingGroup" xmlns:wpi="http://schemas.microsoft.com/office/word/2010/wordprocessingInk" xmlns:wne="http://schemas.microsoft.com/office/word/2006/wordml" xmlns:wps="http://schemas.microsoft.com/office/word/2010/wordprocessingShape" mc:Ignorable="w14 w15 w16se w16cid wp14">
   <w:body>
     <w:p>
       <w:pPr>
         <w:pStyle w:val="Heading1"/>
         <w:keepNext w:val="0"/>
         <w:keepLines w:val="0"/>
-        <w:spacing w:after="240" w:before="240" w:lineRule="auto"/>
-        <w:rPr>
-          <w:b w:val="1"/>
-          <w:bCs w:val="1"/>
+        <w:spacing w:before="240" w:after="240"/>
+        <w:rPr>
+          <w:b/>
+          <w:bCs/>
           <w:sz w:val="50"/>
           <w:szCs w:val="50"/>
         </w:rPr>
       </w:pPr>
-      <w:bookmarkStart w:colFirst="0" w:colLast="0" w:name="_bxp7dc5q8rz9" w:id="0"/>
+      <w:bookmarkStart w:id="0" w:name="_bxp7dc5q8rz9" w:colFirst="0" w:colLast="0"/>
       <w:bookmarkEnd w:id="0"/>
-      <w:r>
-        <w:rPr>
-          <w:b w:val="1"/>
-          <w:bCs w:val="1"/>
+      <w:proofErr w:type="spellStart"/>
+      <w:r>
+        <w:rPr>
+          <w:b/>
+          <w:bCs/>
           <w:sz w:val="50"/>
           <w:szCs w:val="50"/>
-          <w:rtl w:val="0"/>
-        </w:rPr>
-        <w:t xml:space="preserve">CodeLit</w:t>
-      </w:r>
-    </w:p>
-    <w:p>
-      <w:pPr>
-        <w:spacing w:after="240" w:before="240" w:lineRule="auto"/>
-        <w:jc w:val="both"/>
-        <w:rPr/>
-      </w:pPr>
-      <w:r>
-        <w:rPr>
-          <w:rtl w:val="0"/>
-        </w:rPr>
-        <w:t xml:space="preserve">A Windows Desktop Application for Secure Exam Lockdown and Automated Programming Assessment in Philippine Computing Education </w:t>
-      </w:r>
-    </w:p>
-    <w:p>
-      <w:pPr>
-        <w:spacing w:after="240" w:before="240" w:lineRule="auto"/>
-        <w:rPr>
-          <w:b w:val="1"/>
-          <w:bCs w:val="1"/>
-        </w:rPr>
-      </w:pPr>
-      <w:r>
-        <w:rPr>
-          <w:b w:val="1"/>
-          <w:bCs w:val="1"/>
-          <w:rtl w:val="0"/>
-        </w:rPr>
-        <w:t xml:space="preserve">Proponents:</w:t>
-      </w:r>
-    </w:p>
-    <w:p>
-      <w:pPr>
-        <w:spacing w:before="240" w:lineRule="auto"/>
+        </w:rPr>
+        <w:t>CodeLit</w:t>
+      </w:r>
+      <w:proofErr w:type="spellEnd"/>
+    </w:p>
+    <w:p>
+      <w:pPr>
+        <w:spacing w:before="240" w:after="240"/>
+        <w:jc w:val="both"/>
+      </w:pPr>
+      <w:r>
+        <w:t xml:space="preserve">A Windows Desktop </w:t>
+      </w:r>
+      <w:r>
+        <w:t xml:space="preserve">and Web </w:t>
+      </w:r>
+      <w:r>
+        <w:t xml:space="preserve">Application for Secure Exam Lockdown and Automated Programming Assessment in Philippine Computing Education </w:t>
+      </w:r>
+    </w:p>
+    <w:p>
+      <w:pPr>
+        <w:spacing w:before="240" w:after="240"/>
+        <w:rPr>
+          <w:b/>
+          <w:bCs/>
+        </w:rPr>
+      </w:pPr>
+      <w:r>
+        <w:rPr>
+          <w:b/>
+          <w:bCs/>
+        </w:rPr>
+        <w:t>Proponents:</w:t>
+      </w:r>
+    </w:p>
+    <w:p>
+      <w:pPr>
+        <w:spacing w:before="240"/>
         <w:ind w:left="1080" w:hanging="360"/>
-        <w:rPr/>
-      </w:pPr>
-      <w:r>
-        <w:rPr>
-          <w:rtl w:val="0"/>
-        </w:rPr>
-        <w:t xml:space="preserve">●</w:t>
+      </w:pPr>
+      <w:r>
+        <w:t>●</w:t>
       </w:r>
       <w:r>
         <w:rPr>
           <w:sz w:val="14"/>
           <w:szCs w:val="14"/>
-          <w:rtl w:val="0"/>
         </w:rPr>
         <w:t xml:space="preserve">        </w:t>
       </w:r>
-      <w:r>
-        <w:rPr>
-          <w:rtl w:val="0"/>
-        </w:rPr>
-        <w:t xml:space="preserve">Aratia, Brian Joseph B.</w:t>
-      </w:r>
-      <w:r>
-        <w:rPr>
-          <w:rtl w:val="0"/>
-        </w:rPr>
+      <w:proofErr w:type="spellStart"/>
+      <w:r>
+        <w:t>Aratia</w:t>
+      </w:r>
+      <w:proofErr w:type="spellEnd"/>
+      <w:r>
+        <w:t>, Brian Joseph B.</w:t>
       </w:r>
     </w:p>
     <w:p>
       <w:pPr>
         <w:ind w:left="1080" w:hanging="360"/>
-        <w:rPr/>
-      </w:pPr>
-      <w:r>
-        <w:rPr>
-          <w:rtl w:val="0"/>
-        </w:rPr>
-        <w:t xml:space="preserve">●</w:t>
+      </w:pPr>
+      <w:r>
+        <w:t>●</w:t>
       </w:r>
       <w:r>
         <w:rPr>
           <w:sz w:val="14"/>
           <w:szCs w:val="14"/>
-          <w:rtl w:val="0"/>
         </w:rPr>
         <w:t xml:space="preserve">        </w:t>
       </w:r>
       <w:r>
-        <w:rPr>
-          <w:rtl w:val="0"/>
-        </w:rPr>
-        <w:t xml:space="preserve">Avelino, Robert Emmanuel C.</w:t>
-      </w:r>
-      <w:r>
-        <w:rPr>
-          <w:rtl w:val="0"/>
-        </w:rPr>
-      </w:r>
-    </w:p>
-    <w:p>
-      <w:pPr>
-        <w:spacing w:after="240" w:lineRule="auto"/>
+        <w:t>Avelino, Robert Emmanuel C.</w:t>
+      </w:r>
+    </w:p>
+    <w:p>
+      <w:pPr>
+        <w:spacing w:after="240"/>
         <w:ind w:left="1080" w:hanging="360"/>
-        <w:rPr/>
-      </w:pPr>
-      <w:r>
-        <w:rPr>
-          <w:rtl w:val="0"/>
-        </w:rPr>
-        <w:t xml:space="preserve">●</w:t>
+      </w:pPr>
+      <w:r>
+        <w:t>●</w:t>
       </w:r>
       <w:r>
         <w:rPr>
           <w:sz w:val="14"/>
           <w:szCs w:val="14"/>
-          <w:rtl w:val="0"/>
         </w:rPr>
         <w:t xml:space="preserve">        </w:t>
       </w:r>
       <w:r>
-        <w:rPr>
-          <w:rtl w:val="0"/>
-        </w:rPr>
-        <w:t xml:space="preserve">Perez, Mel Stephen A.</w:t>
-      </w:r>
-      <w:r>
-        <w:rPr>
-          <w:rtl w:val="0"/>
-        </w:rPr>
+        <w:t>Perez, Mel Stephen A.</w:t>
       </w:r>
     </w:p>
     <w:p>
@@ -158,69 +126,81 @@
         <w:pStyle w:val="Heading1"/>
         <w:keepNext w:val="0"/>
         <w:keepLines w:val="0"/>
-        <w:spacing w:after="240" w:before="240" w:lineRule="auto"/>
-        <w:rPr>
-          <w:b w:val="1"/>
-          <w:bCs w:val="1"/>
+        <w:spacing w:before="240" w:after="240"/>
+        <w:rPr>
+          <w:b/>
+          <w:bCs/>
           <w:sz w:val="46"/>
           <w:szCs w:val="46"/>
         </w:rPr>
       </w:pPr>
-      <w:bookmarkStart w:colFirst="0" w:colLast="0" w:name="_hjivvfwakbpy" w:id="1"/>
+      <w:bookmarkStart w:id="1" w:name="_hjivvfwakbpy" w:colFirst="0" w:colLast="0"/>
       <w:bookmarkEnd w:id="1"/>
       <w:r>
         <w:rPr>
-          <w:b w:val="1"/>
-          <w:bCs w:val="1"/>
+          <w:b/>
+          <w:bCs/>
           <w:sz w:val="46"/>
           <w:szCs w:val="46"/>
-          <w:rtl w:val="0"/>
-        </w:rPr>
-        <w:t xml:space="preserve">MUST-HAVES</w:t>
-      </w:r>
-    </w:p>
-    <w:p>
-      <w:pPr>
-        <w:spacing w:after="240" w:before="240" w:lineRule="auto"/>
-        <w:jc w:val="both"/>
-        <w:rPr>
-          <w:b w:val="1"/>
-          <w:bCs w:val="1"/>
-        </w:rPr>
-      </w:pPr>
-      <w:r>
-        <w:rPr>
-          <w:b w:val="1"/>
-          <w:bCs w:val="1"/>
-          <w:rtl w:val="0"/>
-        </w:rPr>
-        <w:t xml:space="preserve">1. System-Wide Exam Lockdown (Windows API Level)</w:t>
-      </w:r>
-    </w:p>
-    <w:p>
-      <w:pPr>
-        <w:spacing w:after="240" w:before="240" w:lineRule="auto"/>
-        <w:jc w:val="both"/>
-        <w:rPr/>
-      </w:pPr>
-      <w:r>
-        <w:rPr>
-          <w:rtl w:val="0"/>
-        </w:rPr>
-        <w:t xml:space="preserve">When referring to OS-level lockdown in this project, the term describes system-wide input interception using low-level Windows API hooks, not kernel-driver programming. Specifically, the application uses SetWindowsHookEx with the WH_KEYBOARD_LL flag to intercept all keyboard input at the Windows message pipeline before any other application or shell component can act on it. This is the same technical approach used by commercial exam security browsers. It is implemented in userspace (Ring 3) and requires no kernel driver.</w:t>
-      </w:r>
-    </w:p>
-    <w:p>
-      <w:pPr>
-        <w:spacing w:after="240" w:before="240" w:lineRule="auto"/>
-        <w:jc w:val="both"/>
-        <w:rPr/>
-      </w:pPr>
-      <w:r>
-        <w:rPr>
-          <w:rtl w:val="0"/>
-        </w:rPr>
-        <w:t xml:space="preserve">What this lockdown covers:</w:t>
+        </w:rPr>
+        <w:t>MUST-HAVES</w:t>
+      </w:r>
+    </w:p>
+    <w:p>
+      <w:pPr>
+        <w:spacing w:before="240" w:after="240"/>
+        <w:jc w:val="both"/>
+        <w:rPr>
+          <w:b/>
+          <w:bCs/>
+        </w:rPr>
+      </w:pPr>
+      <w:r>
+        <w:rPr>
+          <w:b/>
+          <w:bCs/>
+        </w:rPr>
+        <w:t>1. System-Wide Exam Lockdown (Windows API Level)</w:t>
+      </w:r>
+    </w:p>
+    <w:p>
+      <w:pPr>
+        <w:spacing w:before="240" w:after="240"/>
+        <w:jc w:val="both"/>
+      </w:pPr>
+      <w:r>
+        <w:t>When referring to OS-level lockdown in this project, the term describes system-wide input interception using low-level Windows API hooks, not kernel-driver programming. Specifically, the applicati</w:t>
+      </w:r>
+      <w:r>
+        <w:t xml:space="preserve">on uses </w:t>
+      </w:r>
+      <w:proofErr w:type="spellStart"/>
+      <w:r>
+        <w:t>SetWindowsHookEx</w:t>
+      </w:r>
+      <w:proofErr w:type="spellEnd"/>
+      <w:r>
+        <w:t xml:space="preserve"> with the WH_KEYBOARD_LL flag to intercept all keyboard input at the Windows message pipeline before any other application or shell component can act on it. This is the same technical approach used by commercial exam security browse</w:t>
+      </w:r>
+      <w:r>
+        <w:t xml:space="preserve">rs. It is implemented in </w:t>
+      </w:r>
+      <w:proofErr w:type="spellStart"/>
+      <w:r>
+        <w:t>userspace</w:t>
+      </w:r>
+      <w:proofErr w:type="spellEnd"/>
+      <w:r>
+        <w:t xml:space="preserve"> (Ring 3) and requires no kernel driver.</w:t>
+      </w:r>
+    </w:p>
+    <w:p>
+      <w:pPr>
+        <w:spacing w:before="240" w:after="240"/>
+        <w:jc w:val="both"/>
+      </w:pPr>
+      <w:r>
+        <w:t>What this lockdown covers:</w:t>
       </w:r>
     </w:p>
     <w:p>
@@ -229,15 +209,11 @@
           <w:ilvl w:val="0"/>
           <w:numId w:val="6"/>
         </w:numPr>
-        <w:spacing w:after="0" w:afterAutospacing="0" w:before="240" w:lineRule="auto"/>
-        <w:ind w:left="720" w:hanging="360"/>
-        <w:jc w:val="both"/>
-      </w:pPr>
-      <w:r>
-        <w:rPr>
-          <w:rtl w:val="0"/>
-        </w:rPr>
-        <w:t xml:space="preserve">When the teacher starts an exam, lockdown activates simultaneously across all connected student machines</w:t>
+        <w:spacing w:before="240"/>
+        <w:jc w:val="both"/>
+      </w:pPr>
+      <w:r>
+        <w:t>When the teacher starts an exam, lockdown activates simultaneously across all connected student machines</w:t>
       </w:r>
     </w:p>
     <w:p>
@@ -246,15 +222,13 @@
           <w:ilvl w:val="0"/>
           <w:numId w:val="6"/>
         </w:numPr>
-        <w:spacing w:after="0" w:afterAutospacing="0" w:before="0" w:beforeAutospacing="0" w:lineRule="auto"/>
-        <w:ind w:left="720" w:hanging="360"/>
-        <w:jc w:val="both"/>
-      </w:pPr>
-      <w:r>
-        <w:rPr>
-          <w:rtl w:val="0"/>
-        </w:rPr>
-        <w:t xml:space="preserve">The following are intercepted and suppressed via low-level keyboard hooks:</w:t>
+        <w:jc w:val="both"/>
+      </w:pPr>
+      <w:r>
+        <w:t xml:space="preserve">The following are intercepted and suppressed via </w:t>
+      </w:r>
+      <w:r>
+        <w:t>low-level keyboard hooks:</w:t>
       </w:r>
     </w:p>
     <w:p>
@@ -263,15 +237,15 @@
           <w:ilvl w:val="1"/>
           <w:numId w:val="6"/>
         </w:numPr>
-        <w:spacing w:after="0" w:afterAutospacing="0" w:before="0" w:beforeAutospacing="0" w:lineRule="auto"/>
-        <w:ind w:left="1440" w:hanging="360"/>
-        <w:jc w:val="both"/>
-      </w:pPr>
-      <w:r>
-        <w:rPr>
-          <w:rtl w:val="0"/>
-        </w:rPr>
-        <w:t xml:space="preserve">Alt+Tab and all application-switching shortcuts</w:t>
+        <w:jc w:val="both"/>
+      </w:pPr>
+      <w:proofErr w:type="spellStart"/>
+      <w:r>
+        <w:t>Alt+Tab</w:t>
+      </w:r>
+      <w:proofErr w:type="spellEnd"/>
+      <w:r>
+        <w:t xml:space="preserve"> and all application-switching shortcuts</w:t>
       </w:r>
     </w:p>
     <w:p>
@@ -280,15 +254,10 @@
           <w:ilvl w:val="1"/>
           <w:numId w:val="6"/>
         </w:numPr>
-        <w:spacing w:after="0" w:afterAutospacing="0" w:before="0" w:beforeAutospacing="0" w:lineRule="auto"/>
-        <w:ind w:left="1440" w:hanging="360"/>
-        <w:jc w:val="both"/>
-      </w:pPr>
-      <w:r>
-        <w:rPr>
-          <w:rtl w:val="0"/>
-        </w:rPr>
-        <w:t xml:space="preserve">The Windows key and Start menu</w:t>
+        <w:jc w:val="both"/>
+      </w:pPr>
+      <w:r>
+        <w:t>The Windows key and Start menu</w:t>
       </w:r>
     </w:p>
     <w:p>
@@ -297,15 +266,26 @@
           <w:ilvl w:val="1"/>
           <w:numId w:val="6"/>
         </w:numPr>
-        <w:spacing w:after="0" w:afterAutospacing="0" w:before="0" w:beforeAutospacing="0" w:lineRule="auto"/>
-        <w:ind w:left="1440" w:hanging="360"/>
-        <w:jc w:val="both"/>
-      </w:pPr>
-      <w:r>
-        <w:rPr>
-          <w:rtl w:val="0"/>
-        </w:rPr>
-        <w:t xml:space="preserve">Task Manager (Ctrl+Shift+Esc and Ctrl+Alt+Del handling)</w:t>
+        <w:jc w:val="both"/>
+      </w:pPr>
+      <w:r>
+        <w:t>Task Manager (</w:t>
+      </w:r>
+      <w:proofErr w:type="spellStart"/>
+      <w:r>
+        <w:t>Ctrl+Shift+Esc</w:t>
+      </w:r>
+      <w:proofErr w:type="spellEnd"/>
+      <w:r>
+        <w:t xml:space="preserve"> and </w:t>
+      </w:r>
+      <w:proofErr w:type="spellStart"/>
+      <w:r>
+        <w:t>Ctrl+Alt+Del</w:t>
+      </w:r>
+      <w:proofErr w:type="spellEnd"/>
+      <w:r>
+        <w:t xml:space="preserve"> handling)</w:t>
       </w:r>
     </w:p>
     <w:p>
@@ -314,15 +294,34 @@
           <w:ilvl w:val="1"/>
           <w:numId w:val="6"/>
         </w:numPr>
-        <w:spacing w:after="0" w:afterAutospacing="0" w:before="0" w:beforeAutospacing="0" w:lineRule="auto"/>
-        <w:ind w:left="1440" w:hanging="360"/>
-        <w:jc w:val="both"/>
-      </w:pPr>
-      <w:r>
-        <w:rPr>
-          <w:rtl w:val="0"/>
-        </w:rPr>
-        <w:t xml:space="preserve">Copy-paste shortcuts (Ctrl+C, Ctrl+V, Ctrl+X)</w:t>
+        <w:jc w:val="both"/>
+      </w:pPr>
+      <w:r>
+        <w:t>Copy-paste shortcuts (</w:t>
+      </w:r>
+      <w:proofErr w:type="spellStart"/>
+      <w:r>
+        <w:t>Ctrl+C</w:t>
+      </w:r>
+      <w:proofErr w:type="spellEnd"/>
+      <w:r>
+        <w:t xml:space="preserve">, </w:t>
+      </w:r>
+      <w:proofErr w:type="spellStart"/>
+      <w:r>
+        <w:t>Ctrl+V</w:t>
+      </w:r>
+      <w:proofErr w:type="spellEnd"/>
+      <w:r>
+        <w:t xml:space="preserve">, </w:t>
+      </w:r>
+      <w:proofErr w:type="spellStart"/>
+      <w:r>
+        <w:t>Ctrl+X</w:t>
+      </w:r>
+      <w:proofErr w:type="spellEnd"/>
+      <w:r>
+        <w:t>)</w:t>
       </w:r>
     </w:p>
     <w:p>
@@ -331,15 +330,26 @@
           <w:ilvl w:val="1"/>
           <w:numId w:val="6"/>
         </w:numPr>
-        <w:spacing w:after="0" w:afterAutospacing="0" w:before="0" w:beforeAutospacing="0" w:lineRule="auto"/>
-        <w:ind w:left="1440" w:hanging="360"/>
-        <w:jc w:val="both"/>
-      </w:pPr>
-      <w:r>
-        <w:rPr>
-          <w:rtl w:val="0"/>
-        </w:rPr>
-        <w:t xml:space="preserve">Screenshot tools (PrintScreen, Win+Shift+S)</w:t>
+        <w:jc w:val="both"/>
+      </w:pPr>
+      <w:r>
+        <w:t>Screenshot tools (</w:t>
+      </w:r>
+      <w:proofErr w:type="spellStart"/>
+      <w:r>
+        <w:t>PrintScreen</w:t>
+      </w:r>
+      <w:proofErr w:type="spellEnd"/>
+      <w:r>
+        <w:t xml:space="preserve">, </w:t>
+      </w:r>
+      <w:proofErr w:type="spellStart"/>
+      <w:r>
+        <w:t>Win+Shift+S</w:t>
+      </w:r>
+      <w:proofErr w:type="spellEnd"/>
+      <w:r>
+        <w:t>)</w:t>
       </w:r>
     </w:p>
     <w:p>
@@ -348,15 +358,21 @@
           <w:ilvl w:val="0"/>
           <w:numId w:val="6"/>
         </w:numPr>
-        <w:spacing w:after="0" w:afterAutospacing="0" w:before="0" w:beforeAutospacing="0" w:lineRule="auto"/>
-        <w:ind w:left="720" w:hanging="360"/>
-        <w:jc w:val="both"/>
-      </w:pPr>
-      <w:r>
-        <w:rPr>
-          <w:rtl w:val="0"/>
-        </w:rPr>
-        <w:t xml:space="preserve">A fullscreen, always-on-top kiosk window captures focus so no background application can receive input</w:t>
+        <w:jc w:val="both"/>
+      </w:pPr>
+      <w:r>
+        <w:t xml:space="preserve">A </w:t>
+      </w:r>
+      <w:proofErr w:type="spellStart"/>
+      <w:r>
+        <w:t>ful</w:t>
+      </w:r>
+      <w:r>
+        <w:t>lscreen</w:t>
+      </w:r>
+      <w:proofErr w:type="spellEnd"/>
+      <w:r>
+        <w:t>, always-on-top kiosk window captures focus so no background application can receive input</w:t>
       </w:r>
     </w:p>
     <w:p>
@@ -365,15 +381,10 @@
           <w:ilvl w:val="0"/>
           <w:numId w:val="6"/>
         </w:numPr>
-        <w:spacing w:after="0" w:afterAutospacing="0" w:before="0" w:beforeAutospacing="0" w:lineRule="auto"/>
-        <w:ind w:left="720" w:hanging="360"/>
-        <w:jc w:val="both"/>
-      </w:pPr>
-      <w:r>
-        <w:rPr>
-          <w:rtl w:val="0"/>
-        </w:rPr>
-        <w:t xml:space="preserve">Active process monitoring detects and flags any attempt to open disallowed applications</w:t>
+        <w:jc w:val="both"/>
+      </w:pPr>
+      <w:r>
+        <w:t>Active process monitoring detects and flags any attempt to open disallowed applications</w:t>
       </w:r>
     </w:p>
     <w:p>
@@ -382,15 +393,10 @@
           <w:ilvl w:val="0"/>
           <w:numId w:val="6"/>
         </w:numPr>
-        <w:spacing w:after="0" w:afterAutospacing="0" w:before="0" w:beforeAutospacing="0" w:lineRule="auto"/>
-        <w:ind w:left="720" w:hanging="360"/>
-        <w:jc w:val="both"/>
-      </w:pPr>
-      <w:r>
-        <w:rPr>
-          <w:rtl w:val="0"/>
-        </w:rPr>
-        <w:t xml:space="preserve">Any bypass attempt is silently logged with a timestamp and flagged immediately on the teacher dashboard</w:t>
+        <w:jc w:val="both"/>
+      </w:pPr>
+      <w:r>
+        <w:t>Any bypass attempt is silently logged with a timestamp and flagged immediately on the teacher dashboard</w:t>
       </w:r>
     </w:p>
     <w:p>
@@ -399,46 +405,59 @@
           <w:ilvl w:val="0"/>
           <w:numId w:val="6"/>
         </w:numPr>
-        <w:spacing w:after="240" w:before="0" w:beforeAutospacing="0" w:lineRule="auto"/>
-        <w:ind w:left="720" w:hanging="360"/>
-        <w:jc w:val="both"/>
-      </w:pPr>
-      <w:r>
-        <w:rPr>
-          <w:rtl w:val="0"/>
-        </w:rPr>
-        <w:t xml:space="preserve">Lockdown is lifted only when the teacher explicitly ends the exam session</w:t>
-      </w:r>
-    </w:p>
-    <w:p>
-      <w:pPr>
-        <w:spacing w:after="240" w:before="240" w:lineRule="auto"/>
-        <w:jc w:val="both"/>
-        <w:rPr>
-          <w:b w:val="1"/>
-          <w:bCs w:val="1"/>
-        </w:rPr>
-      </w:pPr>
-      <w:r>
-        <w:rPr>
-          <w:b w:val="1"/>
-          <w:bCs w:val="1"/>
-          <w:rtl w:val="0"/>
-        </w:rPr>
-        <w:t xml:space="preserve">2. Live Teacher Monitoring Dashboard (Web-Based)</w:t>
-      </w:r>
-    </w:p>
-    <w:p>
-      <w:pPr>
-        <w:spacing w:after="240" w:before="240" w:lineRule="auto"/>
-        <w:jc w:val="both"/>
-        <w:rPr/>
-      </w:pPr>
-      <w:r>
-        <w:rPr>
-          <w:rtl w:val="0"/>
-        </w:rPr>
-        <w:t xml:space="preserve">The teacher dashboard runs in a web browser and is accessible through the cloud-based platform, providing real-time visibility into the entire exam session. It provides real-time visibility into the entire exam session.</w:t>
+        <w:spacing w:after="240"/>
+        <w:jc w:val="both"/>
+      </w:pPr>
+      <w:r>
+        <w:t xml:space="preserve">Lockdown is lifted </w:t>
+      </w:r>
+      <w:r>
+        <w:t>when the teacher explicitly ends the exam session</w:t>
+      </w:r>
+      <w:r>
+        <w:t xml:space="preserve"> or code exit</w:t>
+      </w:r>
+    </w:p>
+    <w:p>
+      <w:r>
+        <w:br w:type="page"/>
+      </w:r>
+    </w:p>
+    <w:p>
+      <w:pPr>
+        <w:spacing w:before="240" w:after="240"/>
+        <w:jc w:val="both"/>
+        <w:rPr>
+          <w:b/>
+          <w:bCs/>
+        </w:rPr>
+      </w:pPr>
+      <w:r>
+        <w:rPr>
+          <w:b/>
+          <w:bCs/>
+        </w:rPr>
+        <w:lastRenderedPageBreak/>
+        <w:t xml:space="preserve">2. </w:t>
+      </w:r>
+      <w:r>
+        <w:rPr>
+          <w:b/>
+          <w:bCs/>
+        </w:rPr>
+        <w:t>Teacher Monitoring Dashboard (Web-Based)</w:t>
+      </w:r>
+    </w:p>
+    <w:p>
+      <w:pPr>
+        <w:spacing w:before="240" w:after="240"/>
+        <w:jc w:val="both"/>
+      </w:pPr>
+      <w:r>
+        <w:t>The teacher dashboard runs in</w:t>
+      </w:r>
+      <w:r>
+        <w:t xml:space="preserve"> a web browser and is accessible through the cloud-based platform, providing real-time visibility into the entire exam session. It provides real-time visibility into the entire exam session.</w:t>
       </w:r>
     </w:p>
     <w:p>
@@ -447,15 +466,14 @@
           <w:ilvl w:val="0"/>
           <w:numId w:val="5"/>
         </w:numPr>
-        <w:spacing w:after="0" w:afterAutospacing="0" w:before="240" w:lineRule="auto"/>
-        <w:ind w:left="720" w:hanging="360"/>
-        <w:jc w:val="both"/>
-      </w:pPr>
-      <w:r>
-        <w:rPr>
-          <w:rtl w:val="0"/>
-        </w:rPr>
-        <w:t xml:space="preserve">Displays all connected students, their current question, and their progress status in real time</w:t>
+        <w:spacing w:before="240"/>
+        <w:jc w:val="both"/>
+      </w:pPr>
+      <w:r>
+        <w:t>Displays all connected students, their current question, and thei</w:t>
+      </w:r>
+      <w:r>
+        <w:t>r progress status in real time</w:t>
       </w:r>
     </w:p>
     <w:p>
@@ -464,15 +482,10 @@
           <w:ilvl w:val="0"/>
           <w:numId w:val="5"/>
         </w:numPr>
-        <w:spacing w:after="0" w:afterAutospacing="0" w:before="0" w:beforeAutospacing="0" w:lineRule="auto"/>
-        <w:ind w:left="720" w:hanging="360"/>
-        <w:jc w:val="both"/>
-      </w:pPr>
-      <w:r>
-        <w:rPr>
-          <w:rtl w:val="0"/>
-        </w:rPr>
-        <w:t xml:space="preserve">Violation alerts appear instantly showing the student name, violation type, and exact timestamp</w:t>
+        <w:jc w:val="both"/>
+      </w:pPr>
+      <w:r>
+        <w:t>Violation alerts appear instantly showing the student name, violation type, and exact timestamp</w:t>
       </w:r>
     </w:p>
     <w:p>
@@ -481,15 +494,10 @@
           <w:ilvl w:val="0"/>
           <w:numId w:val="5"/>
         </w:numPr>
-        <w:spacing w:after="0" w:afterAutospacing="0" w:before="0" w:beforeAutospacing="0" w:lineRule="auto"/>
-        <w:ind w:left="720" w:hanging="360"/>
-        <w:jc w:val="both"/>
-      </w:pPr>
-      <w:r>
-        <w:rPr>
-          <w:rtl w:val="0"/>
-        </w:rPr>
-        <w:t xml:space="preserve">Teacher can end the entire exam session or remove a specific student directly from the dashboard</w:t>
+        <w:jc w:val="both"/>
+      </w:pPr>
+      <w:r>
+        <w:t>Teacher can end the entire exam session or remove a specific student directly from the dashboard</w:t>
       </w:r>
     </w:p>
     <w:p>
@@ -498,15 +506,13 @@
           <w:ilvl w:val="0"/>
           <w:numId w:val="5"/>
         </w:numPr>
-        <w:spacing w:after="0" w:afterAutospacing="0" w:before="0" w:beforeAutospacing="0" w:lineRule="auto"/>
-        <w:ind w:left="720" w:hanging="360"/>
-        <w:jc w:val="both"/>
-      </w:pPr>
-      <w:r>
-        <w:rPr>
-          <w:rtl w:val="0"/>
-        </w:rPr>
-        <w:t xml:space="preserve">Student movement tracker logs every action taken during the exam, including question navigation, focus changes, and submission events</w:t>
+        <w:jc w:val="both"/>
+      </w:pPr>
+      <w:r>
+        <w:t>Student movement tracker logs ev</w:t>
+      </w:r>
+      <w:r>
+        <w:t>ery action taken during the exam, including question navigation, focus changes, and submission events</w:t>
       </w:r>
     </w:p>
     <w:p>
@@ -515,46 +521,44 @@
           <w:ilvl w:val="0"/>
           <w:numId w:val="5"/>
         </w:numPr>
-        <w:spacing w:after="240" w:before="0" w:beforeAutospacing="0" w:lineRule="auto"/>
-        <w:ind w:left="720" w:hanging="360"/>
-        <w:jc w:val="both"/>
-      </w:pPr>
-      <w:r>
-        <w:rPr>
-          <w:rtl w:val="0"/>
-        </w:rPr>
-        <w:t xml:space="preserve">Score analytics are displayed after the exam, including per-student breakdowns and question-level performance</w:t>
-      </w:r>
-    </w:p>
-    <w:p>
-      <w:pPr>
-        <w:spacing w:after="240" w:before="240" w:lineRule="auto"/>
-        <w:jc w:val="both"/>
-        <w:rPr>
-          <w:b w:val="1"/>
-          <w:bCs w:val="1"/>
-        </w:rPr>
-      </w:pPr>
-      <w:r>
-        <w:rPr>
-          <w:b w:val="1"/>
-          <w:bCs w:val="1"/>
-          <w:rtl w:val="0"/>
-        </w:rPr>
-        <w:t xml:space="preserve">3. Local Code Compiler and Automated Assessment Engine </w:t>
-      </w:r>
-    </w:p>
-    <w:p>
-      <w:pPr>
-        <w:spacing w:after="240" w:before="240" w:lineRule="auto"/>
-        <w:jc w:val="both"/>
-        <w:rPr/>
-      </w:pPr>
-      <w:r>
-        <w:rPr>
-          <w:rtl w:val="0"/>
-        </w:rPr>
-        <w:t xml:space="preserve">The platform runs its own code execution engine locally. No external grading API or internet connection is involved.</w:t>
+        <w:spacing w:after="240"/>
+        <w:jc w:val="both"/>
+      </w:pPr>
+      <w:r>
+        <w:t>Score analytics are displayed after the exam, including per-student breakdowns and question-level performance</w:t>
+      </w:r>
+    </w:p>
+    <w:p>
+      <w:pPr>
+        <w:spacing w:before="240" w:after="240"/>
+        <w:jc w:val="both"/>
+        <w:rPr>
+          <w:b/>
+          <w:bCs/>
+        </w:rPr>
+      </w:pPr>
+      <w:r>
+        <w:rPr>
+          <w:b/>
+          <w:bCs/>
+        </w:rPr>
+        <w:t>3. Local Code Compiler and Automated Assessm</w:t>
+      </w:r>
+      <w:r>
+        <w:rPr>
+          <w:b/>
+          <w:bCs/>
+        </w:rPr>
+        <w:t xml:space="preserve">ent Engine </w:t>
+      </w:r>
+    </w:p>
+    <w:p>
+      <w:pPr>
+        <w:spacing w:before="240" w:after="240"/>
+        <w:jc w:val="both"/>
+      </w:pPr>
+      <w:r>
+        <w:t>The platform runs its own code execution engine locally. No external grading API or internet connection is involved.</w:t>
       </w:r>
     </w:p>
     <w:p>
@@ -563,15 +567,17 @@
           <w:ilvl w:val="0"/>
           <w:numId w:val="3"/>
         </w:numPr>
-        <w:spacing w:after="0" w:afterAutospacing="0" w:before="240" w:lineRule="auto"/>
-        <w:ind w:left="720" w:hanging="360"/>
-        <w:jc w:val="both"/>
-      </w:pPr>
-      <w:r>
-        <w:rPr>
-          <w:rtl w:val="0"/>
-        </w:rPr>
-        <w:t xml:space="preserve">Supports C and Java using compiler and runtime tools pre-installed on the host machine (GCC for C, JDK for Java)</w:t>
+        <w:spacing w:before="240"/>
+        <w:jc w:val="both"/>
+      </w:pPr>
+      <w:r>
+        <w:t xml:space="preserve">Supports C </w:t>
+      </w:r>
+      <w:r>
+        <w:t>using compiler and runtime tools pre-installed on the host machine (GCC for C</w:t>
+      </w:r>
+      <w:r>
+        <w:t>)</w:t>
       </w:r>
     </w:p>
     <w:p>
@@ -580,15 +586,13 @@
           <w:ilvl w:val="0"/>
           <w:numId w:val="3"/>
         </w:numPr>
-        <w:spacing w:after="0" w:afterAutospacing="0" w:before="0" w:beforeAutospacing="0" w:lineRule="auto"/>
-        <w:ind w:left="720" w:hanging="360"/>
-        <w:jc w:val="both"/>
-      </w:pPr>
-      <w:r>
-        <w:rPr>
-          <w:rtl w:val="0"/>
-        </w:rPr>
-        <w:t xml:space="preserve">On submission, the engine compiles the student's code, runs it against hidden teacher-defined test cases, compares output, and returns a pass/fail result with partial credit scoring</w:t>
+        <w:jc w:val="both"/>
+      </w:pPr>
+      <w:r>
+        <w:t>On submission,</w:t>
+      </w:r>
+      <w:r>
+        <w:t xml:space="preserve"> the engine compiles the student's code, runs it against hidden teacher-defined test cases, compares output, and returns a pass/fail result with partial credit scoring</w:t>
       </w:r>
     </w:p>
     <w:p>
@@ -597,15 +601,13 @@
           <w:ilvl w:val="0"/>
           <w:numId w:val="3"/>
         </w:numPr>
-        <w:spacing w:after="0" w:afterAutospacing="0" w:before="0" w:beforeAutospacing="0" w:lineRule="auto"/>
-        <w:ind w:left="720" w:hanging="360"/>
-        <w:jc w:val="both"/>
-      </w:pPr>
-      <w:r>
-        <w:rPr>
-          <w:rtl w:val="0"/>
-        </w:rPr>
-        <w:t xml:space="preserve">Each execution runs in process isolation with a configurable time limit and automatic temporary file cleanup</w:t>
+        <w:jc w:val="both"/>
+      </w:pPr>
+      <w:r>
+        <w:t>Each execution runs in process isolation with a configurable time limit and automatic te</w:t>
+      </w:r>
+      <w:r>
+        <w:t>mporary file cleanup</w:t>
       </w:r>
     </w:p>
     <w:p>
@@ -614,46 +616,37 @@
           <w:ilvl w:val="0"/>
           <w:numId w:val="3"/>
         </w:numPr>
-        <w:spacing w:after="240" w:before="0" w:beforeAutospacing="0" w:lineRule="auto"/>
-        <w:ind w:left="720" w:hanging="360"/>
-        <w:jc w:val="both"/>
-      </w:pPr>
-      <w:r>
-        <w:rPr>
-          <w:rtl w:val="0"/>
-        </w:rPr>
-        <w:t xml:space="preserve">One student's submission cannot affect another's execution environment</w:t>
-      </w:r>
-    </w:p>
-    <w:p>
-      <w:pPr>
-        <w:spacing w:after="240" w:before="240" w:lineRule="auto"/>
-        <w:jc w:val="both"/>
-        <w:rPr>
-          <w:b w:val="1"/>
-          <w:bCs w:val="1"/>
-        </w:rPr>
-      </w:pPr>
-      <w:r>
-        <w:rPr>
-          <w:b w:val="1"/>
-          <w:bCs w:val="1"/>
-          <w:rtl w:val="0"/>
-        </w:rPr>
-        <w:t xml:space="preserve">4. Multi-Type Exam Builder</w:t>
-      </w:r>
-    </w:p>
-    <w:p>
-      <w:pPr>
-        <w:spacing w:after="240" w:before="240" w:lineRule="auto"/>
-        <w:jc w:val="both"/>
-        <w:rPr/>
-      </w:pPr>
-      <w:r>
-        <w:rPr>
-          <w:rtl w:val="0"/>
-        </w:rPr>
-        <w:t xml:space="preserve">Teachers build exams entirely through the web-based teacher portal. A single exam can combine any mix of the following question types:</w:t>
+        <w:spacing w:after="240"/>
+        <w:jc w:val="both"/>
+      </w:pPr>
+      <w:r>
+        <w:t>One student's submission cannot affect another's execution environment</w:t>
+      </w:r>
+    </w:p>
+    <w:p>
+      <w:pPr>
+        <w:spacing w:before="240" w:after="240"/>
+        <w:jc w:val="both"/>
+        <w:rPr>
+          <w:b/>
+          <w:bCs/>
+        </w:rPr>
+      </w:pPr>
+      <w:r>
+        <w:rPr>
+          <w:b/>
+          <w:bCs/>
+        </w:rPr>
+        <w:t>4. Multi-Type Exam Builder</w:t>
+      </w:r>
+    </w:p>
+    <w:p>
+      <w:pPr>
+        <w:spacing w:before="240" w:after="240"/>
+        <w:jc w:val="both"/>
+      </w:pPr>
+      <w:r>
+        <w:t>Teachers build exams entirely through the web-based teacher portal. A single exam can combine any mix of the following question types:</w:t>
       </w:r>
     </w:p>
     <w:p>
@@ -662,15 +655,11 @@
           <w:ilvl w:val="0"/>
           <w:numId w:val="8"/>
         </w:numPr>
-        <w:spacing w:after="0" w:afterAutospacing="0" w:before="240" w:lineRule="auto"/>
-        <w:ind w:left="720" w:hanging="360"/>
-        <w:jc w:val="both"/>
-      </w:pPr>
-      <w:r>
-        <w:rPr>
-          <w:rtl w:val="0"/>
-        </w:rPr>
-        <w:t xml:space="preserve">Multiple Choice</w:t>
+        <w:spacing w:before="240"/>
+        <w:jc w:val="both"/>
+      </w:pPr>
+      <w:r>
+        <w:t>Multiple Choice</w:t>
       </w:r>
     </w:p>
     <w:p>
@@ -679,15 +668,10 @@
           <w:ilvl w:val="0"/>
           <w:numId w:val="8"/>
         </w:numPr>
-        <w:spacing w:after="0" w:afterAutospacing="0" w:before="0" w:beforeAutospacing="0" w:lineRule="auto"/>
-        <w:ind w:left="720" w:hanging="360"/>
-        <w:jc w:val="both"/>
-      </w:pPr>
-      <w:r>
-        <w:rPr>
-          <w:rtl w:val="0"/>
-        </w:rPr>
-        <w:t xml:space="preserve">True or False</w:t>
+        <w:jc w:val="both"/>
+      </w:pPr>
+      <w:r>
+        <w:t>Fill-in-the-Blank</w:t>
       </w:r>
     </w:p>
     <w:p>
@@ -696,62 +680,20 @@
           <w:ilvl w:val="0"/>
           <w:numId w:val="8"/>
         </w:numPr>
-        <w:spacing w:after="0" w:afterAutospacing="0" w:before="0" w:beforeAutospacing="0" w:lineRule="auto"/>
-        <w:ind w:left="720" w:hanging="360"/>
-        <w:jc w:val="both"/>
-      </w:pPr>
-      <w:r>
-        <w:rPr>
-          <w:rtl w:val="0"/>
-        </w:rPr>
-        <w:t xml:space="preserve">Short Answer</w:t>
-      </w:r>
-    </w:p>
-    <w:p>
-      <w:pPr>
-        <w:numPr>
-          <w:ilvl w:val="0"/>
-          <w:numId w:val="8"/>
-        </w:numPr>
-        <w:spacing w:after="0" w:afterAutospacing="0" w:before="0" w:beforeAutospacing="0" w:lineRule="auto"/>
-        <w:ind w:left="720" w:hanging="360"/>
-        <w:jc w:val="both"/>
-      </w:pPr>
-      <w:r>
-        <w:rPr>
-          <w:rtl w:val="0"/>
-        </w:rPr>
-        <w:t xml:space="preserve">Fill-in-the-Blank</w:t>
-      </w:r>
-    </w:p>
-    <w:p>
-      <w:pPr>
-        <w:numPr>
-          <w:ilvl w:val="0"/>
-          <w:numId w:val="8"/>
-        </w:numPr>
-        <w:spacing w:after="240" w:before="0" w:beforeAutospacing="0" w:lineRule="auto"/>
-        <w:ind w:left="720" w:hanging="360"/>
-        <w:jc w:val="both"/>
-      </w:pPr>
-      <w:r>
-        <w:rPr>
-          <w:rtl w:val="0"/>
-        </w:rPr>
-        <w:t xml:space="preserve">Live Coding</w:t>
-      </w:r>
-    </w:p>
-    <w:p>
-      <w:pPr>
-        <w:spacing w:after="240" w:before="240" w:lineRule="auto"/>
-        <w:jc w:val="both"/>
-        <w:rPr/>
-      </w:pPr>
-      <w:r>
-        <w:rPr>
-          <w:rtl w:val="0"/>
-        </w:rPr>
-        <w:t xml:space="preserve">Additional exam builder features:</w:t>
+        <w:spacing w:after="240"/>
+        <w:jc w:val="both"/>
+      </w:pPr>
+      <w:r>
+        <w:t>Coding</w:t>
+      </w:r>
+    </w:p>
+    <w:p>
+      <w:pPr>
+        <w:spacing w:before="240" w:after="240"/>
+        <w:jc w:val="both"/>
+      </w:pPr>
+      <w:r>
+        <w:t>Additional exam builder features:</w:t>
       </w:r>
     </w:p>
     <w:p>
@@ -760,15 +702,11 @@
           <w:ilvl w:val="0"/>
           <w:numId w:val="9"/>
         </w:numPr>
-        <w:spacing w:after="0" w:afterAutospacing="0" w:before="240" w:lineRule="auto"/>
-        <w:ind w:left="720" w:hanging="360"/>
-        <w:jc w:val="both"/>
-      </w:pPr>
-      <w:r>
-        <w:rPr>
-          <w:rtl w:val="0"/>
-        </w:rPr>
-        <w:t xml:space="preserve">For coding questions, teachers define hidden test cases and expected outputs during setup. Students never see these.</w:t>
+        <w:spacing w:before="240"/>
+        <w:jc w:val="both"/>
+      </w:pPr>
+      <w:r>
+        <w:t>For coding questions, teachers define hidden test cases and expected outputs during setup. Students never see these.</w:t>
       </w:r>
     </w:p>
     <w:p>
@@ -777,15 +715,10 @@
           <w:ilvl w:val="0"/>
           <w:numId w:val="9"/>
         </w:numPr>
-        <w:spacing w:after="0" w:afterAutospacing="0" w:before="0" w:beforeAutospacing="0" w:lineRule="auto"/>
-        <w:ind w:left="720" w:hanging="360"/>
-        <w:jc w:val="both"/>
-      </w:pPr>
-      <w:r>
-        <w:rPr>
-          <w:rtl w:val="0"/>
-        </w:rPr>
-        <w:t xml:space="preserve">Question order can be randomized per student to reduce answer sharing</w:t>
+        <w:jc w:val="both"/>
+      </w:pPr>
+      <w:r>
+        <w:t>Question order can be randomized per student to reduce answer sharing</w:t>
       </w:r>
     </w:p>
     <w:p>
@@ -794,33 +727,29 @@
           <w:ilvl w:val="0"/>
           <w:numId w:val="9"/>
         </w:numPr>
-        <w:spacing w:after="240" w:before="0" w:beforeAutospacing="0" w:lineRule="auto"/>
-        <w:ind w:left="720" w:hanging="360"/>
-        <w:jc w:val="both"/>
-      </w:pPr>
-      <w:r>
-        <w:rPr>
-          <w:rtl w:val="0"/>
-        </w:rPr>
+        <w:spacing w:after="240"/>
+        <w:jc w:val="both"/>
+      </w:pPr>
+      <w:r>
+        <w:lastRenderedPageBreak/>
         <w:t xml:space="preserve">The teacher portal is web-based and accessible through the cloud-based platform from any authorized device. </w:t>
       </w:r>
     </w:p>
     <w:p>
       <w:pPr>
-        <w:spacing w:after="240" w:before="240" w:lineRule="auto"/>
-        <w:jc w:val="both"/>
-        <w:rPr>
-          <w:b w:val="1"/>
-          <w:bCs w:val="1"/>
-        </w:rPr>
-      </w:pPr>
-      <w:r>
-        <w:rPr>
-          <w:b w:val="1"/>
-          <w:bCs w:val="1"/>
-          <w:rtl w:val="0"/>
-        </w:rPr>
-        <w:t xml:space="preserve">5. In-App Code Editor for Students</w:t>
+        <w:spacing w:before="240" w:after="240"/>
+        <w:jc w:val="both"/>
+        <w:rPr>
+          <w:b/>
+          <w:bCs/>
+        </w:rPr>
+      </w:pPr>
+      <w:r>
+        <w:rPr>
+          <w:b/>
+          <w:bCs/>
+        </w:rPr>
+        <w:t>5. In-App Code Editor for Students</w:t>
       </w:r>
     </w:p>
     <w:p>
@@ -829,15 +758,14 @@
           <w:ilvl w:val="0"/>
           <w:numId w:val="10"/>
         </w:numPr>
-        <w:spacing w:after="0" w:afterAutospacing="0" w:before="240" w:lineRule="auto"/>
-        <w:ind w:left="720" w:hanging="360"/>
-        <w:jc w:val="both"/>
-      </w:pPr>
-      <w:r>
-        <w:rPr>
-          <w:rtl w:val="0"/>
-        </w:rPr>
-        <w:t xml:space="preserve">Students write and run code inside a built-in Monaco editor (the same engine powering Visual Studio Code) rendered within the locked application window</w:t>
+        <w:spacing w:before="240"/>
+        <w:jc w:val="both"/>
+      </w:pPr>
+      <w:r>
+        <w:t>Students write and run code inside a built</w:t>
+      </w:r>
+      <w:r>
+        <w:t>-in Monaco editor (the same engine powering Visual Studio Code) rendered within the locked application window</w:t>
       </w:r>
     </w:p>
     <w:p>
@@ -846,15 +774,10 @@
           <w:ilvl w:val="0"/>
           <w:numId w:val="10"/>
         </w:numPr>
-        <w:spacing w:after="0" w:afterAutospacing="0" w:before="0" w:beforeAutospacing="0" w:lineRule="auto"/>
-        <w:ind w:left="720" w:hanging="360"/>
-        <w:jc w:val="both"/>
-      </w:pPr>
-      <w:r>
-        <w:rPr>
-          <w:rtl w:val="0"/>
-        </w:rPr>
-        <w:t xml:space="preserve">Students can run their code against visible sample test cases before final submission</w:t>
+        <w:jc w:val="both"/>
+      </w:pPr>
+      <w:r>
+        <w:t>Students can run their code against visible sample test cases before final submission</w:t>
       </w:r>
     </w:p>
     <w:p>
@@ -863,33 +786,45 @@
           <w:ilvl w:val="0"/>
           <w:numId w:val="10"/>
         </w:numPr>
-        <w:spacing w:after="240" w:before="0" w:beforeAutospacing="0" w:lineRule="auto"/>
-        <w:ind w:left="720" w:hanging="360"/>
-        <w:jc w:val="both"/>
-      </w:pPr>
-      <w:r>
-        <w:rPr>
-          <w:rtl w:val="0"/>
-        </w:rPr>
-        <w:t xml:space="preserve">The editor is fully self-contained with no file system access, no external tools, and no browser access</w:t>
-      </w:r>
-    </w:p>
-    <w:p>
-      <w:pPr>
-        <w:spacing w:after="240" w:before="240" w:lineRule="auto"/>
-        <w:jc w:val="both"/>
-        <w:rPr>
-          <w:b w:val="1"/>
-          <w:bCs w:val="1"/>
-        </w:rPr>
-      </w:pPr>
-      <w:r>
-        <w:rPr>
-          <w:b w:val="1"/>
-          <w:bCs w:val="1"/>
-          <w:rtl w:val="0"/>
-        </w:rPr>
-        <w:t xml:space="preserve">6. Join by Class Code</w:t>
+        <w:spacing w:after="240"/>
+        <w:jc w:val="both"/>
+      </w:pPr>
+      <w:r>
+        <w:t>The editor is fully self-contained with no file system acces</w:t>
+      </w:r>
+      <w:r>
+        <w:t>s, no external tools, and no browser access</w:t>
+      </w:r>
+    </w:p>
+    <w:p>
+      <w:pPr>
+        <w:spacing w:before="240" w:after="240"/>
+        <w:jc w:val="both"/>
+        <w:rPr>
+          <w:b/>
+          <w:bCs/>
+        </w:rPr>
+      </w:pPr>
+      <w:r>
+        <w:rPr>
+          <w:b/>
+          <w:bCs/>
+        </w:rPr>
+        <w:t xml:space="preserve">6. Join by </w:t>
+      </w:r>
+      <w:r>
+        <w:rPr>
+          <w:b/>
+          <w:bCs/>
+        </w:rPr>
+        <w:t>Exam</w:t>
+      </w:r>
+      <w:r>
+        <w:rPr>
+          <w:b/>
+          <w:bCs/>
+        </w:rPr>
+        <w:t xml:space="preserve"> Code</w:t>
       </w:r>
     </w:p>
     <w:p>
@@ -898,14 +833,10 @@
           <w:ilvl w:val="0"/>
           <w:numId w:val="2"/>
         </w:numPr>
-        <w:spacing w:after="0" w:afterAutospacing="0" w:before="240" w:lineRule="auto"/>
-        <w:ind w:left="720" w:hanging="360"/>
-        <w:jc w:val="both"/>
-      </w:pPr>
-      <w:r>
-        <w:rPr>
-          <w:rtl w:val="0"/>
-        </w:rPr>
+        <w:spacing w:before="240"/>
+        <w:jc w:val="both"/>
+      </w:pPr>
+      <w:r>
         <w:t xml:space="preserve">Students join an exam by entering a single-use class code generated by the teacher through the cloud-based exam management system. </w:t>
       </w:r>
     </w:p>
@@ -915,31 +846,29 @@
           <w:ilvl w:val="0"/>
           <w:numId w:val="2"/>
         </w:numPr>
-        <w:spacing w:after="240" w:before="0" w:beforeAutospacing="0" w:lineRule="auto"/>
-        <w:ind w:left="720" w:hanging="360"/>
-        <w:jc w:val="both"/>
-      </w:pPr>
-      <w:r>
-        <w:rPr>
-          <w:rtl w:val="0"/>
-        </w:rPr>
-        <w:t xml:space="preserve">Once the exam ends, the session closes and the class code is invalidated automatically</w:t>
-      </w:r>
-    </w:p>
-    <w:p>
-      <w:pPr>
-        <w:spacing w:after="240" w:before="240" w:lineRule="auto"/>
-        <w:jc w:val="both"/>
-        <w:rPr>
-          <w:b w:val="1"/>
-          <w:bCs w:val="1"/>
-        </w:rPr>
-      </w:pPr>
-      <w:r>
-        <w:rPr>
-          <w:b w:val="1"/>
-          <w:bCs w:val="1"/>
-          <w:rtl w:val="0"/>
+        <w:spacing w:after="240"/>
+        <w:jc w:val="both"/>
+      </w:pPr>
+      <w:r>
+        <w:t xml:space="preserve">Once the exam ends, the session closes and the class code </w:t>
+      </w:r>
+      <w:r>
+        <w:t>is invalidated automatically</w:t>
+      </w:r>
+    </w:p>
+    <w:p>
+      <w:pPr>
+        <w:spacing w:before="240" w:after="240"/>
+        <w:jc w:val="both"/>
+        <w:rPr>
+          <w:b/>
+          <w:bCs/>
+        </w:rPr>
+      </w:pPr>
+      <w:r>
+        <w:rPr>
+          <w:b/>
+          <w:bCs/>
         </w:rPr>
         <w:t xml:space="preserve">7. Cloud-Based Data Storage and Centralized Management  </w:t>
       </w:r>
@@ -950,14 +879,10 @@
           <w:ilvl w:val="0"/>
           <w:numId w:val="1"/>
         </w:numPr>
-        <w:spacing w:after="0" w:afterAutospacing="0" w:before="240" w:lineRule="auto"/>
-        <w:ind w:left="720" w:hanging="360"/>
-        <w:jc w:val="both"/>
-      </w:pPr>
-      <w:r>
-        <w:rPr>
-          <w:rtl w:val="0"/>
-        </w:rPr>
+        <w:spacing w:before="240"/>
+        <w:jc w:val="both"/>
+      </w:pPr>
+      <w:r>
         <w:t xml:space="preserve">All exam data, including questions, student answers, scores, violation logs, and exam configurations, is stored in a secure cloud database </w:t>
       </w:r>
     </w:p>
@@ -967,14 +892,9 @@
           <w:ilvl w:val="0"/>
           <w:numId w:val="1"/>
         </w:numPr>
-        <w:spacing w:after="0" w:afterAutospacing="0" w:before="0" w:beforeAutospacing="0" w:lineRule="auto"/>
-        <w:ind w:left="720" w:hanging="360"/>
-        <w:jc w:val="both"/>
-      </w:pPr>
-      <w:r>
-        <w:rPr>
-          <w:rtl w:val="0"/>
-        </w:rPr>
+        <w:jc w:val="both"/>
+      </w:pPr>
+      <w:r>
         <w:t xml:space="preserve">Teachers can access and manage exams through their accounts from any authorized device with an internet connection </w:t>
       </w:r>
     </w:p>
@@ -984,15 +904,13 @@
           <w:ilvl w:val="0"/>
           <w:numId w:val="1"/>
         </w:numPr>
-        <w:spacing w:after="0" w:afterAutospacing="0" w:before="0" w:beforeAutospacing="0" w:lineRule="auto"/>
-        <w:ind w:left="720" w:hanging="360"/>
-        <w:jc w:val="both"/>
-      </w:pPr>
-      <w:r>
-        <w:rPr>
-          <w:rtl w:val="0"/>
-        </w:rPr>
-        <w:t xml:space="preserve">Student responses, progress updates, and assessment results are synchronized automatically in real time </w:t>
+        <w:jc w:val="both"/>
+      </w:pPr>
+      <w:r>
+        <w:t>Student responses, progress updates, and assessment results are synchronized</w:t>
+      </w:r>
+      <w:r>
+        <w:t>.</w:t>
       </w:r>
     </w:p>
     <w:p>
@@ -1001,15 +919,13 @@
           <w:ilvl w:val="0"/>
           <w:numId w:val="1"/>
         </w:numPr>
-        <w:spacing w:after="0" w:afterAutospacing="0" w:before="0" w:beforeAutospacing="0" w:lineRule="auto"/>
-        <w:ind w:left="720" w:hanging="360"/>
-        <w:jc w:val="both"/>
-      </w:pPr>
-      <w:r>
-        <w:rPr>
-          <w:rtl w:val="0"/>
-        </w:rPr>
-        <w:t xml:space="preserve">Data remains available after the exam ends and can be reviewed, exported, or reused for future assessments </w:t>
+        <w:jc w:val="both"/>
+      </w:pPr>
+      <w:r>
+        <w:t>Data remains available after the ex</w:t>
+      </w:r>
+      <w:r>
+        <w:t xml:space="preserve">am ends and can be reviewed, exported, or reused for future assessments </w:t>
       </w:r>
     </w:p>
     <w:p>
@@ -1018,33 +934,28 @@
           <w:ilvl w:val="0"/>
           <w:numId w:val="1"/>
         </w:numPr>
-        <w:spacing w:after="240" w:before="0" w:beforeAutospacing="0" w:lineRule="auto"/>
-        <w:ind w:left="720" w:hanging="360"/>
-        <w:jc w:val="both"/>
-      </w:pPr>
-      <w:r>
-        <w:rPr>
-          <w:rtl w:val="0"/>
-        </w:rPr>
+        <w:spacing w:after="240"/>
+        <w:jc w:val="both"/>
+      </w:pPr>
+      <w:r>
         <w:t xml:space="preserve">The platform maintains centralized ownership and management of examination records while reducing dependence on local machine storage </w:t>
       </w:r>
     </w:p>
     <w:p>
       <w:pPr>
-        <w:spacing w:after="240" w:before="240" w:lineRule="auto"/>
-        <w:jc w:val="both"/>
-        <w:rPr>
-          <w:b w:val="1"/>
-          <w:bCs w:val="1"/>
-        </w:rPr>
-      </w:pPr>
-      <w:r>
-        <w:rPr>
-          <w:b w:val="1"/>
-          <w:bCs w:val="1"/>
-          <w:rtl w:val="0"/>
-        </w:rPr>
-        <w:t xml:space="preserve">8. Result and Incident Report Export</w:t>
+        <w:spacing w:before="240" w:after="240"/>
+        <w:jc w:val="both"/>
+        <w:rPr>
+          <w:b/>
+          <w:bCs/>
+        </w:rPr>
+      </w:pPr>
+      <w:r>
+        <w:rPr>
+          <w:b/>
+          <w:bCs/>
+        </w:rPr>
+        <w:t>8. Result and Incident Report Export</w:t>
       </w:r>
     </w:p>
     <w:p>
@@ -1053,15 +964,14 @@
           <w:ilvl w:val="0"/>
           <w:numId w:val="7"/>
         </w:numPr>
-        <w:spacing w:after="0" w:afterAutospacing="0" w:before="240" w:lineRule="auto"/>
-        <w:ind w:left="720" w:hanging="360"/>
-        <w:jc w:val="both"/>
-      </w:pPr>
-      <w:r>
-        <w:rPr>
-          <w:rtl w:val="0"/>
-        </w:rPr>
-        <w:t xml:space="preserve">After the exam, the teacher can export a full results sheet as a CSV file and a formatted incident report as a PDF</w:t>
+        <w:spacing w:before="240"/>
+        <w:jc w:val="both"/>
+      </w:pPr>
+      <w:r>
+        <w:t>After the e</w:t>
+      </w:r>
+      <w:r>
+        <w:t>xam, the teacher can export a full results sheet as a CSV file</w:t>
       </w:r>
     </w:p>
     <w:p>
@@ -1070,15 +980,10 @@
           <w:ilvl w:val="0"/>
           <w:numId w:val="7"/>
         </w:numPr>
-        <w:spacing w:after="0" w:afterAutospacing="0" w:before="0" w:beforeAutospacing="0" w:lineRule="auto"/>
-        <w:ind w:left="720" w:hanging="360"/>
-        <w:jc w:val="both"/>
-      </w:pPr>
-      <w:r>
-        <w:rPr>
-          <w:rtl w:val="0"/>
-        </w:rPr>
-        <w:t xml:space="preserve">Results include per-student scores broken down by question</w:t>
+        <w:jc w:val="both"/>
+      </w:pPr>
+      <w:r>
+        <w:t>Results include per-student scores broken down by question</w:t>
       </w:r>
     </w:p>
     <w:p>
@@ -1087,15 +992,10 @@
           <w:ilvl w:val="0"/>
           <w:numId w:val="7"/>
         </w:numPr>
-        <w:spacing w:after="0" w:afterAutospacing="0" w:before="0" w:beforeAutospacing="0" w:lineRule="auto"/>
-        <w:ind w:left="720" w:hanging="360"/>
-        <w:jc w:val="both"/>
-      </w:pPr>
-      <w:r>
-        <w:rPr>
-          <w:rtl w:val="0"/>
-        </w:rPr>
-        <w:t xml:space="preserve">The incident report lists all logged violations with timestamps</w:t>
+        <w:jc w:val="both"/>
+      </w:pPr>
+      <w:r>
+        <w:t>The incident report lists all logged violations with timestamps</w:t>
       </w:r>
     </w:p>
     <w:p>
@@ -1104,31 +1004,29 @@
           <w:ilvl w:val="0"/>
           <w:numId w:val="7"/>
         </w:numPr>
-        <w:spacing w:after="240" w:before="0" w:beforeAutospacing="0" w:lineRule="auto"/>
-        <w:ind w:left="720" w:hanging="360"/>
-        <w:jc w:val="both"/>
-      </w:pPr>
-      <w:r>
-        <w:rPr>
-          <w:rtl w:val="0"/>
-        </w:rPr>
-        <w:t xml:space="preserve">Exports are generated immediately after the exam ends with no additional configuration</w:t>
-      </w:r>
-    </w:p>
-    <w:p>
-      <w:pPr>
-        <w:spacing w:after="240" w:before="240" w:lineRule="auto"/>
-        <w:jc w:val="both"/>
-        <w:rPr>
-          <w:b w:val="1"/>
-          <w:bCs w:val="1"/>
-        </w:rPr>
-      </w:pPr>
-      <w:r>
-        <w:rPr>
-          <w:b w:val="1"/>
-          <w:bCs w:val="1"/>
-          <w:rtl w:val="0"/>
+        <w:spacing w:after="240"/>
+        <w:jc w:val="both"/>
+      </w:pPr>
+      <w:r>
+        <w:t>Exports are generated immedia</w:t>
+      </w:r>
+      <w:r>
+        <w:t>tely after the exam ends with no additional configuration</w:t>
+      </w:r>
+    </w:p>
+    <w:p>
+      <w:pPr>
+        <w:spacing w:before="240" w:after="240"/>
+        <w:jc w:val="both"/>
+        <w:rPr>
+          <w:b/>
+          <w:bCs/>
+        </w:rPr>
+      </w:pPr>
+      <w:r>
+        <w:rPr>
+          <w:b/>
+          <w:bCs/>
         </w:rPr>
         <w:t xml:space="preserve">9. Cloud-Based Real-Time Synchronization </w:t>
       </w:r>
@@ -1139,14 +1037,10 @@
           <w:ilvl w:val="0"/>
           <w:numId w:val="4"/>
         </w:numPr>
-        <w:spacing w:after="0" w:afterAutospacing="0" w:before="240" w:lineRule="auto"/>
-        <w:ind w:left="720" w:hanging="360"/>
-        <w:jc w:val="both"/>
-      </w:pPr>
-      <w:r>
-        <w:rPr>
-          <w:rtl w:val="0"/>
-        </w:rPr>
+        <w:spacing w:before="240"/>
+        <w:jc w:val="both"/>
+      </w:pPr>
+      <w:r>
         <w:t xml:space="preserve">The platform uses cloud-hosted real-time communication services to synchronize exam activities across all connected devices </w:t>
       </w:r>
     </w:p>
@@ -1156,15 +1050,16 @@
           <w:ilvl w:val="0"/>
           <w:numId w:val="4"/>
         </w:numPr>
-        <w:spacing w:after="0" w:afterAutospacing="0" w:before="0" w:beforeAutospacing="0" w:lineRule="auto"/>
-        <w:ind w:left="720" w:hanging="360"/>
-        <w:jc w:val="both"/>
-      </w:pPr>
-      <w:r>
-        <w:rPr>
-          <w:rtl w:val="0"/>
-        </w:rPr>
-        <w:t xml:space="preserve">Exam delivery, student progress updates, violation alerts, and submission results are synchronized in near real time </w:t>
+        <w:jc w:val="both"/>
+      </w:pPr>
+      <w:r>
+        <w:t>Exam delivery, student progress</w:t>
+      </w:r>
+      <w:r>
+        <w:t xml:space="preserve"> updates, violation alerts, and submission results are synchronized in </w:t>
+      </w:r>
+      <w:r>
+        <w:t xml:space="preserve">real time </w:t>
       </w:r>
     </w:p>
     <w:p>
@@ -1173,15 +1068,10 @@
           <w:ilvl w:val="0"/>
           <w:numId w:val="4"/>
         </w:numPr>
-        <w:spacing w:after="0" w:afterAutospacing="0" w:before="0" w:beforeAutospacing="0" w:lineRule="auto"/>
-        <w:ind w:left="720" w:hanging="360"/>
-        <w:jc w:val="both"/>
-      </w:pPr>
-      <w:r>
-        <w:rPr>
-          <w:rtl w:val="0"/>
-        </w:rPr>
-        <w:t xml:space="preserve">Teachers receive live updates through the monitoring dashboard regardless of device location</w:t>
+        <w:jc w:val="both"/>
+      </w:pPr>
+      <w:r>
+        <w:t>Teachers receive live updates through the monitoring dashboard regardless of device location</w:t>
       </w:r>
     </w:p>
     <w:p>
@@ -1190,15 +1080,13 @@
           <w:ilvl w:val="0"/>
           <w:numId w:val="4"/>
         </w:numPr>
-        <w:spacing w:after="0" w:afterAutospacing="0" w:before="0" w:beforeAutospacing="0" w:lineRule="auto"/>
-        <w:ind w:left="720" w:hanging="360"/>
-        <w:jc w:val="both"/>
-      </w:pPr>
-      <w:r>
-        <w:rPr>
-          <w:rtl w:val="0"/>
-        </w:rPr>
-        <w:t xml:space="preserve">Local code compilation and assessment occur on the student machine, while synchronization and result reporting are handled through the cloud </w:t>
+        <w:jc w:val="both"/>
+      </w:pPr>
+      <w:r>
+        <w:t>Local code compilation and assessment occur on the student machine, while sy</w:t>
+      </w:r>
+      <w:r>
+        <w:t xml:space="preserve">nchronization and result reporting are handled through the cloud </w:t>
       </w:r>
     </w:p>
     <w:p>
@@ -1207,31 +1095,33 @@
           <w:ilvl w:val="0"/>
           <w:numId w:val="4"/>
         </w:numPr>
-        <w:spacing w:after="240" w:before="0" w:beforeAutospacing="0" w:lineRule="auto"/>
-        <w:ind w:left="720" w:hanging="360"/>
-        <w:jc w:val="both"/>
-      </w:pPr>
-      <w:r>
-        <w:rPr>
-          <w:rtl w:val="0"/>
-        </w:rPr>
+        <w:spacing w:after="240"/>
+        <w:jc w:val="both"/>
+        <w:rPr>
+          <w:highlight w:val="red"/>
+        </w:rPr>
+      </w:pPr>
+      <w:r>
+        <w:rPr>
+          <w:highlight w:val="red"/>
+        </w:rPr>
+        <w:lastRenderedPageBreak/>
         <w:t xml:space="preserve">The system remains responsive by limiting network traffic to exam data and synchronization events rather than code execution tasks </w:t>
       </w:r>
     </w:p>
     <w:p>
       <w:pPr>
-        <w:spacing w:after="240" w:before="240" w:lineRule="auto"/>
-        <w:jc w:val="both"/>
-        <w:rPr>
-          <w:b w:val="1"/>
-          <w:bCs w:val="1"/>
-        </w:rPr>
-      </w:pPr>
-      <w:r>
-        <w:rPr>
-          <w:b w:val="1"/>
-          <w:bCs w:val="1"/>
-          <w:rtl w:val="0"/>
+        <w:spacing w:before="240" w:after="240"/>
+        <w:jc w:val="both"/>
+        <w:rPr>
+          <w:b/>
+          <w:bCs/>
+        </w:rPr>
+      </w:pPr>
+      <w:r>
+        <w:rPr>
+          <w:b/>
+          <w:bCs/>
         </w:rPr>
         <w:t xml:space="preserve">10. Guided Installation and Deployment Package </w:t>
       </w:r>
@@ -1242,15 +1132,11 @@
           <w:ilvl w:val="0"/>
           <w:numId w:val="11"/>
         </w:numPr>
-        <w:spacing w:after="0" w:afterAutospacing="0" w:before="240" w:lineRule="auto"/>
-        <w:ind w:left="720" w:hanging="360"/>
-        <w:jc w:val="both"/>
-      </w:pPr>
-      <w:r>
-        <w:rPr>
-          <w:rtl w:val="0"/>
-        </w:rPr>
-        <w:t xml:space="preserve">The platform is distributed as an installer package with a guided setup wizard for both teachers and students</w:t>
+        <w:spacing w:before="240"/>
+        <w:jc w:val="both"/>
+      </w:pPr>
+      <w:r>
+        <w:t>The platform is distributed as an installer package with a guided setup wizard for both teachers and students</w:t>
       </w:r>
     </w:p>
     <w:p>
@@ -1259,15 +1145,10 @@
           <w:ilvl w:val="0"/>
           <w:numId w:val="11"/>
         </w:numPr>
-        <w:spacing w:after="0" w:afterAutospacing="0" w:before="0" w:beforeAutospacing="0" w:lineRule="auto"/>
-        <w:ind w:left="720" w:hanging="360"/>
-        <w:jc w:val="both"/>
-      </w:pPr>
-      <w:r>
-        <w:rPr>
-          <w:rtl w:val="0"/>
-        </w:rPr>
-        <w:t xml:space="preserve">The installer automatically configures required application components and dependencies</w:t>
+        <w:jc w:val="both"/>
+      </w:pPr>
+      <w:r>
+        <w:t>The installer automatically configures required application components and dependencies</w:t>
       </w:r>
     </w:p>
     <w:p>
@@ -1276,15 +1157,13 @@
           <w:ilvl w:val="0"/>
           <w:numId w:val="11"/>
         </w:numPr>
-        <w:spacing w:after="0" w:afterAutospacing="0" w:before="0" w:beforeAutospacing="0" w:lineRule="auto"/>
-        <w:ind w:left="720" w:hanging="360"/>
-        <w:jc w:val="both"/>
-      </w:pPr>
-      <w:r>
-        <w:rPr>
-          <w:rtl w:val="0"/>
-        </w:rPr>
-        <w:t xml:space="preserve">Teachers can install the desktop application and access the web-based management portal after setup</w:t>
+        <w:jc w:val="both"/>
+      </w:pPr>
+      <w:r>
+        <w:t>Teachers can install the desktop application and access th</w:t>
+      </w:r>
+      <w:r>
+        <w:t>e web-based management portal after setup</w:t>
       </w:r>
     </w:p>
     <w:p>
@@ -1293,15 +1172,10 @@
           <w:ilvl w:val="0"/>
           <w:numId w:val="11"/>
         </w:numPr>
-        <w:spacing w:after="0" w:afterAutospacing="0" w:before="0" w:beforeAutospacing="0" w:lineRule="auto"/>
-        <w:ind w:left="720" w:hanging="360"/>
-        <w:jc w:val="both"/>
-      </w:pPr>
-      <w:r>
-        <w:rPr>
-          <w:rtl w:val="0"/>
-        </w:rPr>
-        <w:t xml:space="preserve">Students can install the application through a standard installation process without manual configuration</w:t>
+        <w:jc w:val="both"/>
+      </w:pPr>
+      <w:r>
+        <w:t>Students can install the application through a standard installation process without manual configuration</w:t>
       </w:r>
     </w:p>
     <w:p>
@@ -1310,15 +1184,13 @@
           <w:ilvl w:val="0"/>
           <w:numId w:val="11"/>
         </w:numPr>
-        <w:spacing w:after="0" w:afterAutospacing="0" w:before="0" w:beforeAutospacing="0" w:lineRule="auto"/>
-        <w:ind w:left="720" w:hanging="360"/>
-        <w:jc w:val="both"/>
-      </w:pPr>
-      <w:r>
-        <w:rPr>
-          <w:rtl w:val="0"/>
-        </w:rPr>
-        <w:t xml:space="preserve">The installation package verifies required software components for supported programming languages and provides setup instructions when dependencies are missing</w:t>
+        <w:jc w:val="both"/>
+      </w:pPr>
+      <w:r>
+        <w:t>The installation package verifies required software components for supported programming languages and provi</w:t>
+      </w:r>
+      <w:r>
+        <w:t>des setup instructions when dependencies are missing</w:t>
       </w:r>
     </w:p>
     <w:p>
@@ -1327,310 +1199,242 @@
           <w:ilvl w:val="0"/>
           <w:numId w:val="11"/>
         </w:numPr>
-        <w:spacing w:after="240" w:before="0" w:beforeAutospacing="0" w:lineRule="auto"/>
-        <w:ind w:left="720" w:hanging="360"/>
-        <w:jc w:val="both"/>
-      </w:pPr>
-      <w:r>
-        <w:rPr>
-          <w:rtl w:val="0"/>
-        </w:rPr>
-        <w:t xml:space="preserve">Application updates can be deployed through future installer releases without requiring manual reconfiguration</w:t>
-      </w:r>
-      <w:r>
-        <w:rPr>
-          <w:rtl w:val="0"/>
-        </w:rPr>
-      </w:r>
+        <w:spacing w:after="240"/>
+        <w:jc w:val="both"/>
+      </w:pPr>
+      <w:r>
+        <w:t>Application updates can be deployed through future installer releases without requiring manual reconfiguration</w:t>
+      </w:r>
+    </w:p>
+    <w:p>
+      <w:pPr>
+        <w:spacing w:after="240"/>
+        <w:jc w:val="both"/>
+        <w:rPr>
+          <w:color w:val="FF0000"/>
+        </w:rPr>
+      </w:pPr>
+      <w:proofErr w:type="spellStart"/>
+      <w:r>
+        <w:rPr>
+          <w:color w:val="FF0000"/>
+        </w:rPr>
+        <w:t>Kuwang</w:t>
+      </w:r>
+      <w:proofErr w:type="spellEnd"/>
+      <w:r>
+        <w:rPr>
+          <w:color w:val="FF0000"/>
+        </w:rPr>
+        <w:t xml:space="preserve"> ang code making </w:t>
+      </w:r>
+      <w:proofErr w:type="spellStart"/>
+      <w:r>
+        <w:rPr>
+          <w:color w:val="FF0000"/>
+        </w:rPr>
+        <w:t>sa</w:t>
+      </w:r>
+      <w:proofErr w:type="spellEnd"/>
+      <w:r>
+        <w:rPr>
+          <w:color w:val="FF0000"/>
+        </w:rPr>
+        <w:t xml:space="preserve"> teacher </w:t>
+      </w:r>
+      <w:proofErr w:type="spellStart"/>
+      <w:r>
+        <w:rPr>
+          <w:color w:val="FF0000"/>
+        </w:rPr>
+        <w:t>nga</w:t>
+      </w:r>
+      <w:proofErr w:type="spellEnd"/>
+      <w:r>
+        <w:rPr>
+          <w:color w:val="FF0000"/>
+        </w:rPr>
+        <w:t xml:space="preserve"> side</w:t>
+      </w:r>
+    </w:p>
+    <w:p>
+      <w:pPr>
+        <w:spacing w:after="240"/>
+        <w:jc w:val="both"/>
+        <w:rPr>
+          <w:color w:val="FF0000"/>
+        </w:rPr>
+      </w:pPr>
+      <w:proofErr w:type="spellStart"/>
+      <w:r>
+        <w:rPr>
+          <w:color w:val="FF0000"/>
+        </w:rPr>
+        <w:t>Ilahi</w:t>
+      </w:r>
+      <w:proofErr w:type="spellEnd"/>
+      <w:r>
+        <w:rPr>
+          <w:color w:val="FF0000"/>
+        </w:rPr>
+        <w:t xml:space="preserve"> ang web and software must haves</w:t>
+      </w:r>
+      <w:bookmarkStart w:id="2" w:name="_GoBack"/>
+      <w:bookmarkEnd w:id="2"/>
     </w:p>
     <w:p>
       <w:pPr>
         <w:pStyle w:val="Heading1"/>
         <w:keepNext w:val="0"/>
         <w:keepLines w:val="0"/>
-        <w:spacing w:after="240" w:before="240" w:lineRule="auto"/>
-        <w:rPr>
-          <w:b w:val="1"/>
-          <w:bCs w:val="1"/>
+        <w:spacing w:before="240" w:after="240"/>
+        <w:rPr>
+          <w:b/>
+          <w:bCs/>
           <w:sz w:val="46"/>
           <w:szCs w:val="46"/>
         </w:rPr>
       </w:pPr>
-      <w:bookmarkStart w:colFirst="0" w:colLast="0" w:name="_n5btw09eqrxe" w:id="2"/>
-      <w:bookmarkEnd w:id="2"/>
-      <w:r>
-        <w:rPr>
-          <w:b w:val="1"/>
-          <w:bCs w:val="1"/>
+      <w:bookmarkStart w:id="3" w:name="_n5btw09eqrxe" w:colFirst="0" w:colLast="0"/>
+      <w:bookmarkEnd w:id="3"/>
+      <w:r>
+        <w:rPr>
+          <w:b/>
+          <w:bCs/>
           <w:sz w:val="46"/>
           <w:szCs w:val="46"/>
-          <w:rtl w:val="0"/>
-        </w:rPr>
-        <w:t xml:space="preserve">NICE-TO-HAVE</w:t>
-      </w:r>
-    </w:p>
-    <w:p>
-      <w:pPr>
-        <w:ind w:left="1080" w:hanging="360"/>
-        <w:rPr/>
-      </w:pPr>
-      <w:r>
-        <w:rPr>
-          <w:rtl w:val="0"/>
-        </w:rPr>
-        <w:t xml:space="preserve">●</w:t>
-      </w:r>
-      <w:r>
-        <w:rPr>
-          <w:sz w:val="14"/>
-          <w:szCs w:val="14"/>
-          <w:rtl w:val="0"/>
-        </w:rPr>
-        <w:t xml:space="preserve">     </w:t>
-      </w:r>
-      <w:r>
-        <w:rPr>
-          <w:rtl w:val="0"/>
-        </w:rPr>
-        <w:t xml:space="preserve"> Student Exam Review Mode: Allow students to review their submitted answers and the correct answers after the teacher releases results, without re-enabling lockdown</w:t>
-      </w:r>
-    </w:p>
-    <w:p>
-      <w:pPr>
-        <w:ind w:left="1080" w:hanging="360"/>
-        <w:rPr/>
-      </w:pPr>
-      <w:r>
-        <w:rPr>
-          <w:rtl w:val="0"/>
-        </w:rPr>
-        <w:t xml:space="preserve">●</w:t>
-      </w:r>
-      <w:r>
-        <w:rPr>
-          <w:sz w:val="14"/>
-          <w:szCs w:val="14"/>
-          <w:rtl w:val="0"/>
-        </w:rPr>
-        <w:t xml:space="preserve">     </w:t>
-      </w:r>
-      <w:r>
-        <w:rPr>
-          <w:rtl w:val="0"/>
-        </w:rPr>
-        <w:t xml:space="preserve"> Exam Timer with Auto-Submit: Enforce a per-exam time limit with a visible countdown on the student side. Automatically submit whatever the student has answered when time runs out.</w:t>
-      </w:r>
-    </w:p>
-    <w:p>
-      <w:pPr>
-        <w:ind w:left="1080" w:hanging="360"/>
-        <w:rPr/>
-      </w:pPr>
-      <w:r>
-        <w:rPr>
-          <w:rtl w:val="0"/>
-        </w:rPr>
-        <w:t xml:space="preserve">●</w:t>
-      </w:r>
-      <w:r>
-        <w:rPr>
-          <w:sz w:val="14"/>
-          <w:szCs w:val="14"/>
-          <w:rtl w:val="0"/>
-        </w:rPr>
-        <w:t xml:space="preserve">     </w:t>
-      </w:r>
-      <w:r>
-        <w:rPr>
-          <w:rtl w:val="0"/>
-        </w:rPr>
-        <w:t xml:space="preserve"> Dark Mode for Student Interface: Reduce eye strain during long coding exams with an optional dark theme for the Monaco editor and surrounding UI</w:t>
-      </w:r>
-    </w:p>
-    <w:p>
-      <w:pPr>
-        <w:rPr>
-          <w:b w:val="1"/>
-          <w:bCs w:val="1"/>
-        </w:rPr>
-      </w:pPr>
-      <w:r>
-        <w:rPr>
-          <w:rtl w:val="0"/>
-        </w:rPr>
-      </w:r>
-    </w:p>
-    <w:p>
-      <w:pPr>
-        <w:rPr>
-          <w:b w:val="1"/>
-          <w:bCs w:val="1"/>
-        </w:rPr>
-      </w:pPr>
-      <w:r>
-        <w:rPr>
-          <w:b w:val="1"/>
-          <w:bCs w:val="1"/>
-          <w:rtl w:val="0"/>
-        </w:rPr>
-        <w:t xml:space="preserve">PROJECT ADVISOR</w:t>
-      </w:r>
-    </w:p>
-    <w:p>
-      <w:pPr>
-        <w:rPr/>
-      </w:pPr>
-      <w:r>
-        <w:rPr>
-          <w:rtl w:val="0"/>
-        </w:rPr>
-        <w:t xml:space="preserve">Engr. Violdan Bayocot</w:t>
-      </w:r>
-    </w:p>
-    <w:p>
-      <w:pPr>
-        <w:rPr/>
-      </w:pPr>
-      <w:r>
-        <w:rPr>
-          <w:rtl w:val="0"/>
-        </w:rPr>
-      </w:r>
-    </w:p>
-    <w:p>
-      <w:pPr>
-        <w:rPr>
-          <w:b w:val="1"/>
-          <w:bCs w:val="1"/>
-        </w:rPr>
-      </w:pPr>
-      <w:r>
-        <w:rPr>
-          <w:b w:val="1"/>
-          <w:bCs w:val="1"/>
-          <w:rtl w:val="0"/>
-        </w:rPr>
-        <w:t xml:space="preserve">PROJECT COORDINATOR</w:t>
-      </w:r>
-    </w:p>
-    <w:p>
-      <w:pPr>
-        <w:rPr/>
-      </w:pPr>
-      <w:r>
-        <w:rPr>
-          <w:rtl w:val="0"/>
-        </w:rPr>
-        <w:t xml:space="preserve">Engr. Alyssa Joyce Tan</w:t>
-      </w:r>
-      <w:r>
-        <w:rPr>
-          <w:rtl w:val="0"/>
-        </w:rPr>
-      </w:r>
-    </w:p>
-    <w:p>
-      <w:pPr>
-        <w:rPr/>
-      </w:pPr>
-      <w:r>
-        <w:rPr>
-          <w:rtl w:val="0"/>
-        </w:rPr>
-      </w:r>
-    </w:p>
-    <w:p>
-      <w:pPr>
-        <w:rPr/>
-      </w:pPr>
-      <w:r>
-        <w:rPr>
-          <w:b w:val="1"/>
-          <w:bCs w:val="1"/>
-          <w:rtl w:val="0"/>
-        </w:rPr>
-        <w:t xml:space="preserve">CHAIRMAN OF THE PANEL</w:t>
-      </w:r>
-      <w:r>
-        <w:rPr>
-          <w:rtl w:val="0"/>
-        </w:rPr>
-      </w:r>
-    </w:p>
-    <w:p>
-      <w:pPr>
-        <w:rPr/>
-      </w:pPr>
-      <w:r>
-        <w:rPr>
-          <w:rtl w:val="0"/>
-        </w:rPr>
-      </w:r>
-    </w:p>
-    <w:p>
-      <w:pPr>
-        <w:rPr/>
-      </w:pPr>
-      <w:r>
-        <w:rPr>
-          <w:rtl w:val="0"/>
-        </w:rPr>
-      </w:r>
-    </w:p>
-    <w:p>
-      <w:pPr>
-        <w:rPr>
-          <w:b w:val="1"/>
-          <w:bCs w:val="1"/>
-        </w:rPr>
-      </w:pPr>
-      <w:r>
-        <w:rPr>
-          <w:b w:val="1"/>
-          <w:bCs w:val="1"/>
-          <w:rtl w:val="0"/>
-        </w:rPr>
-        <w:t xml:space="preserve">PANELIST</w:t>
-      </w:r>
-    </w:p>
-    <w:p>
-      <w:pPr>
-        <w:rPr>
-          <w:b w:val="1"/>
-          <w:bCs w:val="1"/>
-        </w:rPr>
-      </w:pPr>
-      <w:r>
-        <w:rPr>
-          <w:rtl w:val="0"/>
-        </w:rPr>
-      </w:r>
-    </w:p>
-    <w:p>
-      <w:pPr>
-        <w:rPr>
-          <w:b w:val="1"/>
-          <w:bCs w:val="1"/>
-        </w:rPr>
-      </w:pPr>
-      <w:r>
-        <w:rPr>
-          <w:rtl w:val="0"/>
-        </w:rPr>
-      </w:r>
+        </w:rPr>
+        <w:t>NICE-TO-HAVE</w:t>
+      </w:r>
+    </w:p>
+    <w:p>
+      <w:pPr>
+        <w:rPr>
+          <w:b/>
+          <w:bCs/>
+        </w:rPr>
+      </w:pPr>
+    </w:p>
+    <w:p>
+      <w:pPr>
+        <w:rPr>
+          <w:b/>
+          <w:bCs/>
+        </w:rPr>
+      </w:pPr>
+      <w:r>
+        <w:rPr>
+          <w:b/>
+          <w:bCs/>
+        </w:rPr>
+        <w:t>PROJECT</w:t>
+      </w:r>
+      <w:r>
+        <w:rPr>
+          <w:b/>
+          <w:bCs/>
+        </w:rPr>
+        <w:t xml:space="preserve"> ADVISOR</w:t>
+      </w:r>
+    </w:p>
+    <w:p>
+      <w:r>
+        <w:t xml:space="preserve">Engr. </w:t>
+      </w:r>
+      <w:proofErr w:type="spellStart"/>
+      <w:r>
+        <w:t>Violdan</w:t>
+      </w:r>
+      <w:proofErr w:type="spellEnd"/>
+      <w:r>
+        <w:t xml:space="preserve"> </w:t>
+      </w:r>
+      <w:proofErr w:type="spellStart"/>
+      <w:r>
+        <w:t>Bayocot</w:t>
+      </w:r>
+      <w:proofErr w:type="spellEnd"/>
+    </w:p>
+    <w:p/>
+    <w:p>
+      <w:pPr>
+        <w:rPr>
+          <w:b/>
+          <w:bCs/>
+        </w:rPr>
+      </w:pPr>
+      <w:r>
+        <w:rPr>
+          <w:b/>
+          <w:bCs/>
+        </w:rPr>
+        <w:t>PROJECT COORDINATOR</w:t>
+      </w:r>
+    </w:p>
+    <w:p>
+      <w:r>
+        <w:t>Engr. Alyssa Joyce Tan</w:t>
+      </w:r>
+    </w:p>
+    <w:p/>
+    <w:p>
+      <w:r>
+        <w:rPr>
+          <w:b/>
+          <w:bCs/>
+        </w:rPr>
+        <w:t>CHAIRMAN OF THE PANEL</w:t>
+      </w:r>
+    </w:p>
+    <w:p/>
+    <w:p/>
+    <w:p>
+      <w:pPr>
+        <w:rPr>
+          <w:b/>
+          <w:bCs/>
+        </w:rPr>
+      </w:pPr>
+      <w:r>
+        <w:rPr>
+          <w:b/>
+          <w:bCs/>
+        </w:rPr>
+        <w:t>PANELIST</w:t>
+      </w:r>
+    </w:p>
+    <w:p>
+      <w:pPr>
+        <w:rPr>
+          <w:b/>
+          <w:bCs/>
+        </w:rPr>
+      </w:pPr>
+    </w:p>
+    <w:p>
+      <w:pPr>
+        <w:rPr>
+          <w:b/>
+          <w:bCs/>
+        </w:rPr>
+      </w:pPr>
     </w:p>
     <w:sectPr>
-      <w:pgSz w:h="15840" w:w="12240" w:orient="portrait"/>
-      <w:pgMar w:bottom="1440" w:top="1440" w:left="1440" w:right="1440" w:header="720" w:footer="720"/>
+      <w:pgSz w:w="12240" w:h="15840"/>
+      <w:pgMar w:top="1440" w:right="1440" w:bottom="1440" w:left="1440" w:header="720" w:footer="720" w:gutter="0"/>
       <w:pgNumType w:start="1"/>
+      <w:cols w:space="720"/>
     </w:sectPr>
   </w:body>
 </w:document>
 </file>
 
 <file path=word/numbering.xml><?xml version="1.0" encoding="utf-8"?>
-<w:numbering xmlns:mc="http://schemas.openxmlformats.org/markup-compatibility/2006" xmlns:o="urn:schemas-microsoft-com:office:office" xmlns:r="http://schemas.openxmlformats.org/officeDocument/2006/relationships" xmlns:m="http://schemas.openxmlformats.org/officeDocument/2006/math" xmlns:v="urn:schemas-microsoft-com:vml" xmlns:wp="http://schemas.openxmlformats.org/drawingml/2006/wordprocessingDrawing" xmlns:w10="urn:schemas-microsoft-com:office:word" xmlns:w="http://schemas.openxmlformats.org/wordprocessingml/2006/main" xmlns:wne="http://schemas.microsoft.com/office/word/2006/wordml" xmlns:sl="http://schemas.openxmlformats.org/schemaLibrary/2006/main" xmlns:a="http://schemas.openxmlformats.org/drawingml/2006/main" xmlns:pic="http://schemas.openxmlformats.org/drawingml/2006/picture" xmlns:c="http://schemas.openxmlformats.org/drawingml/2006/chart" xmlns:lc="http://schemas.openxmlformats.org/drawingml/2006/lockedCanvas" xmlns:dgm="http://schemas.openxmlformats.org/drawingml/2006/diagram" xmlns:wps="http://schemas.microsoft.com/office/word/2010/wordprocessingShape" xmlns:wpg="http://schemas.microsoft.com/office/word/2010/wordprocessingGroup" xmlns:w14="http://schemas.microsoft.com/office/word/2010/wordml" xmlns:w15="http://schemas.microsoft.com/office/word/2012/wordml" xmlns:w16="http://schemas.microsoft.com/office/word/2018/wordml" xmlns:w16cex="http://schemas.microsoft.com/office/word/2018/wordml/cex" xmlns:w16cid="http://schemas.microsoft.com/office/word/2016/wordml/cid" xmlns="http://schemas.microsoft.com/office/tasks/2019/documenttasks" xmlns:cr="http://schemas.microsoft.com/office/comments/2020/reactions">
-  <w:abstractNum w:abstractNumId="1">
+<w:numbering xmlns:wpc="http://schemas.microsoft.com/office/word/2010/wordprocessingCanvas" xmlns:cx="http://schemas.microsoft.com/office/drawing/2014/chartex" xmlns:cx1="http://schemas.microsoft.com/office/drawing/2015/9/8/chartex" xmlns:cx2="http://schemas.microsoft.com/office/drawing/2015/10/21/chartex" xmlns:cx3="http://schemas.microsoft.com/office/drawing/2016/5/9/chartex" xmlns:cx4="http://schemas.microsoft.com/office/drawing/2016/5/10/chartex" xmlns:cx5="http://schemas.microsoft.com/office/drawing/2016/5/11/chartex" xmlns:cx6="http://schemas.microsoft.com/office/drawing/2016/5/12/chartex" xmlns:cx7="http://schemas.microsoft.com/office/drawing/2016/5/13/chartex" xmlns:cx8="http://schemas.microsoft.com/office/drawing/2016/5/14/chartex" xmlns:mc="http://schemas.openxmlformats.org/markup-compatibility/2006" xmlns:aink="http://schemas.microsoft.com/office/drawing/2016/ink" xmlns:am3d="http://schemas.microsoft.com/office/drawing/2017/model3d" xmlns:o="urn:schemas-microsoft-com:office:office" xmlns:r="http://schemas.openxmlformats.org/officeDocument/2006/relationships" xmlns:m="http://schemas.openxmlformats.org/officeDocument/2006/math" xmlns:v="urn:schemas-microsoft-com:vml" xmlns:wp14="http://schemas.microsoft.com/office/word/2010/wordprocessingDrawing" xmlns:wp="http://schemas.openxmlformats.org/drawingml/2006/wordprocessingDrawing" xmlns:w10="urn:schemas-microsoft-com:office:word" xmlns:w="http://schemas.openxmlformats.org/wordprocessingml/2006/main" xmlns:w14="http://schemas.microsoft.com/office/word/2010/wordml" xmlns:w15="http://schemas.microsoft.com/office/word/2012/wordml" xmlns:w16cid="http://schemas.microsoft.com/office/word/2016/wordml/cid" xmlns:w16se="http://schemas.microsoft.com/office/word/2015/wordml/symex" xmlns:wpg="http://schemas.microsoft.com/office/word/2010/wordprocessingGroup" xmlns:wpi="http://schemas.microsoft.com/office/word/2010/wordprocessingInk" xmlns:wne="http://schemas.microsoft.com/office/word/2006/wordml" xmlns:wps="http://schemas.microsoft.com/office/word/2010/wordprocessingShape" mc:Ignorable="w14 w15 w16se w16cid wp14">
+  <w:abstractNum w:abstractNumId="0" w15:restartNumberingAfterBreak="0">
+    <w:nsid w:val="01AC5A12"/>
+    <w:multiLevelType w:val="multilevel"/>
+    <w:tmpl w:val="5C12B32A"/>
     <w:lvl w:ilvl="0">
       <w:start w:val="1"/>
       <w:numFmt w:val="bullet"/>
@@ -1740,7 +1544,10 @@
       </w:rPr>
     </w:lvl>
   </w:abstractNum>
-  <w:abstractNum w:abstractNumId="2">
+  <w:abstractNum w:abstractNumId="1" w15:restartNumberingAfterBreak="0">
+    <w:nsid w:val="07463E08"/>
+    <w:multiLevelType w:val="multilevel"/>
+    <w:tmpl w:val="E6725F12"/>
     <w:lvl w:ilvl="0">
       <w:start w:val="1"/>
       <w:numFmt w:val="bullet"/>
@@ -1850,7 +1657,10 @@
       </w:rPr>
     </w:lvl>
   </w:abstractNum>
-  <w:abstractNum w:abstractNumId="3">
+  <w:abstractNum w:abstractNumId="2" w15:restartNumberingAfterBreak="0">
+    <w:nsid w:val="0A5767A8"/>
+    <w:multiLevelType w:val="multilevel"/>
+    <w:tmpl w:val="C85E5E54"/>
     <w:lvl w:ilvl="0">
       <w:start w:val="1"/>
       <w:numFmt w:val="bullet"/>
@@ -1960,7 +1770,10 @@
       </w:rPr>
     </w:lvl>
   </w:abstractNum>
-  <w:abstractNum w:abstractNumId="4">
+  <w:abstractNum w:abstractNumId="3" w15:restartNumberingAfterBreak="0">
+    <w:nsid w:val="0D900F30"/>
+    <w:multiLevelType w:val="multilevel"/>
+    <w:tmpl w:val="AB7EAF3C"/>
     <w:lvl w:ilvl="0">
       <w:start w:val="1"/>
       <w:numFmt w:val="bullet"/>
@@ -2070,7 +1883,10 @@
       </w:rPr>
     </w:lvl>
   </w:abstractNum>
-  <w:abstractNum w:abstractNumId="5">
+  <w:abstractNum w:abstractNumId="4" w15:restartNumberingAfterBreak="0">
+    <w:nsid w:val="35C3349B"/>
+    <w:multiLevelType w:val="multilevel"/>
+    <w:tmpl w:val="A950F0AA"/>
     <w:lvl w:ilvl="0">
       <w:start w:val="1"/>
       <w:numFmt w:val="bullet"/>
@@ -2180,7 +1996,10 @@
       </w:rPr>
     </w:lvl>
   </w:abstractNum>
-  <w:abstractNum w:abstractNumId="6">
+  <w:abstractNum w:abstractNumId="5" w15:restartNumberingAfterBreak="0">
+    <w:nsid w:val="390B1929"/>
+    <w:multiLevelType w:val="multilevel"/>
+    <w:tmpl w:val="E496E9E4"/>
     <w:lvl w:ilvl="0">
       <w:start w:val="1"/>
       <w:numFmt w:val="bullet"/>
@@ -2290,7 +2109,10 @@
       </w:rPr>
     </w:lvl>
   </w:abstractNum>
-  <w:abstractNum w:abstractNumId="7">
+  <w:abstractNum w:abstractNumId="6" w15:restartNumberingAfterBreak="0">
+    <w:nsid w:val="397204EC"/>
+    <w:multiLevelType w:val="multilevel"/>
+    <w:tmpl w:val="F2F07EFE"/>
     <w:lvl w:ilvl="0">
       <w:start w:val="1"/>
       <w:numFmt w:val="bullet"/>
@@ -2400,7 +2222,10 @@
       </w:rPr>
     </w:lvl>
   </w:abstractNum>
-  <w:abstractNum w:abstractNumId="8">
+  <w:abstractNum w:abstractNumId="7" w15:restartNumberingAfterBreak="0">
+    <w:nsid w:val="39E66B13"/>
+    <w:multiLevelType w:val="multilevel"/>
+    <w:tmpl w:val="08F2AC9C"/>
     <w:lvl w:ilvl="0">
       <w:start w:val="1"/>
       <w:numFmt w:val="bullet"/>
@@ -2510,7 +2335,10 @@
       </w:rPr>
     </w:lvl>
   </w:abstractNum>
-  <w:abstractNum w:abstractNumId="9">
+  <w:abstractNum w:abstractNumId="8" w15:restartNumberingAfterBreak="0">
+    <w:nsid w:val="3EA804A3"/>
+    <w:multiLevelType w:val="multilevel"/>
+    <w:tmpl w:val="1CEA89A4"/>
     <w:lvl w:ilvl="0">
       <w:start w:val="1"/>
       <w:numFmt w:val="bullet"/>
@@ -2620,7 +2448,10 @@
       </w:rPr>
     </w:lvl>
   </w:abstractNum>
-  <w:abstractNum w:abstractNumId="10">
+  <w:abstractNum w:abstractNumId="9" w15:restartNumberingAfterBreak="0">
+    <w:nsid w:val="5BDE10B0"/>
+    <w:multiLevelType w:val="multilevel"/>
+    <w:tmpl w:val="DA302504"/>
     <w:lvl w:ilvl="0">
       <w:start w:val="1"/>
       <w:numFmt w:val="bullet"/>
@@ -2730,7 +2561,10 @@
       </w:rPr>
     </w:lvl>
   </w:abstractNum>
-  <w:abstractNum w:abstractNumId="11">
+  <w:abstractNum w:abstractNumId="10" w15:restartNumberingAfterBreak="0">
+    <w:nsid w:val="789D62CC"/>
+    <w:multiLevelType w:val="multilevel"/>
+    <w:tmpl w:val="0118322C"/>
     <w:lvl w:ilvl="0">
       <w:start w:val="1"/>
       <w:numFmt w:val="bullet"/>
@@ -2841,50 +2675,50 @@
     </w:lvl>
   </w:abstractNum>
   <w:num w:numId="1">
+    <w:abstractNumId w:val="6"/>
+  </w:num>
+  <w:num w:numId="2">
+    <w:abstractNumId w:val="7"/>
+  </w:num>
+  <w:num w:numId="3">
+    <w:abstractNumId w:val="5"/>
+  </w:num>
+  <w:num w:numId="4">
+    <w:abstractNumId w:val="8"/>
+  </w:num>
+  <w:num w:numId="5">
+    <w:abstractNumId w:val="0"/>
+  </w:num>
+  <w:num w:numId="6">
+    <w:abstractNumId w:val="10"/>
+  </w:num>
+  <w:num w:numId="7">
+    <w:abstractNumId w:val="2"/>
+  </w:num>
+  <w:num w:numId="8">
+    <w:abstractNumId w:val="3"/>
+  </w:num>
+  <w:num w:numId="9">
     <w:abstractNumId w:val="1"/>
   </w:num>
-  <w:num w:numId="2">
-    <w:abstractNumId w:val="2"/>
-  </w:num>
-  <w:num w:numId="3">
-    <w:abstractNumId w:val="3"/>
-  </w:num>
-  <w:num w:numId="4">
-    <w:abstractNumId w:val="4"/>
-  </w:num>
-  <w:num w:numId="5">
-    <w:abstractNumId w:val="5"/>
-  </w:num>
-  <w:num w:numId="6">
-    <w:abstractNumId w:val="6"/>
-  </w:num>
-  <w:num w:numId="7">
-    <w:abstractNumId w:val="7"/>
-  </w:num>
-  <w:num w:numId="8">
-    <w:abstractNumId w:val="8"/>
-  </w:num>
-  <w:num w:numId="9">
+  <w:num w:numId="10">
     <w:abstractNumId w:val="9"/>
   </w:num>
-  <w:num w:numId="10">
-    <w:abstractNumId w:val="10"/>
-  </w:num>
   <w:num w:numId="11">
-    <w:abstractNumId w:val="11"/>
+    <w:abstractNumId w:val="4"/>
   </w:num>
 </w:numbering>
 </file>
 
 <file path=word/styles.xml><?xml version="1.0" encoding="utf-8"?>
-<w:styles xmlns:mc="http://schemas.openxmlformats.org/markup-compatibility/2006" xmlns:o="urn:schemas-microsoft-com:office:office" xmlns:r="http://schemas.openxmlformats.org/officeDocument/2006/relationships" xmlns:m="http://schemas.openxmlformats.org/officeDocument/2006/math" xmlns:v="urn:schemas-microsoft-com:vml" xmlns:wp="http://schemas.openxmlformats.org/drawingml/2006/wordprocessingDrawing" xmlns:w10="urn:schemas-microsoft-com:office:word" xmlns:w="http://schemas.openxmlformats.org/wordprocessingml/2006/main" xmlns:wne="http://schemas.microsoft.com/office/word/2006/wordml" xmlns:sl="http://schemas.openxmlformats.org/schemaLibrary/2006/main" xmlns:a="http://schemas.openxmlformats.org/drawingml/2006/main" xmlns:pic="http://schemas.openxmlformats.org/drawingml/2006/picture" xmlns:c="http://schemas.openxmlformats.org/drawingml/2006/chart" xmlns:lc="http://schemas.openxmlformats.org/drawingml/2006/lockedCanvas" xmlns:dgm="http://schemas.openxmlformats.org/drawingml/2006/diagram" xmlns:wps="http://schemas.microsoft.com/office/word/2010/wordprocessingShape" xmlns:wpg="http://schemas.microsoft.com/office/word/2010/wordprocessingGroup" xmlns:w14="http://schemas.microsoft.com/office/word/2010/wordml" xmlns:w15="http://schemas.microsoft.com/office/word/2012/wordml" xmlns:w16="http://schemas.microsoft.com/office/word/2018/wordml" xmlns:w16cex="http://schemas.microsoft.com/office/word/2018/wordml/cex" xmlns:w16cid="http://schemas.microsoft.com/office/word/2016/wordml/cid" xmlns="http://schemas.microsoft.com/office/tasks/2019/documenttasks" xmlns:cr="http://schemas.microsoft.com/office/comments/2020/reactions">
+<w:styles xmlns:mc="http://schemas.openxmlformats.org/markup-compatibility/2006" xmlns:r="http://schemas.openxmlformats.org/officeDocument/2006/relationships" xmlns:w="http://schemas.openxmlformats.org/wordprocessingml/2006/main" xmlns:w14="http://schemas.microsoft.com/office/word/2010/wordml" xmlns:w15="http://schemas.microsoft.com/office/word/2012/wordml" xmlns:w16cid="http://schemas.microsoft.com/office/word/2016/wordml/cid" xmlns:w16se="http://schemas.microsoft.com/office/word/2015/wordml/symex" mc:Ignorable="w14 w15 w16se w16cid">
   <w:docDefaults>
     <w:rPrDefault>
       <w:rPr>
-        <w:rFonts w:ascii="Arial" w:cs="Arial" w:eastAsia="Arial" w:hAnsi="Arial"/>
+        <w:rFonts w:ascii="Arial" w:eastAsia="Arial" w:hAnsi="Arial" w:cs="Arial"/>
         <w:sz w:val="22"/>
         <w:szCs w:val="22"/>
-        <w:lang w:val="en"/>
+        <w:lang w:val="en" w:eastAsia="en-PH" w:bidi="ar-SA"/>
       </w:rPr>
     </w:rPrDefault>
     <w:pPrDefault>
@@ -2893,29 +2727,398 @@
       </w:pPr>
     </w:pPrDefault>
   </w:docDefaults>
-  <w:style w:type="table" w:styleId="TableNormal" w:default="1">
-    <w:name w:val="TableNormal"/>
-    <w:tblPr>
-      <w:tblCellMar>
-        <w:top w:w="100.0" w:type="dxa"/>
-        <w:left w:w="100.0" w:type="dxa"/>
-        <w:bottom w:w="100.0" w:type="dxa"/>
-        <w:right w:w="100.0" w:type="dxa"/>
-      </w:tblCellMar>
-    </w:tblPr>
-  </w:style>
-  <w:style w:type="paragraph" w:styleId="Normal" w:default="1">
-    <w:name w:val="normal"/>
+  <w:latentStyles w:defLockedState="0" w:defUIPriority="99" w:defSemiHidden="0" w:defUnhideWhenUsed="0" w:defQFormat="0" w:count="375">
+    <w:lsdException w:name="Normal" w:uiPriority="0" w:qFormat="1"/>
+    <w:lsdException w:name="heading 1" w:uiPriority="9" w:qFormat="1"/>
+    <w:lsdException w:name="heading 2" w:semiHidden="1" w:uiPriority="9" w:unhideWhenUsed="1" w:qFormat="1"/>
+    <w:lsdException w:name="heading 3" w:semiHidden="1" w:uiPriority="9" w:unhideWhenUsed="1" w:qFormat="1"/>
+    <w:lsdException w:name="heading 4" w:semiHidden="1" w:uiPriority="9" w:unhideWhenUsed="1" w:qFormat="1"/>
+    <w:lsdException w:name="heading 5" w:semiHidden="1" w:uiPriority="9" w:unhideWhenUsed="1" w:qFormat="1"/>
+    <w:lsdException w:name="heading 6" w:semiHidden="1" w:uiPriority="9" w:unhideWhenUsed="1" w:qFormat="1"/>
+    <w:lsdException w:name="heading 7" w:semiHidden="1" w:uiPriority="9" w:unhideWhenUsed="1" w:qFormat="1"/>
+    <w:lsdException w:name="heading 8" w:semiHidden="1" w:uiPriority="9" w:unhideWhenUsed="1" w:qFormat="1"/>
+    <w:lsdException w:name="heading 9" w:semiHidden="1" w:uiPriority="9" w:unhideWhenUsed="1" w:qFormat="1"/>
+    <w:lsdException w:name="index 1" w:semiHidden="1" w:unhideWhenUsed="1"/>
+    <w:lsdException w:name="index 2" w:semiHidden="1" w:unhideWhenUsed="1"/>
+    <w:lsdException w:name="index 3" w:semiHidden="1" w:unhideWhenUsed="1"/>
+    <w:lsdException w:name="index 4" w:semiHidden="1" w:unhideWhenUsed="1"/>
+    <w:lsdException w:name="index 5" w:semiHidden="1" w:unhideWhenUsed="1"/>
+    <w:lsdException w:name="index 6" w:semiHidden="1" w:unhideWhenUsed="1"/>
+    <w:lsdException w:name="index 7" w:semiHidden="1" w:unhideWhenUsed="1"/>
+    <w:lsdException w:name="index 8" w:semiHidden="1" w:unhideWhenUsed="1"/>
+    <w:lsdException w:name="index 9" w:semiHidden="1" w:unhideWhenUsed="1"/>
+    <w:lsdException w:name="toc 1" w:semiHidden="1" w:uiPriority="39" w:unhideWhenUsed="1"/>
+    <w:lsdException w:name="toc 2" w:semiHidden="1" w:uiPriority="39" w:unhideWhenUsed="1"/>
+    <w:lsdException w:name="toc 3" w:semiHidden="1" w:uiPriority="39" w:unhideWhenUsed="1"/>
+    <w:lsdException w:name="toc 4" w:semiHidden="1" w:uiPriority="39" w:unhideWhenUsed="1"/>
+    <w:lsdException w:name="toc 5" w:semiHidden="1" w:uiPriority="39" w:unhideWhenUsed="1"/>
+    <w:lsdException w:name="toc 6" w:semiHidden="1" w:uiPriority="39" w:unhideWhenUsed="1"/>
+    <w:lsdException w:name="toc 7" w:semiHidden="1" w:uiPriority="39" w:unhideWhenUsed="1"/>
+    <w:lsdException w:name="toc 8" w:semiHidden="1" w:uiPriority="39" w:unhideWhenUsed="1"/>
+    <w:lsdException w:name="toc 9" w:semiHidden="1" w:uiPriority="39" w:unhideWhenUsed="1"/>
+    <w:lsdException w:name="Normal Indent" w:semiHidden="1" w:unhideWhenUsed="1"/>
+    <w:lsdException w:name="footnote text" w:semiHidden="1" w:unhideWhenUsed="1"/>
+    <w:lsdException w:name="annotation text" w:semiHidden="1" w:unhideWhenUsed="1"/>
+    <w:lsdException w:name="header" w:semiHidden="1" w:unhideWhenUsed="1"/>
+    <w:lsdException w:name="footer" w:semiHidden="1" w:unhideWhenUsed="1"/>
+    <w:lsdException w:name="index heading" w:semiHidden="1" w:unhideWhenUsed="1"/>
+    <w:lsdException w:name="caption" w:semiHidden="1" w:uiPriority="35" w:unhideWhenUsed="1" w:qFormat="1"/>
+    <w:lsdException w:name="table of figures" w:semiHidden="1" w:unhideWhenUsed="1"/>
+    <w:lsdException w:name="envelope address" w:semiHidden="1" w:unhideWhenUsed="1"/>
+    <w:lsdException w:name="envelope return" w:semiHidden="1" w:unhideWhenUsed="1"/>
+    <w:lsdException w:name="footnote reference" w:semiHidden="1" w:unhideWhenUsed="1"/>
+    <w:lsdException w:name="annotation reference" w:semiHidden="1" w:unhideWhenUsed="1"/>
+    <w:lsdException w:name="line number" w:semiHidden="1" w:unhideWhenUsed="1"/>
+    <w:lsdException w:name="page number" w:semiHidden="1" w:unhideWhenUsed="1"/>
+    <w:lsdException w:name="endnote reference" w:semiHidden="1" w:unhideWhenUsed="1"/>
+    <w:lsdException w:name="endnote text" w:semiHidden="1" w:unhideWhenUsed="1"/>
+    <w:lsdException w:name="table of authorities" w:semiHidden="1" w:unhideWhenUsed="1"/>
+    <w:lsdException w:name="macro" w:semiHidden="1" w:unhideWhenUsed="1"/>
+    <w:lsdException w:name="toa heading" w:semiHidden="1" w:unhideWhenUsed="1"/>
+    <w:lsdException w:name="List" w:semiHidden="1" w:unhideWhenUsed="1"/>
+    <w:lsdException w:name="List Bullet" w:semiHidden="1" w:unhideWhenUsed="1"/>
+    <w:lsdException w:name="List Number" w:semiHidden="1" w:unhideWhenUsed="1"/>
+    <w:lsdException w:name="List 2" w:semiHidden="1" w:unhideWhenUsed="1"/>
+    <w:lsdException w:name="List 3" w:semiHidden="1" w:unhideWhenUsed="1"/>
+    <w:lsdException w:name="List 4" w:semiHidden="1" w:unhideWhenUsed="1"/>
+    <w:lsdException w:name="List 5" w:semiHidden="1" w:unhideWhenUsed="1"/>
+    <w:lsdException w:name="List Bullet 2" w:semiHidden="1" w:unhideWhenUsed="1"/>
+    <w:lsdException w:name="List Bullet 3" w:semiHidden="1" w:unhideWhenUsed="1"/>
+    <w:lsdException w:name="List Bullet 4" w:semiHidden="1" w:unhideWhenUsed="1"/>
+    <w:lsdException w:name="List Bullet 5" w:semiHidden="1" w:unhideWhenUsed="1"/>
+    <w:lsdException w:name="List Number 2" w:semiHidden="1" w:unhideWhenUsed="1"/>
+    <w:lsdException w:name="List Number 3" w:semiHidden="1" w:unhideWhenUsed="1"/>
+    <w:lsdException w:name="List Number 4" w:semiHidden="1" w:unhideWhenUsed="1"/>
+    <w:lsdException w:name="List Number 5" w:semiHidden="1" w:unhideWhenUsed="1"/>
+    <w:lsdException w:name="Title" w:uiPriority="10" w:qFormat="1"/>
+    <w:lsdException w:name="Closing" w:semiHidden="1" w:unhideWhenUsed="1"/>
+    <w:lsdException w:name="Signature" w:semiHidden="1" w:unhideWhenUsed="1"/>
+    <w:lsdException w:name="Default Paragraph Font" w:semiHidden="1" w:uiPriority="1" w:unhideWhenUsed="1"/>
+    <w:lsdException w:name="Body Text" w:semiHidden="1" w:unhideWhenUsed="1"/>
+    <w:lsdException w:name="Body Text Indent" w:semiHidden="1" w:unhideWhenUsed="1"/>
+    <w:lsdException w:name="List Continue" w:semiHidden="1" w:unhideWhenUsed="1"/>
+    <w:lsdException w:name="List Continue 2" w:semiHidden="1" w:unhideWhenUsed="1"/>
+    <w:lsdException w:name="List Continue 3" w:semiHidden="1" w:unhideWhenUsed="1"/>
+    <w:lsdException w:name="List Continue 4" w:semiHidden="1" w:unhideWhenUsed="1"/>
+    <w:lsdException w:name="List Continue 5" w:semiHidden="1" w:unhideWhenUsed="1"/>
+    <w:lsdException w:name="Message Header" w:semiHidden="1" w:unhideWhenUsed="1"/>
+    <w:lsdException w:name="Subtitle" w:uiPriority="11" w:qFormat="1"/>
+    <w:lsdException w:name="Salutation" w:semiHidden="1" w:unhideWhenUsed="1"/>
+    <w:lsdException w:name="Date" w:semiHidden="1" w:unhideWhenUsed="1"/>
+    <w:lsdException w:name="Body Text First Indent" w:semiHidden="1" w:unhideWhenUsed="1"/>
+    <w:lsdException w:name="Body Text First Indent 2" w:semiHidden="1" w:unhideWhenUsed="1"/>
+    <w:lsdException w:name="Note Heading" w:semiHidden="1" w:unhideWhenUsed="1"/>
+    <w:lsdException w:name="Body Text 2" w:semiHidden="1" w:unhideWhenUsed="1"/>
+    <w:lsdException w:name="Body Text 3" w:semiHidden="1" w:unhideWhenUsed="1"/>
+    <w:lsdException w:name="Body Text Indent 2" w:semiHidden="1" w:unhideWhenUsed="1"/>
+    <w:lsdException w:name="Body Text Indent 3" w:semiHidden="1" w:unhideWhenUsed="1"/>
+    <w:lsdException w:name="Block Text" w:semiHidden="1" w:unhideWhenUsed="1"/>
+    <w:lsdException w:name="Hyperlink" w:semiHidden="1" w:unhideWhenUsed="1"/>
+    <w:lsdException w:name="FollowedHyperlink" w:semiHidden="1" w:unhideWhenUsed="1"/>
+    <w:lsdException w:name="Strong" w:uiPriority="22" w:qFormat="1"/>
+    <w:lsdException w:name="Emphasis" w:uiPriority="20" w:qFormat="1"/>
+    <w:lsdException w:name="Document Map" w:semiHidden="1" w:unhideWhenUsed="1"/>
+    <w:lsdException w:name="Plain Text" w:semiHidden="1" w:unhideWhenUsed="1"/>
+    <w:lsdException w:name="E-mail Signature" w:semiHidden="1" w:unhideWhenUsed="1"/>
+    <w:lsdException w:name="HTML Top of Form" w:semiHidden="1" w:unhideWhenUsed="1"/>
+    <w:lsdException w:name="HTML Bottom of Form" w:semiHidden="1" w:unhideWhenUsed="1"/>
+    <w:lsdException w:name="Normal (Web)" w:semiHidden="1" w:unhideWhenUsed="1"/>
+    <w:lsdException w:name="HTML Acronym" w:semiHidden="1" w:unhideWhenUsed="1"/>
+    <w:lsdException w:name="HTML Address" w:semiHidden="1" w:unhideWhenUsed="1"/>
+    <w:lsdException w:name="HTML Cite" w:semiHidden="1" w:unhideWhenUsed="1"/>
+    <w:lsdException w:name="HTML Code" w:semiHidden="1" w:unhideWhenUsed="1"/>
+    <w:lsdException w:name="HTML Definition" w:semiHidden="1" w:unhideWhenUsed="1"/>
+    <w:lsdException w:name="HTML Keyboard" w:semiHidden="1" w:unhideWhenUsed="1"/>
+    <w:lsdException w:name="HTML Preformatted" w:semiHidden="1" w:unhideWhenUsed="1"/>
+    <w:lsdException w:name="HTML Sample" w:semiHidden="1" w:unhideWhenUsed="1"/>
+    <w:lsdException w:name="HTML Typewriter" w:semiHidden="1" w:unhideWhenUsed="1"/>
+    <w:lsdException w:name="HTML Variable" w:semiHidden="1" w:unhideWhenUsed="1"/>
+    <w:lsdException w:name="Normal Table" w:semiHidden="1" w:unhideWhenUsed="1"/>
+    <w:lsdException w:name="annotation subject" w:semiHidden="1" w:unhideWhenUsed="1"/>
+    <w:lsdException w:name="No List" w:semiHidden="1" w:unhideWhenUsed="1"/>
+    <w:lsdException w:name="Outline List 1" w:semiHidden="1" w:unhideWhenUsed="1"/>
+    <w:lsdException w:name="Outline List 2" w:semiHidden="1" w:unhideWhenUsed="1"/>
+    <w:lsdException w:name="Outline List 3" w:semiHidden="1" w:unhideWhenUsed="1"/>
+    <w:lsdException w:name="Table Simple 1" w:semiHidden="1" w:unhideWhenUsed="1"/>
+    <w:lsdException w:name="Table Simple 2" w:semiHidden="1" w:unhideWhenUsed="1"/>
+    <w:lsdException w:name="Table Simple 3" w:semiHidden="1" w:unhideWhenUsed="1"/>
+    <w:lsdException w:name="Table Classic 1" w:semiHidden="1" w:unhideWhenUsed="1"/>
+    <w:lsdException w:name="Table Classic 2" w:semiHidden="1" w:unhideWhenUsed="1"/>
+    <w:lsdException w:name="Table Classic 3" w:semiHidden="1" w:unhideWhenUsed="1"/>
+    <w:lsdException w:name="Table Classic 4" w:semiHidden="1" w:unhideWhenUsed="1"/>
+    <w:lsdException w:name="Table Colorful 1" w:semiHidden="1" w:unhideWhenUsed="1"/>
+    <w:lsdException w:name="Table Colorful 2" w:semiHidden="1" w:unhideWhenUsed="1"/>
+    <w:lsdException w:name="Table Colorful 3" w:semiHidden="1" w:unhideWhenUsed="1"/>
+    <w:lsdException w:name="Table Columns 1" w:semiHidden="1" w:unhideWhenUsed="1"/>
+    <w:lsdException w:name="Table Columns 2" w:semiHidden="1" w:unhideWhenUsed="1"/>
+    <w:lsdException w:name="Table Columns 3" w:semiHidden="1" w:unhideWhenUsed="1"/>
+    <w:lsdException w:name="Table Columns 4" w:semiHidden="1" w:unhideWhenUsed="1"/>
+    <w:lsdException w:name="Table Columns 5" w:semiHidden="1" w:unhideWhenUsed="1"/>
+    <w:lsdException w:name="Table Grid 1" w:semiHidden="1" w:unhideWhenUsed="1"/>
+    <w:lsdException w:name="Table Grid 2" w:semiHidden="1" w:unhideWhenUsed="1"/>
+    <w:lsdException w:name="Table Grid 3" w:semiHidden="1" w:unhideWhenUsed="1"/>
+    <w:lsdException w:name="Table Grid 4" w:semiHidden="1" w:unhideWhenUsed="1"/>
+    <w:lsdException w:name="Table Grid 5" w:semiHidden="1" w:unhideWhenUsed="1"/>
+    <w:lsdException w:name="Table Grid 6" w:semiHidden="1" w:unhideWhenUsed="1"/>
+    <w:lsdException w:name="Table Grid 7" w:semiHidden="1" w:unhideWhenUsed="1"/>
+    <w:lsdException w:name="Table Grid 8" w:semiHidden="1" w:unhideWhenUsed="1"/>
+    <w:lsdException w:name="Table List 1" w:semiHidden="1" w:unhideWhenUsed="1"/>
+    <w:lsdException w:name="Table List 2" w:semiHidden="1" w:unhideWhenUsed="1"/>
+    <w:lsdException w:name="Table List 3" w:semiHidden="1" w:unhideWhenUsed="1"/>
+    <w:lsdException w:name="Table List 4" w:semiHidden="1" w:unhideWhenUsed="1"/>
+    <w:lsdException w:name="Table List 5" w:semiHidden="1" w:unhideWhenUsed="1"/>
+    <w:lsdException w:name="Table List 6" w:semiHidden="1" w:unhideWhenUsed="1"/>
+    <w:lsdException w:name="Table List 7" w:semiHidden="1" w:unhideWhenUsed="1"/>
+    <w:lsdException w:name="Table List 8" w:semiHidden="1" w:unhideWhenUsed="1"/>
+    <w:lsdException w:name="Table 3D effects 1" w:semiHidden="1" w:unhideWhenUsed="1"/>
+    <w:lsdException w:name="Table 3D effects 2" w:semiHidden="1" w:unhideWhenUsed="1"/>
+    <w:lsdException w:name="Table 3D effects 3" w:semiHidden="1" w:unhideWhenUsed="1"/>
+    <w:lsdException w:name="Table Contemporary" w:semiHidden="1" w:unhideWhenUsed="1"/>
+    <w:lsdException w:name="Table Elegant" w:semiHidden="1" w:unhideWhenUsed="1"/>
+    <w:lsdException w:name="Table Professional" w:semiHidden="1" w:unhideWhenUsed="1"/>
+    <w:lsdException w:name="Table Subtle 1" w:semiHidden="1" w:unhideWhenUsed="1"/>
+    <w:lsdException w:name="Table Subtle 2" w:semiHidden="1" w:unhideWhenUsed="1"/>
+    <w:lsdException w:name="Table Web 1" w:semiHidden="1" w:unhideWhenUsed="1"/>
+    <w:lsdException w:name="Table Web 2" w:semiHidden="1" w:unhideWhenUsed="1"/>
+    <w:lsdException w:name="Table Web 3" w:semiHidden="1" w:unhideWhenUsed="1"/>
+    <w:lsdException w:name="Balloon Text" w:semiHidden="1" w:unhideWhenUsed="1"/>
+    <w:lsdException w:name="Table Grid" w:uiPriority="39"/>
+    <w:lsdException w:name="Table Theme" w:semiHidden="1" w:unhideWhenUsed="1"/>
+    <w:lsdException w:name="Placeholder Text" w:semiHidden="1"/>
+    <w:lsdException w:name="No Spacing" w:uiPriority="1" w:qFormat="1"/>
+    <w:lsdException w:name="Light Shading" w:uiPriority="60"/>
+    <w:lsdException w:name="Light List" w:uiPriority="61"/>
+    <w:lsdException w:name="Light Grid" w:uiPriority="62"/>
+    <w:lsdException w:name="Medium Shading 1" w:uiPriority="63"/>
+    <w:lsdException w:name="Medium Shading 2" w:uiPriority="64"/>
+    <w:lsdException w:name="Medium List 1" w:uiPriority="65"/>
+    <w:lsdException w:name="Medium List 2" w:uiPriority="66"/>
+    <w:lsdException w:name="Medium Grid 1" w:uiPriority="67"/>
+    <w:lsdException w:name="Medium Grid 2" w:uiPriority="68"/>
+    <w:lsdException w:name="Medium Grid 3" w:uiPriority="69"/>
+    <w:lsdException w:name="Dark List" w:uiPriority="70"/>
+    <w:lsdException w:name="Colorful Shading" w:uiPriority="71"/>
+    <w:lsdException w:name="Colorful List" w:uiPriority="72"/>
+    <w:lsdException w:name="Colorful Grid" w:uiPriority="73"/>
+    <w:lsdException w:name="Light Shading Accent 1" w:uiPriority="60"/>
+    <w:lsdException w:name="Light List Accent 1" w:uiPriority="61"/>
+    <w:lsdException w:name="Light Grid Accent 1" w:uiPriority="62"/>
+    <w:lsdException w:name="Medium Shading 1 Accent 1" w:uiPriority="63"/>
+    <w:lsdException w:name="Medium Shading 2 Accent 1" w:uiPriority="64"/>
+    <w:lsdException w:name="Medium List 1 Accent 1" w:uiPriority="65"/>
+    <w:lsdException w:name="Revision" w:semiHidden="1"/>
+    <w:lsdException w:name="List Paragraph" w:uiPriority="34" w:qFormat="1"/>
+    <w:lsdException w:name="Quote" w:uiPriority="29" w:qFormat="1"/>
+    <w:lsdException w:name="Intense Quote" w:uiPriority="30" w:qFormat="1"/>
+    <w:lsdException w:name="Medium List 2 Accent 1" w:uiPriority="66"/>
+    <w:lsdException w:name="Medium Grid 1 Accent 1" w:uiPriority="67"/>
+    <w:lsdException w:name="Medium Grid 2 Accent 1" w:uiPriority="68"/>
+    <w:lsdException w:name="Medium Grid 3 Accent 1" w:uiPriority="69"/>
+    <w:lsdException w:name="Dark List Accent 1" w:uiPriority="70"/>
+    <w:lsdException w:name="Colorful Shading Accent 1" w:uiPriority="71"/>
+    <w:lsdException w:name="Colorful List Accent 1" w:uiPriority="72"/>
+    <w:lsdException w:name="Colorful Grid Accent 1" w:uiPriority="73"/>
+    <w:lsdException w:name="Light Shading Accent 2" w:uiPriority="60"/>
+    <w:lsdException w:name="Light List Accent 2" w:uiPriority="61"/>
+    <w:lsdException w:name="Light Grid Accent 2" w:uiPriority="62"/>
+    <w:lsdException w:name="Medium Shading 1 Accent 2" w:uiPriority="63"/>
+    <w:lsdException w:name="Medium Shading 2 Accent 2" w:uiPriority="64"/>
+    <w:lsdException w:name="Medium List 1 Accent 2" w:uiPriority="65"/>
+    <w:lsdException w:name="Medium List 2 Accent 2" w:uiPriority="66"/>
+    <w:lsdException w:name="Medium Grid 1 Accent 2" w:uiPriority="67"/>
+    <w:lsdException w:name="Medium Grid 2 Accent 2" w:uiPriority="68"/>
+    <w:lsdException w:name="Medium Grid 3 Accent 2" w:uiPriority="69"/>
+    <w:lsdException w:name="Dark List Accent 2" w:uiPriority="70"/>
+    <w:lsdException w:name="Colorful Shading Accent 2" w:uiPriority="71"/>
+    <w:lsdException w:name="Colorful List Accent 2" w:uiPriority="72"/>
+    <w:lsdException w:name="Colorful Grid Accent 2" w:uiPriority="73"/>
+    <w:lsdException w:name="Light Shading Accent 3" w:uiPriority="60"/>
+    <w:lsdException w:name="Light List Accent 3" w:uiPriority="61"/>
+    <w:lsdException w:name="Light Grid Accent 3" w:uiPriority="62"/>
+    <w:lsdException w:name="Medium Shading 1 Accent 3" w:uiPriority="63"/>
+    <w:lsdException w:name="Medium Shading 2 Accent 3" w:uiPriority="64"/>
+    <w:lsdException w:name="Medium List 1 Accent 3" w:uiPriority="65"/>
+    <w:lsdException w:name="Medium List 2 Accent 3" w:uiPriority="66"/>
+    <w:lsdException w:name="Medium Grid 1 Accent 3" w:uiPriority="67"/>
+    <w:lsdException w:name="Medium Grid 2 Accent 3" w:uiPriority="68"/>
+    <w:lsdException w:name="Medium Grid 3 Accent 3" w:uiPriority="69"/>
+    <w:lsdException w:name="Dark List Accent 3" w:uiPriority="70"/>
+    <w:lsdException w:name="Colorful Shading Accent 3" w:uiPriority="71"/>
+    <w:lsdException w:name="Colorful List Accent 3" w:uiPriority="72"/>
+    <w:lsdException w:name="Colorful Grid Accent 3" w:uiPriority="73"/>
+    <w:lsdException w:name="Light Shading Accent 4" w:uiPriority="60"/>
+    <w:lsdException w:name="Light List Accent 4" w:uiPriority="61"/>
+    <w:lsdException w:name="Light Grid Accent 4" w:uiPriority="62"/>
+    <w:lsdException w:name="Medium Shading 1 Accent 4" w:uiPriority="63"/>
+    <w:lsdException w:name="Medium Shading 2 Accent 4" w:uiPriority="64"/>
+    <w:lsdException w:name="Medium List 1 Accent 4" w:uiPriority="65"/>
+    <w:lsdException w:name="Medium List 2 Accent 4" w:uiPriority="66"/>
+    <w:lsdException w:name="Medium Grid 1 Accent 4" w:uiPriority="67"/>
+    <w:lsdException w:name="Medium Grid 2 Accent 4" w:uiPriority="68"/>
+    <w:lsdException w:name="Medium Grid 3 Accent 4" w:uiPriority="69"/>
+    <w:lsdException w:name="Dark List Accent 4" w:uiPriority="70"/>
+    <w:lsdException w:name="Colorful Shading Accent 4" w:uiPriority="71"/>
+    <w:lsdException w:name="Colorful List Accent 4" w:uiPriority="72"/>
+    <w:lsdException w:name="Colorful Grid Accent 4" w:uiPriority="73"/>
+    <w:lsdException w:name="Light Shading Accent 5" w:uiPriority="60"/>
+    <w:lsdException w:name="Light List Accent 5" w:uiPriority="61"/>
+    <w:lsdException w:name="Light Grid Accent 5" w:uiPriority="62"/>
+    <w:lsdException w:name="Medium Shading 1 Accent 5" w:uiPriority="63"/>
+    <w:lsdException w:name="Medium Shading 2 Accent 5" w:uiPriority="64"/>
+    <w:lsdException w:name="Medium List 1 Accent 5" w:uiPriority="65"/>
+    <w:lsdException w:name="Medium List 2 Accent 5" w:uiPriority="66"/>
+    <w:lsdException w:name="Medium Grid 1 Accent 5" w:uiPriority="67"/>
+    <w:lsdException w:name="Medium Grid 2 Accent 5" w:uiPriority="68"/>
+    <w:lsdException w:name="Medium Grid 3 Accent 5" w:uiPriority="69"/>
+    <w:lsdException w:name="Dark List Accent 5" w:uiPriority="70"/>
+    <w:lsdException w:name="Colorful Shading Accent 5" w:uiPriority="71"/>
+    <w:lsdException w:name="Colorful List Accent 5" w:uiPriority="72"/>
+    <w:lsdException w:name="Colorful Grid Accent 5" w:uiPriority="73"/>
+    <w:lsdException w:name="Light Shading Accent 6" w:uiPriority="60"/>
+    <w:lsdException w:name="Light List Accent 6" w:uiPriority="61"/>
+    <w:lsdException w:name="Light Grid Accent 6" w:uiPriority="62"/>
+    <w:lsdException w:name="Medium Shading 1 Accent 6" w:uiPriority="63"/>
+    <w:lsdException w:name="Medium Shading 2 Accent 6" w:uiPriority="64"/>
+    <w:lsdException w:name="Medium List 1 Accent 6" w:uiPriority="65"/>
+    <w:lsdException w:name="Medium List 2 Accent 6" w:uiPriority="66"/>
+    <w:lsdException w:name="Medium Grid 1 Accent 6" w:uiPriority="67"/>
+    <w:lsdException w:name="Medium Grid 2 Accent 6" w:uiPriority="68"/>
+    <w:lsdException w:name="Medium Grid 3 Accent 6" w:uiPriority="69"/>
+    <w:lsdException w:name="Dark List Accent 6" w:uiPriority="70"/>
+    <w:lsdException w:name="Colorful Shading Accent 6" w:uiPriority="71"/>
+    <w:lsdException w:name="Colorful List Accent 6" w:uiPriority="72"/>
+    <w:lsdException w:name="Colorful Grid Accent 6" w:uiPriority="73"/>
+    <w:lsdException w:name="Subtle Emphasis" w:uiPriority="19" w:qFormat="1"/>
+    <w:lsdException w:name="Intense Emphasis" w:uiPriority="21" w:qFormat="1"/>
+    <w:lsdException w:name="Subtle Reference" w:uiPriority="31" w:qFormat="1"/>
+    <w:lsdException w:name="Intense Reference" w:uiPriority="32" w:qFormat="1"/>
+    <w:lsdException w:name="Book Title" w:uiPriority="33" w:qFormat="1"/>
+    <w:lsdException w:name="Bibliography" w:semiHidden="1" w:uiPriority="37" w:unhideWhenUsed="1"/>
+    <w:lsdException w:name="TOC Heading" w:semiHidden="1" w:uiPriority="39" w:unhideWhenUsed="1" w:qFormat="1"/>
+    <w:lsdException w:name="Plain Table 1" w:uiPriority="41"/>
+    <w:lsdException w:name="Plain Table 2" w:uiPriority="42"/>
+    <w:lsdException w:name="Plain Table 3" w:uiPriority="43"/>
+    <w:lsdException w:name="Plain Table 4" w:uiPriority="44"/>
+    <w:lsdException w:name="Plain Table 5" w:uiPriority="45"/>
+    <w:lsdException w:name="Grid Table Light" w:uiPriority="40"/>
+    <w:lsdException w:name="Grid Table 1 Light" w:uiPriority="46"/>
+    <w:lsdException w:name="Grid Table 2" w:uiPriority="47"/>
+    <w:lsdException w:name="Grid Table 3" w:uiPriority="48"/>
+    <w:lsdException w:name="Grid Table 4" w:uiPriority="49"/>
+    <w:lsdException w:name="Grid Table 5 Dark" w:uiPriority="50"/>
+    <w:lsdException w:name="Grid Table 6 Colorful" w:uiPriority="51"/>
+    <w:lsdException w:name="Grid Table 7 Colorful" w:uiPriority="52"/>
+    <w:lsdException w:name="Grid Table 1 Light Accent 1" w:uiPriority="46"/>
+    <w:lsdException w:name="Grid Table 2 Accent 1" w:uiPriority="47"/>
+    <w:lsdException w:name="Grid Table 3 Accent 1" w:uiPriority="48"/>
+    <w:lsdException w:name="Grid Table 4 Accent 1" w:uiPriority="49"/>
+    <w:lsdException w:name="Grid Table 5 Dark Accent 1" w:uiPriority="50"/>
+    <w:lsdException w:name="Grid Table 6 Colorful Accent 1" w:uiPriority="51"/>
+    <w:lsdException w:name="Grid Table 7 Colorful Accent 1" w:uiPriority="52"/>
+    <w:lsdException w:name="Grid Table 1 Light Accent 2" w:uiPriority="46"/>
+    <w:lsdException w:name="Grid Table 2 Accent 2" w:uiPriority="47"/>
+    <w:lsdException w:name="Grid Table 3 Accent 2" w:uiPriority="48"/>
+    <w:lsdException w:name="Grid Table 4 Accent 2" w:uiPriority="49"/>
+    <w:lsdException w:name="Grid Table 5 Dark Accent 2" w:uiPriority="50"/>
+    <w:lsdException w:name="Grid Table 6 Colorful Accent 2" w:uiPriority="51"/>
+    <w:lsdException w:name="Grid Table 7 Colorful Accent 2" w:uiPriority="52"/>
+    <w:lsdException w:name="Grid Table 1 Light Accent 3" w:uiPriority="46"/>
+    <w:lsdException w:name="Grid Table 2 Accent 3" w:uiPriority="47"/>
+    <w:lsdException w:name="Grid Table 3 Accent 3" w:uiPriority="48"/>
+    <w:lsdException w:name="Grid Table 4 Accent 3" w:uiPriority="49"/>
+    <w:lsdException w:name="Grid Table 5 Dark Accent 3" w:uiPriority="50"/>
+    <w:lsdException w:name="Grid Table 6 Colorful Accent 3" w:uiPriority="51"/>
+    <w:lsdException w:name="Grid Table 7 Colorful Accent 3" w:uiPriority="52"/>
+    <w:lsdException w:name="Grid Table 1 Light Accent 4" w:uiPriority="46"/>
+    <w:lsdException w:name="Grid Table 2 Accent 4" w:uiPriority="47"/>
+    <w:lsdException w:name="Grid Table 3 Accent 4" w:uiPriority="48"/>
+    <w:lsdException w:name="Grid Table 4 Accent 4" w:uiPriority="49"/>
+    <w:lsdException w:name="Grid Table 5 Dark Accent 4" w:uiPriority="50"/>
+    <w:lsdException w:name="Grid Table 6 Colorful Accent 4" w:uiPriority="51"/>
+    <w:lsdException w:name="Grid Table 7 Colorful Accent 4" w:uiPriority="52"/>
+    <w:lsdException w:name="Grid Table 1 Light Accent 5" w:uiPriority="46"/>
+    <w:lsdException w:name="Grid Table 2 Accent 5" w:uiPriority="47"/>
+    <w:lsdException w:name="Grid Table 3 Accent 5" w:uiPriority="48"/>
+    <w:lsdException w:name="Grid Table 4 Accent 5" w:uiPriority="49"/>
+    <w:lsdException w:name="Grid Table 5 Dark Accent 5" w:uiPriority="50"/>
+    <w:lsdException w:name="Grid Table 6 Colorful Accent 5" w:uiPriority="51"/>
+    <w:lsdException w:name="Grid Table 7 Colorful Accent 5" w:uiPriority="52"/>
+    <w:lsdException w:name="Grid Table 1 Light Accent 6" w:uiPriority="46"/>
+    <w:lsdException w:name="Grid Table 2 Accent 6" w:uiPriority="47"/>
+    <w:lsdException w:name="Grid Table 3 Accent 6" w:uiPriority="48"/>
+    <w:lsdException w:name="Grid Table 4 Accent 6" w:uiPriority="49"/>
+    <w:lsdException w:name="Grid Table 5 Dark Accent 6" w:uiPriority="50"/>
+    <w:lsdException w:name="Grid Table 6 Colorful Accent 6" w:uiPriority="51"/>
+    <w:lsdException w:name="Grid Table 7 Colorful Accent 6" w:uiPriority="52"/>
+    <w:lsdException w:name="List Table 1 Light" w:uiPriority="46"/>
+    <w:lsdException w:name="List Table 2" w:uiPriority="47"/>
+    <w:lsdException w:name="List Table 3" w:uiPriority="48"/>
+    <w:lsdException w:name="List Table 4" w:uiPriority="49"/>
+    <w:lsdException w:name="List Table 5 Dark" w:uiPriority="50"/>
+    <w:lsdException w:name="List Table 6 Colorful" w:uiPriority="51"/>
+    <w:lsdException w:name="List Table 7 Colorful" w:uiPriority="52"/>
+    <w:lsdException w:name="List Table 1 Light Accent 1" w:uiPriority="46"/>
+    <w:lsdException w:name="List Table 2 Accent 1" w:uiPriority="47"/>
+    <w:lsdException w:name="List Table 3 Accent 1" w:uiPriority="48"/>
+    <w:lsdException w:name="List Table 4 Accent 1" w:uiPriority="49"/>
+    <w:lsdException w:name="List Table 5 Dark Accent 1" w:uiPriority="50"/>
+    <w:lsdException w:name="List Table 6 Colorful Accent 1" w:uiPriority="51"/>
+    <w:lsdException w:name="List Table 7 Colorful Accent 1" w:uiPriority="52"/>
+    <w:lsdException w:name="List Table 1 Light Accent 2" w:uiPriority="46"/>
+    <w:lsdException w:name="List Table 2 Accent 2" w:uiPriority="47"/>
+    <w:lsdException w:name="List Table 3 Accent 2" w:uiPriority="48"/>
+    <w:lsdException w:name="List Table 4 Accent 2" w:uiPriority="49"/>
+    <w:lsdException w:name="List Table 5 Dark Accent 2" w:uiPriority="50"/>
+    <w:lsdException w:name="List Table 6 Colorful Accent 2" w:uiPriority="51"/>
+    <w:lsdException w:name="List Table 7 Colorful Accent 2" w:uiPriority="52"/>
+    <w:lsdException w:name="List Table 1 Light Accent 3" w:uiPriority="46"/>
+    <w:lsdException w:name="List Table 2 Accent 3" w:uiPriority="47"/>
+    <w:lsdException w:name="List Table 3 Accent 3" w:uiPriority="48"/>
+    <w:lsdException w:name="List Table 4 Accent 3" w:uiPriority="49"/>
+    <w:lsdException w:name="List Table 5 Dark Accent 3" w:uiPriority="50"/>
+    <w:lsdException w:name="List Table 6 Colorful Accent 3" w:uiPriority="51"/>
+    <w:lsdException w:name="List Table 7 Colorful Accent 3" w:uiPriority="52"/>
+    <w:lsdException w:name="List Table 1 Light Accent 4" w:uiPriority="46"/>
+    <w:lsdException w:name="List Table 2 Accent 4" w:uiPriority="47"/>
+    <w:lsdException w:name="List Table 3 Accent 4" w:uiPriority="48"/>
+    <w:lsdException w:name="List Table 4 Accent 4" w:uiPriority="49"/>
+    <w:lsdException w:name="List Table 5 Dark Accent 4" w:uiPriority="50"/>
+    <w:lsdException w:name="List Table 6 Colorful Accent 4" w:uiPriority="51"/>
+    <w:lsdException w:name="List Table 7 Colorful Accent 4" w:uiPriority="52"/>
+    <w:lsdException w:name="List Table 1 Light Accent 5" w:uiPriority="46"/>
+    <w:lsdException w:name="List Table 2 Accent 5" w:uiPriority="47"/>
+    <w:lsdException w:name="List Table 3 Accent 5" w:uiPriority="48"/>
+    <w:lsdException w:name="List Table 4 Accent 5" w:uiPriority="49"/>
+    <w:lsdException w:name="List Table 5 Dark Accent 5" w:uiPriority="50"/>
+    <w:lsdException w:name="List Table 6 Colorful Accent 5" w:uiPriority="51"/>
+    <w:lsdException w:name="List Table 7 Colorful Accent 5" w:uiPriority="52"/>
+    <w:lsdException w:name="List Table 1 Light Accent 6" w:uiPriority="46"/>
+    <w:lsdException w:name="List Table 2 Accent 6" w:uiPriority="47"/>
+    <w:lsdException w:name="List Table 3 Accent 6" w:uiPriority="48"/>
+    <w:lsdException w:name="List Table 4 Accent 6" w:uiPriority="49"/>
+    <w:lsdException w:name="List Table 5 Dark Accent 6" w:uiPriority="50"/>
+    <w:lsdException w:name="List Table 6 Colorful Accent 6" w:uiPriority="51"/>
+    <w:lsdException w:name="List Table 7 Colorful Accent 6" w:uiPriority="52"/>
+    <w:lsdException w:name="Mention" w:semiHidden="1" w:unhideWhenUsed="1"/>
+    <w:lsdException w:name="Smart Hyperlink" w:semiHidden="1" w:unhideWhenUsed="1"/>
+    <w:lsdException w:name="Hashtag" w:semiHidden="1" w:unhideWhenUsed="1"/>
+    <w:lsdException w:name="Unresolved Mention" w:semiHidden="1" w:unhideWhenUsed="1"/>
+  </w:latentStyles>
+  <w:style w:type="paragraph" w:default="1" w:styleId="Normal">
+    <w:name w:val="Normal"/>
+    <w:qFormat/>
   </w:style>
   <w:style w:type="paragraph" w:styleId="Heading1">
     <w:name w:val="heading 1"/>
     <w:basedOn w:val="Normal"/>
     <w:next w:val="Normal"/>
+    <w:uiPriority w:val="9"/>
+    <w:qFormat/>
     <w:pPr>
-      <w:keepNext w:val="1"/>
-      <w:keepLines w:val="1"/>
-      <w:pageBreakBefore w:val="0"/>
-      <w:spacing w:after="120" w:before="400" w:lineRule="auto"/>
+      <w:keepNext/>
+      <w:keepLines/>
+      <w:spacing w:before="400" w:after="120"/>
+      <w:outlineLvl w:val="0"/>
     </w:pPr>
     <w:rPr>
       <w:sz w:val="40"/>
@@ -2926,15 +3129,17 @@
     <w:name w:val="heading 2"/>
     <w:basedOn w:val="Normal"/>
     <w:next w:val="Normal"/>
+    <w:uiPriority w:val="9"/>
+    <w:semiHidden/>
+    <w:unhideWhenUsed/>
+    <w:qFormat/>
     <w:pPr>
-      <w:keepNext w:val="1"/>
-      <w:keepLines w:val="1"/>
-      <w:pageBreakBefore w:val="0"/>
-      <w:spacing w:after="120" w:before="360" w:lineRule="auto"/>
+      <w:keepNext/>
+      <w:keepLines/>
+      <w:spacing w:before="360" w:after="120"/>
+      <w:outlineLvl w:val="1"/>
     </w:pPr>
     <w:rPr>
-      <w:b w:val="0"/>
-      <w:bCs w:val="0"/>
       <w:sz w:val="32"/>
       <w:szCs w:val="32"/>
     </w:rPr>
@@ -2943,15 +3148,17 @@
     <w:name w:val="heading 3"/>
     <w:basedOn w:val="Normal"/>
     <w:next w:val="Normal"/>
+    <w:uiPriority w:val="9"/>
+    <w:semiHidden/>
+    <w:unhideWhenUsed/>
+    <w:qFormat/>
     <w:pPr>
-      <w:keepNext w:val="1"/>
-      <w:keepLines w:val="1"/>
-      <w:pageBreakBefore w:val="0"/>
-      <w:spacing w:after="80" w:before="320" w:lineRule="auto"/>
+      <w:keepNext/>
+      <w:keepLines/>
+      <w:spacing w:before="320" w:after="80"/>
+      <w:outlineLvl w:val="2"/>
     </w:pPr>
     <w:rPr>
-      <w:b w:val="0"/>
-      <w:bCs w:val="0"/>
       <w:color w:val="434343"/>
       <w:sz w:val="28"/>
       <w:szCs w:val="28"/>
@@ -2961,11 +3168,15 @@
     <w:name w:val="heading 4"/>
     <w:basedOn w:val="Normal"/>
     <w:next w:val="Normal"/>
+    <w:uiPriority w:val="9"/>
+    <w:semiHidden/>
+    <w:unhideWhenUsed/>
+    <w:qFormat/>
     <w:pPr>
-      <w:keepNext w:val="1"/>
-      <w:keepLines w:val="1"/>
-      <w:pageBreakBefore w:val="0"/>
-      <w:spacing w:after="80" w:before="280" w:lineRule="auto"/>
+      <w:keepNext/>
+      <w:keepLines/>
+      <w:spacing w:before="280" w:after="80"/>
+      <w:outlineLvl w:val="3"/>
     </w:pPr>
     <w:rPr>
       <w:color w:val="666666"/>
@@ -2977,45 +3188,88 @@
     <w:name w:val="heading 5"/>
     <w:basedOn w:val="Normal"/>
     <w:next w:val="Normal"/>
+    <w:uiPriority w:val="9"/>
+    <w:semiHidden/>
+    <w:unhideWhenUsed/>
+    <w:qFormat/>
     <w:pPr>
-      <w:keepNext w:val="1"/>
-      <w:keepLines w:val="1"/>
-      <w:pageBreakBefore w:val="0"/>
-      <w:spacing w:after="80" w:before="240" w:lineRule="auto"/>
+      <w:keepNext/>
+      <w:keepLines/>
+      <w:spacing w:before="240" w:after="80"/>
+      <w:outlineLvl w:val="4"/>
     </w:pPr>
     <w:rPr>
       <w:color w:val="666666"/>
-      <w:sz w:val="22"/>
-      <w:szCs w:val="22"/>
     </w:rPr>
   </w:style>
   <w:style w:type="paragraph" w:styleId="Heading6">
     <w:name w:val="heading 6"/>
     <w:basedOn w:val="Normal"/>
     <w:next w:val="Normal"/>
+    <w:uiPriority w:val="9"/>
+    <w:semiHidden/>
+    <w:unhideWhenUsed/>
+    <w:qFormat/>
     <w:pPr>
-      <w:keepNext w:val="1"/>
-      <w:keepLines w:val="1"/>
-      <w:pageBreakBefore w:val="0"/>
-      <w:spacing w:after="80" w:before="240" w:lineRule="auto"/>
+      <w:keepNext/>
+      <w:keepLines/>
+      <w:spacing w:before="240" w:after="80"/>
+      <w:outlineLvl w:val="5"/>
     </w:pPr>
     <w:rPr>
-      <w:i w:val="1"/>
-      <w:iCs w:val="1"/>
+      <w:i/>
+      <w:iCs/>
       <w:color w:val="666666"/>
-      <w:sz w:val="22"/>
-      <w:szCs w:val="22"/>
     </w:rPr>
+  </w:style>
+  <w:style w:type="character" w:default="1" w:styleId="DefaultParagraphFont">
+    <w:name w:val="Default Paragraph Font"/>
+    <w:uiPriority w:val="1"/>
+    <w:semiHidden/>
+    <w:unhideWhenUsed/>
+  </w:style>
+  <w:style w:type="table" w:default="1" w:styleId="TableNormal">
+    <w:name w:val="Normal Table"/>
+    <w:uiPriority w:val="99"/>
+    <w:semiHidden/>
+    <w:unhideWhenUsed/>
+    <w:tblPr>
+      <w:tblInd w:w="0" w:type="dxa"/>
+      <w:tblCellMar>
+        <w:top w:w="0" w:type="dxa"/>
+        <w:left w:w="108" w:type="dxa"/>
+        <w:bottom w:w="0" w:type="dxa"/>
+        <w:right w:w="108" w:type="dxa"/>
+      </w:tblCellMar>
+    </w:tblPr>
+  </w:style>
+  <w:style w:type="numbering" w:default="1" w:styleId="NoList">
+    <w:name w:val="No List"/>
+    <w:uiPriority w:val="99"/>
+    <w:semiHidden/>
+    <w:unhideWhenUsed/>
+  </w:style>
+  <w:style w:type="table" w:customStyle="1" w:styleId="TableNormal0">
+    <w:name w:val="TableNormal"/>
+    <w:tblPr>
+      <w:tblCellMar>
+        <w:top w:w="100" w:type="dxa"/>
+        <w:left w:w="100" w:type="dxa"/>
+        <w:bottom w:w="100" w:type="dxa"/>
+        <w:right w:w="100" w:type="dxa"/>
+      </w:tblCellMar>
+    </w:tblPr>
   </w:style>
   <w:style w:type="paragraph" w:styleId="Title">
     <w:name w:val="Title"/>
     <w:basedOn w:val="Normal"/>
     <w:next w:val="Normal"/>
+    <w:uiPriority w:val="10"/>
+    <w:qFormat/>
     <w:pPr>
-      <w:keepNext w:val="1"/>
-      <w:keepLines w:val="1"/>
-      <w:pageBreakBefore w:val="0"/>
-      <w:spacing w:after="60" w:before="0" w:lineRule="auto"/>
+      <w:keepNext/>
+      <w:keepLines/>
+      <w:spacing w:after="60"/>
     </w:pPr>
     <w:rPr>
       <w:sz w:val="52"/>
@@ -3026,16 +3280,14 @@
     <w:name w:val="Subtitle"/>
     <w:basedOn w:val="Normal"/>
     <w:next w:val="Normal"/>
+    <w:uiPriority w:val="11"/>
+    <w:qFormat/>
     <w:pPr>
-      <w:keepNext w:val="1"/>
-      <w:keepLines w:val="1"/>
-      <w:pageBreakBefore w:val="0"/>
-      <w:spacing w:after="320" w:before="0" w:lineRule="auto"/>
+      <w:keepNext/>
+      <w:keepLines/>
+      <w:spacing w:after="320"/>
     </w:pPr>
     <w:rPr>
-      <w:rFonts w:ascii="Arial" w:cs="Arial" w:eastAsia="Arial" w:hAnsi="Arial"/>
-      <w:i w:val="0"/>
-      <w:iCs w:val="0"/>
       <w:color w:val="666666"/>
       <w:sz w:val="30"/>
       <w:szCs w:val="30"/>

--- a/CodeLit - must Haves.docx
+++ b/CodeLit - must Haves.docx
@@ -1,142 +1,118 @@
 
 <file path=word/document.xml><?xml version="1.0" encoding="utf-8"?>
-<w:document xmlns:mc="http://schemas.openxmlformats.org/markup-compatibility/2006" xmlns:o="urn:schemas-microsoft-com:office:office" xmlns:r="http://schemas.openxmlformats.org/officeDocument/2006/relationships" xmlns:m="http://schemas.openxmlformats.org/officeDocument/2006/math" xmlns:v="urn:schemas-microsoft-com:vml" xmlns:wp="http://schemas.openxmlformats.org/drawingml/2006/wordprocessingDrawing" xmlns:w10="urn:schemas-microsoft-com:office:word" xmlns:w="http://schemas.openxmlformats.org/wordprocessingml/2006/main" xmlns:wne="http://schemas.microsoft.com/office/word/2006/wordml" xmlns:sl="http://schemas.openxmlformats.org/schemaLibrary/2006/main" xmlns:a="http://schemas.openxmlformats.org/drawingml/2006/main" xmlns:pic="http://schemas.openxmlformats.org/drawingml/2006/picture" xmlns:c="http://schemas.openxmlformats.org/drawingml/2006/chart" xmlns:lc="http://schemas.openxmlformats.org/drawingml/2006/lockedCanvas" xmlns:dgm="http://schemas.openxmlformats.org/drawingml/2006/diagram" xmlns:wps="http://schemas.microsoft.com/office/word/2010/wordprocessingShape" xmlns:wpg="http://schemas.microsoft.com/office/word/2010/wordprocessingGroup" xmlns:w14="http://schemas.microsoft.com/office/word/2010/wordml" xmlns:w15="http://schemas.microsoft.com/office/word/2012/wordml" xmlns:w16="http://schemas.microsoft.com/office/word/2018/wordml" xmlns:w16cex="http://schemas.microsoft.com/office/word/2018/wordml/cex" xmlns:w16cid="http://schemas.microsoft.com/office/word/2016/wordml/cid" xmlns="http://schemas.microsoft.com/office/tasks/2019/documenttasks" xmlns:cr="http://schemas.microsoft.com/office/comments/2020/reactions">
+<w:document xmlns:wpc="http://schemas.microsoft.com/office/word/2010/wordprocessingCanvas" xmlns:cx="http://schemas.microsoft.com/office/drawing/2014/chartex" xmlns:cx1="http://schemas.microsoft.com/office/drawing/2015/9/8/chartex" xmlns:cx2="http://schemas.microsoft.com/office/drawing/2015/10/21/chartex" xmlns:cx3="http://schemas.microsoft.com/office/drawing/2016/5/9/chartex" xmlns:cx4="http://schemas.microsoft.com/office/drawing/2016/5/10/chartex" xmlns:cx5="http://schemas.microsoft.com/office/drawing/2016/5/11/chartex" xmlns:cx6="http://schemas.microsoft.com/office/drawing/2016/5/12/chartex" xmlns:cx7="http://schemas.microsoft.com/office/drawing/2016/5/13/chartex" xmlns:cx8="http://schemas.microsoft.com/office/drawing/2016/5/14/chartex" xmlns:mc="http://schemas.openxmlformats.org/markup-compatibility/2006" xmlns:aink="http://schemas.microsoft.com/office/drawing/2016/ink" xmlns:am3d="http://schemas.microsoft.com/office/drawing/2017/model3d" xmlns:o="urn:schemas-microsoft-com:office:office" xmlns:r="http://schemas.openxmlformats.org/officeDocument/2006/relationships" xmlns:m="http://schemas.openxmlformats.org/officeDocument/2006/math" xmlns:v="urn:schemas-microsoft-com:vml" xmlns:wp14="http://schemas.microsoft.com/office/word/2010/wordprocessingDrawing" xmlns:wp="http://schemas.openxmlformats.org/drawingml/2006/wordprocessingDrawing" xmlns:w10="urn:schemas-microsoft-com:office:word" xmlns:w="http://schemas.openxmlformats.org/wordprocessingml/2006/main" xmlns:w14="http://schemas.microsoft.com/office/word/2010/wordml" xmlns:w15="http://schemas.microsoft.com/office/word/2012/wordml" xmlns:w16cid="http://schemas.microsoft.com/office/word/2016/wordml/cid" xmlns:w16se="http://schemas.microsoft.com/office/word/2015/wordml/symex" xmlns:wpg="http://schemas.microsoft.com/office/word/2010/wordprocessingGroup" xmlns:wpi="http://schemas.microsoft.com/office/word/2010/wordprocessingInk" xmlns:wne="http://schemas.microsoft.com/office/word/2006/wordml" xmlns:wps="http://schemas.microsoft.com/office/word/2010/wordprocessingShape" mc:Ignorable="w14 w15 w16se w16cid wp14">
   <w:body>
     <w:p>
       <w:pPr>
         <w:pStyle w:val="Heading1"/>
         <w:keepNext w:val="0"/>
         <w:keepLines w:val="0"/>
-        <w:spacing w:after="240" w:before="240" w:line="276" w:lineRule="auto"/>
-        <w:rPr>
-          <w:b w:val="1"/>
-          <w:bCs w:val="1"/>
+        <w:spacing w:before="240" w:after="240"/>
+        <w:rPr>
+          <w:b/>
+          <w:bCs/>
           <w:sz w:val="50"/>
           <w:szCs w:val="50"/>
         </w:rPr>
       </w:pPr>
-      <w:bookmarkStart w:colFirst="0" w:colLast="0" w:name="_voysidbt2rez" w:id="0"/>
+      <w:bookmarkStart w:id="0" w:name="_voysidbt2rez" w:colFirst="0" w:colLast="0"/>
       <w:bookmarkEnd w:id="0"/>
-      <w:r>
-        <w:rPr>
-          <w:b w:val="1"/>
-          <w:bCs w:val="1"/>
+      <w:proofErr w:type="spellStart"/>
+      <w:r>
+        <w:rPr>
+          <w:b/>
+          <w:bCs/>
           <w:sz w:val="50"/>
           <w:szCs w:val="50"/>
-          <w:rtl w:val="0"/>
-        </w:rPr>
-        <w:t xml:space="preserve">CodeLit</w:t>
-      </w:r>
-    </w:p>
-    <w:p>
-      <w:pPr>
-        <w:spacing w:after="240" w:before="240" w:line="276" w:lineRule="auto"/>
-        <w:jc w:val="both"/>
-        <w:rPr/>
-      </w:pPr>
-      <w:r>
-        <w:rPr>
-          <w:rtl w:val="0"/>
-        </w:rPr>
+        </w:rPr>
+        <w:t>CodeLit</w:t>
+      </w:r>
+      <w:proofErr w:type="spellEnd"/>
+    </w:p>
+    <w:p>
+      <w:pPr>
+        <w:spacing w:before="240" w:after="240"/>
+        <w:jc w:val="both"/>
+      </w:pPr>
+      <w:r>
         <w:t xml:space="preserve">A Windows Desktop and Web Application for Secure Exam Lockdown and Automated Programming Assessment in Philippine Computing Education </w:t>
       </w:r>
     </w:p>
     <w:p>
       <w:pPr>
-        <w:spacing w:after="240" w:before="240" w:line="276" w:lineRule="auto"/>
-        <w:rPr>
-          <w:b w:val="1"/>
-          <w:bCs w:val="1"/>
-        </w:rPr>
-      </w:pPr>
-      <w:r>
-        <w:rPr>
-          <w:b w:val="1"/>
-          <w:bCs w:val="1"/>
-          <w:rtl w:val="0"/>
-        </w:rPr>
-        <w:t xml:space="preserve">Proponents:</w:t>
-      </w:r>
-    </w:p>
-    <w:p>
-      <w:pPr>
-        <w:spacing w:before="240" w:line="276" w:lineRule="auto"/>
+        <w:spacing w:before="240" w:after="240"/>
+        <w:rPr>
+          <w:b/>
+          <w:bCs/>
+        </w:rPr>
+      </w:pPr>
+      <w:r>
+        <w:rPr>
+          <w:b/>
+          <w:bCs/>
+        </w:rPr>
+        <w:t>Proponents:</w:t>
+      </w:r>
+    </w:p>
+    <w:p>
+      <w:pPr>
+        <w:spacing w:before="240"/>
         <w:ind w:left="1080" w:hanging="360"/>
-        <w:rPr/>
-      </w:pPr>
-      <w:r>
-        <w:rPr>
-          <w:rtl w:val="0"/>
-        </w:rPr>
-        <w:t xml:space="preserve">●</w:t>
+      </w:pPr>
+      <w:r>
+        <w:t>●</w:t>
       </w:r>
       <w:r>
         <w:rPr>
           <w:sz w:val="14"/>
           <w:szCs w:val="14"/>
-          <w:rtl w:val="0"/>
         </w:rPr>
         <w:t xml:space="preserve">        </w:t>
       </w:r>
-      <w:r>
-        <w:rPr>
-          <w:rtl w:val="0"/>
-        </w:rPr>
-        <w:t xml:space="preserve">Aratia, Brian Joseph B.</w:t>
-      </w:r>
-    </w:p>
-    <w:p>
-      <w:pPr>
-        <w:spacing w:line="276" w:lineRule="auto"/>
+      <w:proofErr w:type="spellStart"/>
+      <w:r>
+        <w:t>Aratia</w:t>
+      </w:r>
+      <w:proofErr w:type="spellEnd"/>
+      <w:r>
+        <w:t>, Brian Joseph B.</w:t>
+      </w:r>
+    </w:p>
+    <w:p>
+      <w:pPr>
         <w:ind w:left="1080" w:hanging="360"/>
-        <w:rPr/>
-      </w:pPr>
-      <w:r>
-        <w:rPr>
-          <w:rtl w:val="0"/>
-        </w:rPr>
-        <w:t xml:space="preserve">●</w:t>
+      </w:pPr>
+      <w:r>
+        <w:t>●</w:t>
       </w:r>
       <w:r>
         <w:rPr>
           <w:sz w:val="14"/>
           <w:szCs w:val="14"/>
-          <w:rtl w:val="0"/>
         </w:rPr>
         <w:t xml:space="preserve">        </w:t>
       </w:r>
       <w:r>
-        <w:rPr>
-          <w:rtl w:val="0"/>
-        </w:rPr>
-        <w:t xml:space="preserve">Avelino, Robert Emmanuel C.</w:t>
-      </w:r>
-    </w:p>
-    <w:p>
-      <w:pPr>
-        <w:spacing w:after="240" w:line="276" w:lineRule="auto"/>
+        <w:t>Avelino, Robert Emmanuel C.</w:t>
+      </w:r>
+    </w:p>
+    <w:p>
+      <w:pPr>
+        <w:spacing w:after="240"/>
         <w:ind w:left="1080" w:hanging="360"/>
-        <w:rPr/>
-      </w:pPr>
-      <w:r>
-        <w:rPr>
-          <w:rtl w:val="0"/>
-        </w:rPr>
-        <w:t xml:space="preserve">●</w:t>
+      </w:pPr>
+      <w:r>
+        <w:t>●</w:t>
       </w:r>
       <w:r>
         <w:rPr>
           <w:sz w:val="14"/>
           <w:szCs w:val="14"/>
-          <w:rtl w:val="0"/>
         </w:rPr>
         <w:t xml:space="preserve">        </w:t>
       </w:r>
       <w:r>
-        <w:rPr>
-          <w:rtl w:val="0"/>
-        </w:rPr>
-        <w:t xml:space="preserve">Perez, Mel Stephen A.</w:t>
+        <w:t>Perez, Mel Stephen A.</w:t>
       </w:r>
     </w:p>
     <w:p>
@@ -144,89 +120,100 @@
         <w:pStyle w:val="Heading1"/>
         <w:keepNext w:val="0"/>
         <w:keepLines w:val="0"/>
-        <w:spacing w:after="240" w:before="240" w:line="276" w:lineRule="auto"/>
-        <w:rPr>
-          <w:b w:val="1"/>
-          <w:bCs w:val="1"/>
+        <w:spacing w:before="240" w:after="240"/>
+        <w:rPr>
+          <w:b/>
+          <w:bCs/>
           <w:sz w:val="46"/>
           <w:szCs w:val="46"/>
         </w:rPr>
       </w:pPr>
-      <w:bookmarkStart w:colFirst="0" w:colLast="0" w:name="_jtt4w2oio2jv" w:id="1"/>
+      <w:bookmarkStart w:id="1" w:name="_jtt4w2oio2jv" w:colFirst="0" w:colLast="0"/>
       <w:bookmarkEnd w:id="1"/>
       <w:r>
         <w:rPr>
-          <w:b w:val="1"/>
-          <w:bCs w:val="1"/>
+          <w:b/>
+          <w:bCs/>
           <w:sz w:val="46"/>
           <w:szCs w:val="46"/>
-          <w:rtl w:val="0"/>
-        </w:rPr>
-        <w:t xml:space="preserve">MUST-HAVES</w:t>
-      </w:r>
-    </w:p>
-    <w:p>
-      <w:pPr>
-        <w:rPr>
-          <w:b w:val="1"/>
-          <w:bCs w:val="1"/>
+        </w:rPr>
+        <w:t>MUST-HAVES</w:t>
+      </w:r>
+    </w:p>
+    <w:p>
+      <w:pPr>
+        <w:rPr>
+          <w:b/>
+          <w:bCs/>
           <w:sz w:val="24"/>
           <w:szCs w:val="24"/>
         </w:rPr>
       </w:pPr>
       <w:r>
         <w:rPr>
-          <w:b w:val="1"/>
-          <w:bCs w:val="1"/>
+          <w:b/>
+          <w:bCs/>
           <w:sz w:val="24"/>
           <w:szCs w:val="24"/>
-          <w:rtl w:val="0"/>
-        </w:rPr>
-        <w:t xml:space="preserve">Software Application (Students)</w:t>
-      </w:r>
-    </w:p>
-    <w:p>
-      <w:pPr>
-        <w:spacing w:after="240" w:before="240" w:line="276" w:lineRule="auto"/>
-        <w:jc w:val="both"/>
-        <w:rPr>
-          <w:b w:val="1"/>
-          <w:bCs w:val="1"/>
-        </w:rPr>
-      </w:pPr>
-      <w:r>
-        <w:rPr>
-          <w:b w:val="1"/>
-          <w:bCs w:val="1"/>
-          <w:rtl w:val="0"/>
-        </w:rPr>
-        <w:t xml:space="preserve">1. System-Wide Exam Lockdown (Windows API Level)</w:t>
-      </w:r>
-    </w:p>
-    <w:p>
-      <w:pPr>
-        <w:spacing w:after="240" w:before="240" w:line="276" w:lineRule="auto"/>
-        <w:jc w:val="both"/>
-        <w:rPr/>
-      </w:pPr>
-      <w:r>
-        <w:rPr>
-          <w:rtl w:val="0"/>
-        </w:rPr>
-        <w:t xml:space="preserve">When referring to OS-level lockdown in this project, the term describes system-wide input interception using low-level Windows API hooks, not kernel-driver programming. Specifically, the application uses SetWindowsHookEx with the WH_KEYBOARD_LL flag to intercept all keyboard input at the Windows message pipeline before any other application or shell component can act on it. This is the same technical approach used by commercial exam security browsers. It is implemented in userspace (Ring 3) and requires no kernel driver.</w:t>
-      </w:r>
-    </w:p>
-    <w:p>
-      <w:pPr>
-        <w:spacing w:after="240" w:before="240" w:line="276" w:lineRule="auto"/>
-        <w:jc w:val="both"/>
-        <w:rPr/>
-      </w:pPr>
-      <w:r>
-        <w:rPr>
-          <w:rtl w:val="0"/>
-        </w:rPr>
-        <w:t xml:space="preserve">What this lockdown covers:</w:t>
+        </w:rPr>
+        <w:t>Software Application (Students)</w:t>
+      </w:r>
+    </w:p>
+    <w:p>
+      <w:pPr>
+        <w:spacing w:before="240" w:after="240"/>
+        <w:jc w:val="both"/>
+        <w:rPr>
+          <w:b/>
+          <w:bCs/>
+        </w:rPr>
+      </w:pPr>
+      <w:r>
+        <w:rPr>
+          <w:b/>
+          <w:bCs/>
+        </w:rPr>
+        <w:t>1. System-Wide Exam Lockdown (Windows API Level)</w:t>
+      </w:r>
+    </w:p>
+    <w:p>
+      <w:pPr>
+        <w:spacing w:before="240" w:after="240"/>
+        <w:jc w:val="both"/>
+      </w:pPr>
+      <w:r>
+        <w:t>When referring to OS-level lockdown in this project, the term describes system-wide input interception using low-level Windows API hooks, not kernel-driver program</w:t>
+      </w:r>
+      <w:r>
+        <w:t xml:space="preserve">ming. Specifically, the application uses </w:t>
+      </w:r>
+      <w:proofErr w:type="spellStart"/>
+      <w:r>
+        <w:t>SetWindowsHookEx</w:t>
+      </w:r>
+      <w:proofErr w:type="spellEnd"/>
+      <w:r>
+        <w:t xml:space="preserve"> with the WH_KEYBOARD_LL flag to intercept all keyboard input at the Windows message pipeline before any other application or shell component can act on it. This is the same technical approach used b</w:t>
+      </w:r>
+      <w:r>
+        <w:t xml:space="preserve">y commercial exam security browsers. It is implemented in </w:t>
+      </w:r>
+      <w:proofErr w:type="spellStart"/>
+      <w:r>
+        <w:t>userspace</w:t>
+      </w:r>
+      <w:proofErr w:type="spellEnd"/>
+      <w:r>
+        <w:t xml:space="preserve"> (Ring 3) and requires no kernel driver.</w:t>
+      </w:r>
+    </w:p>
+    <w:p>
+      <w:pPr>
+        <w:spacing w:before="240" w:after="240"/>
+        <w:jc w:val="both"/>
+      </w:pPr>
+      <w:r>
+        <w:t>What this lockdown covers:</w:t>
       </w:r>
     </w:p>
     <w:p>
@@ -235,15 +222,11 @@
           <w:ilvl w:val="0"/>
           <w:numId w:val="4"/>
         </w:numPr>
-        <w:spacing w:before="240" w:line="276" w:lineRule="auto"/>
-        <w:ind w:left="720" w:hanging="360"/>
-        <w:jc w:val="both"/>
-      </w:pPr>
-      <w:r>
-        <w:rPr>
-          <w:rtl w:val="0"/>
-        </w:rPr>
-        <w:t xml:space="preserve">When the teacher starts an exam, lockdown activates simultaneously across all connected student machines.</w:t>
+        <w:spacing w:before="240"/>
+        <w:jc w:val="both"/>
+      </w:pPr>
+      <w:r>
+        <w:t>When the teacher starts an exam, lockdown activates simultaneously across all connected student machines.</w:t>
       </w:r>
     </w:p>
     <w:p>
@@ -252,15 +235,13 @@
           <w:ilvl w:val="0"/>
           <w:numId w:val="4"/>
         </w:numPr>
-        <w:spacing w:line="276" w:lineRule="auto"/>
-        <w:ind w:left="720" w:hanging="360"/>
-        <w:jc w:val="both"/>
-      </w:pPr>
-      <w:r>
-        <w:rPr>
-          <w:rtl w:val="0"/>
-        </w:rPr>
-        <w:t xml:space="preserve">The following are intercepted and suppressed via low-level keyboard hooks: </w:t>
+        <w:jc w:val="both"/>
+      </w:pPr>
+      <w:r>
+        <w:t>The following a</w:t>
+      </w:r>
+      <w:r>
+        <w:t xml:space="preserve">re intercepted and suppressed via low-level keyboard hooks: </w:t>
       </w:r>
     </w:p>
     <w:p>
@@ -269,15 +250,15 @@
           <w:ilvl w:val="1"/>
           <w:numId w:val="4"/>
         </w:numPr>
-        <w:spacing w:line="276" w:lineRule="auto"/>
-        <w:ind w:left="1440" w:hanging="360"/>
-        <w:jc w:val="both"/>
-      </w:pPr>
-      <w:r>
-        <w:rPr>
-          <w:rtl w:val="0"/>
-        </w:rPr>
-        <w:t xml:space="preserve">Alt+Tab and all application-switching shortcuts</w:t>
+        <w:jc w:val="both"/>
+      </w:pPr>
+      <w:proofErr w:type="spellStart"/>
+      <w:r>
+        <w:t>Alt+Tab</w:t>
+      </w:r>
+      <w:proofErr w:type="spellEnd"/>
+      <w:r>
+        <w:t xml:space="preserve"> and all application-switching shortcuts</w:t>
       </w:r>
     </w:p>
     <w:p>
@@ -286,15 +267,10 @@
           <w:ilvl w:val="1"/>
           <w:numId w:val="4"/>
         </w:numPr>
-        <w:spacing w:line="276" w:lineRule="auto"/>
-        <w:ind w:left="1440" w:hanging="360"/>
-        <w:jc w:val="both"/>
-      </w:pPr>
-      <w:r>
-        <w:rPr>
-          <w:rtl w:val="0"/>
-        </w:rPr>
-        <w:t xml:space="preserve">The Windows key and Start menu</w:t>
+        <w:jc w:val="both"/>
+      </w:pPr>
+      <w:r>
+        <w:t>The Windows key and Start menu</w:t>
       </w:r>
     </w:p>
     <w:p>
@@ -303,15 +279,26 @@
           <w:ilvl w:val="1"/>
           <w:numId w:val="4"/>
         </w:numPr>
-        <w:spacing w:line="276" w:lineRule="auto"/>
-        <w:ind w:left="1440" w:hanging="360"/>
-        <w:jc w:val="both"/>
-      </w:pPr>
-      <w:r>
-        <w:rPr>
-          <w:rtl w:val="0"/>
-        </w:rPr>
-        <w:t xml:space="preserve">Task Manager (Ctrl+Shift+Esc and Ctrl+Alt+Del handling)</w:t>
+        <w:jc w:val="both"/>
+      </w:pPr>
+      <w:r>
+        <w:t>Task Manager (</w:t>
+      </w:r>
+      <w:proofErr w:type="spellStart"/>
+      <w:r>
+        <w:t>Ctrl+Shift+Esc</w:t>
+      </w:r>
+      <w:proofErr w:type="spellEnd"/>
+      <w:r>
+        <w:t xml:space="preserve"> and </w:t>
+      </w:r>
+      <w:proofErr w:type="spellStart"/>
+      <w:r>
+        <w:t>Ctrl+Alt+Del</w:t>
+      </w:r>
+      <w:proofErr w:type="spellEnd"/>
+      <w:r>
+        <w:t xml:space="preserve"> handling)</w:t>
       </w:r>
     </w:p>
     <w:p>
@@ -320,15 +307,34 @@
           <w:ilvl w:val="1"/>
           <w:numId w:val="4"/>
         </w:numPr>
-        <w:spacing w:line="276" w:lineRule="auto"/>
-        <w:ind w:left="1440" w:hanging="360"/>
-        <w:jc w:val="both"/>
-      </w:pPr>
-      <w:r>
-        <w:rPr>
-          <w:rtl w:val="0"/>
-        </w:rPr>
-        <w:t xml:space="preserve">Copy-paste shortcuts (Ctrl+C, Ctrl+V, Ctrl+X)</w:t>
+        <w:jc w:val="both"/>
+      </w:pPr>
+      <w:r>
+        <w:t>Copy-paste shortcuts (</w:t>
+      </w:r>
+      <w:proofErr w:type="spellStart"/>
+      <w:r>
+        <w:t>Ctrl+C</w:t>
+      </w:r>
+      <w:proofErr w:type="spellEnd"/>
+      <w:r>
+        <w:t xml:space="preserve">, </w:t>
+      </w:r>
+      <w:proofErr w:type="spellStart"/>
+      <w:r>
+        <w:t>Ctrl+V</w:t>
+      </w:r>
+      <w:proofErr w:type="spellEnd"/>
+      <w:r>
+        <w:t xml:space="preserve">, </w:t>
+      </w:r>
+      <w:proofErr w:type="spellStart"/>
+      <w:r>
+        <w:t>Ctrl+X</w:t>
+      </w:r>
+      <w:proofErr w:type="spellEnd"/>
+      <w:r>
+        <w:t>)</w:t>
       </w:r>
     </w:p>
     <w:p>
@@ -337,15 +343,29 @@
           <w:ilvl w:val="1"/>
           <w:numId w:val="4"/>
         </w:numPr>
-        <w:spacing w:line="276" w:lineRule="auto"/>
-        <w:ind w:left="1440" w:hanging="360"/>
-        <w:jc w:val="both"/>
-      </w:pPr>
-      <w:r>
-        <w:rPr>
-          <w:rtl w:val="0"/>
-        </w:rPr>
-        <w:t xml:space="preserve">Screenshot tools (PrintScreen, Win+Shift+S)</w:t>
+        <w:jc w:val="both"/>
+      </w:pPr>
+      <w:r>
+        <w:t>Screenshot too</w:t>
+      </w:r>
+      <w:r>
+        <w:t>ls (</w:t>
+      </w:r>
+      <w:proofErr w:type="spellStart"/>
+      <w:r>
+        <w:t>PrintScreen</w:t>
+      </w:r>
+      <w:proofErr w:type="spellEnd"/>
+      <w:r>
+        <w:t xml:space="preserve">, </w:t>
+      </w:r>
+      <w:proofErr w:type="spellStart"/>
+      <w:r>
+        <w:t>Win+Shift+S</w:t>
+      </w:r>
+      <w:proofErr w:type="spellEnd"/>
+      <w:r>
+        <w:t>)</w:t>
       </w:r>
     </w:p>
     <w:p>
@@ -354,16 +374,24 @@
           <w:ilvl w:val="0"/>
           <w:numId w:val="4"/>
         </w:numPr>
-        <w:spacing w:line="276" w:lineRule="auto"/>
-        <w:ind w:left="720" w:hanging="360"/>
-        <w:jc w:val="both"/>
-      </w:pPr>
-      <w:r>
-        <w:rPr>
-          <w:rtl w:val="0"/>
-        </w:rPr>
-        <w:t xml:space="preserve">A fullscreen, always-on-top kiosk window captures focus so no background application can receive input .</w:t>
-      </w:r>
+        <w:jc w:val="both"/>
+      </w:pPr>
+      <w:r>
+        <w:t xml:space="preserve">A </w:t>
+      </w:r>
+      <w:proofErr w:type="spellStart"/>
+      <w:r>
+        <w:t>fullscreen</w:t>
+      </w:r>
+      <w:proofErr w:type="spellEnd"/>
+      <w:r>
+        <w:t xml:space="preserve">, always-on-top kiosk window captures focus so no background application can receive </w:t>
+      </w:r>
+      <w:proofErr w:type="gramStart"/>
+      <w:r>
+        <w:t>input .</w:t>
+      </w:r>
+      <w:proofErr w:type="gramEnd"/>
     </w:p>
     <w:p>
       <w:pPr>
@@ -371,15 +399,10 @@
           <w:ilvl w:val="0"/>
           <w:numId w:val="4"/>
         </w:numPr>
-        <w:spacing w:line="276" w:lineRule="auto"/>
-        <w:ind w:left="720" w:hanging="360"/>
-        <w:jc w:val="both"/>
-      </w:pPr>
-      <w:r>
-        <w:rPr>
-          <w:rtl w:val="0"/>
-        </w:rPr>
-        <w:t xml:space="preserve">Active process monitoring detects and flags any attempt to open disallowed applications</w:t>
+        <w:jc w:val="both"/>
+      </w:pPr>
+      <w:r>
+        <w:t>Active process monitoring detects and flags any attempt to open disallowed applications</w:t>
       </w:r>
     </w:p>
     <w:p>
@@ -388,15 +411,10 @@
           <w:ilvl w:val="0"/>
           <w:numId w:val="4"/>
         </w:numPr>
-        <w:spacing w:line="276" w:lineRule="auto"/>
-        <w:ind w:left="720" w:hanging="360"/>
-        <w:jc w:val="both"/>
-      </w:pPr>
-      <w:r>
-        <w:rPr>
-          <w:rtl w:val="0"/>
-        </w:rPr>
-        <w:t xml:space="preserve">Any bypass attempt is silently logged with a timestamp and flagged immediately on the teacher dashboard.</w:t>
+        <w:jc w:val="both"/>
+      </w:pPr>
+      <w:r>
+        <w:t>Any bypass attempt is silently logged with a timestamp and flagged immediately on the teacher dashboard.</w:t>
       </w:r>
     </w:p>
     <w:p>
@@ -405,15 +423,15 @@
           <w:ilvl w:val="0"/>
           <w:numId w:val="4"/>
         </w:numPr>
-        <w:spacing w:line="276" w:lineRule="auto"/>
-        <w:ind w:left="720" w:hanging="360"/>
-        <w:jc w:val="both"/>
-      </w:pPr>
-      <w:r>
-        <w:rPr>
-          <w:rtl w:val="0"/>
-        </w:rPr>
-        <w:t xml:space="preserve">Lockdown is lifted when the teacher explicitly ends the exam session or code exit.</w:t>
+        <w:jc w:val="both"/>
+      </w:pPr>
+      <w:r>
+        <w:t>Lockdown is lifted when the teacher explicitly ends the exam session or code exit</w:t>
+      </w:r>
+    </w:p>
+    <w:p>
+      <w:r>
+        <w:br w:type="page"/>
       </w:r>
     </w:p>
     <w:p>
@@ -422,46 +440,52 @@
           <w:ilvl w:val="0"/>
           <w:numId w:val="4"/>
         </w:numPr>
-        <w:spacing w:after="240" w:line="276" w:lineRule="auto"/>
-        <w:ind w:left="720" w:hanging="360"/>
-        <w:jc w:val="both"/>
-      </w:pPr>
-      <w:r>
-        <w:rPr>
-          <w:rtl w:val="0"/>
-        </w:rPr>
-        <w:t xml:space="preserve">Upon launching the application, the system automatically closes all non-essential applications and mutes system audio before the student can access any exam, activity, or assignment.</w:t>
-      </w:r>
-    </w:p>
-    <w:p>
-      <w:pPr>
-        <w:spacing w:after="240" w:before="240" w:line="276" w:lineRule="auto"/>
-        <w:jc w:val="both"/>
-        <w:rPr>
-          <w:b w:val="1"/>
-          <w:bCs w:val="1"/>
-        </w:rPr>
-      </w:pPr>
-      <w:r>
-        <w:rPr>
-          <w:b w:val="1"/>
-          <w:bCs w:val="1"/>
-          <w:rtl w:val="0"/>
+        <w:spacing w:after="240"/>
+        <w:jc w:val="both"/>
+      </w:pPr>
+      <w:r>
+        <w:lastRenderedPageBreak/>
+        <w:t xml:space="preserve">Upon launching the application, the system automatically closes all </w:t>
+      </w:r>
+      <w:r>
+        <w:t xml:space="preserve">non-essential applications and </w:t>
+      </w:r>
+      <w:proofErr w:type="gramStart"/>
+      <w:r>
+        <w:t>mutes</w:t>
+      </w:r>
+      <w:proofErr w:type="gramEnd"/>
+      <w:r>
+        <w:t xml:space="preserve"> system audio before the student can access any exam, activity, or assignment.</w:t>
+      </w:r>
+    </w:p>
+    <w:p>
+      <w:pPr>
+        <w:spacing w:before="240" w:after="240"/>
+        <w:jc w:val="both"/>
+        <w:rPr>
+          <w:b/>
+          <w:bCs/>
+        </w:rPr>
+      </w:pPr>
+      <w:r>
+        <w:rPr>
+          <w:b/>
+          <w:bCs/>
         </w:rPr>
         <w:t xml:space="preserve">2. Local Code Compiler and Automated Assessment Engine </w:t>
       </w:r>
     </w:p>
     <w:p>
       <w:pPr>
-        <w:spacing w:after="240" w:before="240" w:line="276" w:lineRule="auto"/>
-        <w:jc w:val="both"/>
-        <w:rPr/>
-      </w:pPr>
-      <w:r>
-        <w:rPr>
-          <w:rtl w:val="0"/>
-        </w:rPr>
-        <w:t xml:space="preserve">The platform runs its own code execution engine locally. No external grading API or internet connection is involved.</w:t>
+        <w:spacing w:before="240" w:after="240"/>
+        <w:jc w:val="both"/>
+      </w:pPr>
+      <w:r>
+        <w:t>The platform runs its own code execution engine locally. No external grading API or i</w:t>
+      </w:r>
+      <w:r>
+        <w:t>nternet connection is involved.</w:t>
       </w:r>
     </w:p>
     <w:p>
@@ -470,15 +494,11 @@
           <w:ilvl w:val="0"/>
           <w:numId w:val="9"/>
         </w:numPr>
-        <w:spacing w:before="240" w:line="276" w:lineRule="auto"/>
-        <w:ind w:left="720" w:hanging="360"/>
-        <w:jc w:val="both"/>
-      </w:pPr>
-      <w:r>
-        <w:rPr>
-          <w:rtl w:val="0"/>
-        </w:rPr>
-        <w:t xml:space="preserve">Supports C using compiler and runtime tools pre-installed on the host machine (GCC for C).</w:t>
+        <w:spacing w:before="240"/>
+        <w:jc w:val="both"/>
+      </w:pPr>
+      <w:r>
+        <w:t>Supports C using compiler and runtime tools pre-installed on the host machine (GCC for C).</w:t>
       </w:r>
     </w:p>
     <w:p>
@@ -487,16 +507,10 @@
           <w:ilvl w:val="0"/>
           <w:numId w:val="9"/>
         </w:numPr>
-        <w:spacing w:after="0" w:line="276" w:lineRule="auto"/>
-        <w:ind w:left="720" w:hanging="360"/>
-        <w:jc w:val="both"/>
-        <w:rPr/>
-      </w:pPr>
-      <w:r>
-        <w:rPr>
-          <w:rtl w:val="0"/>
-        </w:rPr>
-        <w:t xml:space="preserve">Students may check their code against the assessment engine before final submission.</w:t>
+        <w:jc w:val="both"/>
+      </w:pPr>
+      <w:r>
+        <w:t>Students may check their code against the assessment engine before final submission.</w:t>
       </w:r>
     </w:p>
     <w:p>
@@ -505,16 +519,13 @@
           <w:ilvl w:val="0"/>
           <w:numId w:val="9"/>
         </w:numPr>
-        <w:spacing w:after="0" w:line="276" w:lineRule="auto"/>
-        <w:ind w:left="720" w:hanging="360"/>
-        <w:jc w:val="both"/>
-        <w:rPr/>
-      </w:pPr>
-      <w:r>
-        <w:rPr>
-          <w:rtl w:val="0"/>
-        </w:rPr>
-        <w:t xml:space="preserve">Each code check attempt incurs a teacher-configurable point deduction to discourage excessive trial-and-error submissions and encourage problem-solving before verification. </w:t>
+        <w:jc w:val="both"/>
+      </w:pPr>
+      <w:r>
+        <w:t>Each code check attempt incurs a teacher-configu</w:t>
+      </w:r>
+      <w:r>
+        <w:t xml:space="preserve">rable point deduction to discourage excessive trial-and-error submissions and encourage problem-solving before verification. </w:t>
       </w:r>
     </w:p>
     <w:p>
@@ -523,15 +534,9 @@
           <w:ilvl w:val="0"/>
           <w:numId w:val="9"/>
         </w:numPr>
-        <w:spacing w:after="0" w:line="276" w:lineRule="auto"/>
-        <w:ind w:left="720" w:hanging="360"/>
-        <w:jc w:val="both"/>
-        <w:rPr/>
-      </w:pPr>
-      <w:r>
-        <w:rPr>
-          <w:rtl w:val="0"/>
-        </w:rPr>
+        <w:jc w:val="both"/>
+      </w:pPr>
+      <w:r>
         <w:t xml:space="preserve">The system records the number of code check attempts made by each student during the examination. </w:t>
       </w:r>
     </w:p>
@@ -541,16 +546,13 @@
           <w:ilvl w:val="0"/>
           <w:numId w:val="9"/>
         </w:numPr>
-        <w:spacing w:after="0" w:line="276" w:lineRule="auto"/>
-        <w:ind w:left="720" w:hanging="360"/>
-        <w:jc w:val="both"/>
-        <w:rPr/>
-      </w:pPr>
-      <w:r>
-        <w:rPr>
-          <w:rtl w:val="0"/>
-        </w:rPr>
-        <w:t xml:space="preserve">Final scores for coding questions are automatically adjusted based on the configured deduction rules and the student's total number of code check attempts. </w:t>
+        <w:jc w:val="both"/>
+      </w:pPr>
+      <w:r>
+        <w:t>Final scores for coding questio</w:t>
+      </w:r>
+      <w:r>
+        <w:t xml:space="preserve">ns are automatically adjusted based on the configured deduction rules and the student's total number of code check attempts. </w:t>
       </w:r>
     </w:p>
     <w:p>
@@ -559,16 +561,13 @@
           <w:ilvl w:val="0"/>
           <w:numId w:val="9"/>
         </w:numPr>
-        <w:spacing w:line="276" w:lineRule="auto"/>
-        <w:ind w:left="720" w:hanging="360"/>
-        <w:jc w:val="both"/>
-        <w:rPr/>
-      </w:pPr>
-      <w:r>
-        <w:rPr>
-          <w:rtl w:val="0"/>
-        </w:rPr>
-        <w:t xml:space="preserve">On submission, the engine compiles the student's code, runs it against hidden teacher-defined test cases, compares output, and returns a pass/fail result with partial credit scoring.</w:t>
+        <w:jc w:val="both"/>
+      </w:pPr>
+      <w:r>
+        <w:t>On submission, the engine compiles the student's code, runs it against hidden teacher-defined test cases, compares output, and ret</w:t>
+      </w:r>
+      <w:r>
+        <w:t>urns a pass/fail result with partial credit scoring.</w:t>
       </w:r>
     </w:p>
     <w:p>
@@ -577,15 +576,10 @@
           <w:ilvl w:val="0"/>
           <w:numId w:val="9"/>
         </w:numPr>
-        <w:spacing w:line="276" w:lineRule="auto"/>
-        <w:ind w:left="720" w:hanging="360"/>
-        <w:jc w:val="both"/>
-      </w:pPr>
-      <w:r>
-        <w:rPr>
-          <w:rtl w:val="0"/>
-        </w:rPr>
-        <w:t xml:space="preserve">Each execution runs in process isolation with a configurable time limit and automatic temporary file cleanup.</w:t>
+        <w:jc w:val="both"/>
+      </w:pPr>
+      <w:r>
+        <w:t>Each execution runs in process isolation with a configurable time limit and automatic temporary file cleanup.</w:t>
       </w:r>
     </w:p>
     <w:p>
@@ -594,33 +588,27 @@
           <w:ilvl w:val="0"/>
           <w:numId w:val="9"/>
         </w:numPr>
-        <w:spacing w:line="276" w:lineRule="auto"/>
-        <w:ind w:left="720" w:hanging="360"/>
-        <w:jc w:val="both"/>
-      </w:pPr>
-      <w:r>
-        <w:rPr>
-          <w:rtl w:val="0"/>
-        </w:rPr>
-        <w:t xml:space="preserve">One student's submission cannot affect another's execution environment.</w:t>
-      </w:r>
-    </w:p>
-    <w:p>
-      <w:pPr>
-        <w:spacing w:after="240" w:before="240" w:line="276" w:lineRule="auto"/>
-        <w:jc w:val="both"/>
-        <w:rPr>
-          <w:b w:val="1"/>
-          <w:bCs w:val="1"/>
-        </w:rPr>
-      </w:pPr>
-      <w:r>
-        <w:rPr>
-          <w:b w:val="1"/>
-          <w:bCs w:val="1"/>
-          <w:rtl w:val="0"/>
-        </w:rPr>
-        <w:t xml:space="preserve">3. In-App Code Editor for Students</w:t>
+        <w:jc w:val="both"/>
+      </w:pPr>
+      <w:r>
+        <w:t>One student's submission cannot affect another's execution environment.</w:t>
+      </w:r>
+    </w:p>
+    <w:p>
+      <w:pPr>
+        <w:spacing w:before="240" w:after="240"/>
+        <w:jc w:val="both"/>
+        <w:rPr>
+          <w:b/>
+          <w:bCs/>
+        </w:rPr>
+      </w:pPr>
+      <w:r>
+        <w:rPr>
+          <w:b/>
+          <w:bCs/>
+        </w:rPr>
+        <w:t>3. In-App Code Editor for Students</w:t>
       </w:r>
     </w:p>
     <w:p>
@@ -629,15 +617,11 @@
           <w:ilvl w:val="0"/>
           <w:numId w:val="6"/>
         </w:numPr>
-        <w:spacing w:before="240" w:line="276" w:lineRule="auto"/>
-        <w:ind w:left="720" w:hanging="360"/>
-        <w:jc w:val="both"/>
-      </w:pPr>
-      <w:r>
-        <w:rPr>
-          <w:rtl w:val="0"/>
-        </w:rPr>
-        <w:t xml:space="preserve">Students write and run code inside a built-in Monaco editor (the same engine powering Visual Studio Code) rendered within the locked application window.</w:t>
+        <w:spacing w:before="240"/>
+        <w:jc w:val="both"/>
+      </w:pPr>
+      <w:r>
+        <w:t>Students write and run code inside a built-in Monaco editor (the same engine powering Visual Studio Code) rendered within the locked application window.</w:t>
       </w:r>
     </w:p>
     <w:p>
@@ -646,16 +630,13 @@
           <w:ilvl w:val="0"/>
           <w:numId w:val="6"/>
         </w:numPr>
-        <w:spacing w:line="276" w:lineRule="auto"/>
-        <w:ind w:left="720" w:hanging="360"/>
-        <w:jc w:val="both"/>
-        <w:rPr/>
-      </w:pPr>
-      <w:r>
-        <w:rPr>
-          <w:rtl w:val="0"/>
-        </w:rPr>
-        <w:t xml:space="preserve">Students can run their code against visible sample test cases before final submission.</w:t>
+        <w:jc w:val="both"/>
+      </w:pPr>
+      <w:r>
+        <w:t>Students can run their code against visible sample test cases before</w:t>
+      </w:r>
+      <w:r>
+        <w:t xml:space="preserve"> final submission.</w:t>
       </w:r>
     </w:p>
     <w:p>
@@ -664,33 +645,28 @@
           <w:ilvl w:val="0"/>
           <w:numId w:val="6"/>
         </w:numPr>
-        <w:spacing w:after="240" w:line="276" w:lineRule="auto"/>
-        <w:ind w:left="720" w:hanging="360"/>
-        <w:jc w:val="both"/>
-      </w:pPr>
-      <w:r>
-        <w:rPr>
-          <w:rtl w:val="0"/>
-        </w:rPr>
-        <w:t xml:space="preserve">The editor is fully self-contained with no file system access, no external tools, and no browser access.</w:t>
-      </w:r>
-    </w:p>
-    <w:p>
-      <w:pPr>
-        <w:spacing w:after="240" w:before="240" w:line="276" w:lineRule="auto"/>
-        <w:jc w:val="both"/>
-        <w:rPr>
-          <w:b w:val="1"/>
-          <w:bCs w:val="1"/>
-        </w:rPr>
-      </w:pPr>
-      <w:r>
-        <w:rPr>
-          <w:b w:val="1"/>
-          <w:bCs w:val="1"/>
-          <w:rtl w:val="0"/>
-        </w:rPr>
-        <w:t xml:space="preserve">4. Join by Exam Code</w:t>
+        <w:spacing w:after="240"/>
+        <w:jc w:val="both"/>
+      </w:pPr>
+      <w:r>
+        <w:t>The editor is fully self-contained with no file system access, no external tools, and no browser access.</w:t>
+      </w:r>
+    </w:p>
+    <w:p>
+      <w:pPr>
+        <w:spacing w:before="240" w:after="240"/>
+        <w:jc w:val="both"/>
+        <w:rPr>
+          <w:b/>
+          <w:bCs/>
+        </w:rPr>
+      </w:pPr>
+      <w:r>
+        <w:rPr>
+          <w:b/>
+          <w:bCs/>
+        </w:rPr>
+        <w:t>4. Join by Exam Code</w:t>
       </w:r>
     </w:p>
     <w:p>
@@ -699,15 +675,14 @@
           <w:ilvl w:val="0"/>
           <w:numId w:val="3"/>
         </w:numPr>
-        <w:spacing w:before="240" w:line="276" w:lineRule="auto"/>
-        <w:ind w:left="720" w:hanging="360"/>
-        <w:jc w:val="both"/>
-      </w:pPr>
-      <w:r>
-        <w:rPr>
-          <w:rtl w:val="0"/>
-        </w:rPr>
-        <w:t xml:space="preserve">Students join an exam by entering a single-use class code generated by the teacher through the cloud-based exam management system. </w:t>
+        <w:spacing w:before="240"/>
+        <w:jc w:val="both"/>
+      </w:pPr>
+      <w:r>
+        <w:t>Students join an exam by entering a single-use class code generated by the teacher through the cloud-based exam</w:t>
+      </w:r>
+      <w:r>
+        <w:t xml:space="preserve"> management system. </w:t>
       </w:r>
     </w:p>
     <w:p>
@@ -716,33 +691,28 @@
           <w:ilvl w:val="0"/>
           <w:numId w:val="3"/>
         </w:numPr>
-        <w:spacing w:after="240" w:line="276" w:lineRule="auto"/>
-        <w:ind w:left="720" w:hanging="360"/>
-        <w:jc w:val="both"/>
-      </w:pPr>
-      <w:r>
-        <w:rPr>
-          <w:rtl w:val="0"/>
-        </w:rPr>
-        <w:t xml:space="preserve">Once the exam ends, the session closes and the class code is invalidated automatically.</w:t>
-      </w:r>
-    </w:p>
-    <w:p>
-      <w:pPr>
-        <w:spacing w:after="240" w:before="240" w:line="276" w:lineRule="auto"/>
-        <w:jc w:val="both"/>
-        <w:rPr>
-          <w:b w:val="1"/>
-          <w:bCs w:val="1"/>
-        </w:rPr>
-      </w:pPr>
-      <w:r>
-        <w:rPr>
-          <w:b w:val="1"/>
-          <w:bCs w:val="1"/>
-          <w:rtl w:val="0"/>
-        </w:rPr>
-        <w:t xml:space="preserve">5. Cloud-Based Data Storage and Centralized Management</w:t>
+        <w:spacing w:after="240"/>
+        <w:jc w:val="both"/>
+      </w:pPr>
+      <w:r>
+        <w:t>Once the exam ends, the session closes and the class code is invalidated automatically.</w:t>
+      </w:r>
+    </w:p>
+    <w:p>
+      <w:pPr>
+        <w:spacing w:before="240" w:after="240"/>
+        <w:jc w:val="both"/>
+        <w:rPr>
+          <w:b/>
+          <w:bCs/>
+        </w:rPr>
+      </w:pPr>
+      <w:r>
+        <w:rPr>
+          <w:b/>
+          <w:bCs/>
+        </w:rPr>
+        <w:t>5. Cloud-Based Data Storage and Centralized Management</w:t>
       </w:r>
     </w:p>
     <w:p>
@@ -751,16 +721,11 @@
           <w:ilvl w:val="0"/>
           <w:numId w:val="11"/>
         </w:numPr>
-        <w:spacing w:before="240" w:line="276" w:lineRule="auto"/>
-        <w:ind w:left="720" w:hanging="360"/>
-        <w:jc w:val="both"/>
-        <w:rPr/>
-      </w:pPr>
-      <w:r>
-        <w:rPr>
-          <w:rtl w:val="0"/>
-        </w:rPr>
-        <w:t xml:space="preserve">All exam data, including questions, student answers, scores, violation logs, and exam configurations, is stored in a secure cloud database.</w:t>
+        <w:spacing w:before="240"/>
+        <w:jc w:val="both"/>
+      </w:pPr>
+      <w:r>
+        <w:t>All exam data, including questions, student answers, scores, violation logs, and exam configurations, is stored in a secure cloud database.</w:t>
       </w:r>
     </w:p>
     <w:p>
@@ -769,16 +734,15 @@
           <w:ilvl w:val="0"/>
           <w:numId w:val="11"/>
         </w:numPr>
-        <w:spacing w:line="276" w:lineRule="auto"/>
-        <w:ind w:left="720" w:hanging="360"/>
-        <w:jc w:val="both"/>
-        <w:rPr/>
-      </w:pPr>
-      <w:r>
-        <w:rPr>
-          <w:rtl w:val="0"/>
-        </w:rPr>
-        <w:t xml:space="preserve">Student responses, progress updates, and assessment results are synchronized.</w:t>
+        <w:jc w:val="both"/>
+      </w:pPr>
+      <w:r>
+        <w:t>Student responses, progress updates, and assessment results are synchronized.</w:t>
+      </w:r>
+    </w:p>
+    <w:p>
+      <w:r>
+        <w:br w:type="page"/>
       </w:r>
     </w:p>
     <w:p>
@@ -787,16 +751,14 @@
           <w:ilvl w:val="0"/>
           <w:numId w:val="11"/>
         </w:numPr>
-        <w:spacing w:line="276" w:lineRule="auto"/>
-        <w:ind w:left="720" w:hanging="360"/>
-        <w:jc w:val="both"/>
-        <w:rPr/>
-      </w:pPr>
-      <w:r>
-        <w:rPr>
-          <w:rtl w:val="0"/>
-        </w:rPr>
-        <w:t xml:space="preserve">Data remains available after the exam ends and can be reviewed, exported, or reused for future assessments.</w:t>
+        <w:jc w:val="both"/>
+      </w:pPr>
+      <w:r>
+        <w:lastRenderedPageBreak/>
+        <w:t xml:space="preserve">Data remains available after the exam </w:t>
+      </w:r>
+      <w:r>
+        <w:t>ends and can be reviewed, exported, or reused for future assessments.</w:t>
       </w:r>
     </w:p>
     <w:p>
@@ -805,32 +767,26 @@
           <w:ilvl w:val="0"/>
           <w:numId w:val="11"/>
         </w:numPr>
-        <w:spacing w:after="240" w:line="276" w:lineRule="auto"/>
-        <w:ind w:left="720" w:hanging="360"/>
-        <w:jc w:val="both"/>
-        <w:rPr/>
-      </w:pPr>
-      <w:r>
-        <w:rPr>
-          <w:rtl w:val="0"/>
-        </w:rPr>
-        <w:t xml:space="preserve">The platform maintains centralized ownership and management of examination records while reducing dependence on local machine storage.</w:t>
-      </w:r>
-    </w:p>
-    <w:p>
-      <w:pPr>
-        <w:spacing w:after="240" w:before="240" w:line="276" w:lineRule="auto"/>
-        <w:jc w:val="both"/>
-        <w:rPr>
-          <w:b w:val="1"/>
-          <w:bCs w:val="1"/>
-        </w:rPr>
-      </w:pPr>
-      <w:r>
-        <w:rPr>
-          <w:b w:val="1"/>
-          <w:bCs w:val="1"/>
-          <w:rtl w:val="0"/>
+        <w:spacing w:after="240"/>
+        <w:jc w:val="both"/>
+      </w:pPr>
+      <w:r>
+        <w:t>The platform maintains centralized ownership and management of examination records while reducing dependence on local machine storage.</w:t>
+      </w:r>
+    </w:p>
+    <w:p>
+      <w:pPr>
+        <w:spacing w:before="240" w:after="240"/>
+        <w:jc w:val="both"/>
+        <w:rPr>
+          <w:b/>
+          <w:bCs/>
+        </w:rPr>
+      </w:pPr>
+      <w:r>
+        <w:rPr>
+          <w:b/>
+          <w:bCs/>
         </w:rPr>
         <w:t xml:space="preserve">6. Cloud-Based Real-Time Synchronization </w:t>
       </w:r>
@@ -841,16 +797,14 @@
           <w:ilvl w:val="0"/>
           <w:numId w:val="1"/>
         </w:numPr>
-        <w:spacing w:before="240" w:line="276" w:lineRule="auto"/>
-        <w:ind w:left="720" w:hanging="360"/>
-        <w:jc w:val="both"/>
-        <w:rPr/>
-      </w:pPr>
-      <w:r>
-        <w:rPr>
-          <w:rtl w:val="0"/>
-        </w:rPr>
-        <w:t xml:space="preserve">The platform uses cloud-hosted real-time communication services to synchronize exam activities across all connected devices.</w:t>
+        <w:spacing w:before="240"/>
+        <w:jc w:val="both"/>
+      </w:pPr>
+      <w:r>
+        <w:t>The platf</w:t>
+      </w:r>
+      <w:r>
+        <w:t>orm uses cloud-hosted real-time communication services to synchronize exam activities across all connected devices.</w:t>
       </w:r>
     </w:p>
     <w:p>
@@ -859,32 +813,28 @@
           <w:ilvl w:val="0"/>
           <w:numId w:val="1"/>
         </w:numPr>
-        <w:spacing w:line="276" w:lineRule="auto"/>
-        <w:ind w:left="720" w:hanging="360"/>
-        <w:jc w:val="both"/>
-        <w:rPr/>
-      </w:pPr>
-      <w:r>
-        <w:rPr>
-          <w:rtl w:val="0"/>
-        </w:rPr>
-        <w:t xml:space="preserve">Local code compilation and assessment occur on the student machine, while synchronization and result reporting are handled through the cloud. </w:t>
-      </w:r>
-    </w:p>
-    <w:p>
-      <w:pPr>
-        <w:spacing w:after="240" w:before="240" w:line="276" w:lineRule="auto"/>
-        <w:jc w:val="both"/>
-        <w:rPr>
-          <w:b w:val="1"/>
-          <w:bCs w:val="1"/>
-        </w:rPr>
-      </w:pPr>
-      <w:r>
-        <w:rPr>
-          <w:b w:val="1"/>
-          <w:bCs w:val="1"/>
-          <w:rtl w:val="0"/>
+        <w:jc w:val="both"/>
+      </w:pPr>
+      <w:r>
+        <w:t>Local code compilation and assessment occur on the student machine, while synchronization and result reporting are handled through the cloud</w:t>
+      </w:r>
+      <w:r>
+        <w:t xml:space="preserve">. </w:t>
+      </w:r>
+    </w:p>
+    <w:p>
+      <w:pPr>
+        <w:spacing w:before="240" w:after="240"/>
+        <w:jc w:val="both"/>
+        <w:rPr>
+          <w:b/>
+          <w:bCs/>
+        </w:rPr>
+      </w:pPr>
+      <w:r>
+        <w:rPr>
+          <w:b/>
+          <w:bCs/>
         </w:rPr>
         <w:t xml:space="preserve">7. Guided Installation and Deployment Package </w:t>
       </w:r>
@@ -895,15 +845,11 @@
           <w:ilvl w:val="0"/>
           <w:numId w:val="8"/>
         </w:numPr>
-        <w:spacing w:before="240" w:line="276" w:lineRule="auto"/>
-        <w:ind w:left="720" w:hanging="360"/>
-        <w:jc w:val="both"/>
-      </w:pPr>
-      <w:r>
-        <w:rPr>
-          <w:rtl w:val="0"/>
-        </w:rPr>
-        <w:t xml:space="preserve">The platform is distributed as an installer package with a guided setup wizard for both teachers and students.</w:t>
+        <w:spacing w:before="240"/>
+        <w:jc w:val="both"/>
+      </w:pPr>
+      <w:r>
+        <w:t>The platform is distributed as an installer package with a guided setup wizard for both teachers and students.</w:t>
       </w:r>
     </w:p>
     <w:p>
@@ -912,15 +858,10 @@
           <w:ilvl w:val="0"/>
           <w:numId w:val="8"/>
         </w:numPr>
-        <w:spacing w:line="276" w:lineRule="auto"/>
-        <w:ind w:left="720" w:hanging="360"/>
-        <w:jc w:val="both"/>
-      </w:pPr>
-      <w:r>
-        <w:rPr>
-          <w:rtl w:val="0"/>
-        </w:rPr>
-        <w:t xml:space="preserve">The installer automatically configures required application components and dependencies.</w:t>
+        <w:jc w:val="both"/>
+      </w:pPr>
+      <w:r>
+        <w:t>The installer automatically configures required application components and dependencies.</w:t>
       </w:r>
     </w:p>
     <w:p>
@@ -929,15 +870,13 @@
           <w:ilvl w:val="0"/>
           <w:numId w:val="8"/>
         </w:numPr>
-        <w:spacing w:line="276" w:lineRule="auto"/>
-        <w:ind w:left="720" w:hanging="360"/>
-        <w:jc w:val="both"/>
-      </w:pPr>
-      <w:r>
-        <w:rPr>
-          <w:rtl w:val="0"/>
-        </w:rPr>
-        <w:t xml:space="preserve">Teachers can install the desktop application and access the web-based management portal after setup.</w:t>
+        <w:jc w:val="both"/>
+      </w:pPr>
+      <w:r>
+        <w:t>Teache</w:t>
+      </w:r>
+      <w:r>
+        <w:t>rs can install the desktop application and access the web-based management portal after setup.</w:t>
       </w:r>
     </w:p>
     <w:p>
@@ -946,15 +885,10 @@
           <w:ilvl w:val="0"/>
           <w:numId w:val="8"/>
         </w:numPr>
-        <w:spacing w:line="276" w:lineRule="auto"/>
-        <w:ind w:left="720" w:hanging="360"/>
-        <w:jc w:val="both"/>
-      </w:pPr>
-      <w:r>
-        <w:rPr>
-          <w:rtl w:val="0"/>
-        </w:rPr>
-        <w:t xml:space="preserve">Students can install the application through a standard installation process without manual configuration.</w:t>
+        <w:jc w:val="both"/>
+      </w:pPr>
+      <w:r>
+        <w:t>Students can install the application through a standard installation process without manual configuration.</w:t>
       </w:r>
     </w:p>
     <w:p>
@@ -963,15 +897,13 @@
           <w:ilvl w:val="0"/>
           <w:numId w:val="8"/>
         </w:numPr>
-        <w:spacing w:line="276" w:lineRule="auto"/>
-        <w:ind w:left="720" w:hanging="360"/>
-        <w:jc w:val="both"/>
-      </w:pPr>
-      <w:r>
-        <w:rPr>
-          <w:rtl w:val="0"/>
-        </w:rPr>
-        <w:t xml:space="preserve">The installation package verifies required software components for supported programming languages and provides setup instructions when dependencies are missing.</w:t>
+        <w:jc w:val="both"/>
+      </w:pPr>
+      <w:r>
+        <w:t>The installation package verifies required software co</w:t>
+      </w:r>
+      <w:r>
+        <w:t>mponents for supported programming languages and provides setup instructions when dependencies are missing.</w:t>
       </w:r>
     </w:p>
     <w:p>
@@ -980,66 +912,63 @@
           <w:ilvl w:val="0"/>
           <w:numId w:val="8"/>
         </w:numPr>
-        <w:spacing w:after="240" w:line="276" w:lineRule="auto"/>
-        <w:ind w:left="720" w:hanging="360"/>
-        <w:jc w:val="both"/>
-      </w:pPr>
-      <w:r>
-        <w:rPr>
-          <w:rtl w:val="0"/>
-        </w:rPr>
-        <w:t xml:space="preserve">Application updates can be deployed through future installer releases without requiring manual reconfiguration.</w:t>
-      </w:r>
-    </w:p>
-    <w:p>
-      <w:pPr>
-        <w:rPr>
-          <w:b w:val="1"/>
-          <w:bCs w:val="1"/>
+        <w:spacing w:after="240"/>
+        <w:jc w:val="both"/>
+      </w:pPr>
+      <w:r>
+        <w:t>Application updates can be deployed through future installer releases without requiring manual reconfiguration.</w:t>
+      </w:r>
+    </w:p>
+    <w:p>
+      <w:pPr>
+        <w:rPr>
+          <w:b/>
+          <w:bCs/>
           <w:sz w:val="24"/>
           <w:szCs w:val="24"/>
         </w:rPr>
       </w:pPr>
       <w:r>
         <w:rPr>
-          <w:b w:val="1"/>
-          <w:bCs w:val="1"/>
+          <w:b/>
+          <w:bCs/>
           <w:sz w:val="24"/>
           <w:szCs w:val="24"/>
-          <w:rtl w:val="0"/>
-        </w:rPr>
-        <w:t xml:space="preserve">Web Application (Teachers)</w:t>
-      </w:r>
-    </w:p>
-    <w:p>
-      <w:pPr>
-        <w:spacing w:after="240" w:before="240" w:line="276" w:lineRule="auto"/>
-        <w:jc w:val="both"/>
-        <w:rPr>
-          <w:b w:val="1"/>
-          <w:bCs w:val="1"/>
-        </w:rPr>
-      </w:pPr>
-      <w:r>
-        <w:rPr>
-          <w:b w:val="1"/>
-          <w:bCs w:val="1"/>
-          <w:rtl w:val="0"/>
-        </w:rPr>
-        <w:t xml:space="preserve">1. Teacher Monitoring Dashboard </w:t>
-      </w:r>
-    </w:p>
-    <w:p>
-      <w:pPr>
-        <w:spacing w:after="240" w:before="240" w:line="276" w:lineRule="auto"/>
-        <w:jc w:val="both"/>
-        <w:rPr/>
-      </w:pPr>
-      <w:r>
-        <w:rPr>
-          <w:rtl w:val="0"/>
-        </w:rPr>
-        <w:t xml:space="preserve">The teacher dashboard runs in a web browser and is accessible through the cloud-based platform, providing real-time visibility into the entire exam session. It provides real-time visibility into the entire exam session.</w:t>
+        </w:rPr>
+        <w:t>Web Application (Teachers)</w:t>
+      </w:r>
+    </w:p>
+    <w:p>
+      <w:pPr>
+        <w:spacing w:before="240" w:after="240"/>
+        <w:jc w:val="both"/>
+        <w:rPr>
+          <w:b/>
+          <w:bCs/>
+        </w:rPr>
+      </w:pPr>
+      <w:r>
+        <w:rPr>
+          <w:b/>
+          <w:bCs/>
+        </w:rPr>
+        <w:t>1. Teache</w:t>
+      </w:r>
+      <w:r>
+        <w:rPr>
+          <w:b/>
+          <w:bCs/>
+        </w:rPr>
+        <w:t xml:space="preserve">r Monitoring Dashboard </w:t>
+      </w:r>
+    </w:p>
+    <w:p>
+      <w:pPr>
+        <w:spacing w:before="240" w:after="240"/>
+        <w:jc w:val="both"/>
+      </w:pPr>
+      <w:r>
+        <w:t>The teacher dashboard runs in a web browser and is accessible through the cloud-based platform, providing real-time visibility into the entire exam session. It provides real-time visibility into the entire exam session.</w:t>
       </w:r>
     </w:p>
     <w:p>
@@ -1048,15 +977,11 @@
           <w:ilvl w:val="0"/>
           <w:numId w:val="10"/>
         </w:numPr>
-        <w:spacing w:before="240" w:line="276" w:lineRule="auto"/>
-        <w:ind w:left="720" w:hanging="360"/>
-        <w:jc w:val="both"/>
-      </w:pPr>
-      <w:r>
-        <w:rPr>
-          <w:rtl w:val="0"/>
-        </w:rPr>
-        <w:t xml:space="preserve">Displays all connected students, their current question, and their progress status in real time.</w:t>
+        <w:spacing w:before="240"/>
+        <w:jc w:val="both"/>
+      </w:pPr>
+      <w:r>
+        <w:t>Displays all connected students, their current question, and their progress status in real time.</w:t>
       </w:r>
     </w:p>
     <w:p>
@@ -1065,15 +990,10 @@
           <w:ilvl w:val="0"/>
           <w:numId w:val="10"/>
         </w:numPr>
-        <w:spacing w:line="276" w:lineRule="auto"/>
-        <w:ind w:left="720" w:hanging="360"/>
-        <w:jc w:val="both"/>
-      </w:pPr>
-      <w:r>
-        <w:rPr>
-          <w:rtl w:val="0"/>
-        </w:rPr>
-        <w:t xml:space="preserve">Violation alerts appear instantly showing the student name, violation type, and exact timestamp.</w:t>
+        <w:jc w:val="both"/>
+      </w:pPr>
+      <w:r>
+        <w:t>Violation alerts appear instantly showing the student name, violation type, and exact timestamp.</w:t>
       </w:r>
     </w:p>
     <w:p>
@@ -1082,15 +1002,13 @@
           <w:ilvl w:val="0"/>
           <w:numId w:val="10"/>
         </w:numPr>
-        <w:spacing w:line="276" w:lineRule="auto"/>
-        <w:ind w:left="720" w:hanging="360"/>
-        <w:jc w:val="both"/>
-      </w:pPr>
-      <w:r>
-        <w:rPr>
-          <w:rtl w:val="0"/>
-        </w:rPr>
-        <w:t xml:space="preserve">Teachers can end the entire exam session or remove a specific student directly from the dashboard.</w:t>
+        <w:jc w:val="both"/>
+      </w:pPr>
+      <w:r>
+        <w:t xml:space="preserve">Teachers can end the entire exam session or remove a specific </w:t>
+      </w:r>
+      <w:r>
+        <w:t>student directly from the dashboard.</w:t>
       </w:r>
     </w:p>
     <w:p>
@@ -1099,15 +1017,10 @@
           <w:ilvl w:val="0"/>
           <w:numId w:val="10"/>
         </w:numPr>
-        <w:spacing w:line="276" w:lineRule="auto"/>
-        <w:ind w:left="720" w:hanging="360"/>
-        <w:jc w:val="both"/>
-      </w:pPr>
-      <w:r>
-        <w:rPr>
-          <w:rtl w:val="0"/>
-        </w:rPr>
-        <w:t xml:space="preserve">Student movement tracker logs every action taken during the exam, including question navigation, focus changes, and submission events.</w:t>
+        <w:jc w:val="both"/>
+      </w:pPr>
+      <w:r>
+        <w:t>Student movement tracker logs every action taken during the exam, including question navigation, focus changes, and submission events.</w:t>
       </w:r>
     </w:p>
     <w:p>
@@ -1116,15 +1029,13 @@
           <w:ilvl w:val="0"/>
           <w:numId w:val="10"/>
         </w:numPr>
-        <w:spacing w:after="0" w:line="276" w:lineRule="auto"/>
-        <w:ind w:left="720" w:hanging="360"/>
-        <w:jc w:val="both"/>
-      </w:pPr>
-      <w:r>
-        <w:rPr>
-          <w:rtl w:val="0"/>
-        </w:rPr>
-        <w:t xml:space="preserve">Score analytics are displayed after the exam, including per-student breakdowns and question-level performance.</w:t>
+        <w:jc w:val="both"/>
+      </w:pPr>
+      <w:r>
+        <w:t>Score analytics are displayed after the exam, including per-student breakdowns and q</w:t>
+      </w:r>
+      <w:r>
+        <w:t>uestion-level performance.</w:t>
       </w:r>
     </w:p>
     <w:p>
@@ -1133,52 +1044,40 @@
           <w:ilvl w:val="0"/>
           <w:numId w:val="10"/>
         </w:numPr>
-        <w:spacing w:line="276" w:lineRule="auto"/>
-        <w:ind w:left="720" w:hanging="360"/>
-        <w:jc w:val="both"/>
-        <w:rPr/>
-      </w:pPr>
-      <w:r>
-        <w:rPr>
-          <w:rtl w:val="0"/>
-        </w:rPr>
-        <w:t xml:space="preserve">Teachers can access and manage exams through their accounts from any authorized device with an internet connection.</w:t>
-      </w:r>
-      <w:r>
-        <w:rPr>
-          <w:rtl w:val="0"/>
-        </w:rPr>
-      </w:r>
-    </w:p>
-    <w:p>
-      <w:pPr>
-        <w:spacing w:after="240" w:before="240" w:line="276" w:lineRule="auto"/>
-        <w:jc w:val="both"/>
-        <w:rPr>
-          <w:b w:val="1"/>
-          <w:bCs w:val="1"/>
-        </w:rPr>
-      </w:pPr>
-      <w:r>
-        <w:rPr>
-          <w:b w:val="1"/>
-          <w:bCs w:val="1"/>
-          <w:rtl w:val="0"/>
+        <w:jc w:val="both"/>
+      </w:pPr>
+      <w:r>
+        <w:lastRenderedPageBreak/>
+        <w:t>Teachers can access and manage exams through their accounts from any authorized device with an internet connection.</w:t>
+      </w:r>
+    </w:p>
+    <w:p>
+      <w:pPr>
+        <w:spacing w:before="240" w:after="240"/>
+        <w:jc w:val="both"/>
+        <w:rPr>
+          <w:b/>
+          <w:bCs/>
+        </w:rPr>
+      </w:pPr>
+      <w:r>
+        <w:rPr>
+          <w:b/>
+          <w:bCs/>
         </w:rPr>
         <w:t xml:space="preserve">2. Multi-Type Exam Builder </w:t>
       </w:r>
     </w:p>
     <w:p>
       <w:pPr>
-        <w:spacing w:after="240" w:before="240" w:line="276" w:lineRule="auto"/>
-        <w:jc w:val="both"/>
-        <w:rPr/>
-      </w:pPr>
-      <w:r>
-        <w:rPr>
-          <w:rtl w:val="0"/>
-        </w:rPr>
-        <w:t xml:space="preserve">Teachers build exams entirely through the web-based teacher portal. A single exam can combine any mix of the following question types:</w:t>
+        <w:spacing w:before="240" w:after="240"/>
+        <w:jc w:val="both"/>
+      </w:pPr>
+      <w:r>
+        <w:t>Teachers build exams entirely through the web-based teacher portal. A single exam can</w:t>
+      </w:r>
+      <w:r>
+        <w:t xml:space="preserve"> combine any mix of the following question types:</w:t>
       </w:r>
     </w:p>
     <w:p>
@@ -1187,15 +1086,11 @@
           <w:ilvl w:val="0"/>
           <w:numId w:val="2"/>
         </w:numPr>
-        <w:spacing w:before="240" w:line="276" w:lineRule="auto"/>
-        <w:ind w:left="720" w:hanging="360"/>
-        <w:jc w:val="both"/>
-      </w:pPr>
-      <w:r>
-        <w:rPr>
-          <w:rtl w:val="0"/>
-        </w:rPr>
-        <w:t xml:space="preserve">Fill in the Blanks</w:t>
+        <w:spacing w:before="240"/>
+        <w:jc w:val="both"/>
+      </w:pPr>
+      <w:r>
+        <w:t>Fill in the Blanks</w:t>
       </w:r>
     </w:p>
     <w:p>
@@ -1204,15 +1099,10 @@
           <w:ilvl w:val="0"/>
           <w:numId w:val="2"/>
         </w:numPr>
-        <w:spacing w:line="276" w:lineRule="auto"/>
-        <w:ind w:left="720" w:hanging="360"/>
-        <w:jc w:val="both"/>
-      </w:pPr>
-      <w:r>
-        <w:rPr>
-          <w:rtl w:val="0"/>
-        </w:rPr>
-        <w:t xml:space="preserve">Multiple Choice</w:t>
+        <w:jc w:val="both"/>
+      </w:pPr>
+      <w:r>
+        <w:t>Multiple Choice</w:t>
       </w:r>
     </w:p>
     <w:p>
@@ -1221,28 +1111,20 @@
           <w:ilvl w:val="0"/>
           <w:numId w:val="2"/>
         </w:numPr>
-        <w:spacing w:after="240" w:line="276" w:lineRule="auto"/>
-        <w:ind w:left="720" w:hanging="360"/>
-        <w:jc w:val="both"/>
-      </w:pPr>
-      <w:r>
-        <w:rPr>
-          <w:rtl w:val="0"/>
-        </w:rPr>
-        <w:t xml:space="preserve">Coding</w:t>
-      </w:r>
-    </w:p>
-    <w:p>
-      <w:pPr>
-        <w:spacing w:after="240" w:before="240" w:line="276" w:lineRule="auto"/>
-        <w:jc w:val="both"/>
-        <w:rPr/>
-      </w:pPr>
-      <w:r>
-        <w:rPr>
-          <w:rtl w:val="0"/>
-        </w:rPr>
-        <w:t xml:space="preserve">Additional exam builder features:</w:t>
+        <w:spacing w:after="240"/>
+        <w:jc w:val="both"/>
+      </w:pPr>
+      <w:r>
+        <w:t>Coding</w:t>
+      </w:r>
+    </w:p>
+    <w:p>
+      <w:pPr>
+        <w:spacing w:before="240" w:after="240"/>
+        <w:jc w:val="both"/>
+      </w:pPr>
+      <w:r>
+        <w:t>Additional exam builder features:</w:t>
       </w:r>
     </w:p>
     <w:p>
@@ -1251,14 +1133,9 @@
           <w:ilvl w:val="0"/>
           <w:numId w:val="5"/>
         </w:numPr>
-        <w:spacing w:line="276" w:lineRule="auto"/>
-        <w:ind w:left="720" w:hanging="360"/>
-        <w:jc w:val="both"/>
-      </w:pPr>
-      <w:r>
-        <w:rPr>
-          <w:rtl w:val="0"/>
-        </w:rPr>
+        <w:jc w:val="both"/>
+      </w:pPr>
+      <w:r>
         <w:t xml:space="preserve">Fill-in-the-Blank Question Builder </w:t>
       </w:r>
     </w:p>
@@ -1268,14 +1145,9 @@
           <w:ilvl w:val="1"/>
           <w:numId w:val="5"/>
         </w:numPr>
-        <w:spacing w:line="276" w:lineRule="auto"/>
-        <w:ind w:left="1440" w:hanging="360"/>
-        <w:jc w:val="both"/>
-      </w:pPr>
-      <w:r>
-        <w:rPr>
-          <w:rtl w:val="0"/>
-        </w:rPr>
+        <w:jc w:val="both"/>
+      </w:pPr>
+      <w:r>
         <w:t xml:space="preserve">Create questions with one or more acceptable answers </w:t>
       </w:r>
     </w:p>
@@ -1285,15 +1157,13 @@
           <w:ilvl w:val="1"/>
           <w:numId w:val="5"/>
         </w:numPr>
-        <w:spacing w:line="276" w:lineRule="auto"/>
-        <w:ind w:left="1440" w:hanging="360"/>
-        <w:jc w:val="both"/>
-      </w:pPr>
-      <w:r>
-        <w:rPr>
-          <w:rtl w:val="0"/>
-        </w:rPr>
-        <w:t xml:space="preserve">Configure case sensitivity and answer matching rules </w:t>
+        <w:jc w:val="both"/>
+      </w:pPr>
+      <w:r>
+        <w:t>Configure case sensitivity and answer ma</w:t>
+      </w:r>
+      <w:r>
+        <w:t xml:space="preserve">tching rules </w:t>
       </w:r>
     </w:p>
     <w:p>
@@ -1302,14 +1172,9 @@
           <w:ilvl w:val="1"/>
           <w:numId w:val="5"/>
         </w:numPr>
-        <w:spacing w:line="276" w:lineRule="auto"/>
-        <w:ind w:left="1440" w:hanging="360"/>
-        <w:jc w:val="both"/>
-      </w:pPr>
-      <w:r>
-        <w:rPr>
-          <w:rtl w:val="0"/>
-        </w:rPr>
+        <w:jc w:val="both"/>
+      </w:pPr>
+      <w:r>
         <w:t xml:space="preserve">Configure point values for each question </w:t>
       </w:r>
     </w:p>
@@ -1319,14 +1184,9 @@
           <w:ilvl w:val="0"/>
           <w:numId w:val="5"/>
         </w:numPr>
-        <w:spacing w:line="276" w:lineRule="auto"/>
-        <w:ind w:left="720" w:hanging="360"/>
-        <w:jc w:val="both"/>
-      </w:pPr>
-      <w:r>
-        <w:rPr>
-          <w:rtl w:val="0"/>
-        </w:rPr>
+        <w:jc w:val="both"/>
+      </w:pPr>
+      <w:r>
         <w:t xml:space="preserve">Multiple Choice Question Builder </w:t>
       </w:r>
     </w:p>
@@ -1336,14 +1196,9 @@
           <w:ilvl w:val="1"/>
           <w:numId w:val="5"/>
         </w:numPr>
-        <w:spacing w:line="276" w:lineRule="auto"/>
-        <w:ind w:left="1440" w:hanging="360"/>
-        <w:jc w:val="both"/>
-      </w:pPr>
-      <w:r>
-        <w:rPr>
-          <w:rtl w:val="0"/>
-        </w:rPr>
+        <w:jc w:val="both"/>
+      </w:pPr>
+      <w:r>
         <w:t xml:space="preserve">Create questions, answer choices, and correct answers </w:t>
       </w:r>
     </w:p>
@@ -1353,14 +1208,9 @@
           <w:ilvl w:val="1"/>
           <w:numId w:val="5"/>
         </w:numPr>
-        <w:spacing w:line="276" w:lineRule="auto"/>
-        <w:ind w:left="1440" w:hanging="360"/>
-        <w:jc w:val="both"/>
-      </w:pPr>
-      <w:r>
-        <w:rPr>
-          <w:rtl w:val="0"/>
-        </w:rPr>
+        <w:jc w:val="both"/>
+      </w:pPr>
+      <w:r>
         <w:t xml:space="preserve">Configure point values for each question </w:t>
       </w:r>
     </w:p>
@@ -1370,14 +1220,9 @@
           <w:ilvl w:val="0"/>
           <w:numId w:val="5"/>
         </w:numPr>
-        <w:spacing w:line="276" w:lineRule="auto"/>
-        <w:ind w:left="720" w:hanging="360"/>
-        <w:jc w:val="both"/>
-      </w:pPr>
-      <w:r>
-        <w:rPr>
-          <w:rtl w:val="0"/>
-        </w:rPr>
+        <w:jc w:val="both"/>
+      </w:pPr>
+      <w:r>
         <w:t xml:space="preserve">Coding Question Builder </w:t>
       </w:r>
     </w:p>
@@ -1387,14 +1232,9 @@
           <w:ilvl w:val="1"/>
           <w:numId w:val="5"/>
         </w:numPr>
-        <w:spacing w:line="276" w:lineRule="auto"/>
-        <w:ind w:left="1440" w:hanging="360"/>
-        <w:jc w:val="both"/>
-      </w:pPr>
-      <w:r>
-        <w:rPr>
-          <w:rtl w:val="0"/>
-        </w:rPr>
+        <w:jc w:val="both"/>
+      </w:pPr>
+      <w:r>
         <w:t xml:space="preserve">Create programming problems with custom problem statements, input specifications, output specifications, and constraints </w:t>
       </w:r>
     </w:p>
@@ -1404,14 +1244,9 @@
           <w:ilvl w:val="1"/>
           <w:numId w:val="5"/>
         </w:numPr>
-        <w:spacing w:line="276" w:lineRule="auto"/>
-        <w:ind w:left="1440" w:hanging="360"/>
-        <w:jc w:val="both"/>
-      </w:pPr>
-      <w:r>
-        <w:rPr>
-          <w:rtl w:val="0"/>
-        </w:rPr>
+        <w:jc w:val="both"/>
+      </w:pPr>
+      <w:r>
         <w:t xml:space="preserve">Define visible sample test cases for student practice </w:t>
       </w:r>
     </w:p>
@@ -1421,15 +1256,10 @@
           <w:ilvl w:val="1"/>
           <w:numId w:val="5"/>
         </w:numPr>
-        <w:spacing w:line="276" w:lineRule="auto"/>
-        <w:ind w:left="1440" w:hanging="360"/>
-        <w:jc w:val="both"/>
-      </w:pPr>
-      <w:r>
-        <w:rPr>
-          <w:rtl w:val="0"/>
-        </w:rPr>
-        <w:t xml:space="preserve">Define hidden test cases used for automated grading</w:t>
+        <w:jc w:val="both"/>
+      </w:pPr>
+      <w:r>
+        <w:t>Define hidden test cases used for automated grading</w:t>
       </w:r>
     </w:p>
     <w:p>
@@ -1438,15 +1268,13 @@
           <w:ilvl w:val="1"/>
           <w:numId w:val="5"/>
         </w:numPr>
-        <w:spacing w:line="276" w:lineRule="auto"/>
-        <w:ind w:left="1440" w:hanging="360"/>
-        <w:jc w:val="both"/>
-      </w:pPr>
-      <w:r>
-        <w:rPr>
-          <w:rtl w:val="0"/>
-        </w:rPr>
-        <w:t xml:space="preserve">Specify expected outputs for each test case </w:t>
+        <w:jc w:val="both"/>
+      </w:pPr>
+      <w:r>
+        <w:t>Specify expected outputs fo</w:t>
+      </w:r>
+      <w:r>
+        <w:t xml:space="preserve">r each test case </w:t>
       </w:r>
     </w:p>
     <w:p>
@@ -1455,14 +1283,9 @@
           <w:ilvl w:val="1"/>
           <w:numId w:val="5"/>
         </w:numPr>
-        <w:spacing w:line="276" w:lineRule="auto"/>
-        <w:ind w:left="1440" w:hanging="360"/>
-        <w:jc w:val="both"/>
-      </w:pPr>
-      <w:r>
-        <w:rPr>
-          <w:rtl w:val="0"/>
-        </w:rPr>
+        <w:jc w:val="both"/>
+      </w:pPr>
+      <w:r>
         <w:t xml:space="preserve">Configure time limits and scoring criteria for submissions </w:t>
       </w:r>
     </w:p>
@@ -1472,14 +1295,9 @@
           <w:ilvl w:val="1"/>
           <w:numId w:val="5"/>
         </w:numPr>
-        <w:spacing w:line="276" w:lineRule="auto"/>
-        <w:ind w:left="1440" w:hanging="360"/>
-        <w:jc w:val="both"/>
-      </w:pPr>
-      <w:r>
-        <w:rPr>
-          <w:rtl w:val="0"/>
-        </w:rPr>
+        <w:jc w:val="both"/>
+      </w:pPr>
+      <w:r>
         <w:t xml:space="preserve">Preview and validate test cases before publishing the exam </w:t>
       </w:r>
     </w:p>
@@ -1489,15 +1307,14 @@
           <w:ilvl w:val="0"/>
           <w:numId w:val="5"/>
         </w:numPr>
-        <w:spacing w:before="240" w:line="276" w:lineRule="auto"/>
-        <w:ind w:left="720" w:hanging="360"/>
-        <w:jc w:val="both"/>
-      </w:pPr>
-      <w:r>
-        <w:rPr>
-          <w:rtl w:val="0"/>
-        </w:rPr>
-        <w:t xml:space="preserve">Hidden test cases are used exclusively for automated grading and are never visible to students during the examination. </w:t>
+        <w:spacing w:before="240"/>
+        <w:jc w:val="both"/>
+      </w:pPr>
+      <w:r>
+        <w:t>Hidden test cases are used exclusively for automated grading and are never visible to students during the examination.</w:t>
+      </w:r>
+      <w:r>
+        <w:t xml:space="preserve"> </w:t>
       </w:r>
     </w:p>
     <w:p>
@@ -1506,15 +1323,10 @@
           <w:ilvl w:val="0"/>
           <w:numId w:val="5"/>
         </w:numPr>
-        <w:spacing w:line="276" w:lineRule="auto"/>
-        <w:ind w:left="720" w:hanging="360"/>
-        <w:jc w:val="both"/>
-      </w:pPr>
-      <w:r>
-        <w:rPr>
-          <w:rtl w:val="0"/>
-        </w:rPr>
-        <w:t xml:space="preserve">Question order can be randomized per student to reduce answer sharing.</w:t>
+        <w:jc w:val="both"/>
+      </w:pPr>
+      <w:r>
+        <w:t>Question order can be randomized per student to reduce answer sharing.</w:t>
       </w:r>
     </w:p>
     <w:p>
@@ -1523,33 +1335,28 @@
           <w:ilvl w:val="0"/>
           <w:numId w:val="5"/>
         </w:numPr>
-        <w:spacing w:after="240" w:line="276" w:lineRule="auto"/>
-        <w:ind w:left="720" w:hanging="360"/>
-        <w:jc w:val="both"/>
-      </w:pPr>
-      <w:r>
-        <w:rPr>
-          <w:rtl w:val="0"/>
-        </w:rPr>
+        <w:spacing w:after="240"/>
+        <w:jc w:val="both"/>
+      </w:pPr>
+      <w:r>
         <w:t xml:space="preserve">The teacher portal is web-based and accessible through the cloud-based platform from any authorized device. </w:t>
       </w:r>
     </w:p>
     <w:p>
       <w:pPr>
-        <w:spacing w:after="240" w:before="240" w:line="276" w:lineRule="auto"/>
-        <w:jc w:val="both"/>
-        <w:rPr>
-          <w:b w:val="1"/>
-          <w:bCs w:val="1"/>
-        </w:rPr>
-      </w:pPr>
-      <w:r>
-        <w:rPr>
-          <w:b w:val="1"/>
-          <w:bCs w:val="1"/>
-          <w:rtl w:val="0"/>
-        </w:rPr>
-        <w:t xml:space="preserve">3. Result and Incident Report Export</w:t>
+        <w:spacing w:before="240" w:after="240"/>
+        <w:jc w:val="both"/>
+        <w:rPr>
+          <w:b/>
+          <w:bCs/>
+        </w:rPr>
+      </w:pPr>
+      <w:r>
+        <w:rPr>
+          <w:b/>
+          <w:bCs/>
+        </w:rPr>
+        <w:t>3. Result and Incident Report Export</w:t>
       </w:r>
     </w:p>
     <w:p>
@@ -1558,15 +1365,14 @@
           <w:ilvl w:val="0"/>
           <w:numId w:val="7"/>
         </w:numPr>
-        <w:spacing w:before="240" w:line="276" w:lineRule="auto"/>
-        <w:ind w:left="720" w:hanging="360"/>
-        <w:jc w:val="both"/>
-      </w:pPr>
-      <w:r>
-        <w:rPr>
-          <w:rtl w:val="0"/>
-        </w:rPr>
-        <w:t xml:space="preserve">After the exam, the teacher can export a full results sheet as a CSV file.</w:t>
+        <w:spacing w:before="240"/>
+        <w:jc w:val="both"/>
+      </w:pPr>
+      <w:r>
+        <w:t>After the exam, the teacher can expor</w:t>
+      </w:r>
+      <w:r>
+        <w:t>t a full results sheet as a CSV file.</w:t>
       </w:r>
     </w:p>
     <w:p>
@@ -1575,15 +1381,10 @@
           <w:ilvl w:val="0"/>
           <w:numId w:val="7"/>
         </w:numPr>
-        <w:spacing w:line="276" w:lineRule="auto"/>
-        <w:ind w:left="720" w:hanging="360"/>
-        <w:jc w:val="both"/>
-      </w:pPr>
-      <w:r>
-        <w:rPr>
-          <w:rtl w:val="0"/>
-        </w:rPr>
-        <w:t xml:space="preserve">Results include per-student scores broken down by question.</w:t>
+        <w:jc w:val="both"/>
+      </w:pPr>
+      <w:r>
+        <w:t>Results include per-student scores broken down by question.</w:t>
       </w:r>
     </w:p>
     <w:p>
@@ -1592,15 +1393,10 @@
           <w:ilvl w:val="0"/>
           <w:numId w:val="7"/>
         </w:numPr>
-        <w:spacing w:line="276" w:lineRule="auto"/>
-        <w:ind w:left="720" w:hanging="360"/>
-        <w:jc w:val="both"/>
-      </w:pPr>
-      <w:r>
-        <w:rPr>
-          <w:rtl w:val="0"/>
-        </w:rPr>
-        <w:t xml:space="preserve">The incident report lists all logged violations with timestamps.</w:t>
+        <w:jc w:val="both"/>
+      </w:pPr>
+      <w:r>
+        <w:t>The incident report lists all logged violations with timestamps.</w:t>
       </w:r>
     </w:p>
     <w:p>
@@ -1609,57 +1405,41 @@
           <w:ilvl w:val="0"/>
           <w:numId w:val="7"/>
         </w:numPr>
-        <w:spacing w:after="240" w:line="276" w:lineRule="auto"/>
-        <w:ind w:left="720" w:hanging="360"/>
-        <w:jc w:val="both"/>
-      </w:pPr>
-      <w:r>
-        <w:rPr>
-          <w:rtl w:val="0"/>
-        </w:rPr>
-        <w:t xml:space="preserve">Exports are generated immediately after the exam ends with no additional configuration.</w:t>
-      </w:r>
-    </w:p>
-    <w:p>
-      <w:pPr>
-        <w:spacing w:after="240" w:line="276" w:lineRule="auto"/>
-        <w:jc w:val="both"/>
-        <w:rPr/>
-      </w:pPr>
-      <w:r>
-        <w:rPr>
-          <w:rtl w:val="0"/>
-        </w:rPr>
-      </w:r>
-    </w:p>
-    <w:p>
-      <w:pPr>
-        <w:spacing w:after="240" w:line="276" w:lineRule="auto"/>
-        <w:jc w:val="both"/>
-        <w:rPr/>
-      </w:pPr>
-      <w:r>
-        <w:rPr>
-          <w:rtl w:val="0"/>
-        </w:rPr>
-      </w:r>
-    </w:p>
-    <w:p>
-      <w:pPr>
-        <w:spacing w:after="240" w:before="240" w:line="276" w:lineRule="auto"/>
-        <w:jc w:val="both"/>
-        <w:rPr>
-          <w:b w:val="1"/>
-          <w:bCs w:val="1"/>
-        </w:rPr>
-      </w:pPr>
-      <w:r>
-        <w:rPr>
-          <w:b w:val="1"/>
-          <w:bCs w:val="1"/>
-          <w:rtl w:val="0"/>
-        </w:rPr>
-        <w:t xml:space="preserve">4. Cloud-Based Real-Time Synchronization </w:t>
+        <w:spacing w:after="240"/>
+        <w:jc w:val="both"/>
+      </w:pPr>
+      <w:r>
+        <w:t>Exports are generated immediately after the exam ends with no additional configuration.</w:t>
+      </w:r>
+    </w:p>
+    <w:p>
+      <w:r>
+        <w:br w:type="page"/>
+      </w:r>
+    </w:p>
+    <w:p>
+      <w:pPr>
+        <w:spacing w:before="240" w:after="240"/>
+        <w:jc w:val="both"/>
+        <w:rPr>
+          <w:b/>
+          <w:bCs/>
+        </w:rPr>
+      </w:pPr>
+      <w:r>
+        <w:rPr>
+          <w:b/>
+          <w:bCs/>
+        </w:rPr>
+        <w:lastRenderedPageBreak/>
+        <w:t xml:space="preserve">4. </w:t>
+      </w:r>
+      <w:r>
+        <w:rPr>
+          <w:b/>
+          <w:bCs/>
+        </w:rPr>
+        <w:t xml:space="preserve">Cloud-Based Real-Time Synchronization </w:t>
       </w:r>
     </w:p>
     <w:p>
@@ -1668,16 +1448,10 @@
           <w:ilvl w:val="0"/>
           <w:numId w:val="10"/>
         </w:numPr>
-        <w:spacing w:line="276" w:lineRule="auto"/>
-        <w:ind w:left="720" w:hanging="360"/>
-        <w:jc w:val="both"/>
-        <w:rPr/>
-      </w:pPr>
-      <w:r>
-        <w:rPr>
-          <w:rtl w:val="0"/>
-        </w:rPr>
-        <w:t xml:space="preserve">Exam delivery, student progress updates, violation alerts, and submission results are synchronized in real time.</w:t>
+        <w:jc w:val="both"/>
+      </w:pPr>
+      <w:r>
+        <w:t>Exam delivery, student progress updates, violation alerts, and submission results are synchronized in real time.</w:t>
       </w:r>
     </w:p>
     <w:p>
@@ -1686,308 +1460,260 @@
           <w:ilvl w:val="0"/>
           <w:numId w:val="10"/>
         </w:numPr>
-        <w:spacing w:line="276" w:lineRule="auto"/>
-        <w:ind w:left="720" w:hanging="360"/>
-        <w:jc w:val="both"/>
-        <w:rPr/>
-      </w:pPr>
-      <w:r>
-        <w:rPr>
-          <w:rtl w:val="0"/>
-        </w:rPr>
+        <w:jc w:val="both"/>
+      </w:pPr>
+      <w:r>
         <w:t xml:space="preserve">Teachers receive live updates through the monitoring dashboard regardless of device location. </w:t>
       </w:r>
-      <w:r>
-        <w:rPr>
-          <w:rtl w:val="0"/>
-        </w:rPr>
-      </w:r>
-    </w:p>
-    <w:p>
-      <w:pPr>
-        <w:spacing w:after="240" w:line="276" w:lineRule="auto"/>
-        <w:jc w:val="both"/>
-        <w:rPr/>
-      </w:pPr>
-      <w:r>
-        <w:rPr>
-          <w:rtl w:val="0"/>
-        </w:rPr>
-      </w:r>
-    </w:p>
-    <w:p>
-      <w:pPr>
-        <w:rPr>
-          <w:b w:val="1"/>
-          <w:bCs w:val="1"/>
+    </w:p>
+    <w:p>
+      <w:pPr>
+        <w:spacing w:after="240"/>
+        <w:jc w:val="both"/>
+      </w:pPr>
+    </w:p>
+    <w:p>
+      <w:pPr>
+        <w:rPr>
+          <w:b/>
+          <w:bCs/>
           <w:sz w:val="24"/>
           <w:szCs w:val="24"/>
         </w:rPr>
       </w:pPr>
-      <w:r>
-        <w:rPr>
-          <w:rtl w:val="0"/>
-        </w:rPr>
-      </w:r>
-    </w:p>
-    <w:p>
-      <w:pPr>
-        <w:spacing w:after="240" w:line="276" w:lineRule="auto"/>
-        <w:jc w:val="both"/>
-        <w:rPr>
-          <w:color w:val="ff0000"/>
-        </w:rPr>
-      </w:pPr>
-      <w:r>
-        <w:rPr>
-          <w:rtl w:val="0"/>
-        </w:rPr>
-      </w:r>
+    </w:p>
+    <w:p>
+      <w:pPr>
+        <w:spacing w:after="240"/>
+        <w:jc w:val="both"/>
+        <w:rPr>
+          <w:color w:val="FF0000"/>
+        </w:rPr>
+      </w:pPr>
     </w:p>
     <w:p>
       <w:pPr>
         <w:pStyle w:val="Heading1"/>
         <w:keepNext w:val="0"/>
         <w:keepLines w:val="0"/>
-        <w:spacing w:after="240" w:before="240" w:line="276" w:lineRule="auto"/>
-        <w:rPr>
-          <w:b w:val="1"/>
-          <w:bCs w:val="1"/>
+        <w:spacing w:before="240" w:after="240"/>
+        <w:rPr>
+          <w:b/>
+          <w:bCs/>
           <w:sz w:val="46"/>
           <w:szCs w:val="46"/>
         </w:rPr>
       </w:pPr>
-      <w:bookmarkStart w:colFirst="0" w:colLast="0" w:name="_ej1az9t8s4nu" w:id="2"/>
+      <w:bookmarkStart w:id="2" w:name="_ej1az9t8s4nu" w:colFirst="0" w:colLast="0"/>
       <w:bookmarkEnd w:id="2"/>
       <w:r>
         <w:rPr>
-          <w:b w:val="1"/>
-          <w:bCs w:val="1"/>
+          <w:b/>
+          <w:bCs/>
           <w:sz w:val="46"/>
           <w:szCs w:val="46"/>
-          <w:rtl w:val="0"/>
-        </w:rPr>
-        <w:t xml:space="preserve">NICE-TO-HAVE</w:t>
-      </w:r>
-    </w:p>
-    <w:p>
-      <w:pPr>
-        <w:spacing w:line="276" w:lineRule="auto"/>
-        <w:rPr>
-          <w:b w:val="1"/>
-          <w:bCs w:val="1"/>
-        </w:rPr>
-      </w:pPr>
-      <w:r>
-        <w:rPr>
-          <w:rtl w:val="0"/>
-        </w:rPr>
-      </w:r>
-    </w:p>
-    <w:p>
-      <w:pPr>
-        <w:spacing w:line="276" w:lineRule="auto"/>
-        <w:rPr>
-          <w:b w:val="1"/>
-          <w:bCs w:val="1"/>
-        </w:rPr>
-      </w:pPr>
-      <w:r>
-        <w:rPr>
-          <w:b w:val="1"/>
-          <w:bCs w:val="1"/>
-          <w:rtl w:val="0"/>
-        </w:rPr>
-        <w:t xml:space="preserve">PROJECT ADVISOR</w:t>
-      </w:r>
-    </w:p>
-    <w:p>
-      <w:pPr>
-        <w:spacing w:line="276" w:lineRule="auto"/>
-        <w:rPr/>
-      </w:pPr>
-      <w:r>
-        <w:rPr>
-          <w:rtl w:val="0"/>
-        </w:rPr>
-        <w:t xml:space="preserve">Engr. Violdan Bayocot</w:t>
-      </w:r>
-    </w:p>
-    <w:p>
-      <w:pPr>
-        <w:spacing w:line="276" w:lineRule="auto"/>
-        <w:rPr/>
-      </w:pPr>
-      <w:r>
-        <w:rPr>
-          <w:rtl w:val="0"/>
-        </w:rPr>
-      </w:r>
-    </w:p>
-    <w:p>
-      <w:pPr>
-        <w:spacing w:line="276" w:lineRule="auto"/>
-        <w:rPr>
-          <w:b w:val="1"/>
-          <w:bCs w:val="1"/>
-        </w:rPr>
-      </w:pPr>
-      <w:r>
-        <w:rPr>
-          <w:b w:val="1"/>
-          <w:bCs w:val="1"/>
-          <w:rtl w:val="0"/>
-        </w:rPr>
-        <w:t xml:space="preserve">PROJECT COORDINATOR</w:t>
-      </w:r>
-    </w:p>
-    <w:p>
-      <w:pPr>
-        <w:spacing w:line="276" w:lineRule="auto"/>
-        <w:rPr/>
-      </w:pPr>
-      <w:r>
-        <w:rPr>
-          <w:rtl w:val="0"/>
-        </w:rPr>
-        <w:t xml:space="preserve">Engr. Alyssa Joyce Tan</w:t>
-      </w:r>
-    </w:p>
-    <w:p>
-      <w:pPr>
-        <w:spacing w:line="276" w:lineRule="auto"/>
-        <w:rPr/>
-      </w:pPr>
-      <w:r>
-        <w:rPr>
-          <w:rtl w:val="0"/>
-        </w:rPr>
-      </w:r>
-    </w:p>
-    <w:p>
-      <w:pPr>
-        <w:spacing w:line="276" w:lineRule="auto"/>
-        <w:rPr/>
-      </w:pPr>
-      <w:r>
-        <w:rPr>
-          <w:b w:val="1"/>
-          <w:bCs w:val="1"/>
-          <w:rtl w:val="0"/>
-        </w:rPr>
-        <w:t xml:space="preserve">CHAIRMAN OF THE PANEL</w:t>
-      </w:r>
-      <w:r>
-        <w:rPr>
-          <w:rtl w:val="0"/>
-        </w:rPr>
-      </w:r>
-    </w:p>
-    <w:p>
-      <w:pPr>
-        <w:spacing w:line="276" w:lineRule="auto"/>
-        <w:rPr/>
-      </w:pPr>
-      <w:r>
-        <w:rPr>
-          <w:rtl w:val="0"/>
-        </w:rPr>
-      </w:r>
-    </w:p>
-    <w:p>
-      <w:pPr>
-        <w:spacing w:line="276" w:lineRule="auto"/>
-        <w:rPr/>
-      </w:pPr>
-      <w:r>
-        <w:rPr>
-          <w:rtl w:val="0"/>
-        </w:rPr>
-      </w:r>
-    </w:p>
-    <w:p>
-      <w:pPr>
-        <w:spacing w:line="276" w:lineRule="auto"/>
-        <w:rPr>
-          <w:b w:val="1"/>
-          <w:bCs w:val="1"/>
-        </w:rPr>
-      </w:pPr>
-      <w:r>
-        <w:rPr>
-          <w:b w:val="1"/>
-          <w:bCs w:val="1"/>
-          <w:rtl w:val="0"/>
-        </w:rPr>
-        <w:t xml:space="preserve">PANELIST</w:t>
-      </w:r>
-    </w:p>
-    <w:p>
-      <w:pPr>
-        <w:spacing w:line="276" w:lineRule="auto"/>
-        <w:rPr>
-          <w:b w:val="1"/>
-          <w:bCs w:val="1"/>
-        </w:rPr>
-      </w:pPr>
-      <w:r>
-        <w:rPr>
-          <w:rtl w:val="0"/>
-        </w:rPr>
-      </w:r>
-    </w:p>
-    <w:p>
-      <w:pPr>
-        <w:spacing w:line="276" w:lineRule="auto"/>
-        <w:rPr>
-          <w:b w:val="1"/>
-          <w:bCs w:val="1"/>
-        </w:rPr>
-      </w:pPr>
-      <w:r>
-        <w:rPr>
-          <w:rtl w:val="0"/>
-        </w:rPr>
-      </w:r>
-    </w:p>
-    <w:p>
-      <w:pPr>
-        <w:rPr>
-          <w:b w:val="1"/>
-          <w:bCs w:val="1"/>
-        </w:rPr>
-      </w:pPr>
-      <w:r>
-        <w:rPr>
-          <w:rtl w:val="0"/>
-        </w:rPr>
-      </w:r>
-    </w:p>
-    <w:p>
-      <w:pPr>
-        <w:rPr>
-          <w:b w:val="1"/>
-          <w:bCs w:val="1"/>
-        </w:rPr>
-      </w:pPr>
-      <w:r>
-        <w:rPr>
-          <w:rtl w:val="0"/>
-        </w:rPr>
-      </w:r>
+        </w:rPr>
+        <w:t>NICE-TO-HAVE</w:t>
+      </w:r>
+    </w:p>
+    <w:p>
+      <w:pPr>
+        <w:rPr>
+          <w:b/>
+          <w:bCs/>
+        </w:rPr>
+      </w:pPr>
+    </w:p>
+    <w:p>
+      <w:pPr>
+        <w:rPr>
+          <w:b/>
+          <w:bCs/>
+        </w:rPr>
+      </w:pPr>
+    </w:p>
+    <w:p>
+      <w:pPr>
+        <w:rPr>
+          <w:b/>
+          <w:bCs/>
+        </w:rPr>
+      </w:pPr>
+    </w:p>
+    <w:p>
+      <w:pPr>
+        <w:rPr>
+          <w:b/>
+          <w:bCs/>
+        </w:rPr>
+      </w:pPr>
+    </w:p>
+    <w:p>
+      <w:pPr>
+        <w:rPr>
+          <w:b/>
+          <w:bCs/>
+        </w:rPr>
+      </w:pPr>
+    </w:p>
+    <w:p>
+      <w:pPr>
+        <w:rPr>
+          <w:b/>
+          <w:bCs/>
+        </w:rPr>
+      </w:pPr>
+    </w:p>
+    <w:p>
+      <w:pPr>
+        <w:rPr>
+          <w:b/>
+          <w:bCs/>
+        </w:rPr>
+      </w:pPr>
+    </w:p>
+    <w:p>
+      <w:pPr>
+        <w:rPr>
+          <w:b/>
+          <w:bCs/>
+        </w:rPr>
+      </w:pPr>
+    </w:p>
+    <w:p>
+      <w:pPr>
+        <w:rPr>
+          <w:b/>
+          <w:bCs/>
+        </w:rPr>
+      </w:pPr>
+      <w:r>
+        <w:rPr>
+          <w:b/>
+          <w:bCs/>
+        </w:rPr>
+        <w:t>PROJECT ADVISOR</w:t>
+      </w:r>
+    </w:p>
+    <w:p>
+      <w:r>
+        <w:t xml:space="preserve">Engr. </w:t>
+      </w:r>
+      <w:proofErr w:type="spellStart"/>
+      <w:r>
+        <w:t>Violdan</w:t>
+      </w:r>
+      <w:proofErr w:type="spellEnd"/>
+      <w:r>
+        <w:t xml:space="preserve"> </w:t>
+      </w:r>
+      <w:proofErr w:type="spellStart"/>
+      <w:r>
+        <w:t>Bayocot</w:t>
+      </w:r>
+      <w:proofErr w:type="spellEnd"/>
+    </w:p>
+    <w:p/>
+    <w:p/>
+    <w:p/>
+    <w:p>
+      <w:pPr>
+        <w:rPr>
+          <w:b/>
+          <w:bCs/>
+        </w:rPr>
+      </w:pPr>
+      <w:r>
+        <w:rPr>
+          <w:b/>
+          <w:bCs/>
+        </w:rPr>
+        <w:t>PROJECT COORDINATOR</w:t>
+      </w:r>
+    </w:p>
+    <w:p>
+      <w:r>
+        <w:t>Engr. Alyssa Joyce Tan</w:t>
+      </w:r>
+    </w:p>
+    <w:p>
+      <w:bookmarkStart w:id="3" w:name="_GoBack"/>
+      <w:bookmarkEnd w:id="3"/>
+    </w:p>
+    <w:p>
+      <w:r>
+        <w:rPr>
+          <w:b/>
+          <w:bCs/>
+        </w:rPr>
+        <w:t>CHAIRMAN OF THE PANEL</w:t>
+      </w:r>
+    </w:p>
+    <w:p/>
+    <w:p/>
+    <w:p>
+      <w:pPr>
+        <w:rPr>
+          <w:b/>
+          <w:bCs/>
+        </w:rPr>
+      </w:pPr>
+      <w:r>
+        <w:rPr>
+          <w:b/>
+          <w:bCs/>
+        </w:rPr>
+        <w:t>PANELIST</w:t>
+      </w:r>
+    </w:p>
+    <w:p>
+      <w:pPr>
+        <w:rPr>
+          <w:b/>
+          <w:bCs/>
+        </w:rPr>
+      </w:pPr>
+    </w:p>
+    <w:p>
+      <w:pPr>
+        <w:rPr>
+          <w:b/>
+          <w:bCs/>
+        </w:rPr>
+      </w:pPr>
+    </w:p>
+    <w:p>
+      <w:pPr>
+        <w:rPr>
+          <w:b/>
+          <w:bCs/>
+        </w:rPr>
+      </w:pPr>
+    </w:p>
+    <w:p>
+      <w:pPr>
+        <w:rPr>
+          <w:b/>
+          <w:bCs/>
+        </w:rPr>
+      </w:pPr>
     </w:p>
     <w:sectPr>
-      <w:pgSz w:h="15840" w:w="12240" w:orient="portrait"/>
-      <w:pgMar w:bottom="1440" w:top="1440" w:left="1440" w:right="1440" w:header="720" w:footer="720"/>
+      <w:pgSz w:w="12240" w:h="15840"/>
+      <w:pgMar w:top="1440" w:right="1440" w:bottom="1440" w:left="1440" w:header="720" w:footer="720" w:gutter="0"/>
       <w:pgNumType w:start="1"/>
+      <w:cols w:space="720"/>
     </w:sectPr>
   </w:body>
 </w:document>
 </file>
 
 <file path=word/numbering.xml><?xml version="1.0" encoding="utf-8"?>
-<w:numbering xmlns:mc="http://schemas.openxmlformats.org/markup-compatibility/2006" xmlns:o="urn:schemas-microsoft-com:office:office" xmlns:r="http://schemas.openxmlformats.org/officeDocument/2006/relationships" xmlns:m="http://schemas.openxmlformats.org/officeDocument/2006/math" xmlns:v="urn:schemas-microsoft-com:vml" xmlns:wp="http://schemas.openxmlformats.org/drawingml/2006/wordprocessingDrawing" xmlns:w10="urn:schemas-microsoft-com:office:word" xmlns:w="http://schemas.openxmlformats.org/wordprocessingml/2006/main" xmlns:wne="http://schemas.microsoft.com/office/word/2006/wordml" xmlns:sl="http://schemas.openxmlformats.org/schemaLibrary/2006/main" xmlns:a="http://schemas.openxmlformats.org/drawingml/2006/main" xmlns:pic="http://schemas.openxmlformats.org/drawingml/2006/picture" xmlns:c="http://schemas.openxmlformats.org/drawingml/2006/chart" xmlns:lc="http://schemas.openxmlformats.org/drawingml/2006/lockedCanvas" xmlns:dgm="http://schemas.openxmlformats.org/drawingml/2006/diagram" xmlns:wps="http://schemas.microsoft.com/office/word/2010/wordprocessingShape" xmlns:wpg="http://schemas.microsoft.com/office/word/2010/wordprocessingGroup" xmlns:w14="http://schemas.microsoft.com/office/word/2010/wordml" xmlns:w15="http://schemas.microsoft.com/office/word/2012/wordml" xmlns:w16="http://schemas.microsoft.com/office/word/2018/wordml" xmlns:w16cex="http://schemas.microsoft.com/office/word/2018/wordml/cex" xmlns:w16cid="http://schemas.microsoft.com/office/word/2016/wordml/cid" xmlns="http://schemas.microsoft.com/office/tasks/2019/documenttasks" xmlns:cr="http://schemas.microsoft.com/office/comments/2020/reactions">
-  <w:abstractNum w:abstractNumId="1">
+<w:numbering xmlns:wpc="http://schemas.microsoft.com/office/word/2010/wordprocessingCanvas" xmlns:cx="http://schemas.microsoft.com/office/drawing/2014/chartex" xmlns:cx1="http://schemas.microsoft.com/office/drawing/2015/9/8/chartex" xmlns:cx2="http://schemas.microsoft.com/office/drawing/2015/10/21/chartex" xmlns:cx3="http://schemas.microsoft.com/office/drawing/2016/5/9/chartex" xmlns:cx4="http://schemas.microsoft.com/office/drawing/2016/5/10/chartex" xmlns:cx5="http://schemas.microsoft.com/office/drawing/2016/5/11/chartex" xmlns:cx6="http://schemas.microsoft.com/office/drawing/2016/5/12/chartex" xmlns:cx7="http://schemas.microsoft.com/office/drawing/2016/5/13/chartex" xmlns:cx8="http://schemas.microsoft.com/office/drawing/2016/5/14/chartex" xmlns:mc="http://schemas.openxmlformats.org/markup-compatibility/2006" xmlns:aink="http://schemas.microsoft.com/office/drawing/2016/ink" xmlns:am3d="http://schemas.microsoft.com/office/drawing/2017/model3d" xmlns:o="urn:schemas-microsoft-com:office:office" xmlns:r="http://schemas.openxmlformats.org/officeDocument/2006/relationships" xmlns:m="http://schemas.openxmlformats.org/officeDocument/2006/math" xmlns:v="urn:schemas-microsoft-com:vml" xmlns:wp14="http://schemas.microsoft.com/office/word/2010/wordprocessingDrawing" xmlns:wp="http://schemas.openxmlformats.org/drawingml/2006/wordprocessingDrawing" xmlns:w10="urn:schemas-microsoft-com:office:word" xmlns:w="http://schemas.openxmlformats.org/wordprocessingml/2006/main" xmlns:w14="http://schemas.microsoft.com/office/word/2010/wordml" xmlns:w15="http://schemas.microsoft.com/office/word/2012/wordml" xmlns:w16cid="http://schemas.microsoft.com/office/word/2016/wordml/cid" xmlns:w16se="http://schemas.microsoft.com/office/word/2015/wordml/symex" xmlns:wpg="http://schemas.microsoft.com/office/word/2010/wordprocessingGroup" xmlns:wpi="http://schemas.microsoft.com/office/word/2010/wordprocessingInk" xmlns:wne="http://schemas.microsoft.com/office/word/2006/wordml" xmlns:wps="http://schemas.microsoft.com/office/word/2010/wordprocessingShape" mc:Ignorable="w14 w15 w16se w16cid wp14">
+  <w:abstractNum w:abstractNumId="0" w15:restartNumberingAfterBreak="0">
+    <w:nsid w:val="03F918AD"/>
+    <w:multiLevelType w:val="multilevel"/>
+    <w:tmpl w:val="A7E453D8"/>
     <w:lvl w:ilvl="0">
       <w:start w:val="1"/>
       <w:numFmt w:val="bullet"/>
@@ -2097,7 +1823,10 @@
       </w:rPr>
     </w:lvl>
   </w:abstractNum>
-  <w:abstractNum w:abstractNumId="2">
+  <w:abstractNum w:abstractNumId="1" w15:restartNumberingAfterBreak="0">
+    <w:nsid w:val="068603D3"/>
+    <w:multiLevelType w:val="multilevel"/>
+    <w:tmpl w:val="AA842012"/>
     <w:lvl w:ilvl="0">
       <w:start w:val="1"/>
       <w:numFmt w:val="bullet"/>
@@ -2207,7 +1936,10 @@
       </w:rPr>
     </w:lvl>
   </w:abstractNum>
-  <w:abstractNum w:abstractNumId="3">
+  <w:abstractNum w:abstractNumId="2" w15:restartNumberingAfterBreak="0">
+    <w:nsid w:val="118F47A1"/>
+    <w:multiLevelType w:val="multilevel"/>
+    <w:tmpl w:val="474A3F38"/>
     <w:lvl w:ilvl="0">
       <w:start w:val="1"/>
       <w:numFmt w:val="bullet"/>
@@ -2317,7 +2049,10 @@
       </w:rPr>
     </w:lvl>
   </w:abstractNum>
-  <w:abstractNum w:abstractNumId="4">
+  <w:abstractNum w:abstractNumId="3" w15:restartNumberingAfterBreak="0">
+    <w:nsid w:val="2251257B"/>
+    <w:multiLevelType w:val="multilevel"/>
+    <w:tmpl w:val="26ACE106"/>
     <w:lvl w:ilvl="0">
       <w:start w:val="1"/>
       <w:numFmt w:val="bullet"/>
@@ -2427,7 +2162,10 @@
       </w:rPr>
     </w:lvl>
   </w:abstractNum>
-  <w:abstractNum w:abstractNumId="5">
+  <w:abstractNum w:abstractNumId="4" w15:restartNumberingAfterBreak="0">
+    <w:nsid w:val="27B17D29"/>
+    <w:multiLevelType w:val="multilevel"/>
+    <w:tmpl w:val="A2204E86"/>
     <w:lvl w:ilvl="0">
       <w:start w:val="1"/>
       <w:numFmt w:val="bullet"/>
@@ -2537,7 +2275,10 @@
       </w:rPr>
     </w:lvl>
   </w:abstractNum>
-  <w:abstractNum w:abstractNumId="6">
+  <w:abstractNum w:abstractNumId="5" w15:restartNumberingAfterBreak="0">
+    <w:nsid w:val="47857034"/>
+    <w:multiLevelType w:val="multilevel"/>
+    <w:tmpl w:val="71985EDC"/>
     <w:lvl w:ilvl="0">
       <w:start w:val="1"/>
       <w:numFmt w:val="bullet"/>
@@ -2647,7 +2388,10 @@
       </w:rPr>
     </w:lvl>
   </w:abstractNum>
-  <w:abstractNum w:abstractNumId="7">
+  <w:abstractNum w:abstractNumId="6" w15:restartNumberingAfterBreak="0">
+    <w:nsid w:val="47F25AB5"/>
+    <w:multiLevelType w:val="multilevel"/>
+    <w:tmpl w:val="12988FDC"/>
     <w:lvl w:ilvl="0">
       <w:start w:val="1"/>
       <w:numFmt w:val="bullet"/>
@@ -2757,7 +2501,10 @@
       </w:rPr>
     </w:lvl>
   </w:abstractNum>
-  <w:abstractNum w:abstractNumId="8">
+  <w:abstractNum w:abstractNumId="7" w15:restartNumberingAfterBreak="0">
+    <w:nsid w:val="507E365B"/>
+    <w:multiLevelType w:val="multilevel"/>
+    <w:tmpl w:val="EB743E70"/>
     <w:lvl w:ilvl="0">
       <w:start w:val="1"/>
       <w:numFmt w:val="bullet"/>
@@ -2867,7 +2614,10 @@
       </w:rPr>
     </w:lvl>
   </w:abstractNum>
-  <w:abstractNum w:abstractNumId="9">
+  <w:abstractNum w:abstractNumId="8" w15:restartNumberingAfterBreak="0">
+    <w:nsid w:val="616C3627"/>
+    <w:multiLevelType w:val="multilevel"/>
+    <w:tmpl w:val="42ECB55C"/>
     <w:lvl w:ilvl="0">
       <w:start w:val="1"/>
       <w:numFmt w:val="bullet"/>
@@ -2977,7 +2727,10 @@
       </w:rPr>
     </w:lvl>
   </w:abstractNum>
-  <w:abstractNum w:abstractNumId="10">
+  <w:abstractNum w:abstractNumId="9" w15:restartNumberingAfterBreak="0">
+    <w:nsid w:val="687F17AE"/>
+    <w:multiLevelType w:val="multilevel"/>
+    <w:tmpl w:val="2ADA77FA"/>
     <w:lvl w:ilvl="0">
       <w:start w:val="1"/>
       <w:numFmt w:val="bullet"/>
@@ -3087,7 +2840,10 @@
       </w:rPr>
     </w:lvl>
   </w:abstractNum>
-  <w:abstractNum w:abstractNumId="11">
+  <w:abstractNum w:abstractNumId="10" w15:restartNumberingAfterBreak="0">
+    <w:nsid w:val="6AA169EC"/>
+    <w:multiLevelType w:val="multilevel"/>
+    <w:tmpl w:val="99F6F3B2"/>
     <w:lvl w:ilvl="0">
       <w:start w:val="1"/>
       <w:numFmt w:val="bullet"/>
@@ -3198,50 +2954,50 @@
     </w:lvl>
   </w:abstractNum>
   <w:num w:numId="1">
+    <w:abstractNumId w:val="0"/>
+  </w:num>
+  <w:num w:numId="2">
     <w:abstractNumId w:val="1"/>
   </w:num>
-  <w:num w:numId="2">
+  <w:num w:numId="3">
+    <w:abstractNumId w:val="7"/>
+  </w:num>
+  <w:num w:numId="4">
+    <w:abstractNumId w:val="8"/>
+  </w:num>
+  <w:num w:numId="5">
     <w:abstractNumId w:val="2"/>
   </w:num>
-  <w:num w:numId="3">
+  <w:num w:numId="6">
+    <w:abstractNumId w:val="9"/>
+  </w:num>
+  <w:num w:numId="7">
     <w:abstractNumId w:val="3"/>
   </w:num>
-  <w:num w:numId="4">
+  <w:num w:numId="8">
     <w:abstractNumId w:val="4"/>
   </w:num>
-  <w:num w:numId="5">
+  <w:num w:numId="9">
+    <w:abstractNumId w:val="10"/>
+  </w:num>
+  <w:num w:numId="10">
     <w:abstractNumId w:val="5"/>
   </w:num>
-  <w:num w:numId="6">
+  <w:num w:numId="11">
     <w:abstractNumId w:val="6"/>
-  </w:num>
-  <w:num w:numId="7">
-    <w:abstractNumId w:val="7"/>
-  </w:num>
-  <w:num w:numId="8">
-    <w:abstractNumId w:val="8"/>
-  </w:num>
-  <w:num w:numId="9">
-    <w:abstractNumId w:val="9"/>
-  </w:num>
-  <w:num w:numId="10">
-    <w:abstractNumId w:val="10"/>
-  </w:num>
-  <w:num w:numId="11">
-    <w:abstractNumId w:val="11"/>
   </w:num>
 </w:numbering>
 </file>
 
 <file path=word/styles.xml><?xml version="1.0" encoding="utf-8"?>
-<w:styles xmlns:mc="http://schemas.openxmlformats.org/markup-compatibility/2006" xmlns:o="urn:schemas-microsoft-com:office:office" xmlns:r="http://schemas.openxmlformats.org/officeDocument/2006/relationships" xmlns:m="http://schemas.openxmlformats.org/officeDocument/2006/math" xmlns:v="urn:schemas-microsoft-com:vml" xmlns:wp="http://schemas.openxmlformats.org/drawingml/2006/wordprocessingDrawing" xmlns:w10="urn:schemas-microsoft-com:office:word" xmlns:w="http://schemas.openxmlformats.org/wordprocessingml/2006/main" xmlns:wne="http://schemas.microsoft.com/office/word/2006/wordml" xmlns:sl="http://schemas.openxmlformats.org/schemaLibrary/2006/main" xmlns:a="http://schemas.openxmlformats.org/drawingml/2006/main" xmlns:pic="http://schemas.openxmlformats.org/drawingml/2006/picture" xmlns:c="http://schemas.openxmlformats.org/drawingml/2006/chart" xmlns:lc="http://schemas.openxmlformats.org/drawingml/2006/lockedCanvas" xmlns:dgm="http://schemas.openxmlformats.org/drawingml/2006/diagram" xmlns:wps="http://schemas.microsoft.com/office/word/2010/wordprocessingShape" xmlns:wpg="http://schemas.microsoft.com/office/word/2010/wordprocessingGroup" xmlns:w14="http://schemas.microsoft.com/office/word/2010/wordml" xmlns:w15="http://schemas.microsoft.com/office/word/2012/wordml" xmlns:w16="http://schemas.microsoft.com/office/word/2018/wordml" xmlns:w16cex="http://schemas.microsoft.com/office/word/2018/wordml/cex" xmlns:w16cid="http://schemas.microsoft.com/office/word/2016/wordml/cid" xmlns="http://schemas.microsoft.com/office/tasks/2019/documenttasks" xmlns:cr="http://schemas.microsoft.com/office/comments/2020/reactions">
+<w:styles xmlns:mc="http://schemas.openxmlformats.org/markup-compatibility/2006" xmlns:r="http://schemas.openxmlformats.org/officeDocument/2006/relationships" xmlns:w="http://schemas.openxmlformats.org/wordprocessingml/2006/main" xmlns:w14="http://schemas.microsoft.com/office/word/2010/wordml" xmlns:w15="http://schemas.microsoft.com/office/word/2012/wordml" xmlns:w16cid="http://schemas.microsoft.com/office/word/2016/wordml/cid" xmlns:w16se="http://schemas.microsoft.com/office/word/2015/wordml/symex" mc:Ignorable="w14 w15 w16se w16cid">
   <w:docDefaults>
     <w:rPrDefault>
       <w:rPr>
-        <w:rFonts w:ascii="Arial" w:cs="Arial" w:eastAsia="Arial" w:hAnsi="Arial"/>
+        <w:rFonts w:ascii="Arial" w:eastAsia="Arial" w:hAnsi="Arial" w:cs="Arial"/>
         <w:sz w:val="22"/>
         <w:szCs w:val="22"/>
-        <w:lang w:val="en"/>
+        <w:lang w:val="en" w:eastAsia="en-PH" w:bidi="ar-SA"/>
       </w:rPr>
     </w:rPrDefault>
     <w:pPrDefault>
@@ -3250,29 +3006,398 @@
       </w:pPr>
     </w:pPrDefault>
   </w:docDefaults>
-  <w:style w:type="table" w:styleId="TableNormal" w:default="1">
-    <w:name w:val="TableNormal"/>
-    <w:tblPr>
-      <w:tblCellMar>
-        <w:top w:w="100.0" w:type="dxa"/>
-        <w:left w:w="100.0" w:type="dxa"/>
-        <w:bottom w:w="100.0" w:type="dxa"/>
-        <w:right w:w="100.0" w:type="dxa"/>
-      </w:tblCellMar>
-    </w:tblPr>
-  </w:style>
-  <w:style w:type="paragraph" w:styleId="Normal" w:default="1">
-    <w:name w:val="normal"/>
+  <w:latentStyles w:defLockedState="0" w:defUIPriority="99" w:defSemiHidden="0" w:defUnhideWhenUsed="0" w:defQFormat="0" w:count="375">
+    <w:lsdException w:name="Normal" w:uiPriority="0" w:qFormat="1"/>
+    <w:lsdException w:name="heading 1" w:uiPriority="9" w:qFormat="1"/>
+    <w:lsdException w:name="heading 2" w:semiHidden="1" w:uiPriority="9" w:unhideWhenUsed="1" w:qFormat="1"/>
+    <w:lsdException w:name="heading 3" w:semiHidden="1" w:uiPriority="9" w:unhideWhenUsed="1" w:qFormat="1"/>
+    <w:lsdException w:name="heading 4" w:semiHidden="1" w:uiPriority="9" w:unhideWhenUsed="1" w:qFormat="1"/>
+    <w:lsdException w:name="heading 5" w:semiHidden="1" w:uiPriority="9" w:unhideWhenUsed="1" w:qFormat="1"/>
+    <w:lsdException w:name="heading 6" w:semiHidden="1" w:uiPriority="9" w:unhideWhenUsed="1" w:qFormat="1"/>
+    <w:lsdException w:name="heading 7" w:semiHidden="1" w:uiPriority="9" w:unhideWhenUsed="1" w:qFormat="1"/>
+    <w:lsdException w:name="heading 8" w:semiHidden="1" w:uiPriority="9" w:unhideWhenUsed="1" w:qFormat="1"/>
+    <w:lsdException w:name="heading 9" w:semiHidden="1" w:uiPriority="9" w:unhideWhenUsed="1" w:qFormat="1"/>
+    <w:lsdException w:name="index 1" w:semiHidden="1" w:unhideWhenUsed="1"/>
+    <w:lsdException w:name="index 2" w:semiHidden="1" w:unhideWhenUsed="1"/>
+    <w:lsdException w:name="index 3" w:semiHidden="1" w:unhideWhenUsed="1"/>
+    <w:lsdException w:name="index 4" w:semiHidden="1" w:unhideWhenUsed="1"/>
+    <w:lsdException w:name="index 5" w:semiHidden="1" w:unhideWhenUsed="1"/>
+    <w:lsdException w:name="index 6" w:semiHidden="1" w:unhideWhenUsed="1"/>
+    <w:lsdException w:name="index 7" w:semiHidden="1" w:unhideWhenUsed="1"/>
+    <w:lsdException w:name="index 8" w:semiHidden="1" w:unhideWhenUsed="1"/>
+    <w:lsdException w:name="index 9" w:semiHidden="1" w:unhideWhenUsed="1"/>
+    <w:lsdException w:name="toc 1" w:semiHidden="1" w:uiPriority="39" w:unhideWhenUsed="1"/>
+    <w:lsdException w:name="toc 2" w:semiHidden="1" w:uiPriority="39" w:unhideWhenUsed="1"/>
+    <w:lsdException w:name="toc 3" w:semiHidden="1" w:uiPriority="39" w:unhideWhenUsed="1"/>
+    <w:lsdException w:name="toc 4" w:semiHidden="1" w:uiPriority="39" w:unhideWhenUsed="1"/>
+    <w:lsdException w:name="toc 5" w:semiHidden="1" w:uiPriority="39" w:unhideWhenUsed="1"/>
+    <w:lsdException w:name="toc 6" w:semiHidden="1" w:uiPriority="39" w:unhideWhenUsed="1"/>
+    <w:lsdException w:name="toc 7" w:semiHidden="1" w:uiPriority="39" w:unhideWhenUsed="1"/>
+    <w:lsdException w:name="toc 8" w:semiHidden="1" w:uiPriority="39" w:unhideWhenUsed="1"/>
+    <w:lsdException w:name="toc 9" w:semiHidden="1" w:uiPriority="39" w:unhideWhenUsed="1"/>
+    <w:lsdException w:name="Normal Indent" w:semiHidden="1" w:unhideWhenUsed="1"/>
+    <w:lsdException w:name="footnote text" w:semiHidden="1" w:unhideWhenUsed="1"/>
+    <w:lsdException w:name="annotation text" w:semiHidden="1" w:unhideWhenUsed="1"/>
+    <w:lsdException w:name="header" w:semiHidden="1" w:unhideWhenUsed="1"/>
+    <w:lsdException w:name="footer" w:semiHidden="1" w:unhideWhenUsed="1"/>
+    <w:lsdException w:name="index heading" w:semiHidden="1" w:unhideWhenUsed="1"/>
+    <w:lsdException w:name="caption" w:semiHidden="1" w:uiPriority="35" w:unhideWhenUsed="1" w:qFormat="1"/>
+    <w:lsdException w:name="table of figures" w:semiHidden="1" w:unhideWhenUsed="1"/>
+    <w:lsdException w:name="envelope address" w:semiHidden="1" w:unhideWhenUsed="1"/>
+    <w:lsdException w:name="envelope return" w:semiHidden="1" w:unhideWhenUsed="1"/>
+    <w:lsdException w:name="footnote reference" w:semiHidden="1" w:unhideWhenUsed="1"/>
+    <w:lsdException w:name="annotation reference" w:semiHidden="1" w:unhideWhenUsed="1"/>
+    <w:lsdException w:name="line number" w:semiHidden="1" w:unhideWhenUsed="1"/>
+    <w:lsdException w:name="page number" w:semiHidden="1" w:unhideWhenUsed="1"/>
+    <w:lsdException w:name="endnote reference" w:semiHidden="1" w:unhideWhenUsed="1"/>
+    <w:lsdException w:name="endnote text" w:semiHidden="1" w:unhideWhenUsed="1"/>
+    <w:lsdException w:name="table of authorities" w:semiHidden="1" w:unhideWhenUsed="1"/>
+    <w:lsdException w:name="macro" w:semiHidden="1" w:unhideWhenUsed="1"/>
+    <w:lsdException w:name="toa heading" w:semiHidden="1" w:unhideWhenUsed="1"/>
+    <w:lsdException w:name="List" w:semiHidden="1" w:unhideWhenUsed="1"/>
+    <w:lsdException w:name="List Bullet" w:semiHidden="1" w:unhideWhenUsed="1"/>
+    <w:lsdException w:name="List Number" w:semiHidden="1" w:unhideWhenUsed="1"/>
+    <w:lsdException w:name="List 2" w:semiHidden="1" w:unhideWhenUsed="1"/>
+    <w:lsdException w:name="List 3" w:semiHidden="1" w:unhideWhenUsed="1"/>
+    <w:lsdException w:name="List 4" w:semiHidden="1" w:unhideWhenUsed="1"/>
+    <w:lsdException w:name="List 5" w:semiHidden="1" w:unhideWhenUsed="1"/>
+    <w:lsdException w:name="List Bullet 2" w:semiHidden="1" w:unhideWhenUsed="1"/>
+    <w:lsdException w:name="List Bullet 3" w:semiHidden="1" w:unhideWhenUsed="1"/>
+    <w:lsdException w:name="List Bullet 4" w:semiHidden="1" w:unhideWhenUsed="1"/>
+    <w:lsdException w:name="List Bullet 5" w:semiHidden="1" w:unhideWhenUsed="1"/>
+    <w:lsdException w:name="List Number 2" w:semiHidden="1" w:unhideWhenUsed="1"/>
+    <w:lsdException w:name="List Number 3" w:semiHidden="1" w:unhideWhenUsed="1"/>
+    <w:lsdException w:name="List Number 4" w:semiHidden="1" w:unhideWhenUsed="1"/>
+    <w:lsdException w:name="List Number 5" w:semiHidden="1" w:unhideWhenUsed="1"/>
+    <w:lsdException w:name="Title" w:uiPriority="10" w:qFormat="1"/>
+    <w:lsdException w:name="Closing" w:semiHidden="1" w:unhideWhenUsed="1"/>
+    <w:lsdException w:name="Signature" w:semiHidden="1" w:unhideWhenUsed="1"/>
+    <w:lsdException w:name="Default Paragraph Font" w:semiHidden="1" w:uiPriority="1" w:unhideWhenUsed="1"/>
+    <w:lsdException w:name="Body Text" w:semiHidden="1" w:unhideWhenUsed="1"/>
+    <w:lsdException w:name="Body Text Indent" w:semiHidden="1" w:unhideWhenUsed="1"/>
+    <w:lsdException w:name="List Continue" w:semiHidden="1" w:unhideWhenUsed="1"/>
+    <w:lsdException w:name="List Continue 2" w:semiHidden="1" w:unhideWhenUsed="1"/>
+    <w:lsdException w:name="List Continue 3" w:semiHidden="1" w:unhideWhenUsed="1"/>
+    <w:lsdException w:name="List Continue 4" w:semiHidden="1" w:unhideWhenUsed="1"/>
+    <w:lsdException w:name="List Continue 5" w:semiHidden="1" w:unhideWhenUsed="1"/>
+    <w:lsdException w:name="Message Header" w:semiHidden="1" w:unhideWhenUsed="1"/>
+    <w:lsdException w:name="Subtitle" w:uiPriority="11" w:qFormat="1"/>
+    <w:lsdException w:name="Salutation" w:semiHidden="1" w:unhideWhenUsed="1"/>
+    <w:lsdException w:name="Date" w:semiHidden="1" w:unhideWhenUsed="1"/>
+    <w:lsdException w:name="Body Text First Indent" w:semiHidden="1" w:unhideWhenUsed="1"/>
+    <w:lsdException w:name="Body Text First Indent 2" w:semiHidden="1" w:unhideWhenUsed="1"/>
+    <w:lsdException w:name="Note Heading" w:semiHidden="1" w:unhideWhenUsed="1"/>
+    <w:lsdException w:name="Body Text 2" w:semiHidden="1" w:unhideWhenUsed="1"/>
+    <w:lsdException w:name="Body Text 3" w:semiHidden="1" w:unhideWhenUsed="1"/>
+    <w:lsdException w:name="Body Text Indent 2" w:semiHidden="1" w:unhideWhenUsed="1"/>
+    <w:lsdException w:name="Body Text Indent 3" w:semiHidden="1" w:unhideWhenUsed="1"/>
+    <w:lsdException w:name="Block Text" w:semiHidden="1" w:unhideWhenUsed="1"/>
+    <w:lsdException w:name="Hyperlink" w:semiHidden="1" w:unhideWhenUsed="1"/>
+    <w:lsdException w:name="FollowedHyperlink" w:semiHidden="1" w:unhideWhenUsed="1"/>
+    <w:lsdException w:name="Strong" w:uiPriority="22" w:qFormat="1"/>
+    <w:lsdException w:name="Emphasis" w:uiPriority="20" w:qFormat="1"/>
+    <w:lsdException w:name="Document Map" w:semiHidden="1" w:unhideWhenUsed="1"/>
+    <w:lsdException w:name="Plain Text" w:semiHidden="1" w:unhideWhenUsed="1"/>
+    <w:lsdException w:name="E-mail Signature" w:semiHidden="1" w:unhideWhenUsed="1"/>
+    <w:lsdException w:name="HTML Top of Form" w:semiHidden="1" w:unhideWhenUsed="1"/>
+    <w:lsdException w:name="HTML Bottom of Form" w:semiHidden="1" w:unhideWhenUsed="1"/>
+    <w:lsdException w:name="Normal (Web)" w:semiHidden="1" w:unhideWhenUsed="1"/>
+    <w:lsdException w:name="HTML Acronym" w:semiHidden="1" w:unhideWhenUsed="1"/>
+    <w:lsdException w:name="HTML Address" w:semiHidden="1" w:unhideWhenUsed="1"/>
+    <w:lsdException w:name="HTML Cite" w:semiHidden="1" w:unhideWhenUsed="1"/>
+    <w:lsdException w:name="HTML Code" w:semiHidden="1" w:unhideWhenUsed="1"/>
+    <w:lsdException w:name="HTML Definition" w:semiHidden="1" w:unhideWhenUsed="1"/>
+    <w:lsdException w:name="HTML Keyboard" w:semiHidden="1" w:unhideWhenUsed="1"/>
+    <w:lsdException w:name="HTML Preformatted" w:semiHidden="1" w:unhideWhenUsed="1"/>
+    <w:lsdException w:name="HTML Sample" w:semiHidden="1" w:unhideWhenUsed="1"/>
+    <w:lsdException w:name="HTML Typewriter" w:semiHidden="1" w:unhideWhenUsed="1"/>
+    <w:lsdException w:name="HTML Variable" w:semiHidden="1" w:unhideWhenUsed="1"/>
+    <w:lsdException w:name="Normal Table" w:semiHidden="1" w:unhideWhenUsed="1"/>
+    <w:lsdException w:name="annotation subject" w:semiHidden="1" w:unhideWhenUsed="1"/>
+    <w:lsdException w:name="No List" w:semiHidden="1" w:unhideWhenUsed="1"/>
+    <w:lsdException w:name="Outline List 1" w:semiHidden="1" w:unhideWhenUsed="1"/>
+    <w:lsdException w:name="Outline List 2" w:semiHidden="1" w:unhideWhenUsed="1"/>
+    <w:lsdException w:name="Outline List 3" w:semiHidden="1" w:unhideWhenUsed="1"/>
+    <w:lsdException w:name="Table Simple 1" w:semiHidden="1" w:unhideWhenUsed="1"/>
+    <w:lsdException w:name="Table Simple 2" w:semiHidden="1" w:unhideWhenUsed="1"/>
+    <w:lsdException w:name="Table Simple 3" w:semiHidden="1" w:unhideWhenUsed="1"/>
+    <w:lsdException w:name="Table Classic 1" w:semiHidden="1" w:unhideWhenUsed="1"/>
+    <w:lsdException w:name="Table Classic 2" w:semiHidden="1" w:unhideWhenUsed="1"/>
+    <w:lsdException w:name="Table Classic 3" w:semiHidden="1" w:unhideWhenUsed="1"/>
+    <w:lsdException w:name="Table Classic 4" w:semiHidden="1" w:unhideWhenUsed="1"/>
+    <w:lsdException w:name="Table Colorful 1" w:semiHidden="1" w:unhideWhenUsed="1"/>
+    <w:lsdException w:name="Table Colorful 2" w:semiHidden="1" w:unhideWhenUsed="1"/>
+    <w:lsdException w:name="Table Colorful 3" w:semiHidden="1" w:unhideWhenUsed="1"/>
+    <w:lsdException w:name="Table Columns 1" w:semiHidden="1" w:unhideWhenUsed="1"/>
+    <w:lsdException w:name="Table Columns 2" w:semiHidden="1" w:unhideWhenUsed="1"/>
+    <w:lsdException w:name="Table Columns 3" w:semiHidden="1" w:unhideWhenUsed="1"/>
+    <w:lsdException w:name="Table Columns 4" w:semiHidden="1" w:unhideWhenUsed="1"/>
+    <w:lsdException w:name="Table Columns 5" w:semiHidden="1" w:unhideWhenUsed="1"/>
+    <w:lsdException w:name="Table Grid 1" w:semiHidden="1" w:unhideWhenUsed="1"/>
+    <w:lsdException w:name="Table Grid 2" w:semiHidden="1" w:unhideWhenUsed="1"/>
+    <w:lsdException w:name="Table Grid 3" w:semiHidden="1" w:unhideWhenUsed="1"/>
+    <w:lsdException w:name="Table Grid 4" w:semiHidden="1" w:unhideWhenUsed="1"/>
+    <w:lsdException w:name="Table Grid 5" w:semiHidden="1" w:unhideWhenUsed="1"/>
+    <w:lsdException w:name="Table Grid 6" w:semiHidden="1" w:unhideWhenUsed="1"/>
+    <w:lsdException w:name="Table Grid 7" w:semiHidden="1" w:unhideWhenUsed="1"/>
+    <w:lsdException w:name="Table Grid 8" w:semiHidden="1" w:unhideWhenUsed="1"/>
+    <w:lsdException w:name="Table List 1" w:semiHidden="1" w:unhideWhenUsed="1"/>
+    <w:lsdException w:name="Table List 2" w:semiHidden="1" w:unhideWhenUsed="1"/>
+    <w:lsdException w:name="Table List 3" w:semiHidden="1" w:unhideWhenUsed="1"/>
+    <w:lsdException w:name="Table List 4" w:semiHidden="1" w:unhideWhenUsed="1"/>
+    <w:lsdException w:name="Table List 5" w:semiHidden="1" w:unhideWhenUsed="1"/>
+    <w:lsdException w:name="Table List 6" w:semiHidden="1" w:unhideWhenUsed="1"/>
+    <w:lsdException w:name="Table List 7" w:semiHidden="1" w:unhideWhenUsed="1"/>
+    <w:lsdException w:name="Table List 8" w:semiHidden="1" w:unhideWhenUsed="1"/>
+    <w:lsdException w:name="Table 3D effects 1" w:semiHidden="1" w:unhideWhenUsed="1"/>
+    <w:lsdException w:name="Table 3D effects 2" w:semiHidden="1" w:unhideWhenUsed="1"/>
+    <w:lsdException w:name="Table 3D effects 3" w:semiHidden="1" w:unhideWhenUsed="1"/>
+    <w:lsdException w:name="Table Contemporary" w:semiHidden="1" w:unhideWhenUsed="1"/>
+    <w:lsdException w:name="Table Elegant" w:semiHidden="1" w:unhideWhenUsed="1"/>
+    <w:lsdException w:name="Table Professional" w:semiHidden="1" w:unhideWhenUsed="1"/>
+    <w:lsdException w:name="Table Subtle 1" w:semiHidden="1" w:unhideWhenUsed="1"/>
+    <w:lsdException w:name="Table Subtle 2" w:semiHidden="1" w:unhideWhenUsed="1"/>
+    <w:lsdException w:name="Table Web 1" w:semiHidden="1" w:unhideWhenUsed="1"/>
+    <w:lsdException w:name="Table Web 2" w:semiHidden="1" w:unhideWhenUsed="1"/>
+    <w:lsdException w:name="Table Web 3" w:semiHidden="1" w:unhideWhenUsed="1"/>
+    <w:lsdException w:name="Balloon Text" w:semiHidden="1" w:unhideWhenUsed="1"/>
+    <w:lsdException w:name="Table Grid" w:uiPriority="39"/>
+    <w:lsdException w:name="Table Theme" w:semiHidden="1" w:unhideWhenUsed="1"/>
+    <w:lsdException w:name="Placeholder Text" w:semiHidden="1"/>
+    <w:lsdException w:name="No Spacing" w:uiPriority="1" w:qFormat="1"/>
+    <w:lsdException w:name="Light Shading" w:uiPriority="60"/>
+    <w:lsdException w:name="Light List" w:uiPriority="61"/>
+    <w:lsdException w:name="Light Grid" w:uiPriority="62"/>
+    <w:lsdException w:name="Medium Shading 1" w:uiPriority="63"/>
+    <w:lsdException w:name="Medium Shading 2" w:uiPriority="64"/>
+    <w:lsdException w:name="Medium List 1" w:uiPriority="65"/>
+    <w:lsdException w:name="Medium List 2" w:uiPriority="66"/>
+    <w:lsdException w:name="Medium Grid 1" w:uiPriority="67"/>
+    <w:lsdException w:name="Medium Grid 2" w:uiPriority="68"/>
+    <w:lsdException w:name="Medium Grid 3" w:uiPriority="69"/>
+    <w:lsdException w:name="Dark List" w:uiPriority="70"/>
+    <w:lsdException w:name="Colorful Shading" w:uiPriority="71"/>
+    <w:lsdException w:name="Colorful List" w:uiPriority="72"/>
+    <w:lsdException w:name="Colorful Grid" w:uiPriority="73"/>
+    <w:lsdException w:name="Light Shading Accent 1" w:uiPriority="60"/>
+    <w:lsdException w:name="Light List Accent 1" w:uiPriority="61"/>
+    <w:lsdException w:name="Light Grid Accent 1" w:uiPriority="62"/>
+    <w:lsdException w:name="Medium Shading 1 Accent 1" w:uiPriority="63"/>
+    <w:lsdException w:name="Medium Shading 2 Accent 1" w:uiPriority="64"/>
+    <w:lsdException w:name="Medium List 1 Accent 1" w:uiPriority="65"/>
+    <w:lsdException w:name="Revision" w:semiHidden="1"/>
+    <w:lsdException w:name="List Paragraph" w:uiPriority="34" w:qFormat="1"/>
+    <w:lsdException w:name="Quote" w:uiPriority="29" w:qFormat="1"/>
+    <w:lsdException w:name="Intense Quote" w:uiPriority="30" w:qFormat="1"/>
+    <w:lsdException w:name="Medium List 2 Accent 1" w:uiPriority="66"/>
+    <w:lsdException w:name="Medium Grid 1 Accent 1" w:uiPriority="67"/>
+    <w:lsdException w:name="Medium Grid 2 Accent 1" w:uiPriority="68"/>
+    <w:lsdException w:name="Medium Grid 3 Accent 1" w:uiPriority="69"/>
+    <w:lsdException w:name="Dark List Accent 1" w:uiPriority="70"/>
+    <w:lsdException w:name="Colorful Shading Accent 1" w:uiPriority="71"/>
+    <w:lsdException w:name="Colorful List Accent 1" w:uiPriority="72"/>
+    <w:lsdException w:name="Colorful Grid Accent 1" w:uiPriority="73"/>
+    <w:lsdException w:name="Light Shading Accent 2" w:uiPriority="60"/>
+    <w:lsdException w:name="Light List Accent 2" w:uiPriority="61"/>
+    <w:lsdException w:name="Light Grid Accent 2" w:uiPriority="62"/>
+    <w:lsdException w:name="Medium Shading 1 Accent 2" w:uiPriority="63"/>
+    <w:lsdException w:name="Medium Shading 2 Accent 2" w:uiPriority="64"/>
+    <w:lsdException w:name="Medium List 1 Accent 2" w:uiPriority="65"/>
+    <w:lsdException w:name="Medium List 2 Accent 2" w:uiPriority="66"/>
+    <w:lsdException w:name="Medium Grid 1 Accent 2" w:uiPriority="67"/>
+    <w:lsdException w:name="Medium Grid 2 Accent 2" w:uiPriority="68"/>
+    <w:lsdException w:name="Medium Grid 3 Accent 2" w:uiPriority="69"/>
+    <w:lsdException w:name="Dark List Accent 2" w:uiPriority="70"/>
+    <w:lsdException w:name="Colorful Shading Accent 2" w:uiPriority="71"/>
+    <w:lsdException w:name="Colorful List Accent 2" w:uiPriority="72"/>
+    <w:lsdException w:name="Colorful Grid Accent 2" w:uiPriority="73"/>
+    <w:lsdException w:name="Light Shading Accent 3" w:uiPriority="60"/>
+    <w:lsdException w:name="Light List Accent 3" w:uiPriority="61"/>
+    <w:lsdException w:name="Light Grid Accent 3" w:uiPriority="62"/>
+    <w:lsdException w:name="Medium Shading 1 Accent 3" w:uiPriority="63"/>
+    <w:lsdException w:name="Medium Shading 2 Accent 3" w:uiPriority="64"/>
+    <w:lsdException w:name="Medium List 1 Accent 3" w:uiPriority="65"/>
+    <w:lsdException w:name="Medium List 2 Accent 3" w:uiPriority="66"/>
+    <w:lsdException w:name="Medium Grid 1 Accent 3" w:uiPriority="67"/>
+    <w:lsdException w:name="Medium Grid 2 Accent 3" w:uiPriority="68"/>
+    <w:lsdException w:name="Medium Grid 3 Accent 3" w:uiPriority="69"/>
+    <w:lsdException w:name="Dark List Accent 3" w:uiPriority="70"/>
+    <w:lsdException w:name="Colorful Shading Accent 3" w:uiPriority="71"/>
+    <w:lsdException w:name="Colorful List Accent 3" w:uiPriority="72"/>
+    <w:lsdException w:name="Colorful Grid Accent 3" w:uiPriority="73"/>
+    <w:lsdException w:name="Light Shading Accent 4" w:uiPriority="60"/>
+    <w:lsdException w:name="Light List Accent 4" w:uiPriority="61"/>
+    <w:lsdException w:name="Light Grid Accent 4" w:uiPriority="62"/>
+    <w:lsdException w:name="Medium Shading 1 Accent 4" w:uiPriority="63"/>
+    <w:lsdException w:name="Medium Shading 2 Accent 4" w:uiPriority="64"/>
+    <w:lsdException w:name="Medium List 1 Accent 4" w:uiPriority="65"/>
+    <w:lsdException w:name="Medium List 2 Accent 4" w:uiPriority="66"/>
+    <w:lsdException w:name="Medium Grid 1 Accent 4" w:uiPriority="67"/>
+    <w:lsdException w:name="Medium Grid 2 Accent 4" w:uiPriority="68"/>
+    <w:lsdException w:name="Medium Grid 3 Accent 4" w:uiPriority="69"/>
+    <w:lsdException w:name="Dark List Accent 4" w:uiPriority="70"/>
+    <w:lsdException w:name="Colorful Shading Accent 4" w:uiPriority="71"/>
+    <w:lsdException w:name="Colorful List Accent 4" w:uiPriority="72"/>
+    <w:lsdException w:name="Colorful Grid Accent 4" w:uiPriority="73"/>
+    <w:lsdException w:name="Light Shading Accent 5" w:uiPriority="60"/>
+    <w:lsdException w:name="Light List Accent 5" w:uiPriority="61"/>
+    <w:lsdException w:name="Light Grid Accent 5" w:uiPriority="62"/>
+    <w:lsdException w:name="Medium Shading 1 Accent 5" w:uiPriority="63"/>
+    <w:lsdException w:name="Medium Shading 2 Accent 5" w:uiPriority="64"/>
+    <w:lsdException w:name="Medium List 1 Accent 5" w:uiPriority="65"/>
+    <w:lsdException w:name="Medium List 2 Accent 5" w:uiPriority="66"/>
+    <w:lsdException w:name="Medium Grid 1 Accent 5" w:uiPriority="67"/>
+    <w:lsdException w:name="Medium Grid 2 Accent 5" w:uiPriority="68"/>
+    <w:lsdException w:name="Medium Grid 3 Accent 5" w:uiPriority="69"/>
+    <w:lsdException w:name="Dark List Accent 5" w:uiPriority="70"/>
+    <w:lsdException w:name="Colorful Shading Accent 5" w:uiPriority="71"/>
+    <w:lsdException w:name="Colorful List Accent 5" w:uiPriority="72"/>
+    <w:lsdException w:name="Colorful Grid Accent 5" w:uiPriority="73"/>
+    <w:lsdException w:name="Light Shading Accent 6" w:uiPriority="60"/>
+    <w:lsdException w:name="Light List Accent 6" w:uiPriority="61"/>
+    <w:lsdException w:name="Light Grid Accent 6" w:uiPriority="62"/>
+    <w:lsdException w:name="Medium Shading 1 Accent 6" w:uiPriority="63"/>
+    <w:lsdException w:name="Medium Shading 2 Accent 6" w:uiPriority="64"/>
+    <w:lsdException w:name="Medium List 1 Accent 6" w:uiPriority="65"/>
+    <w:lsdException w:name="Medium List 2 Accent 6" w:uiPriority="66"/>
+    <w:lsdException w:name="Medium Grid 1 Accent 6" w:uiPriority="67"/>
+    <w:lsdException w:name="Medium Grid 2 Accent 6" w:uiPriority="68"/>
+    <w:lsdException w:name="Medium Grid 3 Accent 6" w:uiPriority="69"/>
+    <w:lsdException w:name="Dark List Accent 6" w:uiPriority="70"/>
+    <w:lsdException w:name="Colorful Shading Accent 6" w:uiPriority="71"/>
+    <w:lsdException w:name="Colorful List Accent 6" w:uiPriority="72"/>
+    <w:lsdException w:name="Colorful Grid Accent 6" w:uiPriority="73"/>
+    <w:lsdException w:name="Subtle Emphasis" w:uiPriority="19" w:qFormat="1"/>
+    <w:lsdException w:name="Intense Emphasis" w:uiPriority="21" w:qFormat="1"/>
+    <w:lsdException w:name="Subtle Reference" w:uiPriority="31" w:qFormat="1"/>
+    <w:lsdException w:name="Intense Reference" w:uiPriority="32" w:qFormat="1"/>
+    <w:lsdException w:name="Book Title" w:uiPriority="33" w:qFormat="1"/>
+    <w:lsdException w:name="Bibliography" w:semiHidden="1" w:uiPriority="37" w:unhideWhenUsed="1"/>
+    <w:lsdException w:name="TOC Heading" w:semiHidden="1" w:uiPriority="39" w:unhideWhenUsed="1" w:qFormat="1"/>
+    <w:lsdException w:name="Plain Table 1" w:uiPriority="41"/>
+    <w:lsdException w:name="Plain Table 2" w:uiPriority="42"/>
+    <w:lsdException w:name="Plain Table 3" w:uiPriority="43"/>
+    <w:lsdException w:name="Plain Table 4" w:uiPriority="44"/>
+    <w:lsdException w:name="Plain Table 5" w:uiPriority="45"/>
+    <w:lsdException w:name="Grid Table Light" w:uiPriority="40"/>
+    <w:lsdException w:name="Grid Table 1 Light" w:uiPriority="46"/>
+    <w:lsdException w:name="Grid Table 2" w:uiPriority="47"/>
+    <w:lsdException w:name="Grid Table 3" w:uiPriority="48"/>
+    <w:lsdException w:name="Grid Table 4" w:uiPriority="49"/>
+    <w:lsdException w:name="Grid Table 5 Dark" w:uiPriority="50"/>
+    <w:lsdException w:name="Grid Table 6 Colorful" w:uiPriority="51"/>
+    <w:lsdException w:name="Grid Table 7 Colorful" w:uiPriority="52"/>
+    <w:lsdException w:name="Grid Table 1 Light Accent 1" w:uiPriority="46"/>
+    <w:lsdException w:name="Grid Table 2 Accent 1" w:uiPriority="47"/>
+    <w:lsdException w:name="Grid Table 3 Accent 1" w:uiPriority="48"/>
+    <w:lsdException w:name="Grid Table 4 Accent 1" w:uiPriority="49"/>
+    <w:lsdException w:name="Grid Table 5 Dark Accent 1" w:uiPriority="50"/>
+    <w:lsdException w:name="Grid Table 6 Colorful Accent 1" w:uiPriority="51"/>
+    <w:lsdException w:name="Grid Table 7 Colorful Accent 1" w:uiPriority="52"/>
+    <w:lsdException w:name="Grid Table 1 Light Accent 2" w:uiPriority="46"/>
+    <w:lsdException w:name="Grid Table 2 Accent 2" w:uiPriority="47"/>
+    <w:lsdException w:name="Grid Table 3 Accent 2" w:uiPriority="48"/>
+    <w:lsdException w:name="Grid Table 4 Accent 2" w:uiPriority="49"/>
+    <w:lsdException w:name="Grid Table 5 Dark Accent 2" w:uiPriority="50"/>
+    <w:lsdException w:name="Grid Table 6 Colorful Accent 2" w:uiPriority="51"/>
+    <w:lsdException w:name="Grid Table 7 Colorful Accent 2" w:uiPriority="52"/>
+    <w:lsdException w:name="Grid Table 1 Light Accent 3" w:uiPriority="46"/>
+    <w:lsdException w:name="Grid Table 2 Accent 3" w:uiPriority="47"/>
+    <w:lsdException w:name="Grid Table 3 Accent 3" w:uiPriority="48"/>
+    <w:lsdException w:name="Grid Table 4 Accent 3" w:uiPriority="49"/>
+    <w:lsdException w:name="Grid Table 5 Dark Accent 3" w:uiPriority="50"/>
+    <w:lsdException w:name="Grid Table 6 Colorful Accent 3" w:uiPriority="51"/>
+    <w:lsdException w:name="Grid Table 7 Colorful Accent 3" w:uiPriority="52"/>
+    <w:lsdException w:name="Grid Table 1 Light Accent 4" w:uiPriority="46"/>
+    <w:lsdException w:name="Grid Table 2 Accent 4" w:uiPriority="47"/>
+    <w:lsdException w:name="Grid Table 3 Accent 4" w:uiPriority="48"/>
+    <w:lsdException w:name="Grid Table 4 Accent 4" w:uiPriority="49"/>
+    <w:lsdException w:name="Grid Table 5 Dark Accent 4" w:uiPriority="50"/>
+    <w:lsdException w:name="Grid Table 6 Colorful Accent 4" w:uiPriority="51"/>
+    <w:lsdException w:name="Grid Table 7 Colorful Accent 4" w:uiPriority="52"/>
+    <w:lsdException w:name="Grid Table 1 Light Accent 5" w:uiPriority="46"/>
+    <w:lsdException w:name="Grid Table 2 Accent 5" w:uiPriority="47"/>
+    <w:lsdException w:name="Grid Table 3 Accent 5" w:uiPriority="48"/>
+    <w:lsdException w:name="Grid Table 4 Accent 5" w:uiPriority="49"/>
+    <w:lsdException w:name="Grid Table 5 Dark Accent 5" w:uiPriority="50"/>
+    <w:lsdException w:name="Grid Table 6 Colorful Accent 5" w:uiPriority="51"/>
+    <w:lsdException w:name="Grid Table 7 Colorful Accent 5" w:uiPriority="52"/>
+    <w:lsdException w:name="Grid Table 1 Light Accent 6" w:uiPriority="46"/>
+    <w:lsdException w:name="Grid Table 2 Accent 6" w:uiPriority="47"/>
+    <w:lsdException w:name="Grid Table 3 Accent 6" w:uiPriority="48"/>
+    <w:lsdException w:name="Grid Table 4 Accent 6" w:uiPriority="49"/>
+    <w:lsdException w:name="Grid Table 5 Dark Accent 6" w:uiPriority="50"/>
+    <w:lsdException w:name="Grid Table 6 Colorful Accent 6" w:uiPriority="51"/>
+    <w:lsdException w:name="Grid Table 7 Colorful Accent 6" w:uiPriority="52"/>
+    <w:lsdException w:name="List Table 1 Light" w:uiPriority="46"/>
+    <w:lsdException w:name="List Table 2" w:uiPriority="47"/>
+    <w:lsdException w:name="List Table 3" w:uiPriority="48"/>
+    <w:lsdException w:name="List Table 4" w:uiPriority="49"/>
+    <w:lsdException w:name="List Table 5 Dark" w:uiPriority="50"/>
+    <w:lsdException w:name="List Table 6 Colorful" w:uiPriority="51"/>
+    <w:lsdException w:name="List Table 7 Colorful" w:uiPriority="52"/>
+    <w:lsdException w:name="List Table 1 Light Accent 1" w:uiPriority="46"/>
+    <w:lsdException w:name="List Table 2 Accent 1" w:uiPriority="47"/>
+    <w:lsdException w:name="List Table 3 Accent 1" w:uiPriority="48"/>
+    <w:lsdException w:name="List Table 4 Accent 1" w:uiPriority="49"/>
+    <w:lsdException w:name="List Table 5 Dark Accent 1" w:uiPriority="50"/>
+    <w:lsdException w:name="List Table 6 Colorful Accent 1" w:uiPriority="51"/>
+    <w:lsdException w:name="List Table 7 Colorful Accent 1" w:uiPriority="52"/>
+    <w:lsdException w:name="List Table 1 Light Accent 2" w:uiPriority="46"/>
+    <w:lsdException w:name="List Table 2 Accent 2" w:uiPriority="47"/>
+    <w:lsdException w:name="List Table 3 Accent 2" w:uiPriority="48"/>
+    <w:lsdException w:name="List Table 4 Accent 2" w:uiPriority="49"/>
+    <w:lsdException w:name="List Table 5 Dark Accent 2" w:uiPriority="50"/>
+    <w:lsdException w:name="List Table 6 Colorful Accent 2" w:uiPriority="51"/>
+    <w:lsdException w:name="List Table 7 Colorful Accent 2" w:uiPriority="52"/>
+    <w:lsdException w:name="List Table 1 Light Accent 3" w:uiPriority="46"/>
+    <w:lsdException w:name="List Table 2 Accent 3" w:uiPriority="47"/>
+    <w:lsdException w:name="List Table 3 Accent 3" w:uiPriority="48"/>
+    <w:lsdException w:name="List Table 4 Accent 3" w:uiPriority="49"/>
+    <w:lsdException w:name="List Table 5 Dark Accent 3" w:uiPriority="50"/>
+    <w:lsdException w:name="List Table 6 Colorful Accent 3" w:uiPriority="51"/>
+    <w:lsdException w:name="List Table 7 Colorful Accent 3" w:uiPriority="52"/>
+    <w:lsdException w:name="List Table 1 Light Accent 4" w:uiPriority="46"/>
+    <w:lsdException w:name="List Table 2 Accent 4" w:uiPriority="47"/>
+    <w:lsdException w:name="List Table 3 Accent 4" w:uiPriority="48"/>
+    <w:lsdException w:name="List Table 4 Accent 4" w:uiPriority="49"/>
+    <w:lsdException w:name="List Table 5 Dark Accent 4" w:uiPriority="50"/>
+    <w:lsdException w:name="List Table 6 Colorful Accent 4" w:uiPriority="51"/>
+    <w:lsdException w:name="List Table 7 Colorful Accent 4" w:uiPriority="52"/>
+    <w:lsdException w:name="List Table 1 Light Accent 5" w:uiPriority="46"/>
+    <w:lsdException w:name="List Table 2 Accent 5" w:uiPriority="47"/>
+    <w:lsdException w:name="List Table 3 Accent 5" w:uiPriority="48"/>
+    <w:lsdException w:name="List Table 4 Accent 5" w:uiPriority="49"/>
+    <w:lsdException w:name="List Table 5 Dark Accent 5" w:uiPriority="50"/>
+    <w:lsdException w:name="List Table 6 Colorful Accent 5" w:uiPriority="51"/>
+    <w:lsdException w:name="List Table 7 Colorful Accent 5" w:uiPriority="52"/>
+    <w:lsdException w:name="List Table 1 Light Accent 6" w:uiPriority="46"/>
+    <w:lsdException w:name="List Table 2 Accent 6" w:uiPriority="47"/>
+    <w:lsdException w:name="List Table 3 Accent 6" w:uiPriority="48"/>
+    <w:lsdException w:name="List Table 4 Accent 6" w:uiPriority="49"/>
+    <w:lsdException w:name="List Table 5 Dark Accent 6" w:uiPriority="50"/>
+    <w:lsdException w:name="List Table 6 Colorful Accent 6" w:uiPriority="51"/>
+    <w:lsdException w:name="List Table 7 Colorful Accent 6" w:uiPriority="52"/>
+    <w:lsdException w:name="Mention" w:semiHidden="1" w:unhideWhenUsed="1"/>
+    <w:lsdException w:name="Smart Hyperlink" w:semiHidden="1" w:unhideWhenUsed="1"/>
+    <w:lsdException w:name="Hashtag" w:semiHidden="1" w:unhideWhenUsed="1"/>
+    <w:lsdException w:name="Unresolved Mention" w:semiHidden="1" w:unhideWhenUsed="1"/>
+  </w:latentStyles>
+  <w:style w:type="paragraph" w:default="1" w:styleId="Normal">
+    <w:name w:val="Normal"/>
+    <w:qFormat/>
   </w:style>
   <w:style w:type="paragraph" w:styleId="Heading1">
     <w:name w:val="heading 1"/>
     <w:basedOn w:val="Normal"/>
     <w:next w:val="Normal"/>
+    <w:uiPriority w:val="9"/>
+    <w:qFormat/>
     <w:pPr>
-      <w:keepNext w:val="1"/>
-      <w:keepLines w:val="1"/>
-      <w:pageBreakBefore w:val="0"/>
-      <w:spacing w:after="120" w:before="400" w:lineRule="auto"/>
+      <w:keepNext/>
+      <w:keepLines/>
+      <w:spacing w:before="400" w:after="120"/>
+      <w:outlineLvl w:val="0"/>
     </w:pPr>
     <w:rPr>
       <w:sz w:val="40"/>
@@ -3283,15 +3408,17 @@
     <w:name w:val="heading 2"/>
     <w:basedOn w:val="Normal"/>
     <w:next w:val="Normal"/>
+    <w:uiPriority w:val="9"/>
+    <w:semiHidden/>
+    <w:unhideWhenUsed/>
+    <w:qFormat/>
     <w:pPr>
-      <w:keepNext w:val="1"/>
-      <w:keepLines w:val="1"/>
-      <w:pageBreakBefore w:val="0"/>
-      <w:spacing w:after="120" w:before="360" w:lineRule="auto"/>
+      <w:keepNext/>
+      <w:keepLines/>
+      <w:spacing w:before="360" w:after="120"/>
+      <w:outlineLvl w:val="1"/>
     </w:pPr>
     <w:rPr>
-      <w:b w:val="0"/>
-      <w:bCs w:val="0"/>
       <w:sz w:val="32"/>
       <w:szCs w:val="32"/>
     </w:rPr>
@@ -3300,15 +3427,17 @@
     <w:name w:val="heading 3"/>
     <w:basedOn w:val="Normal"/>
     <w:next w:val="Normal"/>
+    <w:uiPriority w:val="9"/>
+    <w:semiHidden/>
+    <w:unhideWhenUsed/>
+    <w:qFormat/>
     <w:pPr>
-      <w:keepNext w:val="1"/>
-      <w:keepLines w:val="1"/>
-      <w:pageBreakBefore w:val="0"/>
-      <w:spacing w:after="80" w:before="320" w:lineRule="auto"/>
+      <w:keepNext/>
+      <w:keepLines/>
+      <w:spacing w:before="320" w:after="80"/>
+      <w:outlineLvl w:val="2"/>
     </w:pPr>
     <w:rPr>
-      <w:b w:val="0"/>
-      <w:bCs w:val="0"/>
       <w:color w:val="434343"/>
       <w:sz w:val="28"/>
       <w:szCs w:val="28"/>
@@ -3318,11 +3447,15 @@
     <w:name w:val="heading 4"/>
     <w:basedOn w:val="Normal"/>
     <w:next w:val="Normal"/>
+    <w:uiPriority w:val="9"/>
+    <w:semiHidden/>
+    <w:unhideWhenUsed/>
+    <w:qFormat/>
     <w:pPr>
-      <w:keepNext w:val="1"/>
-      <w:keepLines w:val="1"/>
-      <w:pageBreakBefore w:val="0"/>
-      <w:spacing w:after="80" w:before="280" w:lineRule="auto"/>
+      <w:keepNext/>
+      <w:keepLines/>
+      <w:spacing w:before="280" w:after="80"/>
+      <w:outlineLvl w:val="3"/>
     </w:pPr>
     <w:rPr>
       <w:color w:val="666666"/>
@@ -3334,45 +3467,88 @@
     <w:name w:val="heading 5"/>
     <w:basedOn w:val="Normal"/>
     <w:next w:val="Normal"/>
+    <w:uiPriority w:val="9"/>
+    <w:semiHidden/>
+    <w:unhideWhenUsed/>
+    <w:qFormat/>
     <w:pPr>
-      <w:keepNext w:val="1"/>
-      <w:keepLines w:val="1"/>
-      <w:pageBreakBefore w:val="0"/>
-      <w:spacing w:after="80" w:before="240" w:lineRule="auto"/>
+      <w:keepNext/>
+      <w:keepLines/>
+      <w:spacing w:before="240" w:after="80"/>
+      <w:outlineLvl w:val="4"/>
     </w:pPr>
     <w:rPr>
       <w:color w:val="666666"/>
-      <w:sz w:val="22"/>
-      <w:szCs w:val="22"/>
     </w:rPr>
   </w:style>
   <w:style w:type="paragraph" w:styleId="Heading6">
     <w:name w:val="heading 6"/>
     <w:basedOn w:val="Normal"/>
     <w:next w:val="Normal"/>
+    <w:uiPriority w:val="9"/>
+    <w:semiHidden/>
+    <w:unhideWhenUsed/>
+    <w:qFormat/>
     <w:pPr>
-      <w:keepNext w:val="1"/>
-      <w:keepLines w:val="1"/>
-      <w:pageBreakBefore w:val="0"/>
-      <w:spacing w:after="80" w:before="240" w:lineRule="auto"/>
+      <w:keepNext/>
+      <w:keepLines/>
+      <w:spacing w:before="240" w:after="80"/>
+      <w:outlineLvl w:val="5"/>
     </w:pPr>
     <w:rPr>
-      <w:i w:val="1"/>
-      <w:iCs w:val="1"/>
+      <w:i/>
+      <w:iCs/>
       <w:color w:val="666666"/>
-      <w:sz w:val="22"/>
-      <w:szCs w:val="22"/>
     </w:rPr>
+  </w:style>
+  <w:style w:type="character" w:default="1" w:styleId="DefaultParagraphFont">
+    <w:name w:val="Default Paragraph Font"/>
+    <w:uiPriority w:val="1"/>
+    <w:semiHidden/>
+    <w:unhideWhenUsed/>
+  </w:style>
+  <w:style w:type="table" w:default="1" w:styleId="TableNormal">
+    <w:name w:val="Normal Table"/>
+    <w:uiPriority w:val="99"/>
+    <w:semiHidden/>
+    <w:unhideWhenUsed/>
+    <w:tblPr>
+      <w:tblInd w:w="0" w:type="dxa"/>
+      <w:tblCellMar>
+        <w:top w:w="0" w:type="dxa"/>
+        <w:left w:w="108" w:type="dxa"/>
+        <w:bottom w:w="0" w:type="dxa"/>
+        <w:right w:w="108" w:type="dxa"/>
+      </w:tblCellMar>
+    </w:tblPr>
+  </w:style>
+  <w:style w:type="numbering" w:default="1" w:styleId="NoList">
+    <w:name w:val="No List"/>
+    <w:uiPriority w:val="99"/>
+    <w:semiHidden/>
+    <w:unhideWhenUsed/>
+  </w:style>
+  <w:style w:type="table" w:customStyle="1" w:styleId="TableNormal0">
+    <w:name w:val="TableNormal"/>
+    <w:tblPr>
+      <w:tblCellMar>
+        <w:top w:w="100" w:type="dxa"/>
+        <w:left w:w="100" w:type="dxa"/>
+        <w:bottom w:w="100" w:type="dxa"/>
+        <w:right w:w="100" w:type="dxa"/>
+      </w:tblCellMar>
+    </w:tblPr>
   </w:style>
   <w:style w:type="paragraph" w:styleId="Title">
     <w:name w:val="Title"/>
     <w:basedOn w:val="Normal"/>
     <w:next w:val="Normal"/>
+    <w:uiPriority w:val="10"/>
+    <w:qFormat/>
     <w:pPr>
-      <w:keepNext w:val="1"/>
-      <w:keepLines w:val="1"/>
-      <w:pageBreakBefore w:val="0"/>
-      <w:spacing w:after="60" w:before="0" w:lineRule="auto"/>
+      <w:keepNext/>
+      <w:keepLines/>
+      <w:spacing w:after="60"/>
     </w:pPr>
     <w:rPr>
       <w:sz w:val="52"/>
@@ -3383,16 +3559,14 @@
     <w:name w:val="Subtitle"/>
     <w:basedOn w:val="Normal"/>
     <w:next w:val="Normal"/>
+    <w:uiPriority w:val="11"/>
+    <w:qFormat/>
     <w:pPr>
-      <w:keepNext w:val="1"/>
-      <w:keepLines w:val="1"/>
-      <w:pageBreakBefore w:val="0"/>
-      <w:spacing w:after="320" w:before="0" w:lineRule="auto"/>
+      <w:keepNext/>
+      <w:keepLines/>
+      <w:spacing w:after="320"/>
     </w:pPr>
     <w:rPr>
-      <w:rFonts w:ascii="Arial" w:cs="Arial" w:eastAsia="Arial" w:hAnsi="Arial"/>
-      <w:i w:val="0"/>
-      <w:iCs w:val="0"/>
       <w:color w:val="666666"/>
       <w:sz w:val="30"/>
       <w:szCs w:val="30"/>

--- a/CodeLit - must Haves.docx
+++ b/CodeLit - must Haves.docx
@@ -1,142 +1,118 @@
 
 <file path=word/document.xml><?xml version="1.0" encoding="utf-8"?>
-<w:document xmlns:mc="http://schemas.openxmlformats.org/markup-compatibility/2006" xmlns:o="urn:schemas-microsoft-com:office:office" xmlns:r="http://schemas.openxmlformats.org/officeDocument/2006/relationships" xmlns:m="http://schemas.openxmlformats.org/officeDocument/2006/math" xmlns:v="urn:schemas-microsoft-com:vml" xmlns:wp="http://schemas.openxmlformats.org/drawingml/2006/wordprocessingDrawing" xmlns:w10="urn:schemas-microsoft-com:office:word" xmlns:w="http://schemas.openxmlformats.org/wordprocessingml/2006/main" xmlns:wne="http://schemas.microsoft.com/office/word/2006/wordml" xmlns:sl="http://schemas.openxmlformats.org/schemaLibrary/2006/main" xmlns:a="http://schemas.openxmlformats.org/drawingml/2006/main" xmlns:pic="http://schemas.openxmlformats.org/drawingml/2006/picture" xmlns:c="http://schemas.openxmlformats.org/drawingml/2006/chart" xmlns:lc="http://schemas.openxmlformats.org/drawingml/2006/lockedCanvas" xmlns:dgm="http://schemas.openxmlformats.org/drawingml/2006/diagram" xmlns:wps="http://schemas.microsoft.com/office/word/2010/wordprocessingShape" xmlns:wpg="http://schemas.microsoft.com/office/word/2010/wordprocessingGroup" xmlns:w14="http://schemas.microsoft.com/office/word/2010/wordml" xmlns:w15="http://schemas.microsoft.com/office/word/2012/wordml" xmlns:w16="http://schemas.microsoft.com/office/word/2018/wordml" xmlns:w16cex="http://schemas.microsoft.com/office/word/2018/wordml/cex" xmlns:w16cid="http://schemas.microsoft.com/office/word/2016/wordml/cid" xmlns="http://schemas.microsoft.com/office/tasks/2019/documenttasks" xmlns:cr="http://schemas.microsoft.com/office/comments/2020/reactions">
+<w:document xmlns:wpc="http://schemas.microsoft.com/office/word/2010/wordprocessingCanvas" xmlns:cx="http://schemas.microsoft.com/office/drawing/2014/chartex" xmlns:cx1="http://schemas.microsoft.com/office/drawing/2015/9/8/chartex" xmlns:cx2="http://schemas.microsoft.com/office/drawing/2015/10/21/chartex" xmlns:cx3="http://schemas.microsoft.com/office/drawing/2016/5/9/chartex" xmlns:cx4="http://schemas.microsoft.com/office/drawing/2016/5/10/chartex" xmlns:cx5="http://schemas.microsoft.com/office/drawing/2016/5/11/chartex" xmlns:cx6="http://schemas.microsoft.com/office/drawing/2016/5/12/chartex" xmlns:cx7="http://schemas.microsoft.com/office/drawing/2016/5/13/chartex" xmlns:cx8="http://schemas.microsoft.com/office/drawing/2016/5/14/chartex" xmlns:mc="http://schemas.openxmlformats.org/markup-compatibility/2006" xmlns:aink="http://schemas.microsoft.com/office/drawing/2016/ink" xmlns:am3d="http://schemas.microsoft.com/office/drawing/2017/model3d" xmlns:o="urn:schemas-microsoft-com:office:office" xmlns:r="http://schemas.openxmlformats.org/officeDocument/2006/relationships" xmlns:m="http://schemas.openxmlformats.org/officeDocument/2006/math" xmlns:v="urn:schemas-microsoft-com:vml" xmlns:wp14="http://schemas.microsoft.com/office/word/2010/wordprocessingDrawing" xmlns:wp="http://schemas.openxmlformats.org/drawingml/2006/wordprocessingDrawing" xmlns:w10="urn:schemas-microsoft-com:office:word" xmlns:w="http://schemas.openxmlformats.org/wordprocessingml/2006/main" xmlns:w14="http://schemas.microsoft.com/office/word/2010/wordml" xmlns:w15="http://schemas.microsoft.com/office/word/2012/wordml" xmlns:w16cid="http://schemas.microsoft.com/office/word/2016/wordml/cid" xmlns:w16se="http://schemas.microsoft.com/office/word/2015/wordml/symex" xmlns:wpg="http://schemas.microsoft.com/office/word/2010/wordprocessingGroup" xmlns:wpi="http://schemas.microsoft.com/office/word/2010/wordprocessingInk" xmlns:wne="http://schemas.microsoft.com/office/word/2006/wordml" xmlns:wps="http://schemas.microsoft.com/office/word/2010/wordprocessingShape" mc:Ignorable="w14 w15 w16se w16cid wp14">
   <w:body>
     <w:p>
       <w:pPr>
         <w:pStyle w:val="Heading1"/>
         <w:keepNext w:val="0"/>
         <w:keepLines w:val="0"/>
-        <w:spacing w:after="240" w:before="240" w:line="276" w:lineRule="auto"/>
-        <w:rPr>
-          <w:b w:val="1"/>
-          <w:bCs w:val="1"/>
+        <w:spacing w:before="240" w:after="240"/>
+        <w:rPr>
+          <w:b/>
+          <w:bCs/>
           <w:sz w:val="50"/>
           <w:szCs w:val="50"/>
         </w:rPr>
       </w:pPr>
-      <w:bookmarkStart w:colFirst="0" w:colLast="0" w:name="_voysidbt2rez" w:id="0"/>
+      <w:bookmarkStart w:id="0" w:name="_voysidbt2rez" w:colFirst="0" w:colLast="0"/>
       <w:bookmarkEnd w:id="0"/>
-      <w:r>
-        <w:rPr>
-          <w:b w:val="1"/>
-          <w:bCs w:val="1"/>
+      <w:proofErr w:type="spellStart"/>
+      <w:r>
+        <w:rPr>
+          <w:b/>
+          <w:bCs/>
           <w:sz w:val="50"/>
           <w:szCs w:val="50"/>
-          <w:rtl w:val="0"/>
-        </w:rPr>
-        <w:t xml:space="preserve">CodeLit</w:t>
-      </w:r>
-    </w:p>
-    <w:p>
-      <w:pPr>
-        <w:spacing w:after="240" w:before="240" w:line="276" w:lineRule="auto"/>
-        <w:jc w:val="both"/>
-        <w:rPr/>
-      </w:pPr>
-      <w:r>
-        <w:rPr>
-          <w:rtl w:val="0"/>
-        </w:rPr>
+        </w:rPr>
+        <w:t>CodeLit</w:t>
+      </w:r>
+      <w:proofErr w:type="spellEnd"/>
+    </w:p>
+    <w:p>
+      <w:pPr>
+        <w:spacing w:before="240" w:after="240"/>
+        <w:jc w:val="both"/>
+      </w:pPr>
+      <w:r>
         <w:t xml:space="preserve">A Windows Desktop and Web Application for Secure Exam Lockdown and Automated Programming Assessment in Philippine Computing Education </w:t>
       </w:r>
     </w:p>
     <w:p>
       <w:pPr>
-        <w:spacing w:after="240" w:before="240" w:line="276" w:lineRule="auto"/>
-        <w:rPr>
-          <w:b w:val="1"/>
-          <w:bCs w:val="1"/>
-        </w:rPr>
-      </w:pPr>
-      <w:r>
-        <w:rPr>
-          <w:b w:val="1"/>
-          <w:bCs w:val="1"/>
-          <w:rtl w:val="0"/>
-        </w:rPr>
-        <w:t xml:space="preserve">Proponents:</w:t>
-      </w:r>
-    </w:p>
-    <w:p>
-      <w:pPr>
-        <w:spacing w:before="240" w:line="276" w:lineRule="auto"/>
+        <w:spacing w:before="240" w:after="240"/>
+        <w:rPr>
+          <w:b/>
+          <w:bCs/>
+        </w:rPr>
+      </w:pPr>
+      <w:r>
+        <w:rPr>
+          <w:b/>
+          <w:bCs/>
+        </w:rPr>
+        <w:t>Proponents:</w:t>
+      </w:r>
+    </w:p>
+    <w:p>
+      <w:pPr>
+        <w:spacing w:before="240"/>
         <w:ind w:left="1080" w:hanging="360"/>
-        <w:rPr/>
-      </w:pPr>
-      <w:r>
-        <w:rPr>
-          <w:rtl w:val="0"/>
-        </w:rPr>
-        <w:t xml:space="preserve">●</w:t>
+      </w:pPr>
+      <w:r>
+        <w:t>●</w:t>
       </w:r>
       <w:r>
         <w:rPr>
           <w:sz w:val="14"/>
           <w:szCs w:val="14"/>
-          <w:rtl w:val="0"/>
         </w:rPr>
         <w:t xml:space="preserve">        </w:t>
       </w:r>
-      <w:r>
-        <w:rPr>
-          <w:rtl w:val="0"/>
-        </w:rPr>
-        <w:t xml:space="preserve">Aratia, Brian Joseph B.</w:t>
-      </w:r>
-    </w:p>
-    <w:p>
-      <w:pPr>
-        <w:spacing w:line="276" w:lineRule="auto"/>
+      <w:proofErr w:type="spellStart"/>
+      <w:r>
+        <w:t>Aratia</w:t>
+      </w:r>
+      <w:proofErr w:type="spellEnd"/>
+      <w:r>
+        <w:t>, Brian Joseph B.</w:t>
+      </w:r>
+    </w:p>
+    <w:p>
+      <w:pPr>
         <w:ind w:left="1080" w:hanging="360"/>
-        <w:rPr/>
-      </w:pPr>
-      <w:r>
-        <w:rPr>
-          <w:rtl w:val="0"/>
-        </w:rPr>
-        <w:t xml:space="preserve">●</w:t>
+      </w:pPr>
+      <w:r>
+        <w:t>●</w:t>
       </w:r>
       <w:r>
         <w:rPr>
           <w:sz w:val="14"/>
           <w:szCs w:val="14"/>
-          <w:rtl w:val="0"/>
         </w:rPr>
         <w:t xml:space="preserve">        </w:t>
       </w:r>
       <w:r>
-        <w:rPr>
-          <w:rtl w:val="0"/>
-        </w:rPr>
-        <w:t xml:space="preserve">Avelino, Robert Emmanuel C.</w:t>
-      </w:r>
-    </w:p>
-    <w:p>
-      <w:pPr>
-        <w:spacing w:after="240" w:line="276" w:lineRule="auto"/>
+        <w:t>Avelino, Robert Emmanuel C.</w:t>
+      </w:r>
+    </w:p>
+    <w:p>
+      <w:pPr>
+        <w:spacing w:after="240"/>
         <w:ind w:left="1080" w:hanging="360"/>
-        <w:rPr/>
-      </w:pPr>
-      <w:r>
-        <w:rPr>
-          <w:rtl w:val="0"/>
-        </w:rPr>
-        <w:t xml:space="preserve">●</w:t>
+      </w:pPr>
+      <w:r>
+        <w:t>●</w:t>
       </w:r>
       <w:r>
         <w:rPr>
           <w:sz w:val="14"/>
           <w:szCs w:val="14"/>
-          <w:rtl w:val="0"/>
         </w:rPr>
         <w:t xml:space="preserve">        </w:t>
       </w:r>
       <w:r>
-        <w:rPr>
-          <w:rtl w:val="0"/>
-        </w:rPr>
-        <w:t xml:space="preserve">Perez, Mel Stephen A.</w:t>
+        <w:t>Perez, Mel Stephen A.</w:t>
       </w:r>
     </w:p>
     <w:p>
@@ -144,89 +120,103 @@
         <w:pStyle w:val="Heading1"/>
         <w:keepNext w:val="0"/>
         <w:keepLines w:val="0"/>
-        <w:spacing w:after="240" w:before="240" w:line="276" w:lineRule="auto"/>
-        <w:rPr>
-          <w:b w:val="1"/>
-          <w:bCs w:val="1"/>
+        <w:spacing w:before="240" w:after="240"/>
+        <w:rPr>
+          <w:b/>
+          <w:bCs/>
           <w:sz w:val="46"/>
           <w:szCs w:val="46"/>
         </w:rPr>
       </w:pPr>
-      <w:bookmarkStart w:colFirst="0" w:colLast="0" w:name="_jtt4w2oio2jv" w:id="1"/>
+      <w:bookmarkStart w:id="1" w:name="_jtt4w2oio2jv" w:colFirst="0" w:colLast="0"/>
       <w:bookmarkEnd w:id="1"/>
       <w:r>
         <w:rPr>
-          <w:b w:val="1"/>
-          <w:bCs w:val="1"/>
+          <w:b/>
+          <w:bCs/>
           <w:sz w:val="46"/>
           <w:szCs w:val="46"/>
-          <w:rtl w:val="0"/>
-        </w:rPr>
-        <w:t xml:space="preserve">MUST-HAVES</w:t>
-      </w:r>
-    </w:p>
-    <w:p>
-      <w:pPr>
-        <w:rPr>
-          <w:b w:val="1"/>
-          <w:bCs w:val="1"/>
+        </w:rPr>
+        <w:t>MUST-HAVES</w:t>
+      </w:r>
+    </w:p>
+    <w:p>
+      <w:pPr>
+        <w:rPr>
+          <w:b/>
+          <w:bCs/>
           <w:sz w:val="24"/>
           <w:szCs w:val="24"/>
-        </w:rPr>
-      </w:pPr>
-      <w:r>
-        <w:rPr>
-          <w:b w:val="1"/>
-          <w:bCs w:val="1"/>
+          <w:highlight w:val="yellow"/>
+        </w:rPr>
+      </w:pPr>
+      <w:r>
+        <w:rPr>
+          <w:b/>
+          <w:bCs/>
           <w:sz w:val="24"/>
           <w:szCs w:val="24"/>
-          <w:rtl w:val="0"/>
-        </w:rPr>
-        <w:t xml:space="preserve">Software Application (Students)</w:t>
-      </w:r>
-    </w:p>
-    <w:p>
-      <w:pPr>
-        <w:spacing w:after="240" w:before="240" w:line="276" w:lineRule="auto"/>
-        <w:jc w:val="both"/>
-        <w:rPr>
-          <w:b w:val="1"/>
-          <w:bCs w:val="1"/>
-        </w:rPr>
-      </w:pPr>
-      <w:r>
-        <w:rPr>
-          <w:b w:val="1"/>
-          <w:bCs w:val="1"/>
-          <w:rtl w:val="0"/>
-        </w:rPr>
-        <w:t xml:space="preserve">1. System-Wide Exam Lockdown (Windows API Level)</w:t>
-      </w:r>
-    </w:p>
-    <w:p>
-      <w:pPr>
-        <w:spacing w:after="240" w:before="240" w:line="276" w:lineRule="auto"/>
-        <w:jc w:val="both"/>
-        <w:rPr/>
-      </w:pPr>
-      <w:r>
-        <w:rPr>
-          <w:rtl w:val="0"/>
-        </w:rPr>
-        <w:t xml:space="preserve">When referring to OS-level lockdown in this project, the term describes system-wide input interception using low-level Windows API hooks, not kernel-driver programming. Specifically, the application uses SetWindowsHookEx with the WH_KEYBOARD_LL flag to intercept all keyboard input at the Windows message pipeline before any other application or shell component can act on it. This is the same technical approach used by commercial exam security browsers. It is implemented in userspace (Ring 3) and requires no kernel driver.</w:t>
-      </w:r>
-    </w:p>
-    <w:p>
-      <w:pPr>
-        <w:spacing w:after="240" w:before="240" w:line="276" w:lineRule="auto"/>
-        <w:jc w:val="both"/>
-        <w:rPr/>
-      </w:pPr>
-      <w:r>
-        <w:rPr>
-          <w:rtl w:val="0"/>
-        </w:rPr>
-        <w:t xml:space="preserve">What this lockdown covers:</w:t>
+          <w:highlight w:val="yellow"/>
+        </w:rPr>
+        <w:t>Software Application (Students)</w:t>
+      </w:r>
+    </w:p>
+    <w:p>
+      <w:pPr>
+        <w:spacing w:before="240" w:after="240"/>
+        <w:jc w:val="both"/>
+        <w:rPr>
+          <w:b/>
+          <w:bCs/>
+        </w:rPr>
+      </w:pPr>
+      <w:r>
+        <w:rPr>
+          <w:b/>
+          <w:bCs/>
+          <w:highlight w:val="yellow"/>
+        </w:rPr>
+        <w:t>1. System-Wide Exam Lockdown (Windows API Level)</w:t>
+      </w:r>
+    </w:p>
+    <w:p>
+      <w:pPr>
+        <w:spacing w:before="240" w:after="240"/>
+        <w:jc w:val="both"/>
+      </w:pPr>
+      <w:r>
+        <w:t>When referring to OS-level lockdown in this project, the term describes system-wide input interception using low-level Windows API hooks, not kernel-driver program</w:t>
+      </w:r>
+      <w:r>
+        <w:t xml:space="preserve">ming. Specifically, the application uses </w:t>
+      </w:r>
+      <w:proofErr w:type="spellStart"/>
+      <w:r>
+        <w:t>SetWindowsHookEx</w:t>
+      </w:r>
+      <w:proofErr w:type="spellEnd"/>
+      <w:r>
+        <w:t xml:space="preserve"> with the WH_KEYBOARD_LL flag to intercept all keyboard input at the Windows message pipeline before any other application or shell component can act on it. This is the same technical approach used b</w:t>
+      </w:r>
+      <w:r>
+        <w:t xml:space="preserve">y commercial exam security browsers. It is implemented in </w:t>
+      </w:r>
+      <w:proofErr w:type="spellStart"/>
+      <w:r>
+        <w:t>userspace</w:t>
+      </w:r>
+      <w:proofErr w:type="spellEnd"/>
+      <w:r>
+        <w:t xml:space="preserve"> (Ring 3) and requires no kernel driver.</w:t>
+      </w:r>
+    </w:p>
+    <w:p>
+      <w:pPr>
+        <w:spacing w:before="240" w:after="240"/>
+        <w:jc w:val="both"/>
+      </w:pPr>
+      <w:r>
+        <w:t>What this lockdown covers:</w:t>
       </w:r>
     </w:p>
     <w:p>
@@ -235,15 +225,17 @@
           <w:ilvl w:val="0"/>
           <w:numId w:val="5"/>
         </w:numPr>
-        <w:spacing w:before="240" w:line="276" w:lineRule="auto"/>
-        <w:ind w:left="720" w:hanging="360"/>
-        <w:jc w:val="both"/>
-      </w:pPr>
-      <w:r>
-        <w:rPr>
-          <w:rtl w:val="0"/>
-        </w:rPr>
-        <w:t xml:space="preserve">When the teacher starts an exam, lockdown activates simultaneously across all connected student machines.</w:t>
+        <w:spacing w:before="240"/>
+        <w:jc w:val="both"/>
+        <w:rPr>
+          <w:highlight w:val="yellow"/>
+        </w:rPr>
+      </w:pPr>
+      <w:r>
+        <w:rPr>
+          <w:highlight w:val="yellow"/>
+        </w:rPr>
+        <w:t>When the teacher starts an exam, lockdown activates simultaneously across all connected student machines.</w:t>
       </w:r>
     </w:p>
     <w:p>
@@ -252,15 +244,22 @@
           <w:ilvl w:val="0"/>
           <w:numId w:val="5"/>
         </w:numPr>
-        <w:spacing w:line="276" w:lineRule="auto"/>
-        <w:ind w:left="720" w:hanging="360"/>
-        <w:jc w:val="both"/>
-      </w:pPr>
-      <w:r>
-        <w:rPr>
-          <w:rtl w:val="0"/>
-        </w:rPr>
-        <w:t xml:space="preserve">The following are intercepted and suppressed via low-level keyboard hooks: </w:t>
+        <w:jc w:val="both"/>
+        <w:rPr>
+          <w:highlight w:val="yellow"/>
+        </w:rPr>
+      </w:pPr>
+      <w:r>
+        <w:rPr>
+          <w:highlight w:val="yellow"/>
+        </w:rPr>
+        <w:t>The following a</w:t>
+      </w:r>
+      <w:r>
+        <w:rPr>
+          <w:highlight w:val="yellow"/>
+        </w:rPr>
+        <w:t xml:space="preserve">re intercepted and suppressed via low-level keyboard hooks: </w:t>
       </w:r>
     </w:p>
     <w:p>
@@ -269,15 +268,24 @@
           <w:ilvl w:val="1"/>
           <w:numId w:val="5"/>
         </w:numPr>
-        <w:spacing w:line="276" w:lineRule="auto"/>
-        <w:ind w:left="1440" w:hanging="360"/>
-        <w:jc w:val="both"/>
-      </w:pPr>
-      <w:r>
-        <w:rPr>
-          <w:rtl w:val="0"/>
-        </w:rPr>
-        <w:t xml:space="preserve">Alt+Tab and all application-switching shortcuts</w:t>
+        <w:jc w:val="both"/>
+        <w:rPr>
+          <w:highlight w:val="yellow"/>
+        </w:rPr>
+      </w:pPr>
+      <w:proofErr w:type="spellStart"/>
+      <w:r>
+        <w:rPr>
+          <w:highlight w:val="yellow"/>
+        </w:rPr>
+        <w:t>Alt+Tab</w:t>
+      </w:r>
+      <w:proofErr w:type="spellEnd"/>
+      <w:r>
+        <w:rPr>
+          <w:highlight w:val="yellow"/>
+        </w:rPr>
+        <w:t xml:space="preserve"> and all application-switching shortcuts</w:t>
       </w:r>
     </w:p>
     <w:p>
@@ -286,15 +294,16 @@
           <w:ilvl w:val="1"/>
           <w:numId w:val="5"/>
         </w:numPr>
-        <w:spacing w:line="276" w:lineRule="auto"/>
-        <w:ind w:left="1440" w:hanging="360"/>
-        <w:jc w:val="both"/>
-      </w:pPr>
-      <w:r>
-        <w:rPr>
-          <w:rtl w:val="0"/>
-        </w:rPr>
-        <w:t xml:space="preserve">The Windows key and Start menu</w:t>
+        <w:jc w:val="both"/>
+        <w:rPr>
+          <w:highlight w:val="yellow"/>
+        </w:rPr>
+      </w:pPr>
+      <w:r>
+        <w:rPr>
+          <w:highlight w:val="yellow"/>
+        </w:rPr>
+        <w:t>The Windows key and Start menu</w:t>
       </w:r>
     </w:p>
     <w:p>
@@ -303,15 +312,44 @@
           <w:ilvl w:val="1"/>
           <w:numId w:val="5"/>
         </w:numPr>
-        <w:spacing w:line="276" w:lineRule="auto"/>
-        <w:ind w:left="1440" w:hanging="360"/>
-        <w:jc w:val="both"/>
-      </w:pPr>
-      <w:r>
-        <w:rPr>
-          <w:rtl w:val="0"/>
-        </w:rPr>
-        <w:t xml:space="preserve">Task Manager (Ctrl+Shift+Esc and Ctrl+Alt+Del handling)</w:t>
+        <w:jc w:val="both"/>
+        <w:rPr>
+          <w:highlight w:val="yellow"/>
+        </w:rPr>
+      </w:pPr>
+      <w:r>
+        <w:rPr>
+          <w:highlight w:val="yellow"/>
+        </w:rPr>
+        <w:t>Task Manager (</w:t>
+      </w:r>
+      <w:proofErr w:type="spellStart"/>
+      <w:r>
+        <w:rPr>
+          <w:highlight w:val="yellow"/>
+        </w:rPr>
+        <w:t>Ctrl+Shift+Esc</w:t>
+      </w:r>
+      <w:proofErr w:type="spellEnd"/>
+      <w:r>
+        <w:rPr>
+          <w:highlight w:val="yellow"/>
+        </w:rPr>
+        <w:t xml:space="preserve"> and </w:t>
+      </w:r>
+      <w:proofErr w:type="spellStart"/>
+      <w:r>
+        <w:rPr>
+          <w:highlight w:val="yellow"/>
+        </w:rPr>
+        <w:t>Ctrl+Alt+Del</w:t>
+      </w:r>
+      <w:proofErr w:type="spellEnd"/>
+      <w:r>
+        <w:rPr>
+          <w:highlight w:val="yellow"/>
+        </w:rPr>
+        <w:t xml:space="preserve"> handling)</w:t>
       </w:r>
     </w:p>
     <w:p>
@@ -320,15 +358,58 @@
           <w:ilvl w:val="1"/>
           <w:numId w:val="5"/>
         </w:numPr>
-        <w:spacing w:line="276" w:lineRule="auto"/>
-        <w:ind w:left="1440" w:hanging="360"/>
-        <w:jc w:val="both"/>
-      </w:pPr>
-      <w:r>
-        <w:rPr>
-          <w:rtl w:val="0"/>
-        </w:rPr>
-        <w:t xml:space="preserve">Copy-paste shortcuts (Ctrl+C, Ctrl+V, Ctrl+X)</w:t>
+        <w:jc w:val="both"/>
+        <w:rPr>
+          <w:highlight w:val="yellow"/>
+        </w:rPr>
+      </w:pPr>
+      <w:r>
+        <w:rPr>
+          <w:highlight w:val="yellow"/>
+        </w:rPr>
+        <w:t>Copy-paste shortcuts (</w:t>
+      </w:r>
+      <w:proofErr w:type="spellStart"/>
+      <w:r>
+        <w:rPr>
+          <w:highlight w:val="yellow"/>
+        </w:rPr>
+        <w:t>Ctrl+C</w:t>
+      </w:r>
+      <w:proofErr w:type="spellEnd"/>
+      <w:r>
+        <w:rPr>
+          <w:highlight w:val="yellow"/>
+        </w:rPr>
+        <w:t xml:space="preserve">, </w:t>
+      </w:r>
+      <w:proofErr w:type="spellStart"/>
+      <w:r>
+        <w:rPr>
+          <w:highlight w:val="yellow"/>
+        </w:rPr>
+        <w:t>Ctrl+V</w:t>
+      </w:r>
+      <w:proofErr w:type="spellEnd"/>
+      <w:r>
+        <w:rPr>
+          <w:highlight w:val="yellow"/>
+        </w:rPr>
+        <w:t xml:space="preserve">, </w:t>
+      </w:r>
+      <w:proofErr w:type="spellStart"/>
+      <w:r>
+        <w:rPr>
+          <w:highlight w:val="yellow"/>
+        </w:rPr>
+        <w:t>Ctrl+X</w:t>
+      </w:r>
+      <w:proofErr w:type="spellEnd"/>
+      <w:r>
+        <w:rPr>
+          <w:highlight w:val="yellow"/>
+        </w:rPr>
+        <w:t>)</w:t>
       </w:r>
     </w:p>
     <w:p>
@@ -337,15 +418,50 @@
           <w:ilvl w:val="1"/>
           <w:numId w:val="5"/>
         </w:numPr>
-        <w:spacing w:line="276" w:lineRule="auto"/>
-        <w:ind w:left="1440" w:hanging="360"/>
-        <w:jc w:val="both"/>
-      </w:pPr>
-      <w:r>
-        <w:rPr>
-          <w:rtl w:val="0"/>
-        </w:rPr>
-        <w:t xml:space="preserve">Screenshot tools (PrintScreen, Win+Shift+S)</w:t>
+        <w:jc w:val="both"/>
+        <w:rPr>
+          <w:highlight w:val="yellow"/>
+        </w:rPr>
+      </w:pPr>
+      <w:r>
+        <w:rPr>
+          <w:highlight w:val="yellow"/>
+        </w:rPr>
+        <w:t>Screenshot too</w:t>
+      </w:r>
+      <w:r>
+        <w:rPr>
+          <w:highlight w:val="yellow"/>
+        </w:rPr>
+        <w:t>ls (</w:t>
+      </w:r>
+      <w:proofErr w:type="spellStart"/>
+      <w:r>
+        <w:rPr>
+          <w:highlight w:val="yellow"/>
+        </w:rPr>
+        <w:t>PrintScreen</w:t>
+      </w:r>
+      <w:proofErr w:type="spellEnd"/>
+      <w:r>
+        <w:rPr>
+          <w:highlight w:val="yellow"/>
+        </w:rPr>
+        <w:t xml:space="preserve">, </w:t>
+      </w:r>
+      <w:proofErr w:type="spellStart"/>
+      <w:r>
+        <w:rPr>
+          <w:highlight w:val="yellow"/>
+        </w:rPr>
+        <w:t>Win+Shift+S</w:t>
+      </w:r>
+      <w:proofErr w:type="spellEnd"/>
+      <w:r>
+        <w:rPr>
+          <w:highlight w:val="yellow"/>
+        </w:rPr>
+        <w:t>)</w:t>
       </w:r>
     </w:p>
     <w:p>
@@ -354,16 +470,39 @@
           <w:ilvl w:val="0"/>
           <w:numId w:val="5"/>
         </w:numPr>
-        <w:spacing w:line="276" w:lineRule="auto"/>
-        <w:ind w:left="720" w:hanging="360"/>
-        <w:jc w:val="both"/>
-      </w:pPr>
-      <w:r>
-        <w:rPr>
-          <w:rtl w:val="0"/>
-        </w:rPr>
-        <w:t xml:space="preserve">A fullscreen, always-on-top kiosk window captures focus so no background application can receive input .</w:t>
-      </w:r>
+        <w:jc w:val="both"/>
+        <w:rPr>
+          <w:highlight w:val="yellow"/>
+        </w:rPr>
+      </w:pPr>
+      <w:r>
+        <w:rPr>
+          <w:highlight w:val="yellow"/>
+        </w:rPr>
+        <w:t xml:space="preserve">A </w:t>
+      </w:r>
+      <w:proofErr w:type="spellStart"/>
+      <w:r>
+        <w:rPr>
+          <w:highlight w:val="yellow"/>
+        </w:rPr>
+        <w:t>fullscreen</w:t>
+      </w:r>
+      <w:proofErr w:type="spellEnd"/>
+      <w:r>
+        <w:rPr>
+          <w:highlight w:val="yellow"/>
+        </w:rPr>
+        <w:t xml:space="preserve">, always-on-top kiosk window captures focus so no background application can receive </w:t>
+      </w:r>
+      <w:proofErr w:type="gramStart"/>
+      <w:r>
+        <w:rPr>
+          <w:highlight w:val="yellow"/>
+        </w:rPr>
+        <w:t>input .</w:t>
+      </w:r>
+      <w:proofErr w:type="gramEnd"/>
     </w:p>
     <w:p>
       <w:pPr>
@@ -371,15 +510,16 @@
           <w:ilvl w:val="0"/>
           <w:numId w:val="5"/>
         </w:numPr>
-        <w:spacing w:line="276" w:lineRule="auto"/>
-        <w:ind w:left="720" w:hanging="360"/>
-        <w:jc w:val="both"/>
-      </w:pPr>
-      <w:r>
-        <w:rPr>
-          <w:rtl w:val="0"/>
-        </w:rPr>
-        <w:t xml:space="preserve">Active process monitoring detects and flags any attempt to open disallowed applications</w:t>
+        <w:jc w:val="both"/>
+        <w:rPr>
+          <w:highlight w:val="yellow"/>
+        </w:rPr>
+      </w:pPr>
+      <w:r>
+        <w:rPr>
+          <w:highlight w:val="yellow"/>
+        </w:rPr>
+        <w:t>Active process monitoring detects and flags any attempt to open disallowed applications</w:t>
       </w:r>
     </w:p>
     <w:p>
@@ -388,20 +528,16 @@
           <w:ilvl w:val="0"/>
           <w:numId w:val="5"/>
         </w:numPr>
-        <w:spacing w:after="0" w:afterAutospacing="0" w:line="276" w:lineRule="auto"/>
-        <w:ind w:left="720" w:hanging="360"/>
-        <w:jc w:val="both"/>
-      </w:pPr>
-      <w:r>
-        <w:rPr>
-          <w:rtl w:val="0"/>
-        </w:rPr>
-        <w:t xml:space="preserve">Any bypass attempt is silently logged with a timestamp and flagged immediately on the teacher dashboard.</w:t>
-      </w:r>
-      <w:r>
-        <w:rPr>
-          <w:rtl w:val="0"/>
-        </w:rPr>
+        <w:jc w:val="both"/>
+        <w:rPr>
+          <w:highlight w:val="yellow"/>
+        </w:rPr>
+      </w:pPr>
+      <w:r>
+        <w:rPr>
+          <w:highlight w:val="yellow"/>
+        </w:rPr>
+        <w:t>Any bypass attempt is silently logged with a timestamp and flagged immediately on the teacher dashboard.</w:t>
       </w:r>
     </w:p>
     <w:p>
@@ -410,19 +546,18 @@
           <w:ilvl w:val="0"/>
           <w:numId w:val="1"/>
         </w:numPr>
-        <w:spacing w:after="0" w:afterAutospacing="0" w:before="0" w:beforeAutospacing="0" w:line="276" w:lineRule="auto"/>
-        <w:ind w:left="720" w:hanging="360"/>
-        <w:rPr>
-          <w:shd w:fill="d9d2e9" w:val="clear"/>
-        </w:rPr>
-      </w:pPr>
-      <w:commentRangeStart w:id="0"/>
-      <w:r>
-        <w:rPr>
-          <w:shd w:fill="d9d2e9" w:val="clear"/>
-          <w:rtl w:val="0"/>
-        </w:rPr>
-        <w:t xml:space="preserve">The system records and monitors student keystroke activity during the examination session for audit and behavioral review.</w:t>
+        <w:rPr>
+          <w:highlight w:val="yellow"/>
+          <w:shd w:val="clear" w:color="auto" w:fill="D9D2E9"/>
+        </w:rPr>
+      </w:pPr>
+      <w:commentRangeStart w:id="2"/>
+      <w:r>
+        <w:rPr>
+          <w:highlight w:val="yellow"/>
+          <w:shd w:val="clear" w:color="auto" w:fill="D9D2E9"/>
+        </w:rPr>
+        <w:t>The system records and monitors student keystroke activity during the examination session for audit and behavioral review.</w:t>
       </w:r>
     </w:p>
     <w:p>
@@ -431,18 +566,24 @@
           <w:ilvl w:val="0"/>
           <w:numId w:val="1"/>
         </w:numPr>
-        <w:spacing w:after="0" w:afterAutospacing="0" w:before="0" w:beforeAutospacing="0" w:line="276" w:lineRule="auto"/>
-        <w:ind w:left="720" w:hanging="360"/>
-        <w:rPr>
-          <w:shd w:fill="d9d2e9" w:val="clear"/>
-        </w:rPr>
-      </w:pPr>
-      <w:r>
-        <w:rPr>
-          <w:shd w:fill="d9d2e9" w:val="clear"/>
-          <w:rtl w:val="0"/>
-        </w:rPr>
-        <w:t xml:space="preserve">Keystroke logs are timestamped and associated with specific question interactions.</w:t>
+        <w:rPr>
+          <w:highlight w:val="yellow"/>
+          <w:shd w:val="clear" w:color="auto" w:fill="D9D2E9"/>
+        </w:rPr>
+      </w:pPr>
+      <w:r>
+        <w:rPr>
+          <w:highlight w:val="yellow"/>
+          <w:shd w:val="clear" w:color="auto" w:fill="D9D2E9"/>
+        </w:rPr>
+        <w:t>Keystroke logs are timestamp</w:t>
+      </w:r>
+      <w:r>
+        <w:rPr>
+          <w:highlight w:val="yellow"/>
+          <w:shd w:val="clear" w:color="auto" w:fill="D9D2E9"/>
+        </w:rPr>
+        <w:t>ed and associated with specific question interactions.</w:t>
       </w:r>
     </w:p>
     <w:p>
@@ -451,27 +592,41 @@
           <w:ilvl w:val="0"/>
           <w:numId w:val="1"/>
         </w:numPr>
-        <w:spacing w:after="0" w:afterAutospacing="0" w:before="0" w:beforeAutospacing="0" w:line="276" w:lineRule="auto"/>
-        <w:ind w:left="720" w:hanging="360"/>
-        <w:rPr>
-          <w:shd w:fill="d9d2e9" w:val="clear"/>
-        </w:rPr>
-      </w:pPr>
-      <w:r>
-        <w:rPr>
-          <w:shd w:fill="d9d2e9" w:val="clear"/>
-          <w:rtl w:val="0"/>
-        </w:rPr>
-        <w:t xml:space="preserve">Keystroke monitoring applies only during an exam session inside the CodeLit application and is used for academic integrity investigation and incident reporting.</w:t>
-      </w:r>
-      <w:commentRangeEnd w:id="0"/>
-      <w:r>
-        <w:commentReference w:id="0"/>
-      </w:r>
-      <w:r>
-        <w:rPr>
-          <w:rtl w:val="0"/>
-        </w:rPr>
+        <w:rPr>
+          <w:highlight w:val="yellow"/>
+          <w:shd w:val="clear" w:color="auto" w:fill="D9D2E9"/>
+        </w:rPr>
+      </w:pPr>
+      <w:r>
+        <w:rPr>
+          <w:highlight w:val="yellow"/>
+          <w:shd w:val="clear" w:color="auto" w:fill="D9D2E9"/>
+        </w:rPr>
+        <w:lastRenderedPageBreak/>
+        <w:t xml:space="preserve">Keystroke monitoring applies only during an exam session inside the </w:t>
+      </w:r>
+      <w:proofErr w:type="spellStart"/>
+      <w:r>
+        <w:rPr>
+          <w:highlight w:val="yellow"/>
+          <w:shd w:val="clear" w:color="auto" w:fill="D9D2E9"/>
+        </w:rPr>
+        <w:t>CodeLit</w:t>
+      </w:r>
+      <w:proofErr w:type="spellEnd"/>
+      <w:r>
+        <w:rPr>
+          <w:highlight w:val="yellow"/>
+          <w:shd w:val="clear" w:color="auto" w:fill="D9D2E9"/>
+        </w:rPr>
+        <w:t xml:space="preserve"> application and is used for academic integrity investigation and incident reporting.</w:t>
+      </w:r>
+      <w:commentRangeEnd w:id="2"/>
+      <w:r>
+        <w:rPr>
+          <w:highlight w:val="yellow"/>
+        </w:rPr>
+        <w:commentReference w:id="2"/>
       </w:r>
     </w:p>
     <w:p>
@@ -480,15 +635,16 @@
           <w:ilvl w:val="0"/>
           <w:numId w:val="5"/>
         </w:numPr>
-        <w:spacing w:line="276" w:lineRule="auto"/>
-        <w:ind w:left="720" w:hanging="360"/>
-        <w:jc w:val="both"/>
-      </w:pPr>
-      <w:r>
-        <w:rPr>
-          <w:rtl w:val="0"/>
-        </w:rPr>
-        <w:t xml:space="preserve">Lockdown is lifted when the teacher explicitly ends the exam session or code exit.</w:t>
+        <w:jc w:val="both"/>
+        <w:rPr>
+          <w:highlight w:val="yellow"/>
+        </w:rPr>
+      </w:pPr>
+      <w:r>
+        <w:rPr>
+          <w:highlight w:val="yellow"/>
+        </w:rPr>
+        <w:t>Lockdown is lifted when the teacher explicitly ends the exam session or code exit.</w:t>
       </w:r>
     </w:p>
     <w:p>
@@ -497,46 +653,78 @@
           <w:ilvl w:val="0"/>
           <w:numId w:val="5"/>
         </w:numPr>
-        <w:spacing w:after="240" w:line="276" w:lineRule="auto"/>
-        <w:ind w:left="720" w:hanging="360"/>
-        <w:jc w:val="both"/>
-      </w:pPr>
-      <w:r>
-        <w:rPr>
-          <w:rtl w:val="0"/>
-        </w:rPr>
-        <w:t xml:space="preserve">Upon launching the application, the system automatically closes all non-essential applications and mutes system audio before the student can access any exam, activity, or assignment.</w:t>
-      </w:r>
-    </w:p>
-    <w:p>
-      <w:pPr>
-        <w:spacing w:after="240" w:before="240" w:line="276" w:lineRule="auto"/>
-        <w:jc w:val="both"/>
-        <w:rPr>
-          <w:b w:val="1"/>
-          <w:bCs w:val="1"/>
-        </w:rPr>
-      </w:pPr>
-      <w:r>
-        <w:rPr>
-          <w:b w:val="1"/>
-          <w:bCs w:val="1"/>
-          <w:rtl w:val="0"/>
-        </w:rPr>
-        <w:t xml:space="preserve">2. Local Code Compiler and Automated Assessment Engine </w:t>
-      </w:r>
-    </w:p>
-    <w:p>
-      <w:pPr>
-        <w:spacing w:after="240" w:before="240" w:line="276" w:lineRule="auto"/>
-        <w:jc w:val="both"/>
-        <w:rPr/>
-      </w:pPr>
-      <w:r>
-        <w:rPr>
-          <w:rtl w:val="0"/>
-        </w:rPr>
-        <w:t xml:space="preserve">The platform runs its own code execution engine locally. No external grading API or internet connection is involved.</w:t>
+        <w:spacing w:after="240"/>
+        <w:jc w:val="both"/>
+        <w:rPr>
+          <w:highlight w:val="yellow"/>
+        </w:rPr>
+      </w:pPr>
+      <w:r>
+        <w:rPr>
+          <w:highlight w:val="yellow"/>
+        </w:rPr>
+        <w:t xml:space="preserve">Upon launching the application, the system automatically closes all non-essential applications and </w:t>
+      </w:r>
+      <w:proofErr w:type="gramStart"/>
+      <w:r>
+        <w:rPr>
+          <w:highlight w:val="yellow"/>
+        </w:rPr>
+        <w:t>mutes</w:t>
+      </w:r>
+      <w:proofErr w:type="gramEnd"/>
+      <w:r>
+        <w:rPr>
+          <w:highlight w:val="yellow"/>
+        </w:rPr>
+        <w:t xml:space="preserve"> system audio before the student can access any exam, activity, or as</w:t>
+      </w:r>
+      <w:r>
+        <w:rPr>
+          <w:highlight w:val="yellow"/>
+        </w:rPr>
+        <w:t>signment.</w:t>
+      </w:r>
+    </w:p>
+    <w:p>
+      <w:pPr>
+        <w:spacing w:before="240" w:after="240"/>
+        <w:jc w:val="both"/>
+        <w:rPr>
+          <w:b/>
+          <w:bCs/>
+          <w:highlight w:val="yellow"/>
+        </w:rPr>
+      </w:pPr>
+      <w:r>
+        <w:rPr>
+          <w:b/>
+          <w:bCs/>
+        </w:rPr>
+        <w:t>2</w:t>
+      </w:r>
+      <w:r>
+        <w:rPr>
+          <w:b/>
+          <w:bCs/>
+          <w:highlight w:val="yellow"/>
+        </w:rPr>
+        <w:t xml:space="preserve">. Local Code Compiler and Automated Assessment Engine </w:t>
+      </w:r>
+    </w:p>
+    <w:p>
+      <w:pPr>
+        <w:spacing w:before="240" w:after="240"/>
+        <w:jc w:val="both"/>
+        <w:rPr>
+          <w:highlight w:val="yellow"/>
+        </w:rPr>
+      </w:pPr>
+      <w:r>
+        <w:rPr>
+          <w:highlight w:val="yellow"/>
+        </w:rPr>
+        <w:t>The platform runs its own code execution engine locally. No external grading API or internet connection is involved.</w:t>
       </w:r>
     </w:p>
     <w:p>
@@ -545,15 +733,23 @@
           <w:ilvl w:val="0"/>
           <w:numId w:val="11"/>
         </w:numPr>
-        <w:spacing w:before="240" w:line="276" w:lineRule="auto"/>
-        <w:ind w:left="720" w:hanging="360"/>
-        <w:jc w:val="both"/>
-      </w:pPr>
-      <w:r>
-        <w:rPr>
-          <w:rtl w:val="0"/>
-        </w:rPr>
-        <w:t xml:space="preserve">Supports C using compiler and runtime tools pre-installed on the host machine (GCC for C).</w:t>
+        <w:spacing w:before="240"/>
+        <w:jc w:val="both"/>
+        <w:rPr>
+          <w:highlight w:val="yellow"/>
+        </w:rPr>
+      </w:pPr>
+      <w:r>
+        <w:rPr>
+          <w:highlight w:val="yellow"/>
+        </w:rPr>
+        <w:t>Supports C using compiler and runtime tools pre-installed on the host mac</w:t>
+      </w:r>
+      <w:r>
+        <w:rPr>
+          <w:highlight w:val="yellow"/>
+        </w:rPr>
+        <w:t>hine (GCC for C).</w:t>
       </w:r>
     </w:p>
     <w:p>
@@ -562,16 +758,16 @@
           <w:ilvl w:val="0"/>
           <w:numId w:val="11"/>
         </w:numPr>
-        <w:spacing w:after="0" w:line="276" w:lineRule="auto"/>
-        <w:ind w:left="720" w:hanging="360"/>
-        <w:jc w:val="both"/>
-        <w:rPr/>
-      </w:pPr>
-      <w:r>
-        <w:rPr>
-          <w:rtl w:val="0"/>
-        </w:rPr>
-        <w:t xml:space="preserve">Students may check their code against the assessment engine before final submission.</w:t>
+        <w:jc w:val="both"/>
+        <w:rPr>
+          <w:highlight w:val="yellow"/>
+        </w:rPr>
+      </w:pPr>
+      <w:r>
+        <w:rPr>
+          <w:highlight w:val="yellow"/>
+        </w:rPr>
+        <w:t>Students may check their code against the assessment engine before final submission.</w:t>
       </w:r>
     </w:p>
     <w:p>
@@ -580,16 +776,22 @@
           <w:ilvl w:val="0"/>
           <w:numId w:val="11"/>
         </w:numPr>
-        <w:spacing w:after="0" w:line="276" w:lineRule="auto"/>
-        <w:ind w:left="720" w:hanging="360"/>
-        <w:jc w:val="both"/>
-        <w:rPr/>
-      </w:pPr>
-      <w:r>
-        <w:rPr>
-          <w:rtl w:val="0"/>
-        </w:rPr>
-        <w:t xml:space="preserve">Each code check attempt incurs a teacher-configurable point deduction to discourage excessive trial-and-error submissions and encourage problem-solving before verification. </w:t>
+        <w:jc w:val="both"/>
+        <w:rPr>
+          <w:highlight w:val="yellow"/>
+        </w:rPr>
+      </w:pPr>
+      <w:r>
+        <w:rPr>
+          <w:highlight w:val="yellow"/>
+        </w:rPr>
+        <w:t>Each code check attempt incurs a teacher-configurable point deduction to discourage excessive trial-and-error submissions and encourage problem-solving b</w:t>
+      </w:r>
+      <w:r>
+        <w:rPr>
+          <w:highlight w:val="yellow"/>
+        </w:rPr>
+        <w:t xml:space="preserve">efore verification. </w:t>
       </w:r>
     </w:p>
     <w:p>
@@ -598,14 +800,14 @@
           <w:ilvl w:val="0"/>
           <w:numId w:val="11"/>
         </w:numPr>
-        <w:spacing w:after="0" w:line="276" w:lineRule="auto"/>
-        <w:ind w:left="720" w:hanging="360"/>
-        <w:jc w:val="both"/>
-        <w:rPr/>
-      </w:pPr>
-      <w:r>
-        <w:rPr>
-          <w:rtl w:val="0"/>
+        <w:jc w:val="both"/>
+        <w:rPr>
+          <w:highlight w:val="yellow"/>
+        </w:rPr>
+      </w:pPr>
+      <w:r>
+        <w:rPr>
+          <w:highlight w:val="yellow"/>
         </w:rPr>
         <w:t xml:space="preserve">The system records the number of code check attempts made by each student during the examination. </w:t>
       </w:r>
@@ -616,16 +818,22 @@
           <w:ilvl w:val="0"/>
           <w:numId w:val="11"/>
         </w:numPr>
-        <w:spacing w:after="0" w:line="276" w:lineRule="auto"/>
-        <w:ind w:left="720" w:hanging="360"/>
-        <w:jc w:val="both"/>
-        <w:rPr/>
-      </w:pPr>
-      <w:r>
-        <w:rPr>
-          <w:rtl w:val="0"/>
-        </w:rPr>
-        <w:t xml:space="preserve">Final scores for coding questions are automatically adjusted based on the configured deduction rules and the student's total number of code check attempts. </w:t>
+        <w:jc w:val="both"/>
+        <w:rPr>
+          <w:highlight w:val="yellow"/>
+        </w:rPr>
+      </w:pPr>
+      <w:r>
+        <w:rPr>
+          <w:highlight w:val="yellow"/>
+        </w:rPr>
+        <w:t>Final scores for coding questions are automatically adjusted based on the configured deduction rules and the student's total number of c</w:t>
+      </w:r>
+      <w:r>
+        <w:rPr>
+          <w:highlight w:val="yellow"/>
+        </w:rPr>
+        <w:t xml:space="preserve">ode check attempts. </w:t>
       </w:r>
     </w:p>
     <w:p>
@@ -634,16 +842,16 @@
           <w:ilvl w:val="0"/>
           <w:numId w:val="11"/>
         </w:numPr>
-        <w:spacing w:line="276" w:lineRule="auto"/>
-        <w:ind w:left="720" w:hanging="360"/>
-        <w:jc w:val="both"/>
-        <w:rPr/>
-      </w:pPr>
-      <w:r>
-        <w:rPr>
-          <w:rtl w:val="0"/>
-        </w:rPr>
-        <w:t xml:space="preserve">On submission, the engine compiles the student's code, runs it against hidden teacher-defined test cases, compares output, and returns a pass/fail result with partial credit scoring.</w:t>
+        <w:jc w:val="both"/>
+        <w:rPr>
+          <w:highlight w:val="yellow"/>
+        </w:rPr>
+      </w:pPr>
+      <w:r>
+        <w:rPr>
+          <w:highlight w:val="yellow"/>
+        </w:rPr>
+        <w:t>On submission, the engine compiles the student's code, runs it against hidden teacher-defined test cases, compares output, and returns a pass/fail result with partial credit scoring.</w:t>
       </w:r>
     </w:p>
     <w:p>
@@ -652,15 +860,22 @@
           <w:ilvl w:val="0"/>
           <w:numId w:val="11"/>
         </w:numPr>
-        <w:spacing w:line="276" w:lineRule="auto"/>
-        <w:ind w:left="720" w:hanging="360"/>
-        <w:jc w:val="both"/>
-      </w:pPr>
-      <w:r>
-        <w:rPr>
-          <w:rtl w:val="0"/>
-        </w:rPr>
-        <w:t xml:space="preserve">Each execution runs in process isolation with a configurable time limit and automatic temporary file cleanup.</w:t>
+        <w:jc w:val="both"/>
+        <w:rPr>
+          <w:highlight w:val="yellow"/>
+        </w:rPr>
+      </w:pPr>
+      <w:r>
+        <w:rPr>
+          <w:highlight w:val="yellow"/>
+        </w:rPr>
+        <w:t>Each execution runs in process isolation with a conf</w:t>
+      </w:r>
+      <w:r>
+        <w:rPr>
+          <w:highlight w:val="yellow"/>
+        </w:rPr>
+        <w:t>igurable time limit and automatic temporary file cleanup.</w:t>
       </w:r>
     </w:p>
     <w:p>
@@ -669,33 +884,35 @@
           <w:ilvl w:val="0"/>
           <w:numId w:val="11"/>
         </w:numPr>
-        <w:spacing w:line="276" w:lineRule="auto"/>
-        <w:ind w:left="720" w:hanging="360"/>
-        <w:jc w:val="both"/>
-      </w:pPr>
-      <w:r>
-        <w:rPr>
-          <w:rtl w:val="0"/>
-        </w:rPr>
-        <w:t xml:space="preserve">One student's submission cannot affect another's execution environment.</w:t>
-      </w:r>
-    </w:p>
-    <w:p>
-      <w:pPr>
-        <w:spacing w:after="240" w:before="240" w:line="276" w:lineRule="auto"/>
-        <w:jc w:val="both"/>
-        <w:rPr>
-          <w:b w:val="1"/>
-          <w:bCs w:val="1"/>
-        </w:rPr>
-      </w:pPr>
-      <w:r>
-        <w:rPr>
-          <w:b w:val="1"/>
-          <w:bCs w:val="1"/>
-          <w:rtl w:val="0"/>
-        </w:rPr>
-        <w:t xml:space="preserve">3. In-App Code Editor for Students</w:t>
+        <w:jc w:val="both"/>
+        <w:rPr>
+          <w:highlight w:val="yellow"/>
+        </w:rPr>
+      </w:pPr>
+      <w:r>
+        <w:rPr>
+          <w:highlight w:val="yellow"/>
+        </w:rPr>
+        <w:t>One student's submission cannot affect another's execution environment.</w:t>
+      </w:r>
+    </w:p>
+    <w:p>
+      <w:pPr>
+        <w:spacing w:before="240" w:after="240"/>
+        <w:jc w:val="both"/>
+        <w:rPr>
+          <w:b/>
+          <w:bCs/>
+          <w:highlight w:val="yellow"/>
+        </w:rPr>
+      </w:pPr>
+      <w:r>
+        <w:rPr>
+          <w:b/>
+          <w:bCs/>
+          <w:highlight w:val="yellow"/>
+        </w:rPr>
+        <w:t>3. In-App Code Editor for Students</w:t>
       </w:r>
     </w:p>
     <w:p>
@@ -704,15 +921,23 @@
           <w:ilvl w:val="0"/>
           <w:numId w:val="8"/>
         </w:numPr>
-        <w:spacing w:before="240" w:line="276" w:lineRule="auto"/>
-        <w:ind w:left="720" w:hanging="360"/>
-        <w:jc w:val="both"/>
-      </w:pPr>
-      <w:r>
-        <w:rPr>
-          <w:rtl w:val="0"/>
-        </w:rPr>
-        <w:t xml:space="preserve">Students write and run code inside a built-in Monaco editor (the same engine powering Visual Studio Code) rendered within the locked application window.</w:t>
+        <w:spacing w:before="240"/>
+        <w:jc w:val="both"/>
+        <w:rPr>
+          <w:highlight w:val="yellow"/>
+        </w:rPr>
+      </w:pPr>
+      <w:r>
+        <w:rPr>
+          <w:highlight w:val="yellow"/>
+        </w:rPr>
+        <w:t>Students write and run code inside a built-in Monaco editor (the same engine powering Visua</w:t>
+      </w:r>
+      <w:r>
+        <w:rPr>
+          <w:highlight w:val="yellow"/>
+        </w:rPr>
+        <w:t>l Studio Code) rendered within the locked application window.</w:t>
       </w:r>
     </w:p>
     <w:p>
@@ -721,16 +946,16 @@
           <w:ilvl w:val="0"/>
           <w:numId w:val="8"/>
         </w:numPr>
-        <w:spacing w:line="276" w:lineRule="auto"/>
-        <w:ind w:left="720" w:hanging="360"/>
-        <w:jc w:val="both"/>
-        <w:rPr/>
-      </w:pPr>
-      <w:r>
-        <w:rPr>
-          <w:rtl w:val="0"/>
-        </w:rPr>
-        <w:t xml:space="preserve">Students can run their code against visible sample test cases before final submission.</w:t>
+        <w:jc w:val="both"/>
+        <w:rPr>
+          <w:highlight w:val="yellow"/>
+        </w:rPr>
+      </w:pPr>
+      <w:r>
+        <w:rPr>
+          <w:highlight w:val="yellow"/>
+        </w:rPr>
+        <w:t>Students can run their code against visible sample test cases before final submission.</w:t>
       </w:r>
     </w:p>
     <w:p>
@@ -739,33 +964,43 @@
           <w:ilvl w:val="0"/>
           <w:numId w:val="8"/>
         </w:numPr>
-        <w:spacing w:after="240" w:line="276" w:lineRule="auto"/>
-        <w:ind w:left="720" w:hanging="360"/>
-        <w:jc w:val="both"/>
-      </w:pPr>
-      <w:r>
-        <w:rPr>
-          <w:rtl w:val="0"/>
-        </w:rPr>
-        <w:t xml:space="preserve">The editor is fully self-contained with no file system access, no external tools, and no browser access.</w:t>
-      </w:r>
-    </w:p>
-    <w:p>
-      <w:pPr>
-        <w:spacing w:after="240" w:before="240" w:line="276" w:lineRule="auto"/>
-        <w:jc w:val="both"/>
-        <w:rPr>
-          <w:b w:val="1"/>
-          <w:bCs w:val="1"/>
-        </w:rPr>
-      </w:pPr>
-      <w:r>
-        <w:rPr>
-          <w:b w:val="1"/>
-          <w:bCs w:val="1"/>
-          <w:rtl w:val="0"/>
-        </w:rPr>
-        <w:t xml:space="preserve">4. Join by Exam Code</w:t>
+        <w:spacing w:after="240"/>
+        <w:jc w:val="both"/>
+        <w:rPr>
+          <w:highlight w:val="yellow"/>
+        </w:rPr>
+      </w:pPr>
+      <w:r>
+        <w:rPr>
+          <w:highlight w:val="yellow"/>
+        </w:rPr>
+        <w:t>The editor is fully self-contained with no file system access, no external tools, and no browser access.</w:t>
+      </w:r>
+    </w:p>
+    <w:p>
+      <w:pPr>
+        <w:spacing w:before="240" w:after="240"/>
+        <w:jc w:val="both"/>
+        <w:rPr>
+          <w:b/>
+          <w:bCs/>
+          <w:highlight w:val="yellow"/>
+        </w:rPr>
+      </w:pPr>
+      <w:r>
+        <w:rPr>
+          <w:b/>
+          <w:bCs/>
+        </w:rPr>
+        <w:t xml:space="preserve">4. </w:t>
+      </w:r>
+      <w:r>
+        <w:rPr>
+          <w:b/>
+          <w:bCs/>
+          <w:highlight w:val="yellow"/>
+        </w:rPr>
+        <w:t>Join by Exam Code</w:t>
       </w:r>
     </w:p>
     <w:p>
@@ -774,13 +1009,15 @@
           <w:ilvl w:val="0"/>
           <w:numId w:val="4"/>
         </w:numPr>
-        <w:spacing w:before="240" w:line="276" w:lineRule="auto"/>
-        <w:ind w:left="720" w:hanging="360"/>
-        <w:jc w:val="both"/>
-      </w:pPr>
-      <w:r>
-        <w:rPr>
-          <w:rtl w:val="0"/>
+        <w:spacing w:before="240"/>
+        <w:jc w:val="both"/>
+        <w:rPr>
+          <w:highlight w:val="yellow"/>
+        </w:rPr>
+      </w:pPr>
+      <w:r>
+        <w:rPr>
+          <w:highlight w:val="yellow"/>
         </w:rPr>
         <w:t xml:space="preserve">Students join an exam by entering a single-use class code generated by the teacher through the cloud-based exam management system. </w:t>
       </w:r>
@@ -791,33 +1028,41 @@
           <w:ilvl w:val="0"/>
           <w:numId w:val="4"/>
         </w:numPr>
-        <w:spacing w:after="240" w:line="276" w:lineRule="auto"/>
-        <w:ind w:left="720" w:hanging="360"/>
-        <w:jc w:val="both"/>
-      </w:pPr>
-      <w:r>
-        <w:rPr>
-          <w:rtl w:val="0"/>
-        </w:rPr>
-        <w:t xml:space="preserve">Once the exam ends, the session closes and the class code is invalidated automatically.</w:t>
-      </w:r>
-    </w:p>
-    <w:p>
-      <w:pPr>
-        <w:spacing w:after="240" w:before="240" w:line="276" w:lineRule="auto"/>
-        <w:jc w:val="both"/>
-        <w:rPr>
-          <w:b w:val="1"/>
-          <w:bCs w:val="1"/>
-        </w:rPr>
-      </w:pPr>
-      <w:r>
-        <w:rPr>
-          <w:b w:val="1"/>
-          <w:bCs w:val="1"/>
-          <w:rtl w:val="0"/>
-        </w:rPr>
-        <w:t xml:space="preserve">5. Cloud-Based Data Storage and Centralized Management</w:t>
+        <w:spacing w:after="240"/>
+        <w:jc w:val="both"/>
+        <w:rPr>
+          <w:highlight w:val="yellow"/>
+        </w:rPr>
+      </w:pPr>
+      <w:r>
+        <w:rPr>
+          <w:highlight w:val="yellow"/>
+        </w:rPr>
+        <w:t>Once the exam ends, the session closes and the class code is invalidated automatically.</w:t>
+      </w:r>
+    </w:p>
+    <w:p>
+      <w:pPr>
+        <w:spacing w:before="240" w:after="240"/>
+        <w:jc w:val="both"/>
+        <w:rPr>
+          <w:b/>
+          <w:bCs/>
+        </w:rPr>
+      </w:pPr>
+      <w:r>
+        <w:rPr>
+          <w:b/>
+          <w:bCs/>
+        </w:rPr>
+        <w:t xml:space="preserve">5. Cloud-Based </w:t>
+      </w:r>
+      <w:r>
+        <w:rPr>
+          <w:b/>
+          <w:bCs/>
+        </w:rPr>
+        <w:t>Data Storage and Centralized Management</w:t>
       </w:r>
     </w:p>
     <w:p>
@@ -826,16 +1071,17 @@
           <w:ilvl w:val="0"/>
           <w:numId w:val="13"/>
         </w:numPr>
-        <w:spacing w:before="240" w:line="276" w:lineRule="auto"/>
-        <w:ind w:left="720" w:hanging="360"/>
-        <w:jc w:val="both"/>
-        <w:rPr/>
-      </w:pPr>
-      <w:r>
-        <w:rPr>
-          <w:rtl w:val="0"/>
-        </w:rPr>
-        <w:t xml:space="preserve">All exam data, including questions, student answers, scores, violation logs, and exam configurations, is stored in a secure cloud database.</w:t>
+        <w:spacing w:before="240"/>
+        <w:jc w:val="both"/>
+        <w:rPr>
+          <w:highlight w:val="yellow"/>
+        </w:rPr>
+      </w:pPr>
+      <w:r>
+        <w:rPr>
+          <w:highlight w:val="yellow"/>
+        </w:rPr>
+        <w:t>All exam data, including questions, student answers, scores, violation logs, and exam configurations, is stored in a secure cloud database.</w:t>
       </w:r>
     </w:p>
     <w:p>
@@ -844,16 +1090,23 @@
           <w:ilvl w:val="0"/>
           <w:numId w:val="13"/>
         </w:numPr>
-        <w:spacing w:line="276" w:lineRule="auto"/>
-        <w:ind w:left="720" w:hanging="360"/>
-        <w:jc w:val="both"/>
-        <w:rPr/>
-      </w:pPr>
-      <w:r>
-        <w:rPr>
-          <w:rtl w:val="0"/>
-        </w:rPr>
-        <w:t xml:space="preserve">Student responses, progress updates, and assessment results are synchronized.</w:t>
+        <w:jc w:val="both"/>
+        <w:rPr>
+          <w:highlight w:val="yellow"/>
+        </w:rPr>
+      </w:pPr>
+      <w:r>
+        <w:rPr>
+          <w:highlight w:val="yellow"/>
+        </w:rPr>
+        <w:lastRenderedPageBreak/>
+        <w:t>Student responses, progress updates, and assessment results are synchronized</w:t>
+      </w:r>
+      <w:r>
+        <w:rPr>
+          <w:highlight w:val="yellow"/>
+        </w:rPr>
+        <w:t>.</w:t>
       </w:r>
     </w:p>
     <w:p>
@@ -862,16 +1115,16 @@
           <w:ilvl w:val="0"/>
           <w:numId w:val="13"/>
         </w:numPr>
-        <w:spacing w:line="276" w:lineRule="auto"/>
-        <w:ind w:left="720" w:hanging="360"/>
-        <w:jc w:val="both"/>
-        <w:rPr/>
-      </w:pPr>
-      <w:r>
-        <w:rPr>
-          <w:rtl w:val="0"/>
-        </w:rPr>
-        <w:t xml:space="preserve">Data remains available after the exam ends and can be reviewed, exported, or reused for future assessments.</w:t>
+        <w:jc w:val="both"/>
+        <w:rPr>
+          <w:highlight w:val="yellow"/>
+        </w:rPr>
+      </w:pPr>
+      <w:r>
+        <w:rPr>
+          <w:highlight w:val="yellow"/>
+        </w:rPr>
+        <w:t>Data remains available after the exam ends and can be reviewed, exported, or reused for future assessments.</w:t>
       </w:r>
     </w:p>
     <w:p>
@@ -880,21 +1133,16 @@
           <w:ilvl w:val="0"/>
           <w:numId w:val="13"/>
         </w:numPr>
-        <w:spacing w:after="0" w:afterAutospacing="0" w:line="276" w:lineRule="auto"/>
-        <w:ind w:left="720" w:hanging="360"/>
-        <w:jc w:val="both"/>
-        <w:rPr/>
-      </w:pPr>
-      <w:r>
-        <w:rPr>
-          <w:rtl w:val="0"/>
-        </w:rPr>
-        <w:t xml:space="preserve">The platform maintains centralized ownership and management of examination records while reducing dependence on local machine storage.</w:t>
-      </w:r>
-      <w:r>
-        <w:rPr>
-          <w:rtl w:val="0"/>
-        </w:rPr>
+        <w:jc w:val="both"/>
+        <w:rPr>
+          <w:highlight w:val="yellow"/>
+        </w:rPr>
+      </w:pPr>
+      <w:r>
+        <w:rPr>
+          <w:highlight w:val="yellow"/>
+        </w:rPr>
+        <w:t>The platform maintains centralized ownership and management of examination records while reducing dependence on local machine storage.</w:t>
       </w:r>
     </w:p>
     <w:p>
@@ -903,19 +1151,22 @@
           <w:ilvl w:val="0"/>
           <w:numId w:val="7"/>
         </w:numPr>
-        <w:spacing w:after="0" w:afterAutospacing="0" w:before="0" w:beforeAutospacing="0" w:line="276" w:lineRule="auto"/>
-        <w:ind w:left="720" w:hanging="360"/>
-        <w:rPr>
-          <w:shd w:fill="ead1dc" w:val="clear"/>
-        </w:rPr>
-      </w:pPr>
-      <w:commentRangeStart w:id="1"/>
-      <w:r>
-        <w:rPr>
-          <w:shd w:fill="ead1dc" w:val="clear"/>
-          <w:rtl w:val="0"/>
-        </w:rPr>
-        <w:t xml:space="preserve">If the student's internet connection is temporarily interrupted during an active examination, the system automatically stores in-progress answers, code drafts, and unsynchronized actions locally using SQLite as a fallback mechanism.</w:t>
+        <w:rPr>
+          <w:shd w:val="clear" w:color="auto" w:fill="EAD1DC"/>
+        </w:rPr>
+      </w:pPr>
+      <w:commentRangeStart w:id="3"/>
+      <w:r>
+        <w:rPr>
+          <w:shd w:val="clear" w:color="auto" w:fill="EAD1DC"/>
+        </w:rPr>
+        <w:t>If the stud</w:t>
+      </w:r>
+      <w:r>
+        <w:rPr>
+          <w:shd w:val="clear" w:color="auto" w:fill="EAD1DC"/>
+        </w:rPr>
+        <w:t>ent's internet connection is temporarily interrupted during an active examination, the system automatically stores in-progress answers, code drafts, and unsynchronized actions locally using SQLite as a fallback mechanism.</w:t>
       </w:r>
     </w:p>
     <w:p>
@@ -924,18 +1175,21 @@
           <w:ilvl w:val="0"/>
           <w:numId w:val="7"/>
         </w:numPr>
-        <w:spacing w:after="0" w:afterAutospacing="0" w:before="0" w:beforeAutospacing="0" w:line="276" w:lineRule="auto"/>
-        <w:ind w:left="720" w:hanging="360"/>
-        <w:rPr>
-          <w:shd w:fill="ead1dc" w:val="clear"/>
-        </w:rPr>
-      </w:pPr>
-      <w:r>
-        <w:rPr>
-          <w:shd w:fill="ead1dc" w:val="clear"/>
-          <w:rtl w:val="0"/>
-        </w:rPr>
-        <w:t xml:space="preserve">Once connectivity is restored, locally stored data is automatically synchronized with the cloud database to maintain data consistency.</w:t>
+        <w:rPr>
+          <w:shd w:val="clear" w:color="auto" w:fill="EAD1DC"/>
+        </w:rPr>
+      </w:pPr>
+      <w:r>
+        <w:rPr>
+          <w:shd w:val="clear" w:color="auto" w:fill="EAD1DC"/>
+        </w:rPr>
+        <w:t>Once connectivity is restored, loc</w:t>
+      </w:r>
+      <w:r>
+        <w:rPr>
+          <w:shd w:val="clear" w:color="auto" w:fill="EAD1DC"/>
+        </w:rPr>
+        <w:t>ally stored data is automatically synchronized with the cloud database to maintain data consistency.</w:t>
       </w:r>
     </w:p>
     <w:p>
@@ -944,45 +1198,70 @@
           <w:ilvl w:val="0"/>
           <w:numId w:val="7"/>
         </w:numPr>
-        <w:spacing w:after="240" w:before="0" w:beforeAutospacing="0" w:line="276" w:lineRule="auto"/>
-        <w:ind w:left="720" w:hanging="360"/>
-        <w:rPr>
-          <w:shd w:fill="ead1dc" w:val="clear"/>
-        </w:rPr>
-      </w:pPr>
-      <w:r>
-        <w:rPr>
-          <w:shd w:fill="ead1dc" w:val="clear"/>
-          <w:rtl w:val="0"/>
-        </w:rPr>
-        <w:t xml:space="preserve">This fallback ensures that temporary connection loss does not result in data loss or interrupted exam progress.</w:t>
-      </w:r>
-      <w:commentRangeEnd w:id="1"/>
-      <w:r>
-        <w:commentReference w:id="1"/>
-      </w:r>
-      <w:r>
-        <w:rPr>
-          <w:rtl w:val="0"/>
-        </w:rPr>
-      </w:r>
-    </w:p>
-    <w:p>
-      <w:pPr>
-        <w:spacing w:after="240" w:before="240" w:line="276" w:lineRule="auto"/>
-        <w:jc w:val="both"/>
-        <w:rPr>
-          <w:b w:val="1"/>
-          <w:bCs w:val="1"/>
-        </w:rPr>
-      </w:pPr>
-      <w:r>
-        <w:rPr>
-          <w:b w:val="1"/>
-          <w:bCs w:val="1"/>
-          <w:rtl w:val="0"/>
-        </w:rPr>
-        <w:t xml:space="preserve">6. Cloud-Based Real-Time Synchronization </w:t>
+        <w:spacing w:after="240"/>
+        <w:rPr>
+          <w:shd w:val="clear" w:color="auto" w:fill="EAD1DC"/>
+        </w:rPr>
+      </w:pPr>
+      <w:r>
+        <w:rPr>
+          <w:shd w:val="clear" w:color="auto" w:fill="EAD1DC"/>
+        </w:rPr>
+        <w:t xml:space="preserve">This fallback ensures that temporary connection loss does not </w:t>
+      </w:r>
+      <w:bookmarkStart w:id="4" w:name="_GoBack"/>
+      <w:bookmarkEnd w:id="4"/>
+      <w:r>
+        <w:rPr>
+          <w:shd w:val="clear" w:color="auto" w:fill="EAD1DC"/>
+        </w:rPr>
+        <w:t>result in data loss or interrupted exam progress.</w:t>
+      </w:r>
+      <w:commentRangeEnd w:id="3"/>
+      <w:r>
+        <w:commentReference w:id="3"/>
+      </w:r>
+    </w:p>
+    <w:p>
+      <w:pPr>
+        <w:spacing w:before="240" w:after="240"/>
+        <w:jc w:val="both"/>
+        <w:rPr>
+          <w:b/>
+          <w:bCs/>
+          <w:highlight w:val="yellow"/>
+        </w:rPr>
+      </w:pPr>
+      <w:r>
+        <w:rPr>
+          <w:b/>
+          <w:bCs/>
+        </w:rPr>
+        <w:t xml:space="preserve">6. </w:t>
+      </w:r>
+      <w:r>
+        <w:rPr>
+          <w:b/>
+          <w:bCs/>
+          <w:highlight w:val="yellow"/>
+        </w:rPr>
+        <w:t xml:space="preserve">Cloud-Based </w:t>
+      </w:r>
+      <w:r>
+        <w:rPr>
+          <w:b/>
+          <w:bCs/>
+          <w:highlight w:val="yellow"/>
+        </w:rPr>
+        <w:t>Synchronization</w:t>
+      </w:r>
+      <w:r>
+        <w:rPr>
+          <w:b/>
+          <w:bCs/>
+          <w:highlight w:val="yellow"/>
+        </w:rPr>
+        <w:t xml:space="preserve"> </w:t>
       </w:r>
     </w:p>
     <w:p>
@@ -991,16 +1270,17 @@
           <w:ilvl w:val="0"/>
           <w:numId w:val="2"/>
         </w:numPr>
-        <w:spacing w:before="240" w:line="276" w:lineRule="auto"/>
-        <w:ind w:left="720" w:hanging="360"/>
-        <w:jc w:val="both"/>
-        <w:rPr/>
-      </w:pPr>
-      <w:r>
-        <w:rPr>
-          <w:rtl w:val="0"/>
-        </w:rPr>
-        <w:t xml:space="preserve">The platform uses cloud-hosted real-time communication services to synchronize exam activities across all connected devices.</w:t>
+        <w:spacing w:before="240"/>
+        <w:jc w:val="both"/>
+        <w:rPr>
+          <w:highlight w:val="yellow"/>
+        </w:rPr>
+      </w:pPr>
+      <w:r>
+        <w:rPr>
+          <w:highlight w:val="yellow"/>
+        </w:rPr>
+        <w:t>The platform uses cloud-hosted real-time communication services to synchronize exam activities across all connected devices.</w:t>
       </w:r>
     </w:p>
     <w:p>
@@ -1009,32 +1289,37 @@
           <w:ilvl w:val="0"/>
           <w:numId w:val="2"/>
         </w:numPr>
-        <w:spacing w:line="276" w:lineRule="auto"/>
-        <w:ind w:left="720" w:hanging="360"/>
-        <w:jc w:val="both"/>
-        <w:rPr/>
-      </w:pPr>
-      <w:r>
-        <w:rPr>
-          <w:rtl w:val="0"/>
-        </w:rPr>
-        <w:t xml:space="preserve">Local code compilation and assessment occur on the student machine, while synchronization and result reporting are handled through the cloud. </w:t>
-      </w:r>
-    </w:p>
-    <w:p>
-      <w:pPr>
-        <w:spacing w:after="240" w:before="240" w:line="276" w:lineRule="auto"/>
-        <w:jc w:val="both"/>
-        <w:rPr>
-          <w:b w:val="1"/>
-          <w:bCs w:val="1"/>
-        </w:rPr>
-      </w:pPr>
-      <w:r>
-        <w:rPr>
-          <w:b w:val="1"/>
-          <w:bCs w:val="1"/>
-          <w:rtl w:val="0"/>
+        <w:jc w:val="both"/>
+        <w:rPr>
+          <w:highlight w:val="yellow"/>
+        </w:rPr>
+      </w:pPr>
+      <w:r>
+        <w:rPr>
+          <w:highlight w:val="yellow"/>
+        </w:rPr>
+        <w:t>Local code compilation and assessment occur on the student machine, while synchronization and result reporting are handled throug</w:t>
+      </w:r>
+      <w:r>
+        <w:rPr>
+          <w:highlight w:val="yellow"/>
+        </w:rPr>
+        <w:t xml:space="preserve">h the cloud. </w:t>
+      </w:r>
+    </w:p>
+    <w:p>
+      <w:pPr>
+        <w:spacing w:before="240" w:after="240"/>
+        <w:jc w:val="both"/>
+        <w:rPr>
+          <w:b/>
+          <w:bCs/>
+        </w:rPr>
+      </w:pPr>
+      <w:r>
+        <w:rPr>
+          <w:b/>
+          <w:bCs/>
         </w:rPr>
         <w:t xml:space="preserve">7. Guided Installation and Deployment Package </w:t>
       </w:r>
@@ -1045,15 +1330,11 @@
           <w:ilvl w:val="0"/>
           <w:numId w:val="10"/>
         </w:numPr>
-        <w:spacing w:before="240" w:line="276" w:lineRule="auto"/>
-        <w:ind w:left="720" w:hanging="360"/>
-        <w:jc w:val="both"/>
-      </w:pPr>
-      <w:r>
-        <w:rPr>
-          <w:rtl w:val="0"/>
-        </w:rPr>
-        <w:t xml:space="preserve">The platform is distributed as an installer package with a guided setup wizard for both teachers and students.</w:t>
+        <w:spacing w:before="240"/>
+        <w:jc w:val="both"/>
+      </w:pPr>
+      <w:r>
+        <w:t>The platform is distributed as an installer package with a guided setup wizard for both teachers and students.</w:t>
       </w:r>
     </w:p>
     <w:p>
@@ -1062,15 +1343,10 @@
           <w:ilvl w:val="0"/>
           <w:numId w:val="10"/>
         </w:numPr>
-        <w:spacing w:line="276" w:lineRule="auto"/>
-        <w:ind w:left="720" w:hanging="360"/>
-        <w:jc w:val="both"/>
-      </w:pPr>
-      <w:r>
-        <w:rPr>
-          <w:rtl w:val="0"/>
-        </w:rPr>
-        <w:t xml:space="preserve">The installer automatically configures required application components and dependencies.</w:t>
+        <w:jc w:val="both"/>
+      </w:pPr>
+      <w:r>
+        <w:t>The installer automatically configures required application components and dependencies.</w:t>
       </w:r>
     </w:p>
     <w:p>
@@ -1079,15 +1355,10 @@
           <w:ilvl w:val="0"/>
           <w:numId w:val="10"/>
         </w:numPr>
-        <w:spacing w:line="276" w:lineRule="auto"/>
-        <w:ind w:left="720" w:hanging="360"/>
-        <w:jc w:val="both"/>
-      </w:pPr>
-      <w:r>
-        <w:rPr>
-          <w:rtl w:val="0"/>
-        </w:rPr>
-        <w:t xml:space="preserve">Teachers can install the desktop application and access the web-based management portal after setup.</w:t>
+        <w:jc w:val="both"/>
+      </w:pPr>
+      <w:r>
+        <w:t>Teachers can install the desktop application and access the web-based management portal after setup.</w:t>
       </w:r>
     </w:p>
     <w:p>
@@ -1096,15 +1367,13 @@
           <w:ilvl w:val="0"/>
           <w:numId w:val="10"/>
         </w:numPr>
-        <w:spacing w:line="276" w:lineRule="auto"/>
-        <w:ind w:left="720" w:hanging="360"/>
-        <w:jc w:val="both"/>
-      </w:pPr>
-      <w:r>
-        <w:rPr>
-          <w:rtl w:val="0"/>
-        </w:rPr>
-        <w:t xml:space="preserve">Students can install the application through a standard installation process without manual configuration.</w:t>
+        <w:jc w:val="both"/>
+      </w:pPr>
+      <w:r>
+        <w:t>Students can install the application through a standard installati</w:t>
+      </w:r>
+      <w:r>
+        <w:t>on process without manual configuration.</w:t>
       </w:r>
     </w:p>
     <w:p>
@@ -1113,15 +1382,10 @@
           <w:ilvl w:val="0"/>
           <w:numId w:val="10"/>
         </w:numPr>
-        <w:spacing w:line="276" w:lineRule="auto"/>
-        <w:ind w:left="720" w:hanging="360"/>
-        <w:jc w:val="both"/>
-      </w:pPr>
-      <w:r>
-        <w:rPr>
-          <w:rtl w:val="0"/>
-        </w:rPr>
-        <w:t xml:space="preserve">The installation package verifies required software components for supported programming languages and provides setup instructions when dependencies are missing.</w:t>
+        <w:jc w:val="both"/>
+      </w:pPr>
+      <w:r>
+        <w:t>The installation package verifies required software components for supported programming languages and provides setup instructions when dependencies are missing.</w:t>
       </w:r>
     </w:p>
     <w:p>
@@ -1130,66 +1394,69 @@
           <w:ilvl w:val="0"/>
           <w:numId w:val="10"/>
         </w:numPr>
-        <w:spacing w:after="240" w:line="276" w:lineRule="auto"/>
-        <w:ind w:left="720" w:hanging="360"/>
-        <w:jc w:val="both"/>
-      </w:pPr>
-      <w:r>
-        <w:rPr>
-          <w:rtl w:val="0"/>
-        </w:rPr>
-        <w:t xml:space="preserve">Application updates can be deployed through future installer releases without requiring manual reconfiguration.</w:t>
-      </w:r>
-    </w:p>
-    <w:p>
-      <w:pPr>
-        <w:rPr>
-          <w:b w:val="1"/>
-          <w:bCs w:val="1"/>
+        <w:spacing w:after="240"/>
+        <w:jc w:val="both"/>
+      </w:pPr>
+      <w:r>
+        <w:t>Application updates can be deployed through future in</w:t>
+      </w:r>
+      <w:r>
+        <w:t>staller releases without requiring manual reconfiguration.</w:t>
+      </w:r>
+    </w:p>
+    <w:p>
+      <w:pPr>
+        <w:rPr>
+          <w:b/>
+          <w:bCs/>
           <w:sz w:val="24"/>
           <w:szCs w:val="24"/>
-        </w:rPr>
-      </w:pPr>
-      <w:r>
-        <w:rPr>
-          <w:b w:val="1"/>
-          <w:bCs w:val="1"/>
+          <w:highlight w:val="yellow"/>
+        </w:rPr>
+      </w:pPr>
+      <w:r>
+        <w:rPr>
+          <w:b/>
+          <w:bCs/>
           <w:sz w:val="24"/>
           <w:szCs w:val="24"/>
-          <w:rtl w:val="0"/>
-        </w:rPr>
-        <w:t xml:space="preserve">Web Application (Teachers)</w:t>
-      </w:r>
-    </w:p>
-    <w:p>
-      <w:pPr>
-        <w:spacing w:after="240" w:before="240" w:line="276" w:lineRule="auto"/>
-        <w:jc w:val="both"/>
-        <w:rPr>
-          <w:b w:val="1"/>
-          <w:bCs w:val="1"/>
-        </w:rPr>
-      </w:pPr>
-      <w:r>
-        <w:rPr>
-          <w:b w:val="1"/>
-          <w:bCs w:val="1"/>
-          <w:rtl w:val="0"/>
-        </w:rPr>
-        <w:t xml:space="preserve">1. Teacher Monitoring Dashboard </w:t>
-      </w:r>
-    </w:p>
-    <w:p>
-      <w:pPr>
-        <w:spacing w:after="240" w:before="240" w:line="276" w:lineRule="auto"/>
-        <w:jc w:val="both"/>
-        <w:rPr/>
-      </w:pPr>
-      <w:r>
-        <w:rPr>
-          <w:rtl w:val="0"/>
-        </w:rPr>
-        <w:t xml:space="preserve">The teacher dashboard runs in a web browser and is accessible through the cloud-based platform, providing real-time visibility into the entire exam session. It provides real-time visibility into the entire exam session.</w:t>
+          <w:highlight w:val="yellow"/>
+        </w:rPr>
+        <w:t>Web Application (Teachers)</w:t>
+      </w:r>
+    </w:p>
+    <w:p>
+      <w:pPr>
+        <w:spacing w:before="240" w:after="240"/>
+        <w:jc w:val="both"/>
+        <w:rPr>
+          <w:b/>
+          <w:bCs/>
+        </w:rPr>
+      </w:pPr>
+      <w:r>
+        <w:rPr>
+          <w:b/>
+          <w:bCs/>
+          <w:highlight w:val="yellow"/>
+        </w:rPr>
+        <w:t>1. Teacher Monitoring Dashboard</w:t>
+      </w:r>
+      <w:r>
+        <w:rPr>
+          <w:b/>
+          <w:bCs/>
+        </w:rPr>
+        <w:t xml:space="preserve"> </w:t>
+      </w:r>
+    </w:p>
+    <w:p>
+      <w:pPr>
+        <w:spacing w:before="240" w:after="240"/>
+        <w:jc w:val="both"/>
+      </w:pPr>
+      <w:r>
+        <w:t>The teacher dashboard runs in a web browser and is accessible through the cloud-based platform, providing real-time visibility into the entire exam session. It provides real-time visibility into the entire exam session.</w:t>
       </w:r>
     </w:p>
     <w:p>
@@ -1198,15 +1465,23 @@
           <w:ilvl w:val="0"/>
           <w:numId w:val="12"/>
         </w:numPr>
-        <w:spacing w:before="240" w:line="276" w:lineRule="auto"/>
-        <w:ind w:left="720" w:hanging="360"/>
-        <w:jc w:val="both"/>
-      </w:pPr>
-      <w:r>
-        <w:rPr>
-          <w:rtl w:val="0"/>
-        </w:rPr>
-        <w:t xml:space="preserve">Displays all connected students, their current question, and their progress status in real time.</w:t>
+        <w:spacing w:before="240"/>
+        <w:jc w:val="both"/>
+        <w:rPr>
+          <w:highlight w:val="yellow"/>
+        </w:rPr>
+      </w:pPr>
+      <w:r>
+        <w:rPr>
+          <w:highlight w:val="yellow"/>
+        </w:rPr>
+        <w:t>Displays all connected students, the</w:t>
+      </w:r>
+      <w:r>
+        <w:rPr>
+          <w:highlight w:val="yellow"/>
+        </w:rPr>
+        <w:t>ir current question, and their progress status in real time.</w:t>
       </w:r>
     </w:p>
     <w:p>
@@ -1215,15 +1490,11 @@
           <w:ilvl w:val="0"/>
           <w:numId w:val="12"/>
         </w:numPr>
-        <w:spacing w:line="276" w:lineRule="auto"/>
-        <w:ind w:left="720" w:hanging="360"/>
-        <w:jc w:val="both"/>
-      </w:pPr>
-      <w:r>
-        <w:rPr>
-          <w:rtl w:val="0"/>
-        </w:rPr>
-        <w:t xml:space="preserve">Violation alerts appear instantly showing the student name, violation type, and exact timestamp.</w:t>
+        <w:jc w:val="both"/>
+      </w:pPr>
+      <w:r>
+        <w:lastRenderedPageBreak/>
+        <w:t>Violation alerts appear instantly showing the student name, violation type, and exact timestamp.</w:t>
       </w:r>
     </w:p>
     <w:p>
@@ -1232,15 +1503,16 @@
           <w:ilvl w:val="0"/>
           <w:numId w:val="12"/>
         </w:numPr>
-        <w:spacing w:line="276" w:lineRule="auto"/>
-        <w:ind w:left="720" w:hanging="360"/>
-        <w:jc w:val="both"/>
-      </w:pPr>
-      <w:r>
-        <w:rPr>
-          <w:rtl w:val="0"/>
-        </w:rPr>
-        <w:t xml:space="preserve">Teachers can end the entire exam session or remove a specific student directly from the dashboard.</w:t>
+        <w:jc w:val="both"/>
+        <w:rPr>
+          <w:highlight w:val="yellow"/>
+        </w:rPr>
+      </w:pPr>
+      <w:r>
+        <w:rPr>
+          <w:highlight w:val="yellow"/>
+        </w:rPr>
+        <w:t>Teachers can end the entire exam session or remove a specific student directly from the dashboard.</w:t>
       </w:r>
     </w:p>
     <w:p>
@@ -1249,15 +1521,10 @@
           <w:ilvl w:val="0"/>
           <w:numId w:val="12"/>
         </w:numPr>
-        <w:spacing w:line="276" w:lineRule="auto"/>
-        <w:ind w:left="720" w:hanging="360"/>
-        <w:jc w:val="both"/>
-      </w:pPr>
-      <w:r>
-        <w:rPr>
-          <w:rtl w:val="0"/>
-        </w:rPr>
-        <w:t xml:space="preserve">Student movement tracker logs every action taken during the exam, including question navigation, focus changes, and submission events.</w:t>
+        <w:jc w:val="both"/>
+      </w:pPr>
+      <w:r>
+        <w:t>Student movement tracker logs every action taken during the exam, including question navigation, focus changes, and submission events.</w:t>
       </w:r>
     </w:p>
     <w:p>
@@ -1266,15 +1533,10 @@
           <w:ilvl w:val="0"/>
           <w:numId w:val="12"/>
         </w:numPr>
-        <w:spacing w:after="0" w:line="276" w:lineRule="auto"/>
-        <w:ind w:left="720" w:hanging="360"/>
-        <w:jc w:val="both"/>
-      </w:pPr>
-      <w:r>
-        <w:rPr>
-          <w:rtl w:val="0"/>
-        </w:rPr>
-        <w:t xml:space="preserve">Score analytics are displayed after the exam, including per-student breakdowns and question-level performance.</w:t>
+        <w:jc w:val="both"/>
+      </w:pPr>
+      <w:r>
+        <w:t>Score analytics are displayed after the exam, including per-student breakdowns and question-level performance.</w:t>
       </w:r>
     </w:p>
     <w:p>
@@ -1283,52 +1545,59 @@
           <w:ilvl w:val="0"/>
           <w:numId w:val="12"/>
         </w:numPr>
-        <w:spacing w:line="276" w:lineRule="auto"/>
-        <w:ind w:left="720" w:hanging="360"/>
-        <w:jc w:val="both"/>
-        <w:rPr/>
-      </w:pPr>
-      <w:r>
-        <w:rPr>
-          <w:rtl w:val="0"/>
-        </w:rPr>
-        <w:t xml:space="preserve">Teachers can access and manage exams through their accounts from any authorized device with an internet connection.</w:t>
-      </w:r>
-      <w:r>
-        <w:rPr>
-          <w:rtl w:val="0"/>
-        </w:rPr>
-      </w:r>
-    </w:p>
-    <w:p>
-      <w:pPr>
-        <w:spacing w:after="240" w:before="240" w:line="276" w:lineRule="auto"/>
-        <w:jc w:val="both"/>
-        <w:rPr>
-          <w:b w:val="1"/>
-          <w:bCs w:val="1"/>
-        </w:rPr>
-      </w:pPr>
-      <w:r>
-        <w:rPr>
-          <w:b w:val="1"/>
-          <w:bCs w:val="1"/>
-          <w:rtl w:val="0"/>
-        </w:rPr>
-        <w:t xml:space="preserve">2. Multi-Type Exam Builder </w:t>
-      </w:r>
-    </w:p>
-    <w:p>
-      <w:pPr>
-        <w:spacing w:after="240" w:before="240" w:line="276" w:lineRule="auto"/>
-        <w:jc w:val="both"/>
-        <w:rPr/>
-      </w:pPr>
-      <w:r>
-        <w:rPr>
-          <w:rtl w:val="0"/>
-        </w:rPr>
-        <w:t xml:space="preserve">Teachers build exams entirely through the web-based teacher portal. A single exam can combine any mix of the following question types:</w:t>
+        <w:jc w:val="both"/>
+        <w:rPr>
+          <w:highlight w:val="yellow"/>
+        </w:rPr>
+      </w:pPr>
+      <w:r>
+        <w:rPr>
+          <w:highlight w:val="yellow"/>
+        </w:rPr>
+        <w:t xml:space="preserve">Teachers </w:t>
+      </w:r>
+      <w:r>
+        <w:rPr>
+          <w:highlight w:val="yellow"/>
+        </w:rPr>
+        <w:t>can access and manage exams through their accounts from any authorized device with an internet connection.</w:t>
+      </w:r>
+    </w:p>
+    <w:p>
+      <w:pPr>
+        <w:spacing w:before="240" w:after="240"/>
+        <w:jc w:val="both"/>
+        <w:rPr>
+          <w:b/>
+          <w:bCs/>
+        </w:rPr>
+      </w:pPr>
+      <w:r>
+        <w:rPr>
+          <w:b/>
+          <w:bCs/>
+          <w:highlight w:val="yellow"/>
+        </w:rPr>
+        <w:t>2. Multi-Type Exam Builder</w:t>
+      </w:r>
+      <w:r>
+        <w:rPr>
+          <w:b/>
+          <w:bCs/>
+        </w:rPr>
+        <w:t xml:space="preserve"> </w:t>
+      </w:r>
+    </w:p>
+    <w:p>
+      <w:pPr>
+        <w:spacing w:before="240" w:after="240"/>
+        <w:jc w:val="both"/>
+      </w:pPr>
+      <w:r>
+        <w:t>Teachers build exams entirely through the web-based teacher portal. A single exam can combine any mix of the following qu</w:t>
+      </w:r>
+      <w:r>
+        <w:t>estion types:</w:t>
       </w:r>
     </w:p>
     <w:p>
@@ -1337,15 +1606,11 @@
           <w:ilvl w:val="0"/>
           <w:numId w:val="3"/>
         </w:numPr>
-        <w:spacing w:before="240" w:line="276" w:lineRule="auto"/>
-        <w:ind w:left="720" w:hanging="360"/>
-        <w:jc w:val="both"/>
-      </w:pPr>
-      <w:r>
-        <w:rPr>
-          <w:rtl w:val="0"/>
-        </w:rPr>
-        <w:t xml:space="preserve">Fill in the Blanks</w:t>
+        <w:spacing w:before="240"/>
+        <w:jc w:val="both"/>
+      </w:pPr>
+      <w:r>
+        <w:t>Fill in the Blanks</w:t>
       </w:r>
     </w:p>
     <w:p>
@@ -1354,15 +1619,16 @@
           <w:ilvl w:val="0"/>
           <w:numId w:val="3"/>
         </w:numPr>
-        <w:spacing w:line="276" w:lineRule="auto"/>
-        <w:ind w:left="720" w:hanging="360"/>
-        <w:jc w:val="both"/>
-      </w:pPr>
-      <w:r>
-        <w:rPr>
-          <w:rtl w:val="0"/>
-        </w:rPr>
-        <w:t xml:space="preserve">Multiple Choice</w:t>
+        <w:jc w:val="both"/>
+        <w:rPr>
+          <w:highlight w:val="yellow"/>
+        </w:rPr>
+      </w:pPr>
+      <w:r>
+        <w:rPr>
+          <w:highlight w:val="yellow"/>
+        </w:rPr>
+        <w:t>Multiple Choice</w:t>
       </w:r>
     </w:p>
     <w:p>
@@ -1371,28 +1637,26 @@
           <w:ilvl w:val="0"/>
           <w:numId w:val="3"/>
         </w:numPr>
-        <w:spacing w:after="240" w:line="276" w:lineRule="auto"/>
-        <w:ind w:left="720" w:hanging="360"/>
-        <w:jc w:val="both"/>
-      </w:pPr>
-      <w:r>
-        <w:rPr>
-          <w:rtl w:val="0"/>
-        </w:rPr>
-        <w:t xml:space="preserve">Coding</w:t>
-      </w:r>
-    </w:p>
-    <w:p>
-      <w:pPr>
-        <w:spacing w:after="240" w:before="240" w:line="276" w:lineRule="auto"/>
-        <w:jc w:val="both"/>
-        <w:rPr/>
-      </w:pPr>
-      <w:r>
-        <w:rPr>
-          <w:rtl w:val="0"/>
-        </w:rPr>
-        <w:t xml:space="preserve">Additional exam builder features:</w:t>
+        <w:spacing w:after="240"/>
+        <w:jc w:val="both"/>
+        <w:rPr>
+          <w:highlight w:val="yellow"/>
+        </w:rPr>
+      </w:pPr>
+      <w:r>
+        <w:rPr>
+          <w:highlight w:val="yellow"/>
+        </w:rPr>
+        <w:t>Coding</w:t>
+      </w:r>
+    </w:p>
+    <w:p>
+      <w:pPr>
+        <w:spacing w:before="240" w:after="240"/>
+        <w:jc w:val="both"/>
+      </w:pPr>
+      <w:r>
+        <w:t>Additional exam builder features:</w:t>
       </w:r>
     </w:p>
     <w:p>
@@ -1401,14 +1665,9 @@
           <w:ilvl w:val="0"/>
           <w:numId w:val="6"/>
         </w:numPr>
-        <w:spacing w:line="276" w:lineRule="auto"/>
-        <w:ind w:left="720" w:hanging="360"/>
-        <w:jc w:val="both"/>
-      </w:pPr>
-      <w:r>
-        <w:rPr>
-          <w:rtl w:val="0"/>
-        </w:rPr>
+        <w:jc w:val="both"/>
+      </w:pPr>
+      <w:r>
         <w:t xml:space="preserve">Fill-in-the-Blank Question Builder </w:t>
       </w:r>
     </w:p>
@@ -1418,14 +1677,9 @@
           <w:ilvl w:val="1"/>
           <w:numId w:val="6"/>
         </w:numPr>
-        <w:spacing w:line="276" w:lineRule="auto"/>
-        <w:ind w:left="1440" w:hanging="360"/>
-        <w:jc w:val="both"/>
-      </w:pPr>
-      <w:r>
-        <w:rPr>
-          <w:rtl w:val="0"/>
-        </w:rPr>
+        <w:jc w:val="both"/>
+      </w:pPr>
+      <w:r>
         <w:t xml:space="preserve">Create questions with one or more acceptable answers </w:t>
       </w:r>
     </w:p>
@@ -1435,14 +1689,9 @@
           <w:ilvl w:val="1"/>
           <w:numId w:val="6"/>
         </w:numPr>
-        <w:spacing w:line="276" w:lineRule="auto"/>
-        <w:ind w:left="1440" w:hanging="360"/>
-        <w:jc w:val="both"/>
-      </w:pPr>
-      <w:r>
-        <w:rPr>
-          <w:rtl w:val="0"/>
-        </w:rPr>
+        <w:jc w:val="both"/>
+      </w:pPr>
+      <w:r>
         <w:t xml:space="preserve">Configure case sensitivity and answer matching rules </w:t>
       </w:r>
     </w:p>
@@ -1452,14 +1701,9 @@
           <w:ilvl w:val="1"/>
           <w:numId w:val="6"/>
         </w:numPr>
-        <w:spacing w:line="276" w:lineRule="auto"/>
-        <w:ind w:left="1440" w:hanging="360"/>
-        <w:jc w:val="both"/>
-      </w:pPr>
-      <w:r>
-        <w:rPr>
-          <w:rtl w:val="0"/>
-        </w:rPr>
+        <w:jc w:val="both"/>
+      </w:pPr>
+      <w:r>
         <w:t xml:space="preserve">Configure point values for each question </w:t>
       </w:r>
     </w:p>
@@ -1469,13 +1713,14 @@
           <w:ilvl w:val="0"/>
           <w:numId w:val="6"/>
         </w:numPr>
-        <w:spacing w:line="276" w:lineRule="auto"/>
-        <w:ind w:left="720" w:hanging="360"/>
-        <w:jc w:val="both"/>
-      </w:pPr>
-      <w:r>
-        <w:rPr>
-          <w:rtl w:val="0"/>
+        <w:jc w:val="both"/>
+        <w:rPr>
+          <w:highlight w:val="yellow"/>
+        </w:rPr>
+      </w:pPr>
+      <w:r>
+        <w:rPr>
+          <w:highlight w:val="yellow"/>
         </w:rPr>
         <w:t xml:space="preserve">Multiple Choice Question Builder </w:t>
       </w:r>
@@ -1486,13 +1731,14 @@
           <w:ilvl w:val="1"/>
           <w:numId w:val="6"/>
         </w:numPr>
-        <w:spacing w:line="276" w:lineRule="auto"/>
-        <w:ind w:left="1440" w:hanging="360"/>
-        <w:jc w:val="both"/>
-      </w:pPr>
-      <w:r>
-        <w:rPr>
-          <w:rtl w:val="0"/>
+        <w:jc w:val="both"/>
+        <w:rPr>
+          <w:highlight w:val="yellow"/>
+        </w:rPr>
+      </w:pPr>
+      <w:r>
+        <w:rPr>
+          <w:highlight w:val="yellow"/>
         </w:rPr>
         <w:t xml:space="preserve">Create questions, answer choices, and correct answers </w:t>
       </w:r>
@@ -1503,13 +1749,14 @@
           <w:ilvl w:val="1"/>
           <w:numId w:val="6"/>
         </w:numPr>
-        <w:spacing w:line="276" w:lineRule="auto"/>
-        <w:ind w:left="1440" w:hanging="360"/>
-        <w:jc w:val="both"/>
-      </w:pPr>
-      <w:r>
-        <w:rPr>
-          <w:rtl w:val="0"/>
+        <w:jc w:val="both"/>
+        <w:rPr>
+          <w:highlight w:val="yellow"/>
+        </w:rPr>
+      </w:pPr>
+      <w:r>
+        <w:rPr>
+          <w:highlight w:val="yellow"/>
         </w:rPr>
         <w:t xml:space="preserve">Configure point values for each question </w:t>
       </w:r>
@@ -1520,13 +1767,14 @@
           <w:ilvl w:val="0"/>
           <w:numId w:val="6"/>
         </w:numPr>
-        <w:spacing w:line="276" w:lineRule="auto"/>
-        <w:ind w:left="720" w:hanging="360"/>
-        <w:jc w:val="both"/>
-      </w:pPr>
-      <w:r>
-        <w:rPr>
-          <w:rtl w:val="0"/>
+        <w:jc w:val="both"/>
+        <w:rPr>
+          <w:highlight w:val="yellow"/>
+        </w:rPr>
+      </w:pPr>
+      <w:r>
+        <w:rPr>
+          <w:highlight w:val="yellow"/>
         </w:rPr>
         <w:t xml:space="preserve">Coding Question Builder </w:t>
       </w:r>
@@ -1537,15 +1785,22 @@
           <w:ilvl w:val="1"/>
           <w:numId w:val="6"/>
         </w:numPr>
-        <w:spacing w:line="276" w:lineRule="auto"/>
-        <w:ind w:left="1440" w:hanging="360"/>
-        <w:jc w:val="both"/>
-      </w:pPr>
-      <w:r>
-        <w:rPr>
-          <w:rtl w:val="0"/>
-        </w:rPr>
-        <w:t xml:space="preserve">Create programming problems with custom problem statements, input specifications, output specifications, and constraints </w:t>
+        <w:jc w:val="both"/>
+        <w:rPr>
+          <w:highlight w:val="yellow"/>
+        </w:rPr>
+      </w:pPr>
+      <w:r>
+        <w:rPr>
+          <w:highlight w:val="yellow"/>
+        </w:rPr>
+        <w:t>Create programming problems with custom problem statements</w:t>
+      </w:r>
+      <w:r>
+        <w:rPr>
+          <w:highlight w:val="yellow"/>
+        </w:rPr>
+        <w:t xml:space="preserve">, input specifications, output specifications, and constraints </w:t>
       </w:r>
     </w:p>
     <w:p>
@@ -1554,13 +1809,14 @@
           <w:ilvl w:val="1"/>
           <w:numId w:val="6"/>
         </w:numPr>
-        <w:spacing w:line="276" w:lineRule="auto"/>
-        <w:ind w:left="1440" w:hanging="360"/>
-        <w:jc w:val="both"/>
-      </w:pPr>
-      <w:r>
-        <w:rPr>
-          <w:rtl w:val="0"/>
+        <w:jc w:val="both"/>
+        <w:rPr>
+          <w:highlight w:val="yellow"/>
+        </w:rPr>
+      </w:pPr>
+      <w:r>
+        <w:rPr>
+          <w:highlight w:val="yellow"/>
         </w:rPr>
         <w:t xml:space="preserve">Define visible sample test cases for student practice </w:t>
       </w:r>
@@ -1571,15 +1827,16 @@
           <w:ilvl w:val="1"/>
           <w:numId w:val="6"/>
         </w:numPr>
-        <w:spacing w:line="276" w:lineRule="auto"/>
-        <w:ind w:left="1440" w:hanging="360"/>
-        <w:jc w:val="both"/>
-      </w:pPr>
-      <w:r>
-        <w:rPr>
-          <w:rtl w:val="0"/>
-        </w:rPr>
-        <w:t xml:space="preserve">Define hidden test cases used for automated grading</w:t>
+        <w:jc w:val="both"/>
+        <w:rPr>
+          <w:highlight w:val="yellow"/>
+        </w:rPr>
+      </w:pPr>
+      <w:r>
+        <w:rPr>
+          <w:highlight w:val="yellow"/>
+        </w:rPr>
+        <w:t>Define hidden test cases used for automated grading</w:t>
       </w:r>
     </w:p>
     <w:p>
@@ -1588,13 +1845,14 @@
           <w:ilvl w:val="1"/>
           <w:numId w:val="6"/>
         </w:numPr>
-        <w:spacing w:line="276" w:lineRule="auto"/>
-        <w:ind w:left="1440" w:hanging="360"/>
-        <w:jc w:val="both"/>
-      </w:pPr>
-      <w:r>
-        <w:rPr>
-          <w:rtl w:val="0"/>
+        <w:jc w:val="both"/>
+        <w:rPr>
+          <w:highlight w:val="yellow"/>
+        </w:rPr>
+      </w:pPr>
+      <w:r>
+        <w:rPr>
+          <w:highlight w:val="yellow"/>
         </w:rPr>
         <w:t xml:space="preserve">Specify expected outputs for each test case </w:t>
       </w:r>
@@ -1605,15 +1863,22 @@
           <w:ilvl w:val="1"/>
           <w:numId w:val="6"/>
         </w:numPr>
-        <w:spacing w:line="276" w:lineRule="auto"/>
-        <w:ind w:left="1440" w:hanging="360"/>
-        <w:jc w:val="both"/>
-      </w:pPr>
-      <w:r>
-        <w:rPr>
-          <w:rtl w:val="0"/>
-        </w:rPr>
-        <w:t xml:space="preserve">Configure time limits and scoring criteria for submissions </w:t>
+        <w:jc w:val="both"/>
+        <w:rPr>
+          <w:highlight w:val="yellow"/>
+        </w:rPr>
+      </w:pPr>
+      <w:r>
+        <w:rPr>
+          <w:highlight w:val="yellow"/>
+        </w:rPr>
+        <w:t>Configure time limits and scoring criter</w:t>
+      </w:r>
+      <w:r>
+        <w:rPr>
+          <w:highlight w:val="yellow"/>
+        </w:rPr>
+        <w:t xml:space="preserve">ia for submissions </w:t>
       </w:r>
     </w:p>
     <w:p>
@@ -1622,13 +1887,32 @@
           <w:ilvl w:val="1"/>
           <w:numId w:val="6"/>
         </w:numPr>
-        <w:spacing w:line="276" w:lineRule="auto"/>
-        <w:ind w:left="1440" w:hanging="360"/>
-        <w:jc w:val="both"/>
-      </w:pPr>
-      <w:r>
-        <w:rPr>
-          <w:rtl w:val="0"/>
+        <w:jc w:val="both"/>
+        <w:rPr>
+          <w:highlight w:val="yellow"/>
+        </w:rPr>
+      </w:pPr>
+      <w:r>
+        <w:rPr>
+          <w:highlight w:val="yellow"/>
+        </w:rPr>
+        <w:t>Teacher can give out “check” penalties.</w:t>
+      </w:r>
+    </w:p>
+    <w:p>
+      <w:pPr>
+        <w:numPr>
+          <w:ilvl w:val="1"/>
+          <w:numId w:val="6"/>
+        </w:numPr>
+        <w:jc w:val="both"/>
+        <w:rPr>
+          <w:highlight w:val="yellow"/>
+        </w:rPr>
+      </w:pPr>
+      <w:r>
+        <w:rPr>
+          <w:highlight w:val="yellow"/>
         </w:rPr>
         <w:t xml:space="preserve">Preview and validate test cases before publishing the exam </w:t>
       </w:r>
@@ -1639,13 +1923,15 @@
           <w:ilvl w:val="0"/>
           <w:numId w:val="6"/>
         </w:numPr>
-        <w:spacing w:before="240" w:line="276" w:lineRule="auto"/>
-        <w:ind w:left="720" w:hanging="360"/>
-        <w:jc w:val="both"/>
-      </w:pPr>
-      <w:r>
-        <w:rPr>
-          <w:rtl w:val="0"/>
+        <w:spacing w:before="240"/>
+        <w:jc w:val="both"/>
+        <w:rPr>
+          <w:highlight w:val="yellow"/>
+        </w:rPr>
+      </w:pPr>
+      <w:r>
+        <w:rPr>
+          <w:highlight w:val="yellow"/>
         </w:rPr>
         <w:t xml:space="preserve">Hidden test cases are used exclusively for automated grading and are never visible to students during the examination. </w:t>
       </w:r>
@@ -1656,15 +1942,22 @@
           <w:ilvl w:val="0"/>
           <w:numId w:val="6"/>
         </w:numPr>
-        <w:spacing w:line="276" w:lineRule="auto"/>
-        <w:ind w:left="720" w:hanging="360"/>
-        <w:jc w:val="both"/>
-      </w:pPr>
-      <w:r>
-        <w:rPr>
-          <w:rtl w:val="0"/>
-        </w:rPr>
-        <w:t xml:space="preserve">Question order can be randomized per student to reduce answer sharing.</w:t>
+        <w:jc w:val="both"/>
+        <w:rPr>
+          <w:highlight w:val="yellow"/>
+        </w:rPr>
+      </w:pPr>
+      <w:r>
+        <w:rPr>
+          <w:highlight w:val="yellow"/>
+        </w:rPr>
+        <w:t>Question order can be randomized per student to reduce a</w:t>
+      </w:r>
+      <w:r>
+        <w:rPr>
+          <w:highlight w:val="yellow"/>
+        </w:rPr>
+        <w:t>nswer sharing.</w:t>
       </w:r>
     </w:p>
     <w:p>
@@ -1673,33 +1966,37 @@
           <w:ilvl w:val="0"/>
           <w:numId w:val="6"/>
         </w:numPr>
-        <w:spacing w:after="240" w:line="276" w:lineRule="auto"/>
-        <w:ind w:left="720" w:hanging="360"/>
-        <w:jc w:val="both"/>
-      </w:pPr>
-      <w:r>
-        <w:rPr>
-          <w:rtl w:val="0"/>
-        </w:rPr>
-        <w:t xml:space="preserve">The teacher portal is web-based and accessible through the cloud-based platform from any authorized device. </w:t>
-      </w:r>
-    </w:p>
-    <w:p>
-      <w:pPr>
-        <w:spacing w:after="240" w:before="240" w:line="276" w:lineRule="auto"/>
-        <w:jc w:val="both"/>
-        <w:rPr>
-          <w:b w:val="1"/>
-          <w:bCs w:val="1"/>
-        </w:rPr>
-      </w:pPr>
-      <w:r>
-        <w:rPr>
-          <w:b w:val="1"/>
-          <w:bCs w:val="1"/>
-          <w:rtl w:val="0"/>
-        </w:rPr>
-        <w:t xml:space="preserve">3. Result and Incident Report Export</w:t>
+        <w:spacing w:after="240"/>
+        <w:jc w:val="both"/>
+      </w:pPr>
+      <w:r>
+        <w:t>The teacher portal is web-based and accessible through the cloud-based platform from any authorized device.</w:t>
+      </w:r>
+    </w:p>
+    <w:p>
+      <w:pPr>
+        <w:spacing w:before="240" w:after="240"/>
+        <w:jc w:val="both"/>
+        <w:rPr>
+          <w:b/>
+          <w:bCs/>
+        </w:rPr>
+      </w:pPr>
+      <w:r>
+        <w:rPr>
+          <w:b/>
+          <w:bCs/>
+        </w:rPr>
+        <w:lastRenderedPageBreak/>
+        <w:t xml:space="preserve">3. </w:t>
+      </w:r>
+      <w:r>
+        <w:rPr>
+          <w:b/>
+          <w:bCs/>
+          <w:highlight w:val="yellow"/>
+        </w:rPr>
+        <w:t>Result and Incident Report Export</w:t>
       </w:r>
     </w:p>
     <w:p>
@@ -1708,15 +2005,17 @@
           <w:ilvl w:val="0"/>
           <w:numId w:val="9"/>
         </w:numPr>
-        <w:spacing w:before="240" w:line="276" w:lineRule="auto"/>
-        <w:ind w:left="720" w:hanging="360"/>
-        <w:jc w:val="both"/>
-      </w:pPr>
-      <w:r>
-        <w:rPr>
-          <w:rtl w:val="0"/>
-        </w:rPr>
-        <w:t xml:space="preserve">After the exam, the teacher can export a full results sheet as a CSV file.</w:t>
+        <w:spacing w:before="240"/>
+        <w:jc w:val="both"/>
+        <w:rPr>
+          <w:highlight w:val="yellow"/>
+        </w:rPr>
+      </w:pPr>
+      <w:r>
+        <w:rPr>
+          <w:highlight w:val="yellow"/>
+        </w:rPr>
+        <w:t>After the exam, the teacher can export a full results sheet as a CSV file.</w:t>
       </w:r>
     </w:p>
     <w:p>
@@ -1725,15 +2024,22 @@
           <w:ilvl w:val="0"/>
           <w:numId w:val="9"/>
         </w:numPr>
-        <w:spacing w:line="276" w:lineRule="auto"/>
-        <w:ind w:left="720" w:hanging="360"/>
-        <w:jc w:val="both"/>
-      </w:pPr>
-      <w:r>
-        <w:rPr>
-          <w:rtl w:val="0"/>
-        </w:rPr>
-        <w:t xml:space="preserve">Results include per-student scores broken down by question.</w:t>
+        <w:jc w:val="both"/>
+        <w:rPr>
+          <w:highlight w:val="yellow"/>
+        </w:rPr>
+      </w:pPr>
+      <w:r>
+        <w:rPr>
+          <w:highlight w:val="yellow"/>
+        </w:rPr>
+        <w:t>Results include per-</w:t>
+      </w:r>
+      <w:r>
+        <w:rPr>
+          <w:highlight w:val="yellow"/>
+        </w:rPr>
+        <w:t>student scores broken down by question.</w:t>
       </w:r>
     </w:p>
     <w:p>
@@ -1742,15 +2048,10 @@
           <w:ilvl w:val="0"/>
           <w:numId w:val="9"/>
         </w:numPr>
-        <w:spacing w:line="276" w:lineRule="auto"/>
-        <w:ind w:left="720" w:hanging="360"/>
-        <w:jc w:val="both"/>
-      </w:pPr>
-      <w:r>
-        <w:rPr>
-          <w:rtl w:val="0"/>
-        </w:rPr>
-        <w:t xml:space="preserve">The incident report lists all logged violations with timestamps.</w:t>
+        <w:jc w:val="both"/>
+      </w:pPr>
+      <w:r>
+        <w:t>The incident report lists all logged violations with timestamps.</w:t>
       </w:r>
     </w:p>
     <w:p>
@@ -1759,33 +2060,38 @@
           <w:ilvl w:val="0"/>
           <w:numId w:val="9"/>
         </w:numPr>
-        <w:spacing w:after="240" w:line="276" w:lineRule="auto"/>
-        <w:ind w:left="720" w:hanging="360"/>
-        <w:jc w:val="both"/>
-      </w:pPr>
-      <w:r>
-        <w:rPr>
-          <w:rtl w:val="0"/>
-        </w:rPr>
-        <w:t xml:space="preserve">Exports are generated immediately after the exam ends with no additional configuration.</w:t>
-      </w:r>
-    </w:p>
-    <w:p>
-      <w:pPr>
-        <w:spacing w:after="240" w:before="240" w:line="276" w:lineRule="auto"/>
-        <w:jc w:val="both"/>
-        <w:rPr>
-          <w:b w:val="1"/>
-          <w:bCs w:val="1"/>
-        </w:rPr>
-      </w:pPr>
-      <w:r>
-        <w:rPr>
-          <w:b w:val="1"/>
-          <w:bCs w:val="1"/>
-          <w:rtl w:val="0"/>
-        </w:rPr>
-        <w:t xml:space="preserve">4. Cloud-Based Real-Time Synchronization </w:t>
+        <w:spacing w:after="240"/>
+        <w:jc w:val="both"/>
+      </w:pPr>
+      <w:r>
+        <w:t>Exports are generated immediately after the exam ends with no additional configuration.</w:t>
+      </w:r>
+    </w:p>
+    <w:p>
+      <w:pPr>
+        <w:spacing w:before="240" w:after="240"/>
+        <w:jc w:val="both"/>
+        <w:rPr>
+          <w:b/>
+          <w:bCs/>
+          <w:highlight w:val="yellow"/>
+        </w:rPr>
+      </w:pPr>
+      <w:r>
+        <w:rPr>
+          <w:b/>
+          <w:bCs/>
+          <w:highlight w:val="yellow"/>
+        </w:rPr>
+        <w:t xml:space="preserve">4. Cloud-Based </w:t>
+      </w:r>
+      <w:r>
+        <w:rPr>
+          <w:b/>
+          <w:bCs/>
+          <w:highlight w:val="yellow"/>
+        </w:rPr>
+        <w:t xml:space="preserve">Synchronization </w:t>
       </w:r>
     </w:p>
     <w:p>
@@ -1794,16 +2100,16 @@
           <w:ilvl w:val="0"/>
           <w:numId w:val="12"/>
         </w:numPr>
-        <w:spacing w:line="276" w:lineRule="auto"/>
-        <w:ind w:left="720" w:hanging="360"/>
-        <w:jc w:val="both"/>
-        <w:rPr/>
-      </w:pPr>
-      <w:r>
-        <w:rPr>
-          <w:rtl w:val="0"/>
-        </w:rPr>
-        <w:t xml:space="preserve">Exam delivery, student progress updates, violation alerts, and submission results are synchronized in real time.</w:t>
+        <w:jc w:val="both"/>
+        <w:rPr>
+          <w:highlight w:val="yellow"/>
+        </w:rPr>
+      </w:pPr>
+      <w:r>
+        <w:rPr>
+          <w:highlight w:val="yellow"/>
+        </w:rPr>
+        <w:t xml:space="preserve">Exam delivery, </w:t>
       </w:r>
     </w:p>
     <w:p>
@@ -1812,80 +2118,122 @@
           <w:ilvl w:val="0"/>
           <w:numId w:val="12"/>
         </w:numPr>
-        <w:spacing w:line="276" w:lineRule="auto"/>
-        <w:ind w:left="720" w:hanging="360"/>
-        <w:jc w:val="both"/>
-        <w:rPr/>
-      </w:pPr>
-      <w:r>
-        <w:rPr>
-          <w:rtl w:val="0"/>
+        <w:jc w:val="both"/>
+        <w:rPr>
+          <w:highlight w:val="yellow"/>
+        </w:rPr>
+      </w:pPr>
+      <w:r>
+        <w:rPr>
+          <w:highlight w:val="yellow"/>
+        </w:rPr>
+        <w:t>student progress updates</w:t>
+      </w:r>
+    </w:p>
+    <w:p>
+      <w:pPr>
+        <w:numPr>
+          <w:ilvl w:val="0"/>
+          <w:numId w:val="12"/>
+        </w:numPr>
+        <w:jc w:val="both"/>
+      </w:pPr>
+      <w:r>
+        <w:t>violation alerts</w:t>
+      </w:r>
+    </w:p>
+    <w:p>
+      <w:pPr>
+        <w:numPr>
+          <w:ilvl w:val="0"/>
+          <w:numId w:val="12"/>
+        </w:numPr>
+        <w:jc w:val="both"/>
+        <w:rPr>
+          <w:highlight w:val="yellow"/>
+        </w:rPr>
+      </w:pPr>
+      <w:r>
+        <w:rPr>
+          <w:highlight w:val="yellow"/>
+        </w:rPr>
+        <w:t>submission results</w:t>
+      </w:r>
+      <w:r>
+        <w:rPr>
+          <w:highlight w:val="yellow"/>
+        </w:rPr>
+        <w:t>.</w:t>
+      </w:r>
+    </w:p>
+    <w:p>
+      <w:pPr>
+        <w:numPr>
+          <w:ilvl w:val="0"/>
+          <w:numId w:val="12"/>
+        </w:numPr>
+        <w:jc w:val="both"/>
+        <w:rPr>
+          <w:highlight w:val="yellow"/>
+        </w:rPr>
+      </w:pPr>
+      <w:r>
+        <w:rPr>
+          <w:highlight w:val="yellow"/>
         </w:rPr>
         <w:t xml:space="preserve">Teachers receive live updates through the monitoring dashboard regardless of device location. </w:t>
       </w:r>
-      <w:r>
-        <w:rPr>
-          <w:rtl w:val="0"/>
-        </w:rPr>
-      </w:r>
-    </w:p>
-    <w:p>
-      <w:pPr>
-        <w:spacing w:after="240" w:line="276" w:lineRule="auto"/>
-        <w:jc w:val="both"/>
-        <w:rPr>
-          <w:color w:val="ff0000"/>
-        </w:rPr>
-      </w:pPr>
-      <w:r>
-        <w:rPr>
-          <w:rtl w:val="0"/>
-        </w:rPr>
-      </w:r>
+    </w:p>
+    <w:p>
+      <w:pPr>
+        <w:spacing w:after="240"/>
+        <w:jc w:val="both"/>
+        <w:rPr>
+          <w:color w:val="FF0000"/>
+        </w:rPr>
+      </w:pPr>
     </w:p>
     <w:p>
       <w:pPr>
         <w:pStyle w:val="Heading1"/>
         <w:keepNext w:val="0"/>
         <w:keepLines w:val="0"/>
-        <w:spacing w:after="240" w:before="240" w:line="276" w:lineRule="auto"/>
-        <w:rPr>
-          <w:b w:val="1"/>
-          <w:bCs w:val="1"/>
+        <w:spacing w:before="240" w:after="240"/>
+        <w:rPr>
+          <w:b/>
+          <w:bCs/>
           <w:sz w:val="46"/>
           <w:szCs w:val="46"/>
         </w:rPr>
       </w:pPr>
-      <w:bookmarkStart w:colFirst="0" w:colLast="0" w:name="_ej1az9t8s4nu" w:id="2"/>
-      <w:bookmarkEnd w:id="2"/>
-      <w:r>
-        <w:rPr>
-          <w:b w:val="1"/>
-          <w:bCs w:val="1"/>
+      <w:bookmarkStart w:id="5" w:name="_ej1az9t8s4nu" w:colFirst="0" w:colLast="0"/>
+      <w:bookmarkEnd w:id="5"/>
+      <w:r>
+        <w:rPr>
+          <w:b/>
+          <w:bCs/>
           <w:sz w:val="46"/>
           <w:szCs w:val="46"/>
-          <w:rtl w:val="0"/>
-        </w:rPr>
-        <w:t xml:space="preserve">NICE-TO-HAVE</w:t>
-      </w:r>
-    </w:p>
-    <w:p>
-      <w:pPr>
-        <w:spacing w:after="240" w:before="240" w:line="276" w:lineRule="auto"/>
-        <w:jc w:val="both"/>
-        <w:rPr>
-          <w:b w:val="1"/>
-          <w:bCs w:val="1"/>
-          <w:shd w:fill="ead1dc" w:val="clear"/>
-        </w:rPr>
-      </w:pPr>
-      <w:commentRangeStart w:id="2"/>
-      <w:r>
-        <w:rPr>
-          <w:b w:val="1"/>
-          <w:bCs w:val="1"/>
-          <w:shd w:fill="ead1dc" w:val="clear"/>
-          <w:rtl w:val="0"/>
+        </w:rPr>
+        <w:t>NICE-TO-HAVE</w:t>
+      </w:r>
+    </w:p>
+    <w:p>
+      <w:pPr>
+        <w:spacing w:before="240" w:after="240"/>
+        <w:jc w:val="both"/>
+        <w:rPr>
+          <w:b/>
+          <w:bCs/>
+          <w:shd w:val="clear" w:color="auto" w:fill="EAD1DC"/>
+        </w:rPr>
+      </w:pPr>
+      <w:commentRangeStart w:id="6"/>
+      <w:r>
+        <w:rPr>
+          <w:b/>
+          <w:bCs/>
+          <w:shd w:val="clear" w:color="auto" w:fill="EAD1DC"/>
         </w:rPr>
         <w:t xml:space="preserve">1. USB and External Port Restriction </w:t>
       </w:r>
@@ -1896,19 +2244,16 @@
           <w:ilvl w:val="0"/>
           <w:numId w:val="12"/>
         </w:numPr>
-        <w:spacing w:line="276" w:lineRule="auto"/>
-        <w:ind w:left="720" w:hanging="360"/>
-        <w:jc w:val="both"/>
-        <w:rPr>
-          <w:shd w:fill="ead1dc" w:val="clear"/>
-        </w:rPr>
-      </w:pPr>
-      <w:r>
-        <w:rPr>
-          <w:shd w:fill="ead1dc" w:val="clear"/>
-          <w:rtl w:val="0"/>
-        </w:rPr>
-        <w:t xml:space="preserve">The system can disable or restrict selected external ports (such as USB storage devices) during an active examination to prevent file-based cheating or unauthorized material access.</w:t>
+        <w:jc w:val="both"/>
+        <w:rPr>
+          <w:shd w:val="clear" w:color="auto" w:fill="EAD1DC"/>
+        </w:rPr>
+      </w:pPr>
+      <w:r>
+        <w:rPr>
+          <w:shd w:val="clear" w:color="auto" w:fill="EAD1DC"/>
+        </w:rPr>
+        <w:t>The system can disable or restrict selected external ports (such as USB storage devices) during an active examination to prevent file-based cheating or unauthorized material access.</w:t>
       </w:r>
     </w:p>
     <w:p>
@@ -1917,37 +2262,39 @@
           <w:ilvl w:val="0"/>
           <w:numId w:val="12"/>
         </w:numPr>
-        <w:spacing w:line="276" w:lineRule="auto"/>
-        <w:ind w:left="720" w:hanging="360"/>
-        <w:jc w:val="both"/>
-        <w:rPr>
-          <w:shd w:fill="ead1dc" w:val="clear"/>
-        </w:rPr>
-      </w:pPr>
-      <w:r>
-        <w:rPr>
-          <w:shd w:fill="ead1dc" w:val="clear"/>
-          <w:rtl w:val="0"/>
-        </w:rPr>
-        <w:t xml:space="preserve">Port access is restored automatically when the examination session ends.</w:t>
-      </w:r>
-    </w:p>
-    <w:p>
-      <w:pPr>
-        <w:spacing w:after="240" w:before="240" w:line="276" w:lineRule="auto"/>
-        <w:jc w:val="both"/>
-        <w:rPr>
-          <w:b w:val="1"/>
-          <w:bCs w:val="1"/>
-          <w:shd w:fill="ead1dc" w:val="clear"/>
-        </w:rPr>
-      </w:pPr>
-      <w:r>
-        <w:rPr>
-          <w:b w:val="1"/>
-          <w:bCs w:val="1"/>
-          <w:shd w:fill="ead1dc" w:val="clear"/>
-          <w:rtl w:val="0"/>
+        <w:jc w:val="both"/>
+        <w:rPr>
+          <w:shd w:val="clear" w:color="auto" w:fill="EAD1DC"/>
+        </w:rPr>
+      </w:pPr>
+      <w:r>
+        <w:rPr>
+          <w:shd w:val="clear" w:color="auto" w:fill="EAD1DC"/>
+        </w:rPr>
+        <w:t>Port access is restored automaticall</w:t>
+      </w:r>
+      <w:r>
+        <w:rPr>
+          <w:shd w:val="clear" w:color="auto" w:fill="EAD1DC"/>
+        </w:rPr>
+        <w:t>y when the examination session ends.</w:t>
+      </w:r>
+    </w:p>
+    <w:p>
+      <w:pPr>
+        <w:spacing w:before="240" w:after="240"/>
+        <w:jc w:val="both"/>
+        <w:rPr>
+          <w:b/>
+          <w:bCs/>
+          <w:shd w:val="clear" w:color="auto" w:fill="EAD1DC"/>
+        </w:rPr>
+      </w:pPr>
+      <w:r>
+        <w:rPr>
+          <w:b/>
+          <w:bCs/>
+          <w:shd w:val="clear" w:color="auto" w:fill="EAD1DC"/>
         </w:rPr>
         <w:t xml:space="preserve">2. Hidden Process Detection  </w:t>
       </w:r>
@@ -1958,19 +2305,16 @@
           <w:ilvl w:val="0"/>
           <w:numId w:val="12"/>
         </w:numPr>
-        <w:spacing w:line="276" w:lineRule="auto"/>
-        <w:ind w:left="720" w:hanging="360"/>
-        <w:jc w:val="both"/>
-        <w:rPr>
-          <w:shd w:fill="ead1dc" w:val="clear"/>
-        </w:rPr>
-      </w:pPr>
-      <w:r>
-        <w:rPr>
-          <w:shd w:fill="ead1dc" w:val="clear"/>
-          <w:rtl w:val="0"/>
-        </w:rPr>
-        <w:t xml:space="preserve">The system can detect and flag suspicious hidden background applications or disguised processes running during an examination.</w:t>
+        <w:jc w:val="both"/>
+        <w:rPr>
+          <w:shd w:val="clear" w:color="auto" w:fill="EAD1DC"/>
+        </w:rPr>
+      </w:pPr>
+      <w:r>
+        <w:rPr>
+          <w:shd w:val="clear" w:color="auto" w:fill="EAD1DC"/>
+        </w:rPr>
+        <w:t>The system can detect and flag suspicious hidden background applications or disguised processes running during an examination.</w:t>
       </w:r>
     </w:p>
     <w:p>
@@ -1979,497 +2323,354 @@
           <w:ilvl w:val="0"/>
           <w:numId w:val="12"/>
         </w:numPr>
-        <w:spacing w:line="276" w:lineRule="auto"/>
-        <w:ind w:left="720" w:hanging="360"/>
-        <w:jc w:val="both"/>
-        <w:rPr>
-          <w:shd w:fill="ead1dc" w:val="clear"/>
-        </w:rPr>
-      </w:pPr>
-      <w:r>
-        <w:rPr>
-          <w:shd w:fill="ead1dc" w:val="clear"/>
-          <w:rtl w:val="0"/>
-        </w:rPr>
-        <w:t xml:space="preserve">This includes applications attempting to conceal themselves from normal process lists or imitate legitimate system processes.</w:t>
-      </w:r>
-      <w:commentRangeEnd w:id="2"/>
-      <w:r>
-        <w:commentReference w:id="2"/>
-      </w:r>
-      <w:r>
-        <w:rPr>
-          <w:rtl w:val="0"/>
-        </w:rPr>
-      </w:r>
-    </w:p>
-    <w:p>
-      <w:pPr>
-        <w:spacing w:line="276" w:lineRule="auto"/>
-        <w:rPr>
-          <w:b w:val="1"/>
-          <w:bCs w:val="1"/>
-        </w:rPr>
-      </w:pPr>
-      <w:r>
-        <w:rPr>
-          <w:rtl w:val="0"/>
-        </w:rPr>
-      </w:r>
-    </w:p>
-    <w:p>
-      <w:pPr>
-        <w:spacing w:line="276" w:lineRule="auto"/>
-        <w:rPr>
-          <w:b w:val="1"/>
-          <w:bCs w:val="1"/>
-        </w:rPr>
-      </w:pPr>
-      <w:r>
-        <w:rPr>
-          <w:rtl w:val="0"/>
-        </w:rPr>
-      </w:r>
-    </w:p>
-    <w:p>
-      <w:pPr>
-        <w:spacing w:line="276" w:lineRule="auto"/>
-        <w:rPr>
-          <w:b w:val="1"/>
-          <w:bCs w:val="1"/>
-        </w:rPr>
-      </w:pPr>
-      <w:r>
-        <w:rPr>
-          <w:b w:val="1"/>
-          <w:bCs w:val="1"/>
-          <w:rtl w:val="0"/>
-        </w:rPr>
-        <w:t xml:space="preserve">PROJECT ADVISOR</w:t>
-      </w:r>
-    </w:p>
-    <w:p>
-      <w:pPr>
-        <w:spacing w:line="276" w:lineRule="auto"/>
-        <w:rPr/>
-      </w:pPr>
-      <w:r>
-        <w:rPr>
-          <w:rtl w:val="0"/>
-        </w:rPr>
-        <w:t xml:space="preserve">Engr. Violdan Bayocot</w:t>
-      </w:r>
-    </w:p>
-    <w:p>
-      <w:pPr>
-        <w:spacing w:line="276" w:lineRule="auto"/>
-        <w:rPr/>
-      </w:pPr>
-      <w:r>
-        <w:rPr>
-          <w:rtl w:val="0"/>
-        </w:rPr>
-      </w:r>
-    </w:p>
-    <w:p>
-      <w:pPr>
-        <w:spacing w:line="276" w:lineRule="auto"/>
-        <w:rPr>
-          <w:b w:val="1"/>
-          <w:bCs w:val="1"/>
-        </w:rPr>
-      </w:pPr>
-      <w:r>
-        <w:rPr>
-          <w:b w:val="1"/>
-          <w:bCs w:val="1"/>
-          <w:rtl w:val="0"/>
-        </w:rPr>
-        <w:t xml:space="preserve">PROJECT COORDINATOR</w:t>
-      </w:r>
-    </w:p>
-    <w:p>
-      <w:pPr>
-        <w:spacing w:line="276" w:lineRule="auto"/>
-        <w:rPr/>
-      </w:pPr>
-      <w:r>
-        <w:rPr>
-          <w:rtl w:val="0"/>
-        </w:rPr>
-        <w:t xml:space="preserve">Engr. Alyssa Joyce Tan</w:t>
-      </w:r>
-    </w:p>
-    <w:p>
-      <w:pPr>
-        <w:spacing w:line="276" w:lineRule="auto"/>
-        <w:rPr/>
-      </w:pPr>
-      <w:r>
-        <w:rPr>
-          <w:rtl w:val="0"/>
-        </w:rPr>
-      </w:r>
-    </w:p>
-    <w:p>
-      <w:pPr>
-        <w:spacing w:line="276" w:lineRule="auto"/>
-        <w:rPr/>
-      </w:pPr>
-      <w:r>
-        <w:rPr>
-          <w:b w:val="1"/>
-          <w:bCs w:val="1"/>
-          <w:rtl w:val="0"/>
-        </w:rPr>
-        <w:t xml:space="preserve">CHAIRMAN OF THE PANEL</w:t>
-      </w:r>
-      <w:r>
-        <w:rPr>
-          <w:rtl w:val="0"/>
-        </w:rPr>
-      </w:r>
-    </w:p>
-    <w:p>
-      <w:pPr>
-        <w:spacing w:line="276" w:lineRule="auto"/>
-        <w:rPr/>
-      </w:pPr>
-      <w:r>
-        <w:rPr>
-          <w:rtl w:val="0"/>
-        </w:rPr>
-      </w:r>
-    </w:p>
-    <w:p>
-      <w:pPr>
-        <w:spacing w:line="276" w:lineRule="auto"/>
-        <w:rPr/>
-      </w:pPr>
-      <w:r>
-        <w:rPr>
-          <w:rtl w:val="0"/>
-        </w:rPr>
-      </w:r>
-    </w:p>
-    <w:p>
-      <w:pPr>
-        <w:spacing w:line="276" w:lineRule="auto"/>
-        <w:rPr>
-          <w:b w:val="1"/>
-          <w:bCs w:val="1"/>
-        </w:rPr>
-      </w:pPr>
-      <w:r>
-        <w:rPr>
-          <w:b w:val="1"/>
-          <w:bCs w:val="1"/>
-          <w:rtl w:val="0"/>
-        </w:rPr>
-        <w:t xml:space="preserve">PANELIST</w:t>
-      </w:r>
-    </w:p>
-    <w:p>
-      <w:pPr>
-        <w:spacing w:line="276" w:lineRule="auto"/>
-        <w:rPr>
-          <w:b w:val="1"/>
-          <w:bCs w:val="1"/>
-        </w:rPr>
-      </w:pPr>
-      <w:r>
-        <w:rPr>
-          <w:rtl w:val="0"/>
-        </w:rPr>
-      </w:r>
-    </w:p>
-    <w:p>
-      <w:pPr>
-        <w:rPr>
-          <w:b w:val="1"/>
-          <w:bCs w:val="1"/>
-        </w:rPr>
-      </w:pPr>
-      <w:r>
-        <w:rPr>
-          <w:rtl w:val="0"/>
-        </w:rPr>
-      </w:r>
+        <w:jc w:val="both"/>
+        <w:rPr>
+          <w:shd w:val="clear" w:color="auto" w:fill="EAD1DC"/>
+        </w:rPr>
+      </w:pPr>
+      <w:r>
+        <w:rPr>
+          <w:shd w:val="clear" w:color="auto" w:fill="EAD1DC"/>
+        </w:rPr>
+        <w:t>This includes applications attempting to conceal themselves fr</w:t>
+      </w:r>
+      <w:r>
+        <w:rPr>
+          <w:shd w:val="clear" w:color="auto" w:fill="EAD1DC"/>
+        </w:rPr>
+        <w:t>om normal process lists or imitate legitimate system processes.</w:t>
+      </w:r>
+      <w:commentRangeEnd w:id="6"/>
+      <w:r>
+        <w:commentReference w:id="6"/>
+      </w:r>
+    </w:p>
+    <w:p>
+      <w:pPr>
+        <w:rPr>
+          <w:b/>
+          <w:bCs/>
+        </w:rPr>
+      </w:pPr>
+    </w:p>
+    <w:p>
+      <w:pPr>
+        <w:rPr>
+          <w:b/>
+          <w:bCs/>
+        </w:rPr>
+      </w:pPr>
+    </w:p>
+    <w:p>
+      <w:pPr>
+        <w:rPr>
+          <w:b/>
+          <w:bCs/>
+        </w:rPr>
+      </w:pPr>
+      <w:r>
+        <w:rPr>
+          <w:b/>
+          <w:bCs/>
+        </w:rPr>
+        <w:t>PROJECT ADVISOR</w:t>
+      </w:r>
+    </w:p>
+    <w:p>
+      <w:r>
+        <w:t xml:space="preserve">Engr. </w:t>
+      </w:r>
+      <w:proofErr w:type="spellStart"/>
+      <w:r>
+        <w:t>Violdan</w:t>
+      </w:r>
+      <w:proofErr w:type="spellEnd"/>
+      <w:r>
+        <w:t xml:space="preserve"> </w:t>
+      </w:r>
+      <w:proofErr w:type="spellStart"/>
+      <w:r>
+        <w:t>Bayocot</w:t>
+      </w:r>
+      <w:proofErr w:type="spellEnd"/>
+    </w:p>
+    <w:p/>
+    <w:p>
+      <w:pPr>
+        <w:rPr>
+          <w:b/>
+          <w:bCs/>
+        </w:rPr>
+      </w:pPr>
+      <w:r>
+        <w:rPr>
+          <w:b/>
+          <w:bCs/>
+        </w:rPr>
+        <w:t>PROJECT COORDINATOR</w:t>
+      </w:r>
+    </w:p>
+    <w:p>
+      <w:r>
+        <w:t>Engr. Alyssa Joyce Tan</w:t>
+      </w:r>
+    </w:p>
+    <w:p/>
+    <w:p>
+      <w:r>
+        <w:rPr>
+          <w:b/>
+          <w:bCs/>
+        </w:rPr>
+        <w:t>CHAIRMAN OF THE PANEL</w:t>
+      </w:r>
+    </w:p>
+    <w:p/>
+    <w:p/>
+    <w:p>
+      <w:pPr>
+        <w:rPr>
+          <w:b/>
+          <w:bCs/>
+        </w:rPr>
+      </w:pPr>
+      <w:r>
+        <w:rPr>
+          <w:b/>
+          <w:bCs/>
+        </w:rPr>
+        <w:t>PANELIST</w:t>
+      </w:r>
+    </w:p>
+    <w:p>
+      <w:pPr>
+        <w:rPr>
+          <w:b/>
+          <w:bCs/>
+        </w:rPr>
+      </w:pPr>
+    </w:p>
+    <w:p>
+      <w:pPr>
+        <w:rPr>
+          <w:b/>
+          <w:bCs/>
+        </w:rPr>
+      </w:pPr>
     </w:p>
     <w:sectPr>
-      <w:pgSz w:h="15840" w:w="12240" w:orient="portrait"/>
-      <w:pgMar w:bottom="1440" w:top="1440" w:left="1440" w:right="1440" w:header="720" w:footer="720"/>
+      <w:pgSz w:w="12240" w:h="15840"/>
+      <w:pgMar w:top="1440" w:right="1440" w:bottom="1440" w:left="1440" w:header="720" w:footer="720" w:gutter="0"/>
       <w:pgNumType w:start="1"/>
+      <w:cols w:space="720"/>
     </w:sectPr>
   </w:body>
 </w:document>
 </file>
 
 <file path=word/comments.xml><?xml version="1.0" encoding="utf-8"?>
-<w:comments xmlns:mc="http://schemas.openxmlformats.org/markup-compatibility/2006" xmlns:o="urn:schemas-microsoft-com:office:office" xmlns:r="http://schemas.openxmlformats.org/officeDocument/2006/relationships" xmlns:m="http://schemas.openxmlformats.org/officeDocument/2006/math" xmlns:v="urn:schemas-microsoft-com:vml" xmlns:wp="http://schemas.openxmlformats.org/drawingml/2006/wordprocessingDrawing" xmlns:w10="urn:schemas-microsoft-com:office:word" xmlns:w="http://schemas.openxmlformats.org/wordprocessingml/2006/main" xmlns:wne="http://schemas.microsoft.com/office/word/2006/wordml" xmlns:sl="http://schemas.openxmlformats.org/schemaLibrary/2006/main" xmlns:a="http://schemas.openxmlformats.org/drawingml/2006/main" xmlns:pic="http://schemas.openxmlformats.org/drawingml/2006/picture" xmlns:c="http://schemas.openxmlformats.org/drawingml/2006/chart" xmlns:lc="http://schemas.openxmlformats.org/drawingml/2006/lockedCanvas" xmlns:dgm="http://schemas.openxmlformats.org/drawingml/2006/diagram" xmlns:wps="http://schemas.microsoft.com/office/word/2010/wordprocessingShape" xmlns:wpg="http://schemas.microsoft.com/office/word/2010/wordprocessingGroup" xmlns:w14="http://schemas.microsoft.com/office/word/2010/wordml" xmlns:w15="http://schemas.microsoft.com/office/word/2012/wordml" xmlns:w16="http://schemas.microsoft.com/office/word/2018/wordml" xmlns:w16cex="http://schemas.microsoft.com/office/word/2018/wordml/cex" xmlns:w16cid="http://schemas.microsoft.com/office/word/2016/wordml/cid" xmlns="http://schemas.microsoft.com/office/tasks/2019/documenttasks" xmlns:cr="http://schemas.microsoft.com/office/comments/2020/reactions">
-  <w:comment w:author="mael" w:id="0" w:date="2026-06-22T07:31:37Z">
-    <w:p>
-      <w:pPr>
-        <w:keepNext w:val="0"/>
-        <w:keepLines w:val="0"/>
-        <w:pageBreakBefore w:val="0"/>
+<w:comments xmlns:wpc="http://schemas.microsoft.com/office/word/2010/wordprocessingCanvas" xmlns:cx="http://schemas.microsoft.com/office/drawing/2014/chartex" xmlns:cx1="http://schemas.microsoft.com/office/drawing/2015/9/8/chartex" xmlns:cx2="http://schemas.microsoft.com/office/drawing/2015/10/21/chartex" xmlns:cx3="http://schemas.microsoft.com/office/drawing/2016/5/9/chartex" xmlns:cx4="http://schemas.microsoft.com/office/drawing/2016/5/10/chartex" xmlns:cx5="http://schemas.microsoft.com/office/drawing/2016/5/11/chartex" xmlns:cx6="http://schemas.microsoft.com/office/drawing/2016/5/12/chartex" xmlns:cx7="http://schemas.microsoft.com/office/drawing/2016/5/13/chartex" xmlns:cx8="http://schemas.microsoft.com/office/drawing/2016/5/14/chartex" xmlns:mc="http://schemas.openxmlformats.org/markup-compatibility/2006" xmlns:aink="http://schemas.microsoft.com/office/drawing/2016/ink" xmlns:am3d="http://schemas.microsoft.com/office/drawing/2017/model3d" xmlns:o="urn:schemas-microsoft-com:office:office" xmlns:r="http://schemas.openxmlformats.org/officeDocument/2006/relationships" xmlns:m="http://schemas.openxmlformats.org/officeDocument/2006/math" xmlns:v="urn:schemas-microsoft-com:vml" xmlns:wp14="http://schemas.microsoft.com/office/word/2010/wordprocessingDrawing" xmlns:wp="http://schemas.openxmlformats.org/drawingml/2006/wordprocessingDrawing" xmlns:w10="urn:schemas-microsoft-com:office:word" xmlns:w="http://schemas.openxmlformats.org/wordprocessingml/2006/main" xmlns:w14="http://schemas.microsoft.com/office/word/2010/wordml" xmlns:w15="http://schemas.microsoft.com/office/word/2012/wordml" xmlns:w16cid="http://schemas.microsoft.com/office/word/2016/wordml/cid" xmlns:w16se="http://schemas.microsoft.com/office/word/2015/wordml/symex" xmlns:wpg="http://schemas.microsoft.com/office/word/2010/wordprocessingGroup" xmlns:wpi="http://schemas.microsoft.com/office/word/2010/wordprocessingInk" xmlns:wne="http://schemas.microsoft.com/office/word/2006/wordml" xmlns:wps="http://schemas.microsoft.com/office/word/2010/wordprocessingShape" mc:Ignorable="w14 w15 w16se w16cid wp14">
+  <w:comment w:id="2" w:author="mael" w:date="2026-06-22T07:31:00Z" w:initials="">
+    <w:p>
+      <w:pPr>
         <w:widowControl w:val="0"/>
         <w:pBdr>
-          <w:top w:space="0" w:sz="0" w:val="nil"/>
-          <w:left w:space="0" w:sz="0" w:val="nil"/>
-          <w:bottom w:space="0" w:sz="0" w:val="nil"/>
-          <w:right w:space="0" w:sz="0" w:val="nil"/>
-          <w:between w:space="0" w:sz="0" w:val="nil"/>
+          <w:top w:val="nil"/>
+          <w:left w:val="nil"/>
+          <w:bottom w:val="nil"/>
+          <w:right w:val="nil"/>
+          <w:between w:val="nil"/>
         </w:pBdr>
-        <w:shd w:fill="auto" w:val="clear"/>
-        <w:spacing w:after="0" w:before="0" w:line="240" w:lineRule="auto"/>
-        <w:ind w:left="0" w:right="0" w:firstLine="0"/>
-        <w:jc w:val="left"/>
-        <w:rPr>
-          <w:rFonts w:ascii="Arial" w:cs="Arial" w:eastAsia="Arial" w:hAnsi="Arial"/>
-          <w:b w:val="0"/>
-          <w:bCs w:val="0"/>
-          <w:i w:val="0"/>
-          <w:iCs w:val="0"/>
-          <w:smallCaps w:val="0"/>
-          <w:strike w:val="0"/>
+        <w:spacing w:line="240" w:lineRule="auto"/>
+        <w:rPr>
           <w:color w:val="000000"/>
-          <w:sz w:val="22"/>
-          <w:szCs w:val="22"/>
-          <w:u w:val="none"/>
-          <w:shd w:fill="auto" w:val="clear"/>
-          <w:vertAlign w:val="baseline"/>
-        </w:rPr>
-      </w:pPr>
-      <w:r>
-        <w:rPr>
-          <w:rFonts w:ascii="Arial" w:cs="Arial" w:eastAsia="Arial" w:hAnsi="Arial"/>
-          <w:b w:val="0"/>
-          <w:bCs w:val="0"/>
-          <w:i w:val="0"/>
-          <w:iCs w:val="0"/>
-          <w:smallCaps w:val="0"/>
-          <w:strike w:val="0"/>
+        </w:rPr>
+      </w:pPr>
+      <w:r>
+        <w:rPr>
           <w:color w:val="000000"/>
-          <w:sz w:val="22"/>
-          <w:szCs w:val="22"/>
-          <w:u w:val="none"/>
-          <w:shd w:fill="auto" w:val="clear"/>
-          <w:vertAlign w:val="baseline"/>
-          <w:rtl w:val="0"/>
-        </w:rPr>
-        <w:t xml:space="preserve">local or cloud?</w:t>
-      </w:r>
-    </w:p>
-    <w:p>
-      <w:pPr>
-        <w:keepNext w:val="0"/>
-        <w:keepLines w:val="0"/>
-        <w:pageBreakBefore w:val="0"/>
+        </w:rPr>
+        <w:t>local or cloud?</w:t>
+      </w:r>
+    </w:p>
+    <w:p>
+      <w:pPr>
         <w:widowControl w:val="0"/>
         <w:pBdr>
-          <w:top w:space="0" w:sz="0" w:val="nil"/>
-          <w:left w:space="0" w:sz="0" w:val="nil"/>
-          <w:bottom w:space="0" w:sz="0" w:val="nil"/>
-          <w:right w:space="0" w:sz="0" w:val="nil"/>
-          <w:between w:space="0" w:sz="0" w:val="nil"/>
+          <w:top w:val="nil"/>
+          <w:left w:val="nil"/>
+          <w:bottom w:val="nil"/>
+          <w:right w:val="nil"/>
+          <w:between w:val="nil"/>
         </w:pBdr>
-        <w:shd w:fill="auto" w:val="clear"/>
-        <w:spacing w:after="0" w:before="0" w:line="240" w:lineRule="auto"/>
-        <w:ind w:left="0" w:right="0" w:firstLine="0"/>
-        <w:jc w:val="left"/>
-        <w:rPr>
-          <w:rFonts w:ascii="Arial" w:cs="Arial" w:eastAsia="Arial" w:hAnsi="Arial"/>
-          <w:b w:val="0"/>
-          <w:bCs w:val="0"/>
-          <w:i w:val="0"/>
-          <w:iCs w:val="0"/>
-          <w:smallCaps w:val="0"/>
-          <w:strike w:val="0"/>
+        <w:spacing w:line="240" w:lineRule="auto"/>
+        <w:rPr>
           <w:color w:val="000000"/>
-          <w:sz w:val="22"/>
-          <w:szCs w:val="22"/>
-          <w:u w:val="none"/>
-          <w:shd w:fill="auto" w:val="clear"/>
-          <w:vertAlign w:val="baseline"/>
-        </w:rPr>
-      </w:pPr>
-      <w:r>
-        <w:rPr>
-          <w:rtl w:val="0"/>
-        </w:rPr>
-      </w:r>
-    </w:p>
-    <w:p>
-      <w:pPr>
-        <w:keepNext w:val="0"/>
-        <w:keepLines w:val="0"/>
-        <w:pageBreakBefore w:val="0"/>
+        </w:rPr>
+      </w:pPr>
+    </w:p>
+    <w:p>
+      <w:pPr>
         <w:widowControl w:val="0"/>
         <w:pBdr>
-          <w:top w:space="0" w:sz="0" w:val="nil"/>
-          <w:left w:space="0" w:sz="0" w:val="nil"/>
-          <w:bottom w:space="0" w:sz="0" w:val="nil"/>
-          <w:right w:space="0" w:sz="0" w:val="nil"/>
-          <w:between w:space="0" w:sz="0" w:val="nil"/>
+          <w:top w:val="nil"/>
+          <w:left w:val="nil"/>
+          <w:bottom w:val="nil"/>
+          <w:right w:val="nil"/>
+          <w:between w:val="nil"/>
         </w:pBdr>
-        <w:shd w:fill="auto" w:val="clear"/>
-        <w:spacing w:after="0" w:before="0" w:line="240" w:lineRule="auto"/>
-        <w:ind w:left="0" w:right="0" w:firstLine="0"/>
-        <w:jc w:val="left"/>
-        <w:rPr>
-          <w:rFonts w:ascii="Arial" w:cs="Arial" w:eastAsia="Arial" w:hAnsi="Arial"/>
-          <w:b w:val="0"/>
-          <w:bCs w:val="0"/>
-          <w:i w:val="0"/>
-          <w:iCs w:val="0"/>
-          <w:smallCaps w:val="0"/>
-          <w:strike w:val="0"/>
+        <w:spacing w:line="240" w:lineRule="auto"/>
+        <w:rPr>
           <w:color w:val="000000"/>
-          <w:sz w:val="22"/>
-          <w:szCs w:val="22"/>
-          <w:u w:val="none"/>
-          <w:shd w:fill="auto" w:val="clear"/>
-          <w:vertAlign w:val="baseline"/>
-        </w:rPr>
-      </w:pPr>
-      <w:r>
-        <w:rPr>
-          <w:rFonts w:ascii="Arial" w:cs="Arial" w:eastAsia="Arial" w:hAnsi="Arial"/>
-          <w:b w:val="0"/>
-          <w:bCs w:val="0"/>
-          <w:i w:val="0"/>
-          <w:iCs w:val="0"/>
-          <w:smallCaps w:val="0"/>
-          <w:strike w:val="0"/>
+        </w:rPr>
+      </w:pPr>
+      <w:r>
+        <w:rPr>
           <w:color w:val="000000"/>
-          <w:sz w:val="22"/>
-          <w:szCs w:val="22"/>
-          <w:u w:val="none"/>
-          <w:shd w:fill="auto" w:val="clear"/>
-          <w:vertAlign w:val="baseline"/>
-          <w:rtl w:val="0"/>
-        </w:rPr>
-        <w:t xml:space="preserve">feel nako cloud kay ipadala mn sa teacher side</w:t>
+        </w:rPr>
+        <w:t xml:space="preserve">feel </w:t>
+      </w:r>
+      <w:proofErr w:type="spellStart"/>
+      <w:r>
+        <w:rPr>
+          <w:color w:val="000000"/>
+        </w:rPr>
+        <w:t>nako</w:t>
+      </w:r>
+      <w:proofErr w:type="spellEnd"/>
+      <w:r>
+        <w:rPr>
+          <w:color w:val="000000"/>
+        </w:rPr>
+        <w:t xml:space="preserve"> cloud kay </w:t>
+      </w:r>
+      <w:proofErr w:type="spellStart"/>
+      <w:r>
+        <w:rPr>
+          <w:color w:val="000000"/>
+        </w:rPr>
+        <w:t>ipadala</w:t>
+      </w:r>
+      <w:proofErr w:type="spellEnd"/>
+      <w:r>
+        <w:rPr>
+          <w:color w:val="000000"/>
+        </w:rPr>
+        <w:t xml:space="preserve"> </w:t>
+      </w:r>
+      <w:proofErr w:type="spellStart"/>
+      <w:r>
+        <w:rPr>
+          <w:color w:val="000000"/>
+        </w:rPr>
+        <w:t>mn</w:t>
+      </w:r>
+      <w:proofErr w:type="spellEnd"/>
+      <w:r>
+        <w:rPr>
+          <w:color w:val="000000"/>
+        </w:rPr>
+        <w:t xml:space="preserve"> </w:t>
+      </w:r>
+      <w:proofErr w:type="spellStart"/>
+      <w:r>
+        <w:rPr>
+          <w:color w:val="000000"/>
+        </w:rPr>
+        <w:t>sa</w:t>
+      </w:r>
+      <w:proofErr w:type="spellEnd"/>
+      <w:r>
+        <w:rPr>
+          <w:color w:val="000000"/>
+        </w:rPr>
+        <w:t xml:space="preserve"> teacher side</w:t>
       </w:r>
     </w:p>
   </w:comment>
-  <w:comment w:author="mael" w:id="2" w:date="2026-06-22T07:36:47Z">
-    <w:p>
-      <w:pPr>
-        <w:keepNext w:val="0"/>
-        <w:keepLines w:val="0"/>
-        <w:pageBreakBefore w:val="0"/>
+  <w:comment w:id="3" w:author="mael" w:date="2026-06-22T07:31:00Z" w:initials="">
+    <w:p>
+      <w:pPr>
         <w:widowControl w:val="0"/>
         <w:pBdr>
-          <w:top w:space="0" w:sz="0" w:val="nil"/>
-          <w:left w:space="0" w:sz="0" w:val="nil"/>
-          <w:bottom w:space="0" w:sz="0" w:val="nil"/>
-          <w:right w:space="0" w:sz="0" w:val="nil"/>
-          <w:between w:space="0" w:sz="0" w:val="nil"/>
+          <w:top w:val="nil"/>
+          <w:left w:val="nil"/>
+          <w:bottom w:val="nil"/>
+          <w:right w:val="nil"/>
+          <w:between w:val="nil"/>
         </w:pBdr>
-        <w:shd w:fill="auto" w:val="clear"/>
-        <w:spacing w:after="0" w:before="0" w:line="240" w:lineRule="auto"/>
-        <w:ind w:left="0" w:right="0" w:firstLine="0"/>
-        <w:jc w:val="left"/>
-        <w:rPr>
-          <w:rFonts w:ascii="Arial" w:cs="Arial" w:eastAsia="Arial" w:hAnsi="Arial"/>
-          <w:b w:val="0"/>
-          <w:bCs w:val="0"/>
-          <w:i w:val="0"/>
-          <w:iCs w:val="0"/>
-          <w:smallCaps w:val="0"/>
-          <w:strike w:val="0"/>
+        <w:spacing w:line="240" w:lineRule="auto"/>
+        <w:rPr>
           <w:color w:val="000000"/>
-          <w:sz w:val="22"/>
-          <w:szCs w:val="22"/>
-          <w:u w:val="none"/>
-          <w:shd w:fill="auto" w:val="clear"/>
-          <w:vertAlign w:val="baseline"/>
-        </w:rPr>
-      </w:pPr>
-      <w:r>
-        <w:rPr>
-          <w:rFonts w:ascii="Arial" w:cs="Arial" w:eastAsia="Arial" w:hAnsi="Arial"/>
-          <w:b w:val="0"/>
-          <w:bCs w:val="0"/>
-          <w:i w:val="0"/>
-          <w:iCs w:val="0"/>
-          <w:smallCaps w:val="0"/>
-          <w:strike w:val="0"/>
+        </w:rPr>
+      </w:pPr>
+      <w:proofErr w:type="spellStart"/>
+      <w:r>
+        <w:rPr>
           <w:color w:val="000000"/>
-          <w:sz w:val="22"/>
-          <w:szCs w:val="22"/>
-          <w:u w:val="none"/>
-          <w:shd w:fill="auto" w:val="clear"/>
-          <w:vertAlign w:val="baseline"/>
-          <w:rtl w:val="0"/>
-        </w:rPr>
-        <w:t xml:space="preserve">bruh</w:t>
+        </w:rPr>
+        <w:t>paki</w:t>
+      </w:r>
+      <w:proofErr w:type="spellEnd"/>
+      <w:r>
+        <w:rPr>
+          <w:color w:val="000000"/>
+        </w:rPr>
+        <w:t xml:space="preserve"> check</w:t>
       </w:r>
     </w:p>
   </w:comment>
-  <w:comment w:author="mael" w:id="1" w:date="2026-06-22T07:31:54Z">
-    <w:p>
-      <w:pPr>
-        <w:keepNext w:val="0"/>
-        <w:keepLines w:val="0"/>
-        <w:pageBreakBefore w:val="0"/>
+  <w:comment w:id="6" w:author="mael" w:date="2026-06-22T07:36:00Z" w:initials="">
+    <w:p>
+      <w:pPr>
         <w:widowControl w:val="0"/>
         <w:pBdr>
-          <w:top w:space="0" w:sz="0" w:val="nil"/>
-          <w:left w:space="0" w:sz="0" w:val="nil"/>
-          <w:bottom w:space="0" w:sz="0" w:val="nil"/>
-          <w:right w:space="0" w:sz="0" w:val="nil"/>
-          <w:between w:space="0" w:sz="0" w:val="nil"/>
+          <w:top w:val="nil"/>
+          <w:left w:val="nil"/>
+          <w:bottom w:val="nil"/>
+          <w:right w:val="nil"/>
+          <w:between w:val="nil"/>
         </w:pBdr>
-        <w:shd w:fill="auto" w:val="clear"/>
-        <w:spacing w:after="0" w:before="0" w:line="240" w:lineRule="auto"/>
-        <w:ind w:left="0" w:right="0" w:firstLine="0"/>
-        <w:jc w:val="left"/>
-        <w:rPr>
-          <w:rFonts w:ascii="Arial" w:cs="Arial" w:eastAsia="Arial" w:hAnsi="Arial"/>
-          <w:b w:val="0"/>
-          <w:bCs w:val="0"/>
-          <w:i w:val="0"/>
-          <w:iCs w:val="0"/>
-          <w:smallCaps w:val="0"/>
-          <w:strike w:val="0"/>
+        <w:spacing w:line="240" w:lineRule="auto"/>
+        <w:rPr>
           <w:color w:val="000000"/>
-          <w:sz w:val="22"/>
-          <w:szCs w:val="22"/>
-          <w:u w:val="none"/>
-          <w:shd w:fill="auto" w:val="clear"/>
-          <w:vertAlign w:val="baseline"/>
-        </w:rPr>
-      </w:pPr>
-      <w:r>
-        <w:rPr>
-          <w:rFonts w:ascii="Arial" w:cs="Arial" w:eastAsia="Arial" w:hAnsi="Arial"/>
-          <w:b w:val="0"/>
-          <w:bCs w:val="0"/>
-          <w:i w:val="0"/>
-          <w:iCs w:val="0"/>
-          <w:smallCaps w:val="0"/>
-          <w:strike w:val="0"/>
+        </w:rPr>
+      </w:pPr>
+      <w:proofErr w:type="spellStart"/>
+      <w:r>
+        <w:rPr>
           <w:color w:val="000000"/>
-          <w:sz w:val="22"/>
-          <w:szCs w:val="22"/>
-          <w:u w:val="none"/>
-          <w:shd w:fill="auto" w:val="clear"/>
-          <w:vertAlign w:val="baseline"/>
-          <w:rtl w:val="0"/>
-        </w:rPr>
-        <w:t xml:space="preserve">paki check</w:t>
-      </w:r>
+        </w:rPr>
+        <w:t>bruh</w:t>
+      </w:r>
+      <w:proofErr w:type="spellEnd"/>
     </w:p>
   </w:comment>
 </w:comments>
 </file>
 
+<file path=word/commentsExtended.xml><?xml version="1.0" encoding="utf-8"?>
+<w15:commentsEx xmlns:wpc="http://schemas.microsoft.com/office/word/2010/wordprocessingCanvas" xmlns:cx="http://schemas.microsoft.com/office/drawing/2014/chartex" xmlns:cx1="http://schemas.microsoft.com/office/drawing/2015/9/8/chartex" xmlns:cx2="http://schemas.microsoft.com/office/drawing/2015/10/21/chartex" xmlns:cx3="http://schemas.microsoft.com/office/drawing/2016/5/9/chartex" xmlns:cx4="http://schemas.microsoft.com/office/drawing/2016/5/10/chartex" xmlns:cx5="http://schemas.microsoft.com/office/drawing/2016/5/11/chartex" xmlns:cx6="http://schemas.microsoft.com/office/drawing/2016/5/12/chartex" xmlns:cx7="http://schemas.microsoft.com/office/drawing/2016/5/13/chartex" xmlns:cx8="http://schemas.microsoft.com/office/drawing/2016/5/14/chartex" xmlns:mc="http://schemas.openxmlformats.org/markup-compatibility/2006" xmlns:aink="http://schemas.microsoft.com/office/drawing/2016/ink" xmlns:am3d="http://schemas.microsoft.com/office/drawing/2017/model3d" xmlns:o="urn:schemas-microsoft-com:office:office" xmlns:r="http://schemas.openxmlformats.org/officeDocument/2006/relationships" xmlns:m="http://schemas.openxmlformats.org/officeDocument/2006/math" xmlns:v="urn:schemas-microsoft-com:vml" xmlns:wp14="http://schemas.microsoft.com/office/word/2010/wordprocessingDrawing" xmlns:wp="http://schemas.openxmlformats.org/drawingml/2006/wordprocessingDrawing" xmlns:w10="urn:schemas-microsoft-com:office:word" xmlns:w="http://schemas.openxmlformats.org/wordprocessingml/2006/main" xmlns:w14="http://schemas.microsoft.com/office/word/2010/wordml" xmlns:w15="http://schemas.microsoft.com/office/word/2012/wordml" xmlns:w16cid="http://schemas.microsoft.com/office/word/2016/wordml/cid" xmlns:w16se="http://schemas.microsoft.com/office/word/2015/wordml/symex" xmlns:wpg="http://schemas.microsoft.com/office/word/2010/wordprocessingGroup" xmlns:wpi="http://schemas.microsoft.com/office/word/2010/wordprocessingInk" xmlns:wne="http://schemas.microsoft.com/office/word/2006/wordml" xmlns:wps="http://schemas.microsoft.com/office/word/2010/wordprocessingShape" mc:Ignorable="w14 w15 w16se w16cid wp14">
+  <w15:commentEx w15:paraId="0000007E" w15:done="0"/>
+  <w15:commentEx w15:paraId="00000080" w15:done="0"/>
+  <w15:commentEx w15:paraId="0000007F" w15:done="0"/>
+</w15:commentsEx>
+</file>
+
+<file path=word/commentsIds.xml><?xml version="1.0" encoding="utf-8"?>
+<w16cid:commentsIds xmlns:wpc="http://schemas.microsoft.com/office/word/2010/wordprocessingCanvas" xmlns:cx="http://schemas.microsoft.com/office/drawing/2014/chartex" xmlns:cx1="http://schemas.microsoft.com/office/drawing/2015/9/8/chartex" xmlns:cx2="http://schemas.microsoft.com/office/drawing/2015/10/21/chartex" xmlns:cx3="http://schemas.microsoft.com/office/drawing/2016/5/9/chartex" xmlns:cx4="http://schemas.microsoft.com/office/drawing/2016/5/10/chartex" xmlns:cx5="http://schemas.microsoft.com/office/drawing/2016/5/11/chartex" xmlns:cx6="http://schemas.microsoft.com/office/drawing/2016/5/12/chartex" xmlns:cx7="http://schemas.microsoft.com/office/drawing/2016/5/13/chartex" xmlns:cx8="http://schemas.microsoft.com/office/drawing/2016/5/14/chartex" xmlns:mc="http://schemas.openxmlformats.org/markup-compatibility/2006" xmlns:aink="http://schemas.microsoft.com/office/drawing/2016/ink" xmlns:am3d="http://schemas.microsoft.com/office/drawing/2017/model3d" xmlns:o="urn:schemas-microsoft-com:office:office" xmlns:r="http://schemas.openxmlformats.org/officeDocument/2006/relationships" xmlns:m="http://schemas.openxmlformats.org/officeDocument/2006/math" xmlns:v="urn:schemas-microsoft-com:vml" xmlns:wp14="http://schemas.microsoft.com/office/word/2010/wordprocessingDrawing" xmlns:wp="http://schemas.openxmlformats.org/drawingml/2006/wordprocessingDrawing" xmlns:w10="urn:schemas-microsoft-com:office:word" xmlns:w="http://schemas.openxmlformats.org/wordprocessingml/2006/main" xmlns:w14="http://schemas.microsoft.com/office/word/2010/wordml" xmlns:w15="http://schemas.microsoft.com/office/word/2012/wordml" xmlns:w16cid="http://schemas.microsoft.com/office/word/2016/wordml/cid" xmlns:w16se="http://schemas.microsoft.com/office/word/2015/wordml/symex" xmlns:wpg="http://schemas.microsoft.com/office/word/2010/wordprocessingGroup" xmlns:wpi="http://schemas.microsoft.com/office/word/2010/wordprocessingInk" xmlns:wne="http://schemas.microsoft.com/office/word/2006/wordml" xmlns:wps="http://schemas.microsoft.com/office/word/2010/wordprocessingShape" mc:Ignorable="w14 w15 w16se w16cid wp14">
+  <w16cid:commentId w16cid:paraId="0000007E" w16cid:durableId="2DE65D98"/>
+  <w16cid:commentId w16cid:paraId="00000080" w16cid:durableId="2DE65D99"/>
+  <w16cid:commentId w16cid:paraId="0000007F" w16cid:durableId="2DE65D9A"/>
+</w16cid:commentsIds>
+</file>
+
 <file path=word/numbering.xml><?xml version="1.0" encoding="utf-8"?>
-<w:numbering xmlns:mc="http://schemas.openxmlformats.org/markup-compatibility/2006" xmlns:o="urn:schemas-microsoft-com:office:office" xmlns:r="http://schemas.openxmlformats.org/officeDocument/2006/relationships" xmlns:m="http://schemas.openxmlformats.org/officeDocument/2006/math" xmlns:v="urn:schemas-microsoft-com:vml" xmlns:wp="http://schemas.openxmlformats.org/drawingml/2006/wordprocessingDrawing" xmlns:w10="urn:schemas-microsoft-com:office:word" xmlns:w="http://schemas.openxmlformats.org/wordprocessingml/2006/main" xmlns:wne="http://schemas.microsoft.com/office/word/2006/wordml" xmlns:sl="http://schemas.openxmlformats.org/schemaLibrary/2006/main" xmlns:a="http://schemas.openxmlformats.org/drawingml/2006/main" xmlns:pic="http://schemas.openxmlformats.org/drawingml/2006/picture" xmlns:c="http://schemas.openxmlformats.org/drawingml/2006/chart" xmlns:lc="http://schemas.openxmlformats.org/drawingml/2006/lockedCanvas" xmlns:dgm="http://schemas.openxmlformats.org/drawingml/2006/diagram" xmlns:wps="http://schemas.microsoft.com/office/word/2010/wordprocessingShape" xmlns:wpg="http://schemas.microsoft.com/office/word/2010/wordprocessingGroup" xmlns:w14="http://schemas.microsoft.com/office/word/2010/wordml" xmlns:w15="http://schemas.microsoft.com/office/word/2012/wordml" xmlns:w16="http://schemas.microsoft.com/office/word/2018/wordml" xmlns:w16cex="http://schemas.microsoft.com/office/word/2018/wordml/cex" xmlns:w16cid="http://schemas.microsoft.com/office/word/2016/wordml/cid" xmlns="http://schemas.microsoft.com/office/tasks/2019/documenttasks" xmlns:cr="http://schemas.microsoft.com/office/comments/2020/reactions">
-  <w:abstractNum w:abstractNumId="1">
+<w:numbering xmlns:wpc="http://schemas.microsoft.com/office/word/2010/wordprocessingCanvas" xmlns:cx="http://schemas.microsoft.com/office/drawing/2014/chartex" xmlns:cx1="http://schemas.microsoft.com/office/drawing/2015/9/8/chartex" xmlns:cx2="http://schemas.microsoft.com/office/drawing/2015/10/21/chartex" xmlns:cx3="http://schemas.microsoft.com/office/drawing/2016/5/9/chartex" xmlns:cx4="http://schemas.microsoft.com/office/drawing/2016/5/10/chartex" xmlns:cx5="http://schemas.microsoft.com/office/drawing/2016/5/11/chartex" xmlns:cx6="http://schemas.microsoft.com/office/drawing/2016/5/12/chartex" xmlns:cx7="http://schemas.microsoft.com/office/drawing/2016/5/13/chartex" xmlns:cx8="http://schemas.microsoft.com/office/drawing/2016/5/14/chartex" xmlns:mc="http://schemas.openxmlformats.org/markup-compatibility/2006" xmlns:aink="http://schemas.microsoft.com/office/drawing/2016/ink" xmlns:am3d="http://schemas.microsoft.com/office/drawing/2017/model3d" xmlns:o="urn:schemas-microsoft-com:office:office" xmlns:r="http://schemas.openxmlformats.org/officeDocument/2006/relationships" xmlns:m="http://schemas.openxmlformats.org/officeDocument/2006/math" xmlns:v="urn:schemas-microsoft-com:vml" xmlns:wp14="http://schemas.microsoft.com/office/word/2010/wordprocessingDrawing" xmlns:wp="http://schemas.openxmlformats.org/drawingml/2006/wordprocessingDrawing" xmlns:w10="urn:schemas-microsoft-com:office:word" xmlns:w="http://schemas.openxmlformats.org/wordprocessingml/2006/main" xmlns:w14="http://schemas.microsoft.com/office/word/2010/wordml" xmlns:w15="http://schemas.microsoft.com/office/word/2012/wordml" xmlns:w16cid="http://schemas.microsoft.com/office/word/2016/wordml/cid" xmlns:w16se="http://schemas.microsoft.com/office/word/2015/wordml/symex" xmlns:wpg="http://schemas.microsoft.com/office/word/2010/wordprocessingGroup" xmlns:wpi="http://schemas.microsoft.com/office/word/2010/wordprocessingInk" xmlns:wne="http://schemas.microsoft.com/office/word/2006/wordml" xmlns:wps="http://schemas.microsoft.com/office/word/2010/wordprocessingShape" mc:Ignorable="w14 w15 w16se w16cid wp14">
+  <w:abstractNum w:abstractNumId="0" w15:restartNumberingAfterBreak="0">
+    <w:nsid w:val="05802C13"/>
+    <w:multiLevelType w:val="multilevel"/>
+    <w:tmpl w:val="2040AE96"/>
     <w:lvl w:ilvl="0">
       <w:start w:val="1"/>
       <w:numFmt w:val="bullet"/>
@@ -2579,7 +2780,10 @@
       </w:rPr>
     </w:lvl>
   </w:abstractNum>
-  <w:abstractNum w:abstractNumId="2">
+  <w:abstractNum w:abstractNumId="1" w15:restartNumberingAfterBreak="0">
+    <w:nsid w:val="061634FB"/>
+    <w:multiLevelType w:val="multilevel"/>
+    <w:tmpl w:val="76C497A4"/>
     <w:lvl w:ilvl="0">
       <w:start w:val="1"/>
       <w:numFmt w:val="bullet"/>
@@ -2689,7 +2893,10 @@
       </w:rPr>
     </w:lvl>
   </w:abstractNum>
-  <w:abstractNum w:abstractNumId="3">
+  <w:abstractNum w:abstractNumId="2" w15:restartNumberingAfterBreak="0">
+    <w:nsid w:val="119D5D79"/>
+    <w:multiLevelType w:val="multilevel"/>
+    <w:tmpl w:val="48D6AB98"/>
     <w:lvl w:ilvl="0">
       <w:start w:val="1"/>
       <w:numFmt w:val="bullet"/>
@@ -2799,7 +3006,10 @@
       </w:rPr>
     </w:lvl>
   </w:abstractNum>
-  <w:abstractNum w:abstractNumId="4">
+  <w:abstractNum w:abstractNumId="3" w15:restartNumberingAfterBreak="0">
+    <w:nsid w:val="125E45D5"/>
+    <w:multiLevelType w:val="multilevel"/>
+    <w:tmpl w:val="6D283186"/>
     <w:lvl w:ilvl="0">
       <w:start w:val="1"/>
       <w:numFmt w:val="bullet"/>
@@ -2909,7 +3119,10 @@
       </w:rPr>
     </w:lvl>
   </w:abstractNum>
-  <w:abstractNum w:abstractNumId="5">
+  <w:abstractNum w:abstractNumId="4" w15:restartNumberingAfterBreak="0">
+    <w:nsid w:val="18095222"/>
+    <w:multiLevelType w:val="multilevel"/>
+    <w:tmpl w:val="6CF44894"/>
     <w:lvl w:ilvl="0">
       <w:start w:val="1"/>
       <w:numFmt w:val="bullet"/>
@@ -3019,7 +3232,10 @@
       </w:rPr>
     </w:lvl>
   </w:abstractNum>
-  <w:abstractNum w:abstractNumId="6">
+  <w:abstractNum w:abstractNumId="5" w15:restartNumberingAfterBreak="0">
+    <w:nsid w:val="189D052A"/>
+    <w:multiLevelType w:val="multilevel"/>
+    <w:tmpl w:val="778CC312"/>
     <w:lvl w:ilvl="0">
       <w:start w:val="1"/>
       <w:numFmt w:val="bullet"/>
@@ -3129,7 +3345,10 @@
       </w:rPr>
     </w:lvl>
   </w:abstractNum>
-  <w:abstractNum w:abstractNumId="7">
+  <w:abstractNum w:abstractNumId="6" w15:restartNumberingAfterBreak="0">
+    <w:nsid w:val="307F3123"/>
+    <w:multiLevelType w:val="multilevel"/>
+    <w:tmpl w:val="9B827584"/>
     <w:lvl w:ilvl="0">
       <w:start w:val="1"/>
       <w:numFmt w:val="bullet"/>
@@ -3239,7 +3458,10 @@
       </w:rPr>
     </w:lvl>
   </w:abstractNum>
-  <w:abstractNum w:abstractNumId="8">
+  <w:abstractNum w:abstractNumId="7" w15:restartNumberingAfterBreak="0">
+    <w:nsid w:val="382819AC"/>
+    <w:multiLevelType w:val="multilevel"/>
+    <w:tmpl w:val="0FFEEE18"/>
     <w:lvl w:ilvl="0">
       <w:start w:val="1"/>
       <w:numFmt w:val="bullet"/>
@@ -3349,7 +3571,10 @@
       </w:rPr>
     </w:lvl>
   </w:abstractNum>
-  <w:abstractNum w:abstractNumId="9">
+  <w:abstractNum w:abstractNumId="8" w15:restartNumberingAfterBreak="0">
+    <w:nsid w:val="5C381DFD"/>
+    <w:multiLevelType w:val="multilevel"/>
+    <w:tmpl w:val="5276FF1A"/>
     <w:lvl w:ilvl="0">
       <w:start w:val="1"/>
       <w:numFmt w:val="bullet"/>
@@ -3459,7 +3684,10 @@
       </w:rPr>
     </w:lvl>
   </w:abstractNum>
-  <w:abstractNum w:abstractNumId="10">
+  <w:abstractNum w:abstractNumId="9" w15:restartNumberingAfterBreak="0">
+    <w:nsid w:val="5ED67BD8"/>
+    <w:multiLevelType w:val="multilevel"/>
+    <w:tmpl w:val="BE06A2E2"/>
     <w:lvl w:ilvl="0">
       <w:start w:val="1"/>
       <w:numFmt w:val="bullet"/>
@@ -3569,7 +3797,10 @@
       </w:rPr>
     </w:lvl>
   </w:abstractNum>
-  <w:abstractNum w:abstractNumId="11">
+  <w:abstractNum w:abstractNumId="10" w15:restartNumberingAfterBreak="0">
+    <w:nsid w:val="5EE11B37"/>
+    <w:multiLevelType w:val="multilevel"/>
+    <w:tmpl w:val="9AE6F49E"/>
     <w:lvl w:ilvl="0">
       <w:start w:val="1"/>
       <w:numFmt w:val="bullet"/>
@@ -3679,7 +3910,10 @@
       </w:rPr>
     </w:lvl>
   </w:abstractNum>
-  <w:abstractNum w:abstractNumId="12">
+  <w:abstractNum w:abstractNumId="11" w15:restartNumberingAfterBreak="0">
+    <w:nsid w:val="5FE3558D"/>
+    <w:multiLevelType w:val="multilevel"/>
+    <w:tmpl w:val="7264FA9C"/>
     <w:lvl w:ilvl="0">
       <w:start w:val="1"/>
       <w:numFmt w:val="bullet"/>
@@ -3789,7 +4023,10 @@
       </w:rPr>
     </w:lvl>
   </w:abstractNum>
-  <w:abstractNum w:abstractNumId="13">
+  <w:abstractNum w:abstractNumId="12" w15:restartNumberingAfterBreak="0">
+    <w:nsid w:val="75C55CFA"/>
+    <w:multiLevelType w:val="multilevel"/>
+    <w:tmpl w:val="77102C62"/>
     <w:lvl w:ilvl="0">
       <w:start w:val="1"/>
       <w:numFmt w:val="bullet"/>
@@ -3900,56 +4137,56 @@
     </w:lvl>
   </w:abstractNum>
   <w:num w:numId="1">
+    <w:abstractNumId w:val="8"/>
+  </w:num>
+  <w:num w:numId="2">
     <w:abstractNumId w:val="1"/>
   </w:num>
-  <w:num w:numId="2">
+  <w:num w:numId="3">
+    <w:abstractNumId w:val="0"/>
+  </w:num>
+  <w:num w:numId="4">
+    <w:abstractNumId w:val="5"/>
+  </w:num>
+  <w:num w:numId="5">
+    <w:abstractNumId w:val="4"/>
+  </w:num>
+  <w:num w:numId="6">
+    <w:abstractNumId w:val="9"/>
+  </w:num>
+  <w:num w:numId="7">
+    <w:abstractNumId w:val="3"/>
+  </w:num>
+  <w:num w:numId="8">
+    <w:abstractNumId w:val="7"/>
+  </w:num>
+  <w:num w:numId="9">
+    <w:abstractNumId w:val="11"/>
+  </w:num>
+  <w:num w:numId="10">
+    <w:abstractNumId w:val="12"/>
+  </w:num>
+  <w:num w:numId="11">
     <w:abstractNumId w:val="2"/>
   </w:num>
-  <w:num w:numId="3">
-    <w:abstractNumId w:val="3"/>
-  </w:num>
-  <w:num w:numId="4">
-    <w:abstractNumId w:val="4"/>
-  </w:num>
-  <w:num w:numId="5">
-    <w:abstractNumId w:val="5"/>
-  </w:num>
-  <w:num w:numId="6">
+  <w:num w:numId="12">
     <w:abstractNumId w:val="6"/>
   </w:num>
-  <w:num w:numId="7">
-    <w:abstractNumId w:val="7"/>
-  </w:num>
-  <w:num w:numId="8">
-    <w:abstractNumId w:val="8"/>
-  </w:num>
-  <w:num w:numId="9">
-    <w:abstractNumId w:val="9"/>
-  </w:num>
-  <w:num w:numId="10">
+  <w:num w:numId="13">
     <w:abstractNumId w:val="10"/>
-  </w:num>
-  <w:num w:numId="11">
-    <w:abstractNumId w:val="11"/>
-  </w:num>
-  <w:num w:numId="12">
-    <w:abstractNumId w:val="12"/>
-  </w:num>
-  <w:num w:numId="13">
-    <w:abstractNumId w:val="13"/>
   </w:num>
 </w:numbering>
 </file>
 
 <file path=word/styles.xml><?xml version="1.0" encoding="utf-8"?>
-<w:styles xmlns:mc="http://schemas.openxmlformats.org/markup-compatibility/2006" xmlns:o="urn:schemas-microsoft-com:office:office" xmlns:r="http://schemas.openxmlformats.org/officeDocument/2006/relationships" xmlns:m="http://schemas.openxmlformats.org/officeDocument/2006/math" xmlns:v="urn:schemas-microsoft-com:vml" xmlns:wp="http://schemas.openxmlformats.org/drawingml/2006/wordprocessingDrawing" xmlns:w10="urn:schemas-microsoft-com:office:word" xmlns:w="http://schemas.openxmlformats.org/wordprocessingml/2006/main" xmlns:wne="http://schemas.microsoft.com/office/word/2006/wordml" xmlns:sl="http://schemas.openxmlformats.org/schemaLibrary/2006/main" xmlns:a="http://schemas.openxmlformats.org/drawingml/2006/main" xmlns:pic="http://schemas.openxmlformats.org/drawingml/2006/picture" xmlns:c="http://schemas.openxmlformats.org/drawingml/2006/chart" xmlns:lc="http://schemas.openxmlformats.org/drawingml/2006/lockedCanvas" xmlns:dgm="http://schemas.openxmlformats.org/drawingml/2006/diagram" xmlns:wps="http://schemas.microsoft.com/office/word/2010/wordprocessingShape" xmlns:wpg="http://schemas.microsoft.com/office/word/2010/wordprocessingGroup" xmlns:w14="http://schemas.microsoft.com/office/word/2010/wordml" xmlns:w15="http://schemas.microsoft.com/office/word/2012/wordml" xmlns:w16="http://schemas.microsoft.com/office/word/2018/wordml" xmlns:w16cex="http://schemas.microsoft.com/office/word/2018/wordml/cex" xmlns:w16cid="http://schemas.microsoft.com/office/word/2016/wordml/cid" xmlns="http://schemas.microsoft.com/office/tasks/2019/documenttasks" xmlns:cr="http://schemas.microsoft.com/office/comments/2020/reactions">
+<w:styles xmlns:mc="http://schemas.openxmlformats.org/markup-compatibility/2006" xmlns:r="http://schemas.openxmlformats.org/officeDocument/2006/relationships" xmlns:w="http://schemas.openxmlformats.org/wordprocessingml/2006/main" xmlns:w14="http://schemas.microsoft.com/office/word/2010/wordml" xmlns:w15="http://schemas.microsoft.com/office/word/2012/wordml" xmlns:w16cid="http://schemas.microsoft.com/office/word/2016/wordml/cid" xmlns:w16se="http://schemas.microsoft.com/office/word/2015/wordml/symex" mc:Ignorable="w14 w15 w16se w16cid">
   <w:docDefaults>
     <w:rPrDefault>
       <w:rPr>
-        <w:rFonts w:ascii="Arial" w:cs="Arial" w:eastAsia="Arial" w:hAnsi="Arial"/>
+        <w:rFonts w:ascii="Arial" w:eastAsia="Arial" w:hAnsi="Arial" w:cs="Arial"/>
         <w:sz w:val="22"/>
         <w:szCs w:val="22"/>
-        <w:lang w:val="en"/>
+        <w:lang w:val="en" w:eastAsia="en-PH" w:bidi="ar-SA"/>
       </w:rPr>
     </w:rPrDefault>
     <w:pPrDefault>
@@ -3958,29 +4195,398 @@
       </w:pPr>
     </w:pPrDefault>
   </w:docDefaults>
-  <w:style w:type="table" w:styleId="TableNormal" w:default="1">
-    <w:name w:val="TableNormal"/>
-    <w:tblPr>
-      <w:tblCellMar>
-        <w:top w:w="100.0" w:type="dxa"/>
-        <w:left w:w="100.0" w:type="dxa"/>
-        <w:bottom w:w="100.0" w:type="dxa"/>
-        <w:right w:w="100.0" w:type="dxa"/>
-      </w:tblCellMar>
-    </w:tblPr>
-  </w:style>
-  <w:style w:type="paragraph" w:styleId="Normal" w:default="1">
-    <w:name w:val="normal"/>
+  <w:latentStyles w:defLockedState="0" w:defUIPriority="99" w:defSemiHidden="0" w:defUnhideWhenUsed="0" w:defQFormat="0" w:count="375">
+    <w:lsdException w:name="Normal" w:uiPriority="0" w:qFormat="1"/>
+    <w:lsdException w:name="heading 1" w:uiPriority="9" w:qFormat="1"/>
+    <w:lsdException w:name="heading 2" w:semiHidden="1" w:uiPriority="9" w:unhideWhenUsed="1" w:qFormat="1"/>
+    <w:lsdException w:name="heading 3" w:semiHidden="1" w:uiPriority="9" w:unhideWhenUsed="1" w:qFormat="1"/>
+    <w:lsdException w:name="heading 4" w:semiHidden="1" w:uiPriority="9" w:unhideWhenUsed="1" w:qFormat="1"/>
+    <w:lsdException w:name="heading 5" w:semiHidden="1" w:uiPriority="9" w:unhideWhenUsed="1" w:qFormat="1"/>
+    <w:lsdException w:name="heading 6" w:semiHidden="1" w:uiPriority="9" w:unhideWhenUsed="1" w:qFormat="1"/>
+    <w:lsdException w:name="heading 7" w:semiHidden="1" w:uiPriority="9" w:unhideWhenUsed="1" w:qFormat="1"/>
+    <w:lsdException w:name="heading 8" w:semiHidden="1" w:uiPriority="9" w:unhideWhenUsed="1" w:qFormat="1"/>
+    <w:lsdException w:name="heading 9" w:semiHidden="1" w:uiPriority="9" w:unhideWhenUsed="1" w:qFormat="1"/>
+    <w:lsdException w:name="index 1" w:semiHidden="1" w:unhideWhenUsed="1"/>
+    <w:lsdException w:name="index 2" w:semiHidden="1" w:unhideWhenUsed="1"/>
+    <w:lsdException w:name="index 3" w:semiHidden="1" w:unhideWhenUsed="1"/>
+    <w:lsdException w:name="index 4" w:semiHidden="1" w:unhideWhenUsed="1"/>
+    <w:lsdException w:name="index 5" w:semiHidden="1" w:unhideWhenUsed="1"/>
+    <w:lsdException w:name="index 6" w:semiHidden="1" w:unhideWhenUsed="1"/>
+    <w:lsdException w:name="index 7" w:semiHidden="1" w:unhideWhenUsed="1"/>
+    <w:lsdException w:name="index 8" w:semiHidden="1" w:unhideWhenUsed="1"/>
+    <w:lsdException w:name="index 9" w:semiHidden="1" w:unhideWhenUsed="1"/>
+    <w:lsdException w:name="toc 1" w:semiHidden="1" w:uiPriority="39" w:unhideWhenUsed="1"/>
+    <w:lsdException w:name="toc 2" w:semiHidden="1" w:uiPriority="39" w:unhideWhenUsed="1"/>
+    <w:lsdException w:name="toc 3" w:semiHidden="1" w:uiPriority="39" w:unhideWhenUsed="1"/>
+    <w:lsdException w:name="toc 4" w:semiHidden="1" w:uiPriority="39" w:unhideWhenUsed="1"/>
+    <w:lsdException w:name="toc 5" w:semiHidden="1" w:uiPriority="39" w:unhideWhenUsed="1"/>
+    <w:lsdException w:name="toc 6" w:semiHidden="1" w:uiPriority="39" w:unhideWhenUsed="1"/>
+    <w:lsdException w:name="toc 7" w:semiHidden="1" w:uiPriority="39" w:unhideWhenUsed="1"/>
+    <w:lsdException w:name="toc 8" w:semiHidden="1" w:uiPriority="39" w:unhideWhenUsed="1"/>
+    <w:lsdException w:name="toc 9" w:semiHidden="1" w:uiPriority="39" w:unhideWhenUsed="1"/>
+    <w:lsdException w:name="Normal Indent" w:semiHidden="1" w:unhideWhenUsed="1"/>
+    <w:lsdException w:name="footnote text" w:semiHidden="1" w:unhideWhenUsed="1"/>
+    <w:lsdException w:name="annotation text" w:semiHidden="1" w:unhideWhenUsed="1"/>
+    <w:lsdException w:name="header" w:semiHidden="1" w:unhideWhenUsed="1"/>
+    <w:lsdException w:name="footer" w:semiHidden="1" w:unhideWhenUsed="1"/>
+    <w:lsdException w:name="index heading" w:semiHidden="1" w:unhideWhenUsed="1"/>
+    <w:lsdException w:name="caption" w:semiHidden="1" w:uiPriority="35" w:unhideWhenUsed="1" w:qFormat="1"/>
+    <w:lsdException w:name="table of figures" w:semiHidden="1" w:unhideWhenUsed="1"/>
+    <w:lsdException w:name="envelope address" w:semiHidden="1" w:unhideWhenUsed="1"/>
+    <w:lsdException w:name="envelope return" w:semiHidden="1" w:unhideWhenUsed="1"/>
+    <w:lsdException w:name="footnote reference" w:semiHidden="1" w:unhideWhenUsed="1"/>
+    <w:lsdException w:name="annotation reference" w:semiHidden="1" w:unhideWhenUsed="1"/>
+    <w:lsdException w:name="line number" w:semiHidden="1" w:unhideWhenUsed="1"/>
+    <w:lsdException w:name="page number" w:semiHidden="1" w:unhideWhenUsed="1"/>
+    <w:lsdException w:name="endnote reference" w:semiHidden="1" w:unhideWhenUsed="1"/>
+    <w:lsdException w:name="endnote text" w:semiHidden="1" w:unhideWhenUsed="1"/>
+    <w:lsdException w:name="table of authorities" w:semiHidden="1" w:unhideWhenUsed="1"/>
+    <w:lsdException w:name="macro" w:semiHidden="1" w:unhideWhenUsed="1"/>
+    <w:lsdException w:name="toa heading" w:semiHidden="1" w:unhideWhenUsed="1"/>
+    <w:lsdException w:name="List" w:semiHidden="1" w:unhideWhenUsed="1"/>
+    <w:lsdException w:name="List Bullet" w:semiHidden="1" w:unhideWhenUsed="1"/>
+    <w:lsdException w:name="List Number" w:semiHidden="1" w:unhideWhenUsed="1"/>
+    <w:lsdException w:name="List 2" w:semiHidden="1" w:unhideWhenUsed="1"/>
+    <w:lsdException w:name="List 3" w:semiHidden="1" w:unhideWhenUsed="1"/>
+    <w:lsdException w:name="List 4" w:semiHidden="1" w:unhideWhenUsed="1"/>
+    <w:lsdException w:name="List 5" w:semiHidden="1" w:unhideWhenUsed="1"/>
+    <w:lsdException w:name="List Bullet 2" w:semiHidden="1" w:unhideWhenUsed="1"/>
+    <w:lsdException w:name="List Bullet 3" w:semiHidden="1" w:unhideWhenUsed="1"/>
+    <w:lsdException w:name="List Bullet 4" w:semiHidden="1" w:unhideWhenUsed="1"/>
+    <w:lsdException w:name="List Bullet 5" w:semiHidden="1" w:unhideWhenUsed="1"/>
+    <w:lsdException w:name="List Number 2" w:semiHidden="1" w:unhideWhenUsed="1"/>
+    <w:lsdException w:name="List Number 3" w:semiHidden="1" w:unhideWhenUsed="1"/>
+    <w:lsdException w:name="List Number 4" w:semiHidden="1" w:unhideWhenUsed="1"/>
+    <w:lsdException w:name="List Number 5" w:semiHidden="1" w:unhideWhenUsed="1"/>
+    <w:lsdException w:name="Title" w:uiPriority="10" w:qFormat="1"/>
+    <w:lsdException w:name="Closing" w:semiHidden="1" w:unhideWhenUsed="1"/>
+    <w:lsdException w:name="Signature" w:semiHidden="1" w:unhideWhenUsed="1"/>
+    <w:lsdException w:name="Default Paragraph Font" w:semiHidden="1" w:uiPriority="1" w:unhideWhenUsed="1"/>
+    <w:lsdException w:name="Body Text" w:semiHidden="1" w:unhideWhenUsed="1"/>
+    <w:lsdException w:name="Body Text Indent" w:semiHidden="1" w:unhideWhenUsed="1"/>
+    <w:lsdException w:name="List Continue" w:semiHidden="1" w:unhideWhenUsed="1"/>
+    <w:lsdException w:name="List Continue 2" w:semiHidden="1" w:unhideWhenUsed="1"/>
+    <w:lsdException w:name="List Continue 3" w:semiHidden="1" w:unhideWhenUsed="1"/>
+    <w:lsdException w:name="List Continue 4" w:semiHidden="1" w:unhideWhenUsed="1"/>
+    <w:lsdException w:name="List Continue 5" w:semiHidden="1" w:unhideWhenUsed="1"/>
+    <w:lsdException w:name="Message Header" w:semiHidden="1" w:unhideWhenUsed="1"/>
+    <w:lsdException w:name="Subtitle" w:uiPriority="11" w:qFormat="1"/>
+    <w:lsdException w:name="Salutation" w:semiHidden="1" w:unhideWhenUsed="1"/>
+    <w:lsdException w:name="Date" w:semiHidden="1" w:unhideWhenUsed="1"/>
+    <w:lsdException w:name="Body Text First Indent" w:semiHidden="1" w:unhideWhenUsed="1"/>
+    <w:lsdException w:name="Body Text First Indent 2" w:semiHidden="1" w:unhideWhenUsed="1"/>
+    <w:lsdException w:name="Note Heading" w:semiHidden="1" w:unhideWhenUsed="1"/>
+    <w:lsdException w:name="Body Text 2" w:semiHidden="1" w:unhideWhenUsed="1"/>
+    <w:lsdException w:name="Body Text 3" w:semiHidden="1" w:unhideWhenUsed="1"/>
+    <w:lsdException w:name="Body Text Indent 2" w:semiHidden="1" w:unhideWhenUsed="1"/>
+    <w:lsdException w:name="Body Text Indent 3" w:semiHidden="1" w:unhideWhenUsed="1"/>
+    <w:lsdException w:name="Block Text" w:semiHidden="1" w:unhideWhenUsed="1"/>
+    <w:lsdException w:name="Hyperlink" w:semiHidden="1" w:unhideWhenUsed="1"/>
+    <w:lsdException w:name="FollowedHyperlink" w:semiHidden="1" w:unhideWhenUsed="1"/>
+    <w:lsdException w:name="Strong" w:uiPriority="22" w:qFormat="1"/>
+    <w:lsdException w:name="Emphasis" w:uiPriority="20" w:qFormat="1"/>
+    <w:lsdException w:name="Document Map" w:semiHidden="1" w:unhideWhenUsed="1"/>
+    <w:lsdException w:name="Plain Text" w:semiHidden="1" w:unhideWhenUsed="1"/>
+    <w:lsdException w:name="E-mail Signature" w:semiHidden="1" w:unhideWhenUsed="1"/>
+    <w:lsdException w:name="HTML Top of Form" w:semiHidden="1" w:unhideWhenUsed="1"/>
+    <w:lsdException w:name="HTML Bottom of Form" w:semiHidden="1" w:unhideWhenUsed="1"/>
+    <w:lsdException w:name="Normal (Web)" w:semiHidden="1" w:unhideWhenUsed="1"/>
+    <w:lsdException w:name="HTML Acronym" w:semiHidden="1" w:unhideWhenUsed="1"/>
+    <w:lsdException w:name="HTML Address" w:semiHidden="1" w:unhideWhenUsed="1"/>
+    <w:lsdException w:name="HTML Cite" w:semiHidden="1" w:unhideWhenUsed="1"/>
+    <w:lsdException w:name="HTML Code" w:semiHidden="1" w:unhideWhenUsed="1"/>
+    <w:lsdException w:name="HTML Definition" w:semiHidden="1" w:unhideWhenUsed="1"/>
+    <w:lsdException w:name="HTML Keyboard" w:semiHidden="1" w:unhideWhenUsed="1"/>
+    <w:lsdException w:name="HTML Preformatted" w:semiHidden="1" w:unhideWhenUsed="1"/>
+    <w:lsdException w:name="HTML Sample" w:semiHidden="1" w:unhideWhenUsed="1"/>
+    <w:lsdException w:name="HTML Typewriter" w:semiHidden="1" w:unhideWhenUsed="1"/>
+    <w:lsdException w:name="HTML Variable" w:semiHidden="1" w:unhideWhenUsed="1"/>
+    <w:lsdException w:name="Normal Table" w:semiHidden="1" w:unhideWhenUsed="1"/>
+    <w:lsdException w:name="annotation subject" w:semiHidden="1" w:unhideWhenUsed="1"/>
+    <w:lsdException w:name="No List" w:semiHidden="1" w:unhideWhenUsed="1"/>
+    <w:lsdException w:name="Outline List 1" w:semiHidden="1" w:unhideWhenUsed="1"/>
+    <w:lsdException w:name="Outline List 2" w:semiHidden="1" w:unhideWhenUsed="1"/>
+    <w:lsdException w:name="Outline List 3" w:semiHidden="1" w:unhideWhenUsed="1"/>
+    <w:lsdException w:name="Table Simple 1" w:semiHidden="1" w:unhideWhenUsed="1"/>
+    <w:lsdException w:name="Table Simple 2" w:semiHidden="1" w:unhideWhenUsed="1"/>
+    <w:lsdException w:name="Table Simple 3" w:semiHidden="1" w:unhideWhenUsed="1"/>
+    <w:lsdException w:name="Table Classic 1" w:semiHidden="1" w:unhideWhenUsed="1"/>
+    <w:lsdException w:name="Table Classic 2" w:semiHidden="1" w:unhideWhenUsed="1"/>
+    <w:lsdException w:name="Table Classic 3" w:semiHidden="1" w:unhideWhenUsed="1"/>
+    <w:lsdException w:name="Table Classic 4" w:semiHidden="1" w:unhideWhenUsed="1"/>
+    <w:lsdException w:name="Table Colorful 1" w:semiHidden="1" w:unhideWhenUsed="1"/>
+    <w:lsdException w:name="Table Colorful 2" w:semiHidden="1" w:unhideWhenUsed="1"/>
+    <w:lsdException w:name="Table Colorful 3" w:semiHidden="1" w:unhideWhenUsed="1"/>
+    <w:lsdException w:name="Table Columns 1" w:semiHidden="1" w:unhideWhenUsed="1"/>
+    <w:lsdException w:name="Table Columns 2" w:semiHidden="1" w:unhideWhenUsed="1"/>
+    <w:lsdException w:name="Table Columns 3" w:semiHidden="1" w:unhideWhenUsed="1"/>
+    <w:lsdException w:name="Table Columns 4" w:semiHidden="1" w:unhideWhenUsed="1"/>
+    <w:lsdException w:name="Table Columns 5" w:semiHidden="1" w:unhideWhenUsed="1"/>
+    <w:lsdException w:name="Table Grid 1" w:semiHidden="1" w:unhideWhenUsed="1"/>
+    <w:lsdException w:name="Table Grid 2" w:semiHidden="1" w:unhideWhenUsed="1"/>
+    <w:lsdException w:name="Table Grid 3" w:semiHidden="1" w:unhideWhenUsed="1"/>
+    <w:lsdException w:name="Table Grid 4" w:semiHidden="1" w:unhideWhenUsed="1"/>
+    <w:lsdException w:name="Table Grid 5" w:semiHidden="1" w:unhideWhenUsed="1"/>
+    <w:lsdException w:name="Table Grid 6" w:semiHidden="1" w:unhideWhenUsed="1"/>
+    <w:lsdException w:name="Table Grid 7" w:semiHidden="1" w:unhideWhenUsed="1"/>
+    <w:lsdException w:name="Table Grid 8" w:semiHidden="1" w:unhideWhenUsed="1"/>
+    <w:lsdException w:name="Table List 1" w:semiHidden="1" w:unhideWhenUsed="1"/>
+    <w:lsdException w:name="Table List 2" w:semiHidden="1" w:unhideWhenUsed="1"/>
+    <w:lsdException w:name="Table List 3" w:semiHidden="1" w:unhideWhenUsed="1"/>
+    <w:lsdException w:name="Table List 4" w:semiHidden="1" w:unhideWhenUsed="1"/>
+    <w:lsdException w:name="Table List 5" w:semiHidden="1" w:unhideWhenUsed="1"/>
+    <w:lsdException w:name="Table List 6" w:semiHidden="1" w:unhideWhenUsed="1"/>
+    <w:lsdException w:name="Table List 7" w:semiHidden="1" w:unhideWhenUsed="1"/>
+    <w:lsdException w:name="Table List 8" w:semiHidden="1" w:unhideWhenUsed="1"/>
+    <w:lsdException w:name="Table 3D effects 1" w:semiHidden="1" w:unhideWhenUsed="1"/>
+    <w:lsdException w:name="Table 3D effects 2" w:semiHidden="1" w:unhideWhenUsed="1"/>
+    <w:lsdException w:name="Table 3D effects 3" w:semiHidden="1" w:unhideWhenUsed="1"/>
+    <w:lsdException w:name="Table Contemporary" w:semiHidden="1" w:unhideWhenUsed="1"/>
+    <w:lsdException w:name="Table Elegant" w:semiHidden="1" w:unhideWhenUsed="1"/>
+    <w:lsdException w:name="Table Professional" w:semiHidden="1" w:unhideWhenUsed="1"/>
+    <w:lsdException w:name="Table Subtle 1" w:semiHidden="1" w:unhideWhenUsed="1"/>
+    <w:lsdException w:name="Table Subtle 2" w:semiHidden="1" w:unhideWhenUsed="1"/>
+    <w:lsdException w:name="Table Web 1" w:semiHidden="1" w:unhideWhenUsed="1"/>
+    <w:lsdException w:name="Table Web 2" w:semiHidden="1" w:unhideWhenUsed="1"/>
+    <w:lsdException w:name="Table Web 3" w:semiHidden="1" w:unhideWhenUsed="1"/>
+    <w:lsdException w:name="Balloon Text" w:semiHidden="1" w:unhideWhenUsed="1"/>
+    <w:lsdException w:name="Table Grid" w:uiPriority="39"/>
+    <w:lsdException w:name="Table Theme" w:semiHidden="1" w:unhideWhenUsed="1"/>
+    <w:lsdException w:name="Placeholder Text" w:semiHidden="1"/>
+    <w:lsdException w:name="No Spacing" w:uiPriority="1" w:qFormat="1"/>
+    <w:lsdException w:name="Light Shading" w:uiPriority="60"/>
+    <w:lsdException w:name="Light List" w:uiPriority="61"/>
+    <w:lsdException w:name="Light Grid" w:uiPriority="62"/>
+    <w:lsdException w:name="Medium Shading 1" w:uiPriority="63"/>
+    <w:lsdException w:name="Medium Shading 2" w:uiPriority="64"/>
+    <w:lsdException w:name="Medium List 1" w:uiPriority="65"/>
+    <w:lsdException w:name="Medium List 2" w:uiPriority="66"/>
+    <w:lsdException w:name="Medium Grid 1" w:uiPriority="67"/>
+    <w:lsdException w:name="Medium Grid 2" w:uiPriority="68"/>
+    <w:lsdException w:name="Medium Grid 3" w:uiPriority="69"/>
+    <w:lsdException w:name="Dark List" w:uiPriority="70"/>
+    <w:lsdException w:name="Colorful Shading" w:uiPriority="71"/>
+    <w:lsdException w:name="Colorful List" w:uiPriority="72"/>
+    <w:lsdException w:name="Colorful Grid" w:uiPriority="73"/>
+    <w:lsdException w:name="Light Shading Accent 1" w:uiPriority="60"/>
+    <w:lsdException w:name="Light List Accent 1" w:uiPriority="61"/>
+    <w:lsdException w:name="Light Grid Accent 1" w:uiPriority="62"/>
+    <w:lsdException w:name="Medium Shading 1 Accent 1" w:uiPriority="63"/>
+    <w:lsdException w:name="Medium Shading 2 Accent 1" w:uiPriority="64"/>
+    <w:lsdException w:name="Medium List 1 Accent 1" w:uiPriority="65"/>
+    <w:lsdException w:name="Revision" w:semiHidden="1"/>
+    <w:lsdException w:name="List Paragraph" w:uiPriority="34" w:qFormat="1"/>
+    <w:lsdException w:name="Quote" w:uiPriority="29" w:qFormat="1"/>
+    <w:lsdException w:name="Intense Quote" w:uiPriority="30" w:qFormat="1"/>
+    <w:lsdException w:name="Medium List 2 Accent 1" w:uiPriority="66"/>
+    <w:lsdException w:name="Medium Grid 1 Accent 1" w:uiPriority="67"/>
+    <w:lsdException w:name="Medium Grid 2 Accent 1" w:uiPriority="68"/>
+    <w:lsdException w:name="Medium Grid 3 Accent 1" w:uiPriority="69"/>
+    <w:lsdException w:name="Dark List Accent 1" w:uiPriority="70"/>
+    <w:lsdException w:name="Colorful Shading Accent 1" w:uiPriority="71"/>
+    <w:lsdException w:name="Colorful List Accent 1" w:uiPriority="72"/>
+    <w:lsdException w:name="Colorful Grid Accent 1" w:uiPriority="73"/>
+    <w:lsdException w:name="Light Shading Accent 2" w:uiPriority="60"/>
+    <w:lsdException w:name="Light List Accent 2" w:uiPriority="61"/>
+    <w:lsdException w:name="Light Grid Accent 2" w:uiPriority="62"/>
+    <w:lsdException w:name="Medium Shading 1 Accent 2" w:uiPriority="63"/>
+    <w:lsdException w:name="Medium Shading 2 Accent 2" w:uiPriority="64"/>
+    <w:lsdException w:name="Medium List 1 Accent 2" w:uiPriority="65"/>
+    <w:lsdException w:name="Medium List 2 Accent 2" w:uiPriority="66"/>
+    <w:lsdException w:name="Medium Grid 1 Accent 2" w:uiPriority="67"/>
+    <w:lsdException w:name="Medium Grid 2 Accent 2" w:uiPriority="68"/>
+    <w:lsdException w:name="Medium Grid 3 Accent 2" w:uiPriority="69"/>
+    <w:lsdException w:name="Dark List Accent 2" w:uiPriority="70"/>
+    <w:lsdException w:name="Colorful Shading Accent 2" w:uiPriority="71"/>
+    <w:lsdException w:name="Colorful List Accent 2" w:uiPriority="72"/>
+    <w:lsdException w:name="Colorful Grid Accent 2" w:uiPriority="73"/>
+    <w:lsdException w:name="Light Shading Accent 3" w:uiPriority="60"/>
+    <w:lsdException w:name="Light List Accent 3" w:uiPriority="61"/>
+    <w:lsdException w:name="Light Grid Accent 3" w:uiPriority="62"/>
+    <w:lsdException w:name="Medium Shading 1 Accent 3" w:uiPriority="63"/>
+    <w:lsdException w:name="Medium Shading 2 Accent 3" w:uiPriority="64"/>
+    <w:lsdException w:name="Medium List 1 Accent 3" w:uiPriority="65"/>
+    <w:lsdException w:name="Medium List 2 Accent 3" w:uiPriority="66"/>
+    <w:lsdException w:name="Medium Grid 1 Accent 3" w:uiPriority="67"/>
+    <w:lsdException w:name="Medium Grid 2 Accent 3" w:uiPriority="68"/>
+    <w:lsdException w:name="Medium Grid 3 Accent 3" w:uiPriority="69"/>
+    <w:lsdException w:name="Dark List Accent 3" w:uiPriority="70"/>
+    <w:lsdException w:name="Colorful Shading Accent 3" w:uiPriority="71"/>
+    <w:lsdException w:name="Colorful List Accent 3" w:uiPriority="72"/>
+    <w:lsdException w:name="Colorful Grid Accent 3" w:uiPriority="73"/>
+    <w:lsdException w:name="Light Shading Accent 4" w:uiPriority="60"/>
+    <w:lsdException w:name="Light List Accent 4" w:uiPriority="61"/>
+    <w:lsdException w:name="Light Grid Accent 4" w:uiPriority="62"/>
+    <w:lsdException w:name="Medium Shading 1 Accent 4" w:uiPriority="63"/>
+    <w:lsdException w:name="Medium Shading 2 Accent 4" w:uiPriority="64"/>
+    <w:lsdException w:name="Medium List 1 Accent 4" w:uiPriority="65"/>
+    <w:lsdException w:name="Medium List 2 Accent 4" w:uiPriority="66"/>
+    <w:lsdException w:name="Medium Grid 1 Accent 4" w:uiPriority="67"/>
+    <w:lsdException w:name="Medium Grid 2 Accent 4" w:uiPriority="68"/>
+    <w:lsdException w:name="Medium Grid 3 Accent 4" w:uiPriority="69"/>
+    <w:lsdException w:name="Dark List Accent 4" w:uiPriority="70"/>
+    <w:lsdException w:name="Colorful Shading Accent 4" w:uiPriority="71"/>
+    <w:lsdException w:name="Colorful List Accent 4" w:uiPriority="72"/>
+    <w:lsdException w:name="Colorful Grid Accent 4" w:uiPriority="73"/>
+    <w:lsdException w:name="Light Shading Accent 5" w:uiPriority="60"/>
+    <w:lsdException w:name="Light List Accent 5" w:uiPriority="61"/>
+    <w:lsdException w:name="Light Grid Accent 5" w:uiPriority="62"/>
+    <w:lsdException w:name="Medium Shading 1 Accent 5" w:uiPriority="63"/>
+    <w:lsdException w:name="Medium Shading 2 Accent 5" w:uiPriority="64"/>
+    <w:lsdException w:name="Medium List 1 Accent 5" w:uiPriority="65"/>
+    <w:lsdException w:name="Medium List 2 Accent 5" w:uiPriority="66"/>
+    <w:lsdException w:name="Medium Grid 1 Accent 5" w:uiPriority="67"/>
+    <w:lsdException w:name="Medium Grid 2 Accent 5" w:uiPriority="68"/>
+    <w:lsdException w:name="Medium Grid 3 Accent 5" w:uiPriority="69"/>
+    <w:lsdException w:name="Dark List Accent 5" w:uiPriority="70"/>
+    <w:lsdException w:name="Colorful Shading Accent 5" w:uiPriority="71"/>
+    <w:lsdException w:name="Colorful List Accent 5" w:uiPriority="72"/>
+    <w:lsdException w:name="Colorful Grid Accent 5" w:uiPriority="73"/>
+    <w:lsdException w:name="Light Shading Accent 6" w:uiPriority="60"/>
+    <w:lsdException w:name="Light List Accent 6" w:uiPriority="61"/>
+    <w:lsdException w:name="Light Grid Accent 6" w:uiPriority="62"/>
+    <w:lsdException w:name="Medium Shading 1 Accent 6" w:uiPriority="63"/>
+    <w:lsdException w:name="Medium Shading 2 Accent 6" w:uiPriority="64"/>
+    <w:lsdException w:name="Medium List 1 Accent 6" w:uiPriority="65"/>
+    <w:lsdException w:name="Medium List 2 Accent 6" w:uiPriority="66"/>
+    <w:lsdException w:name="Medium Grid 1 Accent 6" w:uiPriority="67"/>
+    <w:lsdException w:name="Medium Grid 2 Accent 6" w:uiPriority="68"/>
+    <w:lsdException w:name="Medium Grid 3 Accent 6" w:uiPriority="69"/>
+    <w:lsdException w:name="Dark List Accent 6" w:uiPriority="70"/>
+    <w:lsdException w:name="Colorful Shading Accent 6" w:uiPriority="71"/>
+    <w:lsdException w:name="Colorful List Accent 6" w:uiPriority="72"/>
+    <w:lsdException w:name="Colorful Grid Accent 6" w:uiPriority="73"/>
+    <w:lsdException w:name="Subtle Emphasis" w:uiPriority="19" w:qFormat="1"/>
+    <w:lsdException w:name="Intense Emphasis" w:uiPriority="21" w:qFormat="1"/>
+    <w:lsdException w:name="Subtle Reference" w:uiPriority="31" w:qFormat="1"/>
+    <w:lsdException w:name="Intense Reference" w:uiPriority="32" w:qFormat="1"/>
+    <w:lsdException w:name="Book Title" w:uiPriority="33" w:qFormat="1"/>
+    <w:lsdException w:name="Bibliography" w:semiHidden="1" w:uiPriority="37" w:unhideWhenUsed="1"/>
+    <w:lsdException w:name="TOC Heading" w:semiHidden="1" w:uiPriority="39" w:unhideWhenUsed="1" w:qFormat="1"/>
+    <w:lsdException w:name="Plain Table 1" w:uiPriority="41"/>
+    <w:lsdException w:name="Plain Table 2" w:uiPriority="42"/>
+    <w:lsdException w:name="Plain Table 3" w:uiPriority="43"/>
+    <w:lsdException w:name="Plain Table 4" w:uiPriority="44"/>
+    <w:lsdException w:name="Plain Table 5" w:uiPriority="45"/>
+    <w:lsdException w:name="Grid Table Light" w:uiPriority="40"/>
+    <w:lsdException w:name="Grid Table 1 Light" w:uiPriority="46"/>
+    <w:lsdException w:name="Grid Table 2" w:uiPriority="47"/>
+    <w:lsdException w:name="Grid Table 3" w:uiPriority="48"/>
+    <w:lsdException w:name="Grid Table 4" w:uiPriority="49"/>
+    <w:lsdException w:name="Grid Table 5 Dark" w:uiPriority="50"/>
+    <w:lsdException w:name="Grid Table 6 Colorful" w:uiPriority="51"/>
+    <w:lsdException w:name="Grid Table 7 Colorful" w:uiPriority="52"/>
+    <w:lsdException w:name="Grid Table 1 Light Accent 1" w:uiPriority="46"/>
+    <w:lsdException w:name="Grid Table 2 Accent 1" w:uiPriority="47"/>
+    <w:lsdException w:name="Grid Table 3 Accent 1" w:uiPriority="48"/>
+    <w:lsdException w:name="Grid Table 4 Accent 1" w:uiPriority="49"/>
+    <w:lsdException w:name="Grid Table 5 Dark Accent 1" w:uiPriority="50"/>
+    <w:lsdException w:name="Grid Table 6 Colorful Accent 1" w:uiPriority="51"/>
+    <w:lsdException w:name="Grid Table 7 Colorful Accent 1" w:uiPriority="52"/>
+    <w:lsdException w:name="Grid Table 1 Light Accent 2" w:uiPriority="46"/>
+    <w:lsdException w:name="Grid Table 2 Accent 2" w:uiPriority="47"/>
+    <w:lsdException w:name="Grid Table 3 Accent 2" w:uiPriority="48"/>
+    <w:lsdException w:name="Grid Table 4 Accent 2" w:uiPriority="49"/>
+    <w:lsdException w:name="Grid Table 5 Dark Accent 2" w:uiPriority="50"/>
+    <w:lsdException w:name="Grid Table 6 Colorful Accent 2" w:uiPriority="51"/>
+    <w:lsdException w:name="Grid Table 7 Colorful Accent 2" w:uiPriority="52"/>
+    <w:lsdException w:name="Grid Table 1 Light Accent 3" w:uiPriority="46"/>
+    <w:lsdException w:name="Grid Table 2 Accent 3" w:uiPriority="47"/>
+    <w:lsdException w:name="Grid Table 3 Accent 3" w:uiPriority="48"/>
+    <w:lsdException w:name="Grid Table 4 Accent 3" w:uiPriority="49"/>
+    <w:lsdException w:name="Grid Table 5 Dark Accent 3" w:uiPriority="50"/>
+    <w:lsdException w:name="Grid Table 6 Colorful Accent 3" w:uiPriority="51"/>
+    <w:lsdException w:name="Grid Table 7 Colorful Accent 3" w:uiPriority="52"/>
+    <w:lsdException w:name="Grid Table 1 Light Accent 4" w:uiPriority="46"/>
+    <w:lsdException w:name="Grid Table 2 Accent 4" w:uiPriority="47"/>
+    <w:lsdException w:name="Grid Table 3 Accent 4" w:uiPriority="48"/>
+    <w:lsdException w:name="Grid Table 4 Accent 4" w:uiPriority="49"/>
+    <w:lsdException w:name="Grid Table 5 Dark Accent 4" w:uiPriority="50"/>
+    <w:lsdException w:name="Grid Table 6 Colorful Accent 4" w:uiPriority="51"/>
+    <w:lsdException w:name="Grid Table 7 Colorful Accent 4" w:uiPriority="52"/>
+    <w:lsdException w:name="Grid Table 1 Light Accent 5" w:uiPriority="46"/>
+    <w:lsdException w:name="Grid Table 2 Accent 5" w:uiPriority="47"/>
+    <w:lsdException w:name="Grid Table 3 Accent 5" w:uiPriority="48"/>
+    <w:lsdException w:name="Grid Table 4 Accent 5" w:uiPriority="49"/>
+    <w:lsdException w:name="Grid Table 5 Dark Accent 5" w:uiPriority="50"/>
+    <w:lsdException w:name="Grid Table 6 Colorful Accent 5" w:uiPriority="51"/>
+    <w:lsdException w:name="Grid Table 7 Colorful Accent 5" w:uiPriority="52"/>
+    <w:lsdException w:name="Grid Table 1 Light Accent 6" w:uiPriority="46"/>
+    <w:lsdException w:name="Grid Table 2 Accent 6" w:uiPriority="47"/>
+    <w:lsdException w:name="Grid Table 3 Accent 6" w:uiPriority="48"/>
+    <w:lsdException w:name="Grid Table 4 Accent 6" w:uiPriority="49"/>
+    <w:lsdException w:name="Grid Table 5 Dark Accent 6" w:uiPriority="50"/>
+    <w:lsdException w:name="Grid Table 6 Colorful Accent 6" w:uiPriority="51"/>
+    <w:lsdException w:name="Grid Table 7 Colorful Accent 6" w:uiPriority="52"/>
+    <w:lsdException w:name="List Table 1 Light" w:uiPriority="46"/>
+    <w:lsdException w:name="List Table 2" w:uiPriority="47"/>
+    <w:lsdException w:name="List Table 3" w:uiPriority="48"/>
+    <w:lsdException w:name="List Table 4" w:uiPriority="49"/>
+    <w:lsdException w:name="List Table 5 Dark" w:uiPriority="50"/>
+    <w:lsdException w:name="List Table 6 Colorful" w:uiPriority="51"/>
+    <w:lsdException w:name="List Table 7 Colorful" w:uiPriority="52"/>
+    <w:lsdException w:name="List Table 1 Light Accent 1" w:uiPriority="46"/>
+    <w:lsdException w:name="List Table 2 Accent 1" w:uiPriority="47"/>
+    <w:lsdException w:name="List Table 3 Accent 1" w:uiPriority="48"/>
+    <w:lsdException w:name="List Table 4 Accent 1" w:uiPriority="49"/>
+    <w:lsdException w:name="List Table 5 Dark Accent 1" w:uiPriority="50"/>
+    <w:lsdException w:name="List Table 6 Colorful Accent 1" w:uiPriority="51"/>
+    <w:lsdException w:name="List Table 7 Colorful Accent 1" w:uiPriority="52"/>
+    <w:lsdException w:name="List Table 1 Light Accent 2" w:uiPriority="46"/>
+    <w:lsdException w:name="List Table 2 Accent 2" w:uiPriority="47"/>
+    <w:lsdException w:name="List Table 3 Accent 2" w:uiPriority="48"/>
+    <w:lsdException w:name="List Table 4 Accent 2" w:uiPriority="49"/>
+    <w:lsdException w:name="List Table 5 Dark Accent 2" w:uiPriority="50"/>
+    <w:lsdException w:name="List Table 6 Colorful Accent 2" w:uiPriority="51"/>
+    <w:lsdException w:name="List Table 7 Colorful Accent 2" w:uiPriority="52"/>
+    <w:lsdException w:name="List Table 1 Light Accent 3" w:uiPriority="46"/>
+    <w:lsdException w:name="List Table 2 Accent 3" w:uiPriority="47"/>
+    <w:lsdException w:name="List Table 3 Accent 3" w:uiPriority="48"/>
+    <w:lsdException w:name="List Table 4 Accent 3" w:uiPriority="49"/>
+    <w:lsdException w:name="List Table 5 Dark Accent 3" w:uiPriority="50"/>
+    <w:lsdException w:name="List Table 6 Colorful Accent 3" w:uiPriority="51"/>
+    <w:lsdException w:name="List Table 7 Colorful Accent 3" w:uiPriority="52"/>
+    <w:lsdException w:name="List Table 1 Light Accent 4" w:uiPriority="46"/>
+    <w:lsdException w:name="List Table 2 Accent 4" w:uiPriority="47"/>
+    <w:lsdException w:name="List Table 3 Accent 4" w:uiPriority="48"/>
+    <w:lsdException w:name="List Table 4 Accent 4" w:uiPriority="49"/>
+    <w:lsdException w:name="List Table 5 Dark Accent 4" w:uiPriority="50"/>
+    <w:lsdException w:name="List Table 6 Colorful Accent 4" w:uiPriority="51"/>
+    <w:lsdException w:name="List Table 7 Colorful Accent 4" w:uiPriority="52"/>
+    <w:lsdException w:name="List Table 1 Light Accent 5" w:uiPriority="46"/>
+    <w:lsdException w:name="List Table 2 Accent 5" w:uiPriority="47"/>
+    <w:lsdException w:name="List Table 3 Accent 5" w:uiPriority="48"/>
+    <w:lsdException w:name="List Table 4 Accent 5" w:uiPriority="49"/>
+    <w:lsdException w:name="List Table 5 Dark Accent 5" w:uiPriority="50"/>
+    <w:lsdException w:name="List Table 6 Colorful Accent 5" w:uiPriority="51"/>
+    <w:lsdException w:name="List Table 7 Colorful Accent 5" w:uiPriority="52"/>
+    <w:lsdException w:name="List Table 1 Light Accent 6" w:uiPriority="46"/>
+    <w:lsdException w:name="List Table 2 Accent 6" w:uiPriority="47"/>
+    <w:lsdException w:name="List Table 3 Accent 6" w:uiPriority="48"/>
+    <w:lsdException w:name="List Table 4 Accent 6" w:uiPriority="49"/>
+    <w:lsdException w:name="List Table 5 Dark Accent 6" w:uiPriority="50"/>
+    <w:lsdException w:name="List Table 6 Colorful Accent 6" w:uiPriority="51"/>
+    <w:lsdException w:name="List Table 7 Colorful Accent 6" w:uiPriority="52"/>
+    <w:lsdException w:name="Mention" w:semiHidden="1" w:unhideWhenUsed="1"/>
+    <w:lsdException w:name="Smart Hyperlink" w:semiHidden="1" w:unhideWhenUsed="1"/>
+    <w:lsdException w:name="Hashtag" w:semiHidden="1" w:unhideWhenUsed="1"/>
+    <w:lsdException w:name="Unresolved Mention" w:semiHidden="1" w:unhideWhenUsed="1"/>
+  </w:latentStyles>
+  <w:style w:type="paragraph" w:default="1" w:styleId="Normal">
+    <w:name w:val="Normal"/>
+    <w:qFormat/>
   </w:style>
   <w:style w:type="paragraph" w:styleId="Heading1">
     <w:name w:val="heading 1"/>
     <w:basedOn w:val="Normal"/>
     <w:next w:val="Normal"/>
+    <w:uiPriority w:val="9"/>
+    <w:qFormat/>
     <w:pPr>
-      <w:keepNext w:val="1"/>
-      <w:keepLines w:val="1"/>
-      <w:pageBreakBefore w:val="0"/>
-      <w:spacing w:after="120" w:before="400" w:lineRule="auto"/>
+      <w:keepNext/>
+      <w:keepLines/>
+      <w:spacing w:before="400" w:after="120"/>
+      <w:outlineLvl w:val="0"/>
     </w:pPr>
     <w:rPr>
       <w:sz w:val="40"/>
@@ -3991,15 +4597,17 @@
     <w:name w:val="heading 2"/>
     <w:basedOn w:val="Normal"/>
     <w:next w:val="Normal"/>
+    <w:uiPriority w:val="9"/>
+    <w:semiHidden/>
+    <w:unhideWhenUsed/>
+    <w:qFormat/>
     <w:pPr>
-      <w:keepNext w:val="1"/>
-      <w:keepLines w:val="1"/>
-      <w:pageBreakBefore w:val="0"/>
-      <w:spacing w:after="120" w:before="360" w:lineRule="auto"/>
+      <w:keepNext/>
+      <w:keepLines/>
+      <w:spacing w:before="360" w:after="120"/>
+      <w:outlineLvl w:val="1"/>
     </w:pPr>
     <w:rPr>
-      <w:b w:val="0"/>
-      <w:bCs w:val="0"/>
       <w:sz w:val="32"/>
       <w:szCs w:val="32"/>
     </w:rPr>
@@ -4008,15 +4616,17 @@
     <w:name w:val="heading 3"/>
     <w:basedOn w:val="Normal"/>
     <w:next w:val="Normal"/>
+    <w:uiPriority w:val="9"/>
+    <w:semiHidden/>
+    <w:unhideWhenUsed/>
+    <w:qFormat/>
     <w:pPr>
-      <w:keepNext w:val="1"/>
-      <w:keepLines w:val="1"/>
-      <w:pageBreakBefore w:val="0"/>
-      <w:spacing w:after="80" w:before="320" w:lineRule="auto"/>
+      <w:keepNext/>
+      <w:keepLines/>
+      <w:spacing w:before="320" w:after="80"/>
+      <w:outlineLvl w:val="2"/>
     </w:pPr>
     <w:rPr>
-      <w:b w:val="0"/>
-      <w:bCs w:val="0"/>
       <w:color w:val="434343"/>
       <w:sz w:val="28"/>
       <w:szCs w:val="28"/>
@@ -4026,11 +4636,15 @@
     <w:name w:val="heading 4"/>
     <w:basedOn w:val="Normal"/>
     <w:next w:val="Normal"/>
+    <w:uiPriority w:val="9"/>
+    <w:semiHidden/>
+    <w:unhideWhenUsed/>
+    <w:qFormat/>
     <w:pPr>
-      <w:keepNext w:val="1"/>
-      <w:keepLines w:val="1"/>
-      <w:pageBreakBefore w:val="0"/>
-      <w:spacing w:after="80" w:before="280" w:lineRule="auto"/>
+      <w:keepNext/>
+      <w:keepLines/>
+      <w:spacing w:before="280" w:after="80"/>
+      <w:outlineLvl w:val="3"/>
     </w:pPr>
     <w:rPr>
       <w:color w:val="666666"/>
@@ -4042,45 +4656,88 @@
     <w:name w:val="heading 5"/>
     <w:basedOn w:val="Normal"/>
     <w:next w:val="Normal"/>
+    <w:uiPriority w:val="9"/>
+    <w:semiHidden/>
+    <w:unhideWhenUsed/>
+    <w:qFormat/>
     <w:pPr>
-      <w:keepNext w:val="1"/>
-      <w:keepLines w:val="1"/>
-      <w:pageBreakBefore w:val="0"/>
-      <w:spacing w:after="80" w:before="240" w:lineRule="auto"/>
+      <w:keepNext/>
+      <w:keepLines/>
+      <w:spacing w:before="240" w:after="80"/>
+      <w:outlineLvl w:val="4"/>
     </w:pPr>
     <w:rPr>
       <w:color w:val="666666"/>
-      <w:sz w:val="22"/>
-      <w:szCs w:val="22"/>
     </w:rPr>
   </w:style>
   <w:style w:type="paragraph" w:styleId="Heading6">
     <w:name w:val="heading 6"/>
     <w:basedOn w:val="Normal"/>
     <w:next w:val="Normal"/>
+    <w:uiPriority w:val="9"/>
+    <w:semiHidden/>
+    <w:unhideWhenUsed/>
+    <w:qFormat/>
     <w:pPr>
-      <w:keepNext w:val="1"/>
-      <w:keepLines w:val="1"/>
-      <w:pageBreakBefore w:val="0"/>
-      <w:spacing w:after="80" w:before="240" w:lineRule="auto"/>
+      <w:keepNext/>
+      <w:keepLines/>
+      <w:spacing w:before="240" w:after="80"/>
+      <w:outlineLvl w:val="5"/>
     </w:pPr>
     <w:rPr>
-      <w:i w:val="1"/>
-      <w:iCs w:val="1"/>
+      <w:i/>
+      <w:iCs/>
       <w:color w:val="666666"/>
-      <w:sz w:val="22"/>
-      <w:szCs w:val="22"/>
     </w:rPr>
+  </w:style>
+  <w:style w:type="character" w:default="1" w:styleId="DefaultParagraphFont">
+    <w:name w:val="Default Paragraph Font"/>
+    <w:uiPriority w:val="1"/>
+    <w:semiHidden/>
+    <w:unhideWhenUsed/>
+  </w:style>
+  <w:style w:type="table" w:default="1" w:styleId="TableNormal">
+    <w:name w:val="Normal Table"/>
+    <w:uiPriority w:val="99"/>
+    <w:semiHidden/>
+    <w:unhideWhenUsed/>
+    <w:tblPr>
+      <w:tblInd w:w="0" w:type="dxa"/>
+      <w:tblCellMar>
+        <w:top w:w="0" w:type="dxa"/>
+        <w:left w:w="108" w:type="dxa"/>
+        <w:bottom w:w="0" w:type="dxa"/>
+        <w:right w:w="108" w:type="dxa"/>
+      </w:tblCellMar>
+    </w:tblPr>
+  </w:style>
+  <w:style w:type="numbering" w:default="1" w:styleId="NoList">
+    <w:name w:val="No List"/>
+    <w:uiPriority w:val="99"/>
+    <w:semiHidden/>
+    <w:unhideWhenUsed/>
+  </w:style>
+  <w:style w:type="table" w:customStyle="1" w:styleId="TableNormal0">
+    <w:name w:val="TableNormal"/>
+    <w:tblPr>
+      <w:tblCellMar>
+        <w:top w:w="100" w:type="dxa"/>
+        <w:left w:w="100" w:type="dxa"/>
+        <w:bottom w:w="100" w:type="dxa"/>
+        <w:right w:w="100" w:type="dxa"/>
+      </w:tblCellMar>
+    </w:tblPr>
   </w:style>
   <w:style w:type="paragraph" w:styleId="Title">
     <w:name w:val="Title"/>
     <w:basedOn w:val="Normal"/>
     <w:next w:val="Normal"/>
+    <w:uiPriority w:val="10"/>
+    <w:qFormat/>
     <w:pPr>
-      <w:keepNext w:val="1"/>
-      <w:keepLines w:val="1"/>
-      <w:pageBreakBefore w:val="0"/>
-      <w:spacing w:after="60" w:before="0" w:lineRule="auto"/>
+      <w:keepNext/>
+      <w:keepLines/>
+      <w:spacing w:after="60"/>
     </w:pPr>
     <w:rPr>
       <w:sz w:val="52"/>
@@ -4091,19 +4748,84 @@
     <w:name w:val="Subtitle"/>
     <w:basedOn w:val="Normal"/>
     <w:next w:val="Normal"/>
+    <w:uiPriority w:val="11"/>
+    <w:qFormat/>
     <w:pPr>
-      <w:keepNext w:val="1"/>
-      <w:keepLines w:val="1"/>
-      <w:pageBreakBefore w:val="0"/>
-      <w:spacing w:after="320" w:before="0" w:lineRule="auto"/>
+      <w:keepNext/>
+      <w:keepLines/>
+      <w:spacing w:after="320"/>
     </w:pPr>
     <w:rPr>
-      <w:rFonts w:ascii="Arial" w:cs="Arial" w:eastAsia="Arial" w:hAnsi="Arial"/>
-      <w:i w:val="0"/>
-      <w:iCs w:val="0"/>
       <w:color w:val="666666"/>
       <w:sz w:val="30"/>
       <w:szCs w:val="30"/>
+    </w:rPr>
+  </w:style>
+  <w:style w:type="paragraph" w:styleId="CommentText">
+    <w:name w:val="annotation text"/>
+    <w:basedOn w:val="Normal"/>
+    <w:link w:val="CommentTextChar"/>
+    <w:uiPriority w:val="99"/>
+    <w:semiHidden/>
+    <w:unhideWhenUsed/>
+    <w:pPr>
+      <w:spacing w:line="240" w:lineRule="auto"/>
+    </w:pPr>
+    <w:rPr>
+      <w:sz w:val="20"/>
+      <w:szCs w:val="20"/>
+    </w:rPr>
+  </w:style>
+  <w:style w:type="character" w:customStyle="1" w:styleId="CommentTextChar">
+    <w:name w:val="Comment Text Char"/>
+    <w:basedOn w:val="DefaultParagraphFont"/>
+    <w:link w:val="CommentText"/>
+    <w:uiPriority w:val="99"/>
+    <w:semiHidden/>
+    <w:rPr>
+      <w:sz w:val="20"/>
+      <w:szCs w:val="20"/>
+    </w:rPr>
+  </w:style>
+  <w:style w:type="character" w:styleId="CommentReference">
+    <w:name w:val="annotation reference"/>
+    <w:basedOn w:val="DefaultParagraphFont"/>
+    <w:uiPriority w:val="99"/>
+    <w:semiHidden/>
+    <w:unhideWhenUsed/>
+    <w:rPr>
+      <w:sz w:val="16"/>
+      <w:szCs w:val="16"/>
+    </w:rPr>
+  </w:style>
+  <w:style w:type="paragraph" w:styleId="BalloonText">
+    <w:name w:val="Balloon Text"/>
+    <w:basedOn w:val="Normal"/>
+    <w:link w:val="BalloonTextChar"/>
+    <w:uiPriority w:val="99"/>
+    <w:semiHidden/>
+    <w:unhideWhenUsed/>
+    <w:rsid w:val="00FF5BAD"/>
+    <w:pPr>
+      <w:spacing w:line="240" w:lineRule="auto"/>
+    </w:pPr>
+    <w:rPr>
+      <w:rFonts w:ascii="Segoe UI" w:hAnsi="Segoe UI" w:cs="Segoe UI"/>
+      <w:sz w:val="18"/>
+      <w:szCs w:val="18"/>
+    </w:rPr>
+  </w:style>
+  <w:style w:type="character" w:customStyle="1" w:styleId="BalloonTextChar">
+    <w:name w:val="Balloon Text Char"/>
+    <w:basedOn w:val="DefaultParagraphFont"/>
+    <w:link w:val="BalloonText"/>
+    <w:uiPriority w:val="99"/>
+    <w:semiHidden/>
+    <w:rsid w:val="00FF5BAD"/>
+    <w:rPr>
+      <w:rFonts w:ascii="Segoe UI" w:hAnsi="Segoe UI" w:cs="Segoe UI"/>
+      <w:sz w:val="18"/>
+      <w:szCs w:val="18"/>
     </w:rPr>
   </w:style>
 </w:styles>

--- a/CodeLit - must Haves.docx
+++ b/CodeLit - must Haves.docx
@@ -15,8 +15,6 @@
           <w:szCs w:val="50"/>
         </w:rPr>
       </w:pPr>
-      <w:bookmarkStart w:id="0" w:name="_voysidbt2rez" w:colFirst="0" w:colLast="0"/>
-      <w:bookmarkEnd w:id="0"/>
       <w:proofErr w:type="spellStart"/>
       <w:r>
         <w:rPr>
@@ -25,17 +23,33 @@
           <w:sz w:val="50"/>
           <w:szCs w:val="50"/>
         </w:rPr>
-        <w:t>CodeLit</w:t>
+        <w:t>Cont</w:t>
       </w:r>
       <w:proofErr w:type="spellEnd"/>
+      <w:r>
+        <w:rPr>
+          <w:b/>
+          <w:bCs/>
+          <w:sz w:val="50"/>
+          <w:szCs w:val="50"/>
+        </w:rPr>
+        <w:t>/x</w:t>
+      </w:r>
     </w:p>
     <w:p>
       <w:pPr>
         <w:spacing w:before="240" w:after="240"/>
-        <w:jc w:val="both"/>
-      </w:pPr>
-      <w:r>
-        <w:t xml:space="preserve">A Windows Desktop and Web Application for Secure Exam Lockdown and Automated Programming Assessment in Philippine Computing Education </w:t>
+      </w:pPr>
+      <w:r>
+        <w:t>A Desktop and Web Application for Enforcing Academic Integrity through System-Wide</w:t>
+      </w:r>
+      <w:r>
+        <w:t xml:space="preserve"> </w:t>
+      </w:r>
+      <w:bookmarkStart w:id="0" w:name="_GoBack"/>
+      <w:bookmarkEnd w:id="0"/>
+      <w:r>
+        <w:t>Lockdown and On-Device Automated Assessment</w:t>
       </w:r>
     </w:p>
     <w:p>
@@ -185,10 +199,7 @@
         <w:jc w:val="both"/>
       </w:pPr>
       <w:r>
-        <w:t>When referring to OS-level lockdown in this project, the term describes system-wide input interception using low-level Windows API hooks, not kernel-driver program</w:t>
-      </w:r>
-      <w:r>
-        <w:t xml:space="preserve">ming. Specifically, the application uses </w:t>
+        <w:t xml:space="preserve">When referring to OS-level lockdown in this project, the term describes system-wide input interception using low-level Windows API hooks, not kernel-driver programming. Specifically, the application uses </w:t>
       </w:r>
       <w:proofErr w:type="spellStart"/>
       <w:r>
@@ -196,10 +207,7 @@
       </w:r>
       <w:proofErr w:type="spellEnd"/>
       <w:r>
-        <w:t xml:space="preserve"> with the WH_KEYBOARD_LL flag to intercept all keyboard input at the Windows message pipeline before any other application or shell component can act on it. This is the same technical approach used b</w:t>
-      </w:r>
-      <w:r>
-        <w:t xml:space="preserve">y commercial exam security browsers. It is implemented in </w:t>
+        <w:t xml:space="preserve"> with the WH_KEYBOARD_LL flag to intercept all keyboard input at the Windows message pipeline before any other application or shell component can act on it. This is the same technical approach used by commercial exam security browsers. It is implemented in </w:t>
       </w:r>
       <w:proofErr w:type="spellStart"/>
       <w:r>
@@ -253,13 +261,7 @@
         <w:rPr>
           <w:highlight w:val="yellow"/>
         </w:rPr>
-        <w:t>The following a</w:t>
-      </w:r>
-      <w:r>
-        <w:rPr>
-          <w:highlight w:val="yellow"/>
-        </w:rPr>
-        <w:t xml:space="preserve">re intercepted and suppressed via low-level keyboard hooks: </w:t>
+        <w:t xml:space="preserve">The following are intercepted and suppressed via low-level keyboard hooks: </w:t>
       </w:r>
     </w:p>
     <w:p>
@@ -427,13 +429,7 @@
         <w:rPr>
           <w:highlight w:val="yellow"/>
         </w:rPr>
-        <w:t>Screenshot too</w:t>
-      </w:r>
-      <w:r>
-        <w:rPr>
-          <w:highlight w:val="yellow"/>
-        </w:rPr>
-        <w:t>ls (</w:t>
+        <w:t>Screenshot tools (</w:t>
       </w:r>
       <w:proofErr w:type="spellStart"/>
       <w:r>
@@ -576,14 +572,7 @@
           <w:highlight w:val="yellow"/>
           <w:shd w:val="clear" w:color="auto" w:fill="D9D2E9"/>
         </w:rPr>
-        <w:t>Keystroke logs are timestamp</w:t>
-      </w:r>
-      <w:r>
-        <w:rPr>
-          <w:highlight w:val="yellow"/>
-          <w:shd w:val="clear" w:color="auto" w:fill="D9D2E9"/>
-        </w:rPr>
-        <w:t>ed and associated with specific question interactions.</w:t>
+        <w:t>Keystroke logs are timestamped and associated with specific question interactions.</w:t>
       </w:r>
     </w:p>
     <w:p>
@@ -677,13 +666,7 @@
         <w:rPr>
           <w:highlight w:val="yellow"/>
         </w:rPr>
-        <w:t xml:space="preserve"> system audio before the student can access any exam, activity, or as</w:t>
-      </w:r>
-      <w:r>
-        <w:rPr>
-          <w:highlight w:val="yellow"/>
-        </w:rPr>
-        <w:t>signment.</w:t>
+        <w:t xml:space="preserve"> system audio before the student can access any exam, activity, or assignment.</w:t>
       </w:r>
     </w:p>
     <w:p>
@@ -743,13 +726,7 @@
         <w:rPr>
           <w:highlight w:val="yellow"/>
         </w:rPr>
-        <w:t>Supports C using compiler and runtime tools pre-installed on the host mac</w:t>
-      </w:r>
-      <w:r>
-        <w:rPr>
-          <w:highlight w:val="yellow"/>
-        </w:rPr>
-        <w:t>hine (GCC for C).</w:t>
+        <w:t>Supports C using compiler and runtime tools pre-installed on the host machine (GCC for C).</w:t>
       </w:r>
     </w:p>
     <w:p>
@@ -785,13 +762,7 @@
         <w:rPr>
           <w:highlight w:val="yellow"/>
         </w:rPr>
-        <w:t>Each code check attempt incurs a teacher-configurable point deduction to discourage excessive trial-and-error submissions and encourage problem-solving b</w:t>
-      </w:r>
-      <w:r>
-        <w:rPr>
-          <w:highlight w:val="yellow"/>
-        </w:rPr>
-        <w:t xml:space="preserve">efore verification. </w:t>
+        <w:t xml:space="preserve">Each code check attempt incurs a teacher-configurable point deduction to discourage excessive trial-and-error submissions and encourage problem-solving before verification. </w:t>
       </w:r>
     </w:p>
     <w:p>
@@ -827,13 +798,7 @@
         <w:rPr>
           <w:highlight w:val="yellow"/>
         </w:rPr>
-        <w:t>Final scores for coding questions are automatically adjusted based on the configured deduction rules and the student's total number of c</w:t>
-      </w:r>
-      <w:r>
-        <w:rPr>
-          <w:highlight w:val="yellow"/>
-        </w:rPr>
-        <w:t xml:space="preserve">ode check attempts. </w:t>
+        <w:t xml:space="preserve">Final scores for coding questions are automatically adjusted based on the configured deduction rules and the student's total number of code check attempts. </w:t>
       </w:r>
     </w:p>
     <w:p>
@@ -869,13 +834,7 @@
         <w:rPr>
           <w:highlight w:val="yellow"/>
         </w:rPr>
-        <w:t>Each execution runs in process isolation with a conf</w:t>
-      </w:r>
-      <w:r>
-        <w:rPr>
-          <w:highlight w:val="yellow"/>
-        </w:rPr>
-        <w:t>igurable time limit and automatic temporary file cleanup.</w:t>
+        <w:t>Each execution runs in process isolation with a configurable time limit and automatic temporary file cleanup.</w:t>
       </w:r>
     </w:p>
     <w:p>
@@ -931,13 +890,7 @@
         <w:rPr>
           <w:highlight w:val="yellow"/>
         </w:rPr>
-        <w:t>Students write and run code inside a built-in Monaco editor (the same engine powering Visua</w:t>
-      </w:r>
-      <w:r>
-        <w:rPr>
-          <w:highlight w:val="yellow"/>
-        </w:rPr>
-        <w:t>l Studio Code) rendered within the locked application window.</w:t>
+        <w:t>Students write and run code inside a built-in Monaco editor (the same engine powering Visual Studio Code) rendered within the locked application window.</w:t>
       </w:r>
     </w:p>
     <w:p>
@@ -1055,14 +1008,7 @@
           <w:b/>
           <w:bCs/>
         </w:rPr>
-        <w:t xml:space="preserve">5. Cloud-Based </w:t>
-      </w:r>
-      <w:r>
-        <w:rPr>
-          <w:b/>
-          <w:bCs/>
-        </w:rPr>
-        <w:t>Data Storage and Centralized Management</w:t>
+        <w:t>5. Cloud-Based Data Storage and Centralized Management</w:t>
       </w:r>
     </w:p>
     <w:p>
@@ -1100,13 +1046,7 @@
           <w:highlight w:val="yellow"/>
         </w:rPr>
         <w:lastRenderedPageBreak/>
-        <w:t>Student responses, progress updates, and assessment results are synchronized</w:t>
-      </w:r>
-      <w:r>
-        <w:rPr>
-          <w:highlight w:val="yellow"/>
-        </w:rPr>
-        <w:t>.</w:t>
+        <w:t>Student responses, progress updates, and assessment results are synchronized.</w:t>
       </w:r>
     </w:p>
     <w:p>
@@ -1160,13 +1100,24 @@
         <w:rPr>
           <w:shd w:val="clear" w:color="auto" w:fill="EAD1DC"/>
         </w:rPr>
-        <w:t>If the stud</w:t>
-      </w:r>
-      <w:r>
+        <w:t>If the student's internet connection is temporarily interrupted during an active examination, the system automatically stores in-progress answers, code drafts, and unsynchronized actions locally using SQLite as a fallback mechanism.</w:t>
+      </w:r>
+    </w:p>
+    <w:p>
+      <w:pPr>
+        <w:numPr>
+          <w:ilvl w:val="0"/>
+          <w:numId w:val="7"/>
+        </w:numPr>
         <w:rPr>
           <w:shd w:val="clear" w:color="auto" w:fill="EAD1DC"/>
         </w:rPr>
-        <w:t>ent's internet connection is temporarily interrupted during an active examination, the system automatically stores in-progress answers, code drafts, and unsynchronized actions locally using SQLite as a fallback mechanism.</w:t>
+      </w:pPr>
+      <w:r>
+        <w:rPr>
+          <w:shd w:val="clear" w:color="auto" w:fill="EAD1DC"/>
+        </w:rPr>
+        <w:t>Once connectivity is restored, locally stored data is automatically synchronized with the cloud database to maintain data consistency.</w:t>
       </w:r>
     </w:p>
     <w:p>
@@ -1175,6 +1126,7 @@
           <w:ilvl w:val="0"/>
           <w:numId w:val="7"/>
         </w:numPr>
+        <w:spacing w:after="240"/>
         <w:rPr>
           <w:shd w:val="clear" w:color="auto" w:fill="EAD1DC"/>
         </w:rPr>
@@ -1183,225 +1135,165 @@
         <w:rPr>
           <w:shd w:val="clear" w:color="auto" w:fill="EAD1DC"/>
         </w:rPr>
-        <w:t>Once connectivity is restored, loc</w:t>
-      </w:r>
-      <w:r>
-        <w:rPr>
-          <w:shd w:val="clear" w:color="auto" w:fill="EAD1DC"/>
-        </w:rPr>
-        <w:t>ally stored data is automatically synchronized with the cloud database to maintain data consistency.</w:t>
-      </w:r>
-    </w:p>
-    <w:p>
-      <w:pPr>
-        <w:numPr>
-          <w:ilvl w:val="0"/>
-          <w:numId w:val="7"/>
+        <w:t>This fallback ensures that temporary connection loss does not result in data loss or interrupted exam progress.</w:t>
+      </w:r>
+      <w:commentRangeEnd w:id="3"/>
+      <w:r>
+        <w:commentReference w:id="3"/>
+      </w:r>
+    </w:p>
+    <w:p>
+      <w:pPr>
+        <w:spacing w:before="240" w:after="240"/>
+        <w:jc w:val="both"/>
+        <w:rPr>
+          <w:b/>
+          <w:bCs/>
+          <w:highlight w:val="yellow"/>
+        </w:rPr>
+      </w:pPr>
+      <w:r>
+        <w:rPr>
+          <w:b/>
+          <w:bCs/>
+        </w:rPr>
+        <w:t xml:space="preserve">6. </w:t>
+      </w:r>
+      <w:r>
+        <w:rPr>
+          <w:b/>
+          <w:bCs/>
+          <w:highlight w:val="yellow"/>
+        </w:rPr>
+        <w:t xml:space="preserve">Cloud-Based Synchronization </w:t>
+      </w:r>
+    </w:p>
+    <w:p>
+      <w:pPr>
+        <w:numPr>
+          <w:ilvl w:val="0"/>
+          <w:numId w:val="2"/>
+        </w:numPr>
+        <w:spacing w:before="240"/>
+        <w:jc w:val="both"/>
+        <w:rPr>
+          <w:highlight w:val="yellow"/>
+        </w:rPr>
+      </w:pPr>
+      <w:r>
+        <w:rPr>
+          <w:highlight w:val="yellow"/>
+        </w:rPr>
+        <w:t>The platform uses cloud-hosted communication services to synchronize exam activities across all connected devices.</w:t>
+      </w:r>
+    </w:p>
+    <w:p>
+      <w:pPr>
+        <w:numPr>
+          <w:ilvl w:val="0"/>
+          <w:numId w:val="2"/>
+        </w:numPr>
+        <w:jc w:val="both"/>
+        <w:rPr>
+          <w:highlight w:val="yellow"/>
+        </w:rPr>
+      </w:pPr>
+      <w:r>
+        <w:rPr>
+          <w:highlight w:val="yellow"/>
+        </w:rPr>
+        <w:t xml:space="preserve">Local code compilation and assessment occur on the student machine, while synchronization and result reporting are handled through the cloud. </w:t>
+      </w:r>
+    </w:p>
+    <w:p>
+      <w:pPr>
+        <w:spacing w:before="240" w:after="240"/>
+        <w:jc w:val="both"/>
+        <w:rPr>
+          <w:b/>
+          <w:bCs/>
+        </w:rPr>
+      </w:pPr>
+      <w:r>
+        <w:rPr>
+          <w:b/>
+          <w:bCs/>
+        </w:rPr>
+        <w:t xml:space="preserve">7. Guided Installation and Deployment Package </w:t>
+      </w:r>
+    </w:p>
+    <w:p>
+      <w:pPr>
+        <w:numPr>
+          <w:ilvl w:val="0"/>
+          <w:numId w:val="10"/>
+        </w:numPr>
+        <w:spacing w:before="240"/>
+        <w:jc w:val="both"/>
+      </w:pPr>
+      <w:r>
+        <w:t>The platform is distributed as an installer package with a guided setup wizard for both teachers and students.</w:t>
+      </w:r>
+    </w:p>
+    <w:p>
+      <w:pPr>
+        <w:numPr>
+          <w:ilvl w:val="0"/>
+          <w:numId w:val="10"/>
+        </w:numPr>
+        <w:jc w:val="both"/>
+      </w:pPr>
+      <w:r>
+        <w:t>The installer automatically configures required application components and dependencies.</w:t>
+      </w:r>
+    </w:p>
+    <w:p>
+      <w:pPr>
+        <w:numPr>
+          <w:ilvl w:val="0"/>
+          <w:numId w:val="10"/>
+        </w:numPr>
+        <w:jc w:val="both"/>
+      </w:pPr>
+      <w:r>
+        <w:t>Teachers can install the desktop application and access the web-based management portal after setup.</w:t>
+      </w:r>
+    </w:p>
+    <w:p>
+      <w:pPr>
+        <w:numPr>
+          <w:ilvl w:val="0"/>
+          <w:numId w:val="10"/>
+        </w:numPr>
+        <w:jc w:val="both"/>
+      </w:pPr>
+      <w:r>
+        <w:t>Students can install the application through a standard installation process without manual configuration.</w:t>
+      </w:r>
+    </w:p>
+    <w:p>
+      <w:pPr>
+        <w:numPr>
+          <w:ilvl w:val="0"/>
+          <w:numId w:val="10"/>
+        </w:numPr>
+        <w:jc w:val="both"/>
+      </w:pPr>
+      <w:r>
+        <w:t>The installation package verifies required software components for supported programming languages and provides setup instructions when dependencies are missing.</w:t>
+      </w:r>
+    </w:p>
+    <w:p>
+      <w:pPr>
+        <w:numPr>
+          <w:ilvl w:val="0"/>
+          <w:numId w:val="10"/>
         </w:numPr>
         <w:spacing w:after="240"/>
-        <w:rPr>
-          <w:shd w:val="clear" w:color="auto" w:fill="EAD1DC"/>
-        </w:rPr>
-      </w:pPr>
-      <w:r>
-        <w:rPr>
-          <w:shd w:val="clear" w:color="auto" w:fill="EAD1DC"/>
-        </w:rPr>
-        <w:t xml:space="preserve">This fallback ensures that temporary connection loss does not </w:t>
-      </w:r>
-      <w:bookmarkStart w:id="4" w:name="_GoBack"/>
-      <w:bookmarkEnd w:id="4"/>
-      <w:r>
-        <w:rPr>
-          <w:shd w:val="clear" w:color="auto" w:fill="EAD1DC"/>
-        </w:rPr>
-        <w:t>result in data loss or interrupted exam progress.</w:t>
-      </w:r>
-      <w:commentRangeEnd w:id="3"/>
-      <w:r>
-        <w:commentReference w:id="3"/>
-      </w:r>
-    </w:p>
-    <w:p>
-      <w:pPr>
-        <w:spacing w:before="240" w:after="240"/>
-        <w:jc w:val="both"/>
-        <w:rPr>
-          <w:b/>
-          <w:bCs/>
-          <w:highlight w:val="yellow"/>
-        </w:rPr>
-      </w:pPr>
-      <w:r>
-        <w:rPr>
-          <w:b/>
-          <w:bCs/>
-        </w:rPr>
-        <w:t xml:space="preserve">6. </w:t>
-      </w:r>
-      <w:r>
-        <w:rPr>
-          <w:b/>
-          <w:bCs/>
-          <w:highlight w:val="yellow"/>
-        </w:rPr>
-        <w:t xml:space="preserve">Cloud-Based </w:t>
-      </w:r>
-      <w:r>
-        <w:rPr>
-          <w:b/>
-          <w:bCs/>
-          <w:highlight w:val="yellow"/>
-        </w:rPr>
-        <w:t>Synchronization</w:t>
-      </w:r>
-      <w:r>
-        <w:rPr>
-          <w:b/>
-          <w:bCs/>
-          <w:highlight w:val="yellow"/>
-        </w:rPr>
-        <w:t xml:space="preserve"> </w:t>
-      </w:r>
-    </w:p>
-    <w:p>
-      <w:pPr>
-        <w:numPr>
-          <w:ilvl w:val="0"/>
-          <w:numId w:val="2"/>
-        </w:numPr>
-        <w:spacing w:before="240"/>
-        <w:jc w:val="both"/>
-        <w:rPr>
-          <w:highlight w:val="yellow"/>
-        </w:rPr>
-      </w:pPr>
-      <w:r>
-        <w:rPr>
-          <w:highlight w:val="yellow"/>
-        </w:rPr>
-        <w:t>The platform uses cloud-hosted real-time communication services to synchronize exam activities across all connected devices.</w:t>
-      </w:r>
-    </w:p>
-    <w:p>
-      <w:pPr>
-        <w:numPr>
-          <w:ilvl w:val="0"/>
-          <w:numId w:val="2"/>
-        </w:numPr>
-        <w:jc w:val="both"/>
-        <w:rPr>
-          <w:highlight w:val="yellow"/>
-        </w:rPr>
-      </w:pPr>
-      <w:r>
-        <w:rPr>
-          <w:highlight w:val="yellow"/>
-        </w:rPr>
-        <w:t>Local code compilation and assessment occur on the student machine, while synchronization and result reporting are handled throug</w:t>
-      </w:r>
-      <w:r>
-        <w:rPr>
-          <w:highlight w:val="yellow"/>
-        </w:rPr>
-        <w:t xml:space="preserve">h the cloud. </w:t>
-      </w:r>
-    </w:p>
-    <w:p>
-      <w:pPr>
-        <w:spacing w:before="240" w:after="240"/>
-        <w:jc w:val="both"/>
-        <w:rPr>
-          <w:b/>
-          <w:bCs/>
-        </w:rPr>
-      </w:pPr>
-      <w:r>
-        <w:rPr>
-          <w:b/>
-          <w:bCs/>
-        </w:rPr>
-        <w:t xml:space="preserve">7. Guided Installation and Deployment Package </w:t>
-      </w:r>
-    </w:p>
-    <w:p>
-      <w:pPr>
-        <w:numPr>
-          <w:ilvl w:val="0"/>
-          <w:numId w:val="10"/>
-        </w:numPr>
-        <w:spacing w:before="240"/>
-        <w:jc w:val="both"/>
-      </w:pPr>
-      <w:r>
-        <w:t>The platform is distributed as an installer package with a guided setup wizard for both teachers and students.</w:t>
-      </w:r>
-    </w:p>
-    <w:p>
-      <w:pPr>
-        <w:numPr>
-          <w:ilvl w:val="0"/>
-          <w:numId w:val="10"/>
-        </w:numPr>
-        <w:jc w:val="both"/>
-      </w:pPr>
-      <w:r>
-        <w:t>The installer automatically configures required application components and dependencies.</w:t>
-      </w:r>
-    </w:p>
-    <w:p>
-      <w:pPr>
-        <w:numPr>
-          <w:ilvl w:val="0"/>
-          <w:numId w:val="10"/>
-        </w:numPr>
-        <w:jc w:val="both"/>
-      </w:pPr>
-      <w:r>
-        <w:t>Teachers can install the desktop application and access the web-based management portal after setup.</w:t>
-      </w:r>
-    </w:p>
-    <w:p>
-      <w:pPr>
-        <w:numPr>
-          <w:ilvl w:val="0"/>
-          <w:numId w:val="10"/>
-        </w:numPr>
-        <w:jc w:val="both"/>
-      </w:pPr>
-      <w:r>
-        <w:t>Students can install the application through a standard installati</w:t>
-      </w:r>
-      <w:r>
-        <w:t>on process without manual configuration.</w:t>
-      </w:r>
-    </w:p>
-    <w:p>
-      <w:pPr>
-        <w:numPr>
-          <w:ilvl w:val="0"/>
-          <w:numId w:val="10"/>
-        </w:numPr>
-        <w:jc w:val="both"/>
-      </w:pPr>
-      <w:r>
-        <w:t>The installation package verifies required software components for supported programming languages and provides setup instructions when dependencies are missing.</w:t>
-      </w:r>
-    </w:p>
-    <w:p>
-      <w:pPr>
-        <w:numPr>
-          <w:ilvl w:val="0"/>
-          <w:numId w:val="10"/>
-        </w:numPr>
-        <w:spacing w:after="240"/>
-        <w:jc w:val="both"/>
-      </w:pPr>
-      <w:r>
-        <w:t>Application updates can be deployed through future in</w:t>
-      </w:r>
-      <w:r>
-        <w:t>staller releases without requiring manual reconfiguration.</w:t>
+        <w:jc w:val="both"/>
+      </w:pPr>
+      <w:r>
+        <w:t>Application updates can be deployed through future installer releases without requiring manual reconfiguration.</w:t>
       </w:r>
     </w:p>
     <w:p>
@@ -1456,7 +1348,7 @@
         <w:jc w:val="both"/>
       </w:pPr>
       <w:r>
-        <w:t>The teacher dashboard runs in a web browser and is accessible through the cloud-based platform, providing real-time visibility into the entire exam session. It provides real-time visibility into the entire exam session.</w:t>
+        <w:t>The teacher dashboard runs in a web browser and is accessible through the cloud-based platform, providing visibility into the entire exam session.</w:t>
       </w:r>
     </w:p>
     <w:p>
@@ -1475,13 +1367,13 @@
         <w:rPr>
           <w:highlight w:val="yellow"/>
         </w:rPr>
-        <w:t>Displays all connected students, the</w:t>
-      </w:r>
-      <w:r>
-        <w:rPr>
-          <w:highlight w:val="yellow"/>
-        </w:rPr>
-        <w:t>ir current question, and their progress status in real time.</w:t>
+        <w:t>Displays all connected students, their current question, and their progress status</w:t>
+      </w:r>
+      <w:r>
+        <w:rPr>
+          <w:highlight w:val="yellow"/>
+        </w:rPr>
+        <w:t>.</w:t>
       </w:r>
     </w:p>
     <w:p>
@@ -1493,8 +1385,26 @@
         <w:jc w:val="both"/>
       </w:pPr>
       <w:r>
+        <w:t>Violation alerts appear instantly showing the student name, violation type, and exact timestamp.</w:t>
+      </w:r>
+    </w:p>
+    <w:p>
+      <w:pPr>
+        <w:numPr>
+          <w:ilvl w:val="0"/>
+          <w:numId w:val="12"/>
+        </w:numPr>
+        <w:jc w:val="both"/>
+        <w:rPr>
+          <w:highlight w:val="yellow"/>
+        </w:rPr>
+      </w:pPr>
+      <w:r>
+        <w:rPr>
+          <w:highlight w:val="yellow"/>
+        </w:rPr>
         <w:lastRenderedPageBreak/>
-        <w:t>Violation alerts appear instantly showing the student name, violation type, and exact timestamp.</w:t>
+        <w:t>Teachers can end the entire exam session or remove a specific student directly from the dashboard.</w:t>
       </w:r>
     </w:p>
     <w:p>
@@ -1504,15 +1414,9 @@
           <w:numId w:val="12"/>
         </w:numPr>
         <w:jc w:val="both"/>
-        <w:rPr>
-          <w:highlight w:val="yellow"/>
-        </w:rPr>
-      </w:pPr>
-      <w:r>
-        <w:rPr>
-          <w:highlight w:val="yellow"/>
-        </w:rPr>
-        <w:t>Teachers can end the entire exam session or remove a specific student directly from the dashboard.</w:t>
+      </w:pPr>
+      <w:r>
+        <w:t>Student movement tracker logs every action taken during the exam, including question navigation, focus changes, and submission events.</w:t>
       </w:r>
     </w:p>
     <w:p>
@@ -1524,7 +1428,7 @@
         <w:jc w:val="both"/>
       </w:pPr>
       <w:r>
-        <w:t>Student movement tracker logs every action taken during the exam, including question navigation, focus changes, and submission events.</w:t>
+        <w:t>Score analytics are displayed after the exam, including per-student breakdowns and question-level performance.</w:t>
       </w:r>
     </w:p>
     <w:p>
@@ -1534,33 +1438,15 @@
           <w:numId w:val="12"/>
         </w:numPr>
         <w:jc w:val="both"/>
-      </w:pPr>
-      <w:r>
-        <w:t>Score analytics are displayed after the exam, including per-student breakdowns and question-level performance.</w:t>
-      </w:r>
-    </w:p>
-    <w:p>
-      <w:pPr>
-        <w:numPr>
-          <w:ilvl w:val="0"/>
-          <w:numId w:val="12"/>
-        </w:numPr>
-        <w:jc w:val="both"/>
-        <w:rPr>
-          <w:highlight w:val="yellow"/>
-        </w:rPr>
-      </w:pPr>
-      <w:r>
-        <w:rPr>
-          <w:highlight w:val="yellow"/>
-        </w:rPr>
-        <w:t xml:space="preserve">Teachers </w:t>
-      </w:r>
-      <w:r>
-        <w:rPr>
-          <w:highlight w:val="yellow"/>
-        </w:rPr>
-        <w:t>can access and manage exams through their accounts from any authorized device with an internet connection.</w:t>
+        <w:rPr>
+          <w:highlight w:val="yellow"/>
+        </w:rPr>
+      </w:pPr>
+      <w:r>
+        <w:rPr>
+          <w:highlight w:val="yellow"/>
+        </w:rPr>
+        <w:t>Teachers can access and manage exams through their accounts from any authorized device with an internet connection.</w:t>
       </w:r>
     </w:p>
     <w:p>
@@ -1594,10 +1480,7 @@
         <w:jc w:val="both"/>
       </w:pPr>
       <w:r>
-        <w:t>Teachers build exams entirely through the web-based teacher portal. A single exam can combine any mix of the following qu</w:t>
-      </w:r>
-      <w:r>
-        <w:t>estion types:</w:t>
+        <w:t>Teachers build exams entirely through the web-based teacher portal. A single exam can combine any mix of the following question types:</w:t>
       </w:r>
     </w:p>
     <w:p>
@@ -1794,13 +1677,7 @@
         <w:rPr>
           <w:highlight w:val="yellow"/>
         </w:rPr>
-        <w:t>Create programming problems with custom problem statements</w:t>
-      </w:r>
-      <w:r>
-        <w:rPr>
-          <w:highlight w:val="yellow"/>
-        </w:rPr>
-        <w:t xml:space="preserve">, input specifications, output specifications, and constraints </w:t>
+        <w:t xml:space="preserve">Create programming problems with custom problem statements, input specifications, output specifications, and constraints </w:t>
       </w:r>
     </w:p>
     <w:p>
@@ -1872,13 +1749,7 @@
         <w:rPr>
           <w:highlight w:val="yellow"/>
         </w:rPr>
-        <w:t>Configure time limits and scoring criter</w:t>
-      </w:r>
-      <w:r>
-        <w:rPr>
-          <w:highlight w:val="yellow"/>
-        </w:rPr>
-        <w:t xml:space="preserve">ia for submissions </w:t>
+        <w:t xml:space="preserve">Configure time limits and scoring criteria for submissions </w:t>
       </w:r>
     </w:p>
     <w:p>
@@ -1951,13 +1822,7 @@
         <w:rPr>
           <w:highlight w:val="yellow"/>
         </w:rPr>
-        <w:t>Question order can be randomized per student to reduce a</w:t>
-      </w:r>
-      <w:r>
-        <w:rPr>
-          <w:highlight w:val="yellow"/>
-        </w:rPr>
-        <w:t>nswer sharing.</w:t>
+        <w:t>Question order can be randomized per student to reduce answer sharing.</w:t>
       </w:r>
     </w:p>
     <w:p>
@@ -1975,6 +1840,25 @@
     </w:p>
     <w:p>
       <w:pPr>
+        <w:numPr>
+          <w:ilvl w:val="0"/>
+          <w:numId w:val="6"/>
+        </w:numPr>
+        <w:spacing w:after="240"/>
+        <w:jc w:val="both"/>
+      </w:pPr>
+      <w:r>
+        <w:t xml:space="preserve">Teacher can </w:t>
+      </w:r>
+      <w:r>
+        <w:t xml:space="preserve">update </w:t>
+      </w:r>
+      <w:r>
+        <w:t>scores</w:t>
+      </w:r>
+    </w:p>
+    <w:p>
+      <w:pPr>
         <w:spacing w:before="240" w:after="240"/>
         <w:jc w:val="both"/>
         <w:rPr>
@@ -1987,16 +1871,35 @@
           <w:b/>
           <w:bCs/>
         </w:rPr>
+        <w:t xml:space="preserve">3. </w:t>
+      </w:r>
+      <w:r>
+        <w:rPr>
+          <w:b/>
+          <w:bCs/>
+          <w:highlight w:val="yellow"/>
+        </w:rPr>
+        <w:t>Result and Incident Report Export</w:t>
+      </w:r>
+    </w:p>
+    <w:p>
+      <w:pPr>
+        <w:numPr>
+          <w:ilvl w:val="0"/>
+          <w:numId w:val="9"/>
+        </w:numPr>
+        <w:spacing w:before="240"/>
+        <w:jc w:val="both"/>
+        <w:rPr>
+          <w:highlight w:val="yellow"/>
+        </w:rPr>
+      </w:pPr>
+      <w:r>
+        <w:rPr>
+          <w:highlight w:val="yellow"/>
+        </w:rPr>
         <w:lastRenderedPageBreak/>
-        <w:t xml:space="preserve">3. </w:t>
-      </w:r>
-      <w:r>
-        <w:rPr>
-          <w:b/>
-          <w:bCs/>
-          <w:highlight w:val="yellow"/>
-        </w:rPr>
-        <w:t>Result and Incident Report Export</w:t>
+        <w:t>After the exam, the teacher can export a full results sheet as a CSV file.</w:t>
       </w:r>
     </w:p>
     <w:p>
@@ -2005,17 +1908,16 @@
           <w:ilvl w:val="0"/>
           <w:numId w:val="9"/>
         </w:numPr>
-        <w:spacing w:before="240"/>
-        <w:jc w:val="both"/>
-        <w:rPr>
-          <w:highlight w:val="yellow"/>
-        </w:rPr>
-      </w:pPr>
-      <w:r>
-        <w:rPr>
-          <w:highlight w:val="yellow"/>
-        </w:rPr>
-        <w:t>After the exam, the teacher can export a full results sheet as a CSV file.</w:t>
+        <w:jc w:val="both"/>
+        <w:rPr>
+          <w:highlight w:val="yellow"/>
+        </w:rPr>
+      </w:pPr>
+      <w:r>
+        <w:rPr>
+          <w:highlight w:val="yellow"/>
+        </w:rPr>
+        <w:t>Results include per-student scores broken down by question.</w:t>
       </w:r>
     </w:p>
     <w:p>
@@ -2025,21 +1927,9 @@
           <w:numId w:val="9"/>
         </w:numPr>
         <w:jc w:val="both"/>
-        <w:rPr>
-          <w:highlight w:val="yellow"/>
-        </w:rPr>
-      </w:pPr>
-      <w:r>
-        <w:rPr>
-          <w:highlight w:val="yellow"/>
-        </w:rPr>
-        <w:t>Results include per-</w:t>
-      </w:r>
-      <w:r>
-        <w:rPr>
-          <w:highlight w:val="yellow"/>
-        </w:rPr>
-        <w:t>student scores broken down by question.</w:t>
+      </w:pPr>
+      <w:r>
+        <w:t>The incident report lists all logged violations with timestamps.</w:t>
       </w:r>
     </w:p>
     <w:p>
@@ -2048,18 +1938,6 @@
           <w:ilvl w:val="0"/>
           <w:numId w:val="9"/>
         </w:numPr>
-        <w:jc w:val="both"/>
-      </w:pPr>
-      <w:r>
-        <w:t>The incident report lists all logged violations with timestamps.</w:t>
-      </w:r>
-    </w:p>
-    <w:p>
-      <w:pPr>
-        <w:numPr>
-          <w:ilvl w:val="0"/>
-          <w:numId w:val="9"/>
-        </w:numPr>
         <w:spacing w:after="240"/>
         <w:jc w:val="both"/>
       </w:pPr>
@@ -2083,15 +1961,7 @@
           <w:bCs/>
           <w:highlight w:val="yellow"/>
         </w:rPr>
-        <w:t xml:space="preserve">4. Cloud-Based </w:t>
-      </w:r>
-      <w:r>
-        <w:rPr>
-          <w:b/>
-          <w:bCs/>
-          <w:highlight w:val="yellow"/>
-        </w:rPr>
-        <w:t xml:space="preserve">Synchronization </w:t>
+        <w:t xml:space="preserve">4. Cloud-Based Synchronization </w:t>
       </w:r>
     </w:p>
     <w:p>
@@ -2157,13 +2027,7 @@
         <w:rPr>
           <w:highlight w:val="yellow"/>
         </w:rPr>
-        <w:t>submission results</w:t>
-      </w:r>
-      <w:r>
-        <w:rPr>
-          <w:highlight w:val="yellow"/>
-        </w:rPr>
-        <w:t>.</w:t>
+        <w:t>submission results.</w:t>
       </w:r>
     </w:p>
     <w:p>
@@ -2206,8 +2070,8 @@
           <w:szCs w:val="46"/>
         </w:rPr>
       </w:pPr>
-      <w:bookmarkStart w:id="5" w:name="_ej1az9t8s4nu" w:colFirst="0" w:colLast="0"/>
-      <w:bookmarkEnd w:id="5"/>
+      <w:bookmarkStart w:id="4" w:name="_ej1az9t8s4nu" w:colFirst="0" w:colLast="0"/>
+      <w:bookmarkEnd w:id="4"/>
       <w:r>
         <w:rPr>
           <w:b/>
@@ -2228,7 +2092,7 @@
           <w:shd w:val="clear" w:color="auto" w:fill="EAD1DC"/>
         </w:rPr>
       </w:pPr>
-      <w:commentRangeStart w:id="6"/>
+      <w:commentRangeStart w:id="5"/>
       <w:r>
         <w:rPr>
           <w:b/>
@@ -2271,32 +2135,44 @@
         <w:rPr>
           <w:shd w:val="clear" w:color="auto" w:fill="EAD1DC"/>
         </w:rPr>
-        <w:t>Port access is restored automaticall</w:t>
-      </w:r>
-      <w:r>
-        <w:rPr>
+        <w:t>Port access is restored automatically when the examination session ends.</w:t>
+      </w:r>
+    </w:p>
+    <w:p>
+      <w:pPr>
+        <w:spacing w:before="240" w:after="240"/>
+        <w:jc w:val="both"/>
+        <w:rPr>
+          <w:b/>
+          <w:bCs/>
           <w:shd w:val="clear" w:color="auto" w:fill="EAD1DC"/>
         </w:rPr>
-        <w:t>y when the examination session ends.</w:t>
-      </w:r>
-    </w:p>
-    <w:p>
-      <w:pPr>
-        <w:spacing w:before="240" w:after="240"/>
-        <w:jc w:val="both"/>
+      </w:pPr>
+      <w:r>
         <w:rPr>
           <w:b/>
           <w:bCs/>
           <w:shd w:val="clear" w:color="auto" w:fill="EAD1DC"/>
         </w:rPr>
-      </w:pPr>
-      <w:r>
-        <w:rPr>
-          <w:b/>
-          <w:bCs/>
+        <w:t xml:space="preserve">2. Hidden Process Detection  </w:t>
+      </w:r>
+    </w:p>
+    <w:p>
+      <w:pPr>
+        <w:numPr>
+          <w:ilvl w:val="0"/>
+          <w:numId w:val="12"/>
+        </w:numPr>
+        <w:jc w:val="both"/>
+        <w:rPr>
           <w:shd w:val="clear" w:color="auto" w:fill="EAD1DC"/>
         </w:rPr>
-        <w:t xml:space="preserve">2. Hidden Process Detection  </w:t>
+      </w:pPr>
+      <w:r>
+        <w:rPr>
+          <w:shd w:val="clear" w:color="auto" w:fill="EAD1DC"/>
+        </w:rPr>
+        <w:t>The system can detect and flag suspicious hidden background applications or disguised processes running during an examination.</w:t>
       </w:r>
     </w:p>
     <w:p>
@@ -2314,35 +2190,11 @@
         <w:rPr>
           <w:shd w:val="clear" w:color="auto" w:fill="EAD1DC"/>
         </w:rPr>
-        <w:t>The system can detect and flag suspicious hidden background applications or disguised processes running during an examination.</w:t>
-      </w:r>
-    </w:p>
-    <w:p>
-      <w:pPr>
-        <w:numPr>
-          <w:ilvl w:val="0"/>
-          <w:numId w:val="12"/>
-        </w:numPr>
-        <w:jc w:val="both"/>
-        <w:rPr>
-          <w:shd w:val="clear" w:color="auto" w:fill="EAD1DC"/>
-        </w:rPr>
-      </w:pPr>
-      <w:r>
-        <w:rPr>
-          <w:shd w:val="clear" w:color="auto" w:fill="EAD1DC"/>
-        </w:rPr>
-        <w:t>This includes applications attempting to conceal themselves fr</w:t>
-      </w:r>
-      <w:r>
-        <w:rPr>
-          <w:shd w:val="clear" w:color="auto" w:fill="EAD1DC"/>
-        </w:rPr>
-        <w:t>om normal process lists or imitate legitimate system processes.</w:t>
-      </w:r>
-      <w:commentRangeEnd w:id="6"/>
-      <w:r>
-        <w:commentReference w:id="6"/>
+        <w:t>This includes applications attempting to conceal themselves from normal process lists or imitate legitimate system processes.</w:t>
+      </w:r>
+      <w:commentRangeEnd w:id="5"/>
+      <w:r>
+        <w:commentReference w:id="5"/>
       </w:r>
     </w:p>
     <w:p>
@@ -2620,7 +2472,7 @@
       </w:r>
     </w:p>
   </w:comment>
-  <w:comment w:id="6" w:author="mael" w:date="2026-06-22T07:36:00Z" w:initials="">
+  <w:comment w:id="5" w:author="mael" w:date="2026-06-22T07:36:00Z" w:initials="">
     <w:p>
       <w:pPr>
         <w:widowControl w:val="0"/>
